--- a/docs/test-documents/thesis-validator-test-errors.docx
+++ b/docs/test-documents/thesis-validator-test-errors.docx
@@ -490,7 +490,7 @@
         <w:sectPr>
           <w:footerReference w:type="default" r:id="rId8"/>
           <w:pgSz w:w="11906" w:h="16838"/>
-          <w:pgMar w:top="1383" w:right="1741" w:bottom="1457" w:left="1667" w:header="709" w:footer="851" w:gutter="0"/>
+          <w:pgMar w:top="1134" w:right="1985" w:bottom="1701" w:left="1418" w:header="709" w:footer="709" w:gutter="0"/>
           <w:cols w:space="708"/>
           <w:docGrid w:linePitch="360"/>
         </w:sectPr>
@@ -531,7 +531,7 @@
         <w:sectPr>
           <w:footerReference w:type="default" r:id="rId9"/>
           <w:pgSz w:w="11906" w:h="16838"/>
-          <w:pgMar w:top="1134" w:right="1985" w:bottom="1701" w:left="1418" w:header="709" w:footer="851" w:gutter="0"/>
+          <w:pgMar w:top="1134" w:right="1985" w:bottom="1701" w:left="1418" w:header="709" w:footer="811" w:gutter="0"/>
           <w:cols w:space="708"/>
           <w:docGrid w:linePitch="360"/>
         </w:sectPr>
@@ -598,7 +598,7 @@
         <w:jc w:val="left"/>
         <w:sectPr>
           <w:pgSz w:w="11906" w:h="16838"/>
-          <w:pgMar w:top="1134" w:right="1985" w:bottom="1701" w:left="1418" w:header="709" w:footer="851" w:gutter="0"/>
+          <w:pgMar w:top="1134" w:right="1985" w:bottom="1701" w:left="1418" w:header="709" w:footer="884" w:gutter="0"/>
           <w:cols w:space="708"/>
           <w:docGrid w:linePitch="360"/>
         </w:sectPr>
@@ -3641,7 +3641,7 @@
         </w:rPr>
         <w:sectPr>
           <w:pgSz w:w="11906" w:h="16838"/>
-          <w:pgMar w:top="1134" w:right="1985" w:bottom="1701" w:left="1418" w:header="709" w:footer="851" w:gutter="0"/>
+          <w:pgMar w:top="1134" w:right="1985" w:bottom="1701" w:left="1418" w:header="709" w:footer="709" w:gutter="0"/>
           <w:cols w:space="708"/>
           <w:docGrid w:linePitch="360"/>
         </w:sectPr>
@@ -3903,7 +3903,7 @@
         <w:jc w:val="left"/>
         <w:sectPr>
           <w:pgSz w:w="11906" w:h="16838"/>
-          <w:pgMar w:top="1134" w:right="1985" w:bottom="1701" w:left="1418" w:header="709" w:footer="851" w:gutter="0"/>
+          <w:pgMar w:top="1134" w:right="1985" w:bottom="1701" w:left="1418" w:header="709" w:footer="709" w:gutter="0"/>
           <w:cols w:space="708"/>
           <w:docGrid w:linePitch="360"/>
         </w:sectPr>
@@ -4770,7 +4770,7 @@
         <w:jc w:val="left"/>
         <w:sectPr>
           <w:pgSz w:w="11906" w:h="16838"/>
-          <w:pgMar w:top="1134" w:right="1985" w:bottom="1701" w:left="1418" w:header="709" w:footer="851" w:gutter="0"/>
+          <w:pgMar w:top="1134" w:right="1985" w:bottom="1701" w:left="1418" w:header="709" w:footer="709" w:gutter="0"/>
           <w:cols w:space="708"/>
           <w:docGrid w:linePitch="360"/>
         </w:sectPr>
@@ -5021,7 +5021,7 @@
         <w:jc w:val="left"/>
         <w:sectPr>
           <w:pgSz w:w="11906" w:h="16838"/>
-          <w:pgMar w:top="1134" w:right="1985" w:bottom="1701" w:left="1418" w:header="709" w:footer="851" w:gutter="0"/>
+          <w:pgMar w:top="1134" w:right="1985" w:bottom="1701" w:left="1418" w:header="709" w:footer="709" w:gutter="0"/>
           <w:cols w:space="708"/>
           <w:docGrid w:linePitch="360"/>
         </w:sectPr>
@@ -5142,7 +5142,7 @@
         <w:jc w:val="left"/>
         <w:sectPr>
           <w:pgSz w:w="11906" w:h="16838"/>
-          <w:pgMar w:top="1134" w:right="1985" w:bottom="1701" w:left="1418" w:header="709" w:footer="851" w:gutter="0"/>
+          <w:pgMar w:top="1134" w:right="1985" w:bottom="1701" w:left="1418" w:header="709" w:footer="709" w:gutter="0"/>
           <w:cols w:space="708"/>
           <w:docGrid w:linePitch="360"/>
         </w:sectPr>
@@ -5215,7 +5215,7 @@
       <w:pPr>
         <w:sectPr>
           <w:pgSz w:w="11906" w:h="16838"/>
-          <w:pgMar w:top="1134" w:right="1985" w:bottom="1701" w:left="1418" w:header="709" w:footer="851" w:gutter="0"/>
+          <w:pgMar w:top="1134" w:right="1985" w:bottom="1701" w:left="1418" w:header="709" w:footer="709" w:gutter="0"/>
           <w:cols w:space="708"/>
           <w:docGrid w:linePitch="360"/>
         </w:sectPr>
@@ -6432,7 +6432,7 @@
       <w:pPr>
         <w:sectPr>
           <w:pgSz w:w="11906" w:h="16838"/>
-          <w:pgMar w:top="1134" w:right="1985" w:bottom="1701" w:left="1418" w:header="709" w:footer="851" w:gutter="0"/>
+          <w:pgMar w:top="1134" w:right="1985" w:bottom="1701" w:left="1418" w:header="709" w:footer="709" w:gutter="0"/>
           <w:cols w:space="708"/>
           <w:docGrid w:linePitch="360"/>
         </w:sectPr>
@@ -7349,7 +7349,7 @@
       <w:pPr>
         <w:sectPr>
           <w:pgSz w:w="11906" w:h="16838"/>
-          <w:pgMar w:top="1134" w:right="1985" w:bottom="1701" w:left="1418" w:header="709" w:footer="851" w:gutter="0"/>
+          <w:pgMar w:top="1134" w:right="1985" w:bottom="1701" w:left="1418" w:header="709" w:footer="709" w:gutter="0"/>
           <w:cols w:space="708"/>
           <w:docGrid w:linePitch="360"/>
         </w:sectPr>
@@ -7399,7 +7399,7 @@
       <w:pPr>
         <w:sectPr>
           <w:pgSz w:w="11906" w:h="16838"/>
-          <w:pgMar w:top="1134" w:right="1985" w:bottom="1701" w:left="1418" w:header="709" w:footer="851" w:gutter="0"/>
+          <w:pgMar w:top="1134" w:right="1985" w:bottom="1701" w:left="1418" w:header="709" w:footer="709" w:gutter="0"/>
           <w:cols w:space="708"/>
           <w:docGrid w:linePitch="360"/>
         </w:sectPr>
@@ -7437,7 +7437,7 @@
         <w:jc w:val="left"/>
         <w:sectPr>
           <w:pgSz w:w="11906" w:h="16838"/>
-          <w:pgMar w:top="1134" w:right="1985" w:bottom="1701" w:left="1418" w:header="709" w:footer="851" w:gutter="0"/>
+          <w:pgMar w:top="1134" w:right="1985" w:bottom="1701" w:left="1418" w:header="709" w:footer="709" w:gutter="0"/>
           <w:cols w:space="708"/>
           <w:docGrid w:linePitch="360"/>
         </w:sectPr>
@@ -7602,7 +7602,7 @@
         <w:jc w:val="left"/>
         <w:sectPr>
           <w:pgSz w:w="11906" w:h="16838"/>
-          <w:pgMar w:top="1134" w:right="1985" w:bottom="1701" w:left="1418" w:header="709" w:footer="851" w:gutter="0"/>
+          <w:pgMar w:top="1134" w:right="1985" w:bottom="1701" w:left="1418" w:header="709" w:footer="709" w:gutter="0"/>
           <w:cols w:space="708"/>
           <w:docGrid w:linePitch="360"/>
         </w:sectPr>
@@ -7632,7 +7632,7 @@
         <w:pStyle w:val="BodyText"/>
         <w:sectPr>
           <w:pgSz w:w="11906" w:h="16838"/>
-          <w:pgMar w:top="1134" w:right="1985" w:bottom="1701" w:left="1418" w:header="709" w:footer="851" w:gutter="0"/>
+          <w:pgMar w:top="1134" w:right="1985" w:bottom="1701" w:left="1418" w:header="709" w:footer="709" w:gutter="0"/>
           <w:cols w:space="708"/>
           <w:docGrid w:linePitch="360"/>
         </w:sectPr>
@@ -7818,7 +7818,7 @@
     </w:p>
     <w:sectPr>
       <w:pgSz w:w="11906" w:h="16838"/>
-      <w:pgMar w:top="1134" w:right="1985" w:bottom="1701" w:left="1418" w:header="709" w:footer="851" w:gutter="0"/>
+      <w:pgMar w:top="1134" w:right="1985" w:bottom="1701" w:left="1418" w:header="709" w:footer="709" w:gutter="0"/>
       <w:cols w:space="708"/>
       <w:docGrid w:linePitch="360"/>
     </w:sectPr>

--- a/docs/test-documents/thesis-validator-test-errors.docx
+++ b/docs/test-documents/thesis-validator-test-errors.docx
@@ -3956,7 +3956,7 @@
         </w:rPr>
         <w:fldChar w:fldCharType="separate"/>
       </w:r>
-      <w:hyperlink w:anchor="_Toc227257306" w:history="1">
+      <w:hyperlink w:anchor="_Toc228477504" w:history="1">
         <w:r>
           <w:rPr>
             <w:rStyle w:val="Hyperlink"/>
@@ -4000,7 +4000,7 @@
             <w:noProof/>
             <w:webHidden/>
           </w:rPr>
-          <w:instrText xml:space="preserve"> PAGEREF _Toc227257306 \h </w:instrText>
+          <w:instrText xml:space="preserve"> PAGEREF _Toc228477504 \h </w:instrText>
         </w:r>
         <w:r>
           <w:rPr>
@@ -4045,7 +4045,7 @@
           <w14:ligatures w14:val="standardContextual"/>
         </w:rPr>
       </w:pPr>
-      <w:hyperlink w:anchor="_Toc227257307" w:history="1">
+      <w:hyperlink w:anchor="_Toc228477505" w:history="1">
         <w:r>
           <w:rPr>
             <w:rStyle w:val="Hyperlink"/>
@@ -4089,7 +4089,7 @@
             <w:noProof/>
             <w:webHidden/>
           </w:rPr>
-          <w:instrText xml:space="preserve"> PAGEREF _Toc227257307 \h </w:instrText>
+          <w:instrText xml:space="preserve"> PAGEREF _Toc228477505 \h </w:instrText>
         </w:r>
         <w:r>
           <w:rPr>
@@ -4125,7 +4125,7 @@
         <w:pStyle w:val="TOC2"/>
         <w:tabs>
           <w:tab w:val="left" w:pos="960"/>
-          <w:tab w:val="right" w:leader="dot" w:pos="8494"/>
+          <w:tab w:val="right" w:leader="dot" w:pos="8493"/>
         </w:tabs>
         <w:rPr>
           <w:rFonts w:asciiTheme="minorHAnsi" w:eastAsiaTheme="minorEastAsia" w:hAnsiTheme="minorHAnsi" w:cstheme="minorBidi"/>
@@ -4135,7 +4135,7 @@
           <w14:ligatures w14:val="standardContextual"/>
         </w:rPr>
       </w:pPr>
-      <w:hyperlink w:anchor="_Toc227257308" w:history="1">
+      <w:hyperlink w:anchor="_Toc228477506" w:history="1">
         <w:r>
           <w:rPr>
             <w:rStyle w:val="Hyperlink"/>
@@ -4179,7 +4179,7 @@
             <w:noProof/>
             <w:webHidden/>
           </w:rPr>
-          <w:instrText xml:space="preserve"> PAGEREF _Toc227257308 \h </w:instrText>
+          <w:instrText xml:space="preserve"> PAGEREF _Toc228477506 \h </w:instrText>
         </w:r>
         <w:r>
           <w:rPr>
@@ -4212,10 +4212,10 @@
     </w:p>
     <w:p>
       <w:pPr>
-        <w:pStyle w:val="TOC3"/>
+        <w:pStyle w:val="TOC2"/>
         <w:tabs>
-          <w:tab w:val="left" w:pos="1440"/>
-          <w:tab w:val="right" w:leader="dot" w:pos="8494"/>
+          <w:tab w:val="left" w:pos="960"/>
+          <w:tab w:val="right" w:leader="dot" w:pos="8493"/>
         </w:tabs>
         <w:rPr>
           <w:rFonts w:asciiTheme="minorHAnsi" w:eastAsiaTheme="minorEastAsia" w:hAnsiTheme="minorHAnsi" w:cstheme="minorBidi"/>
@@ -4225,13 +4225,13 @@
           <w14:ligatures w14:val="standardContextual"/>
         </w:rPr>
       </w:pPr>
-      <w:hyperlink w:anchor="_Toc227257309" w:history="1">
+      <w:hyperlink w:anchor="_Toc228477507" w:history="1">
         <w:r>
           <w:rPr>
             <w:rStyle w:val="Hyperlink"/>
             <w:noProof/>
           </w:rPr>
-          <w:t>2.1.1</w:t>
+          <w:t>2.2</w:t>
         </w:r>
         <w:r>
           <w:rPr>
@@ -4248,12 +4248,112 @@
             <w:rStyle w:val="Hyperlink"/>
             <w:noProof/>
           </w:rPr>
+          <w:t>Alapeatükk</w:t>
+        </w:r>
+        <w:r>
+          <w:rPr>
+            <w:noProof/>
+            <w:webHidden/>
+          </w:rPr>
+          <w:tab/>
+        </w:r>
+        <w:r>
+          <w:rPr>
+            <w:noProof/>
+            <w:webHidden/>
+          </w:rPr>
+          <w:fldChar w:fldCharType="begin"/>
+        </w:r>
+        <w:r>
+          <w:rPr>
+            <w:noProof/>
+            <w:webHidden/>
+          </w:rPr>
+          <w:instrText xml:space="preserve"> PAGEREF _Toc228477507 \h </w:instrText>
+        </w:r>
+        <w:r>
+          <w:rPr>
+            <w:noProof/>
+            <w:webHidden/>
+          </w:rPr>
+        </w:r>
+        <w:r>
+          <w:rPr>
+            <w:noProof/>
+            <w:webHidden/>
+          </w:rPr>
+          <w:fldChar w:fldCharType="separate"/>
+        </w:r>
+        <w:r>
+          <w:rPr>
+            <w:noProof/>
+            <w:webHidden/>
+          </w:rPr>
+          <w:t>11</w:t>
+        </w:r>
+        <w:r>
+          <w:rPr>
+            <w:noProof/>
+            <w:webHidden/>
+          </w:rPr>
+          <w:fldChar w:fldCharType="end"/>
+        </w:r>
+      </w:hyperlink>
+    </w:p>
+    <w:p>
+      <w:pPr>
+        <w:pStyle w:val="TOC3"/>
+        <w:tabs>
+          <w:tab w:val="left" w:pos="1440"/>
+          <w:tab w:val="right" w:leader="dot" w:pos="8493"/>
+        </w:tabs>
+        <w:rPr>
+          <w:rFonts w:asciiTheme="minorHAnsi" w:eastAsiaTheme="minorEastAsia" w:hAnsiTheme="minorHAnsi" w:cstheme="minorBidi"/>
+          <w:noProof/>
+          <w:kern w:val="2"/>
+          <w:sz w:val="22"/>
+          <w:szCs w:val="22"/>
+          <w:lang w:val="en-EE" w:eastAsia="en-GB"/>
+          <w14:ligatures w14:val="standardContextual"/>
+        </w:rPr>
+      </w:pPr>
+      <w:hyperlink w:anchor="_Toc228477508" w:history="1">
+        <w:r>
+          <w:rPr>
+            <w:rStyle w:val="Hyperlink"/>
+            <w:noProof/>
+            <w:sz w:val="22"/>
+            <w:szCs w:val="22"/>
+          </w:rPr>
+          <w:t>2.2.1</w:t>
+        </w:r>
+        <w:r>
+          <w:rPr>
+            <w:rFonts w:asciiTheme="minorHAnsi" w:eastAsiaTheme="minorEastAsia" w:hAnsiTheme="minorHAnsi" w:cstheme="minorBidi"/>
+            <w:noProof/>
+            <w:kern w:val="2"/>
+            <w:sz w:val="22"/>
+            <w:szCs w:val="22"/>
+            <w:lang w:val="en-EE" w:eastAsia="en-GB"/>
+            <w14:ligatures w14:val="standardContextual"/>
+          </w:rPr>
+          <w:tab/>
+        </w:r>
+        <w:r>
+          <w:rPr>
+            <w:rStyle w:val="Hyperlink"/>
+            <w:noProof/>
+            <w:sz w:val="22"/>
+            <w:szCs w:val="22"/>
+          </w:rPr>
           <w:t>Alapeatüki alapeatükk</w:t>
         </w:r>
         <w:r>
           <w:rPr>
             <w:noProof/>
             <w:webHidden/>
+            <w:sz w:val="22"/>
+            <w:szCs w:val="22"/>
           </w:rPr>
           <w:tab/>
         </w:r>
@@ -4261,6 +4361,8 @@
           <w:rPr>
             <w:noProof/>
             <w:webHidden/>
+            <w:sz w:val="22"/>
+            <w:szCs w:val="22"/>
           </w:rPr>
           <w:fldChar w:fldCharType="begin"/>
         </w:r>
@@ -4268,19 +4370,25 @@
           <w:rPr>
             <w:noProof/>
             <w:webHidden/>
-          </w:rPr>
-          <w:instrText xml:space="preserve"> PAGEREF _Toc227257309 \h </w:instrText>
+            <w:sz w:val="22"/>
+            <w:szCs w:val="22"/>
+          </w:rPr>
+          <w:instrText xml:space="preserve"> PAGEREF _Toc228477508 \h </w:instrText>
         </w:r>
         <w:r>
           <w:rPr>
             <w:noProof/>
             <w:webHidden/>
+            <w:sz w:val="22"/>
+            <w:szCs w:val="22"/>
           </w:rPr>
         </w:r>
         <w:r>
           <w:rPr>
             <w:noProof/>
             <w:webHidden/>
+            <w:sz w:val="22"/>
+            <w:szCs w:val="22"/>
           </w:rPr>
           <w:fldChar w:fldCharType="separate"/>
         </w:r>
@@ -4288,6 +4396,8 @@
           <w:rPr>
             <w:noProof/>
             <w:webHidden/>
+            <w:sz w:val="22"/>
+            <w:szCs w:val="22"/>
           </w:rPr>
           <w:t>11</w:t>
         </w:r>
@@ -4295,6 +4405,120 @@
           <w:rPr>
             <w:noProof/>
             <w:webHidden/>
+            <w:sz w:val="22"/>
+            <w:szCs w:val="22"/>
+          </w:rPr>
+          <w:fldChar w:fldCharType="end"/>
+        </w:r>
+      </w:hyperlink>
+    </w:p>
+    <w:p>
+      <w:pPr>
+        <w:pStyle w:val="TOC3"/>
+        <w:tabs>
+          <w:tab w:val="left" w:pos="1440"/>
+          <w:tab w:val="right" w:leader="dot" w:pos="8493"/>
+        </w:tabs>
+        <w:rPr>
+          <w:rFonts w:asciiTheme="minorHAnsi" w:eastAsiaTheme="minorEastAsia" w:hAnsiTheme="minorHAnsi" w:cstheme="minorBidi"/>
+          <w:noProof/>
+          <w:kern w:val="2"/>
+          <w:sz w:val="26"/>
+          <w:szCs w:val="26"/>
+          <w:lang w:val="en-EE" w:eastAsia="en-GB"/>
+          <w14:ligatures w14:val="standardContextual"/>
+        </w:rPr>
+      </w:pPr>
+      <w:hyperlink w:anchor="_Toc228477509" w:history="1">
+        <w:r>
+          <w:rPr>
+            <w:rStyle w:val="Hyperlink"/>
+            <w:noProof/>
+            <w:sz w:val="26"/>
+            <w:szCs w:val="26"/>
+          </w:rPr>
+          <w:t>2.2.2</w:t>
+        </w:r>
+        <w:r>
+          <w:rPr>
+            <w:rFonts w:asciiTheme="minorHAnsi" w:eastAsiaTheme="minorEastAsia" w:hAnsiTheme="minorHAnsi" w:cstheme="minorBidi"/>
+            <w:noProof/>
+            <w:kern w:val="2"/>
+            <w:sz w:val="26"/>
+            <w:szCs w:val="26"/>
+            <w:lang w:val="en-EE" w:eastAsia="en-GB"/>
+            <w14:ligatures w14:val="standardContextual"/>
+          </w:rPr>
+          <w:tab/>
+        </w:r>
+        <w:r>
+          <w:rPr>
+            <w:rStyle w:val="Hyperlink"/>
+            <w:noProof/>
+            <w:sz w:val="26"/>
+            <w:szCs w:val="26"/>
+          </w:rPr>
+          <w:t>Alapeatüki alapeatükk</w:t>
+        </w:r>
+        <w:r>
+          <w:rPr>
+            <w:noProof/>
+            <w:webHidden/>
+            <w:sz w:val="26"/>
+            <w:szCs w:val="26"/>
+          </w:rPr>
+          <w:tab/>
+        </w:r>
+        <w:r>
+          <w:rPr>
+            <w:noProof/>
+            <w:webHidden/>
+            <w:sz w:val="26"/>
+            <w:szCs w:val="26"/>
+          </w:rPr>
+          <w:fldChar w:fldCharType="begin"/>
+        </w:r>
+        <w:r>
+          <w:rPr>
+            <w:noProof/>
+            <w:webHidden/>
+            <w:sz w:val="26"/>
+            <w:szCs w:val="26"/>
+          </w:rPr>
+          <w:instrText xml:space="preserve"> PAGEREF _Toc228477509 \h </w:instrText>
+        </w:r>
+        <w:r>
+          <w:rPr>
+            <w:noProof/>
+            <w:webHidden/>
+            <w:sz w:val="26"/>
+            <w:szCs w:val="26"/>
+          </w:rPr>
+        </w:r>
+        <w:r>
+          <w:rPr>
+            <w:noProof/>
+            <w:webHidden/>
+            <w:sz w:val="26"/>
+            <w:szCs w:val="26"/>
+          </w:rPr>
+          <w:fldChar w:fldCharType="separate"/>
+        </w:r>
+        <w:r>
+          <w:rPr>
+            <w:noProof/>
+            <w:webHidden/>
+            <w:sz w:val="26"/>
+            <w:szCs w:val="26"/>
+          </w:rPr>
+          <w:t>12</w:t>
+        </w:r>
+        <w:r>
+          <w:rPr>
+            <w:noProof/>
+            <w:webHidden/>
+            <w:sz w:val="26"/>
+            <w:szCs w:val="26"/>
           </w:rPr>
           <w:fldChar w:fldCharType="end"/>
         </w:r>
@@ -4314,7 +4538,7 @@
           <w14:ligatures w14:val="standardContextual"/>
         </w:rPr>
       </w:pPr>
-      <w:hyperlink w:anchor="_Toc227257310" w:history="1">
+      <w:hyperlink w:anchor="_Toc228477510" w:history="1">
         <w:r>
           <w:rPr>
             <w:rStyle w:val="Hyperlink"/>
@@ -4358,7 +4582,7 @@
             <w:noProof/>
             <w:webHidden/>
           </w:rPr>
-          <w:instrText xml:space="preserve"> PAGEREF _Toc227257310 \h </w:instrText>
+          <w:instrText xml:space="preserve"> PAGEREF _Toc228477510 \h </w:instrText>
         </w:r>
         <w:r>
           <w:rPr>
@@ -4403,7 +4627,7 @@
           <w14:ligatures w14:val="standardContextual"/>
         </w:rPr>
       </w:pPr>
-      <w:hyperlink w:anchor="_Toc227257311" w:history="1">
+      <w:hyperlink w:anchor="_Toc228477511" w:history="1">
         <w:r>
           <w:rPr>
             <w:rStyle w:val="Hyperlink"/>
@@ -4447,7 +4671,7 @@
             <w:noProof/>
             <w:webHidden/>
           </w:rPr>
-          <w:instrText xml:space="preserve"> PAGEREF _Toc227257311 \h </w:instrText>
+          <w:instrText xml:space="preserve"> PAGEREF _Toc228477511 \h </w:instrText>
         </w:r>
         <w:r>
           <w:rPr>
@@ -4489,7 +4713,7 @@
           <w14:ligatures w14:val="standardContextual"/>
         </w:rPr>
       </w:pPr>
-      <w:hyperlink w:anchor="_Toc227257312" w:history="1">
+      <w:hyperlink w:anchor="_Toc228477512" w:history="1">
         <w:r>
           <w:rPr>
             <w:rStyle w:val="Hyperlink"/>
@@ -4516,7 +4740,7 @@
             <w:noProof/>
             <w:webHidden/>
           </w:rPr>
-          <w:instrText xml:space="preserve"> PAGEREF _Toc227257312 \h </w:instrText>
+          <w:instrText xml:space="preserve"> PAGEREF _Toc228477512 \h </w:instrText>
         </w:r>
         <w:r>
           <w:rPr>
@@ -4558,7 +4782,7 @@
           <w14:ligatures w14:val="standardContextual"/>
         </w:rPr>
       </w:pPr>
-      <w:hyperlink w:anchor="_Toc227257313" w:history="1">
+      <w:hyperlink w:anchor="_Toc228477513" w:history="1">
         <w:r>
           <w:rPr>
             <w:rStyle w:val="Hyperlink"/>
@@ -4585,7 +4809,7 @@
             <w:noProof/>
             <w:webHidden/>
           </w:rPr>
-          <w:instrText xml:space="preserve"> PAGEREF _Toc227257313 \h </w:instrText>
+          <w:instrText xml:space="preserve"> PAGEREF _Toc228477513 \h </w:instrText>
         </w:r>
         <w:r>
           <w:rPr>
@@ -4627,7 +4851,7 @@
           <w14:ligatures w14:val="standardContextual"/>
         </w:rPr>
       </w:pPr>
-      <w:hyperlink w:anchor="_Toc227257314" w:history="1">
+      <w:hyperlink w:anchor="_Toc228477514" w:history="1">
         <w:r>
           <w:rPr>
             <w:rStyle w:val="Hyperlink"/>
@@ -4654,7 +4878,7 @@
             <w:noProof/>
             <w:webHidden/>
           </w:rPr>
-          <w:instrText xml:space="preserve"> PAGEREF _Toc227257314 \h </w:instrText>
+          <w:instrText xml:space="preserve"> PAGEREF _Toc228477514 \h </w:instrText>
         </w:r>
         <w:r>
           <w:rPr>
@@ -4696,7 +4920,7 @@
           <w14:ligatures w14:val="standardContextual"/>
         </w:rPr>
       </w:pPr>
-      <w:hyperlink w:anchor="_Toc227257315" w:history="1">
+      <w:hyperlink w:anchor="_Toc228477515" w:history="1">
         <w:r>
           <w:rPr>
             <w:rStyle w:val="Hyperlink"/>
@@ -4723,7 +4947,7 @@
             <w:noProof/>
             <w:webHidden/>
           </w:rPr>
-          <w:instrText xml:space="preserve"> PAGEREF _Toc227257315 \h </w:instrText>
+          <w:instrText xml:space="preserve"> PAGEREF _Toc228477515 \h </w:instrText>
         </w:r>
         <w:r>
           <w:rPr>
@@ -5065,7 +5289,7 @@
             <w:rStyle w:val="Hyperlink"/>
             <w:noProof/>
           </w:rPr>
-          <w:t>Tabel 1. Näidistab</w:t>
+          <w:t>Tabel 1. Näidistabel valid</w:t>
         </w:r>
         <w:r>
           <w:rPr>
@@ -5079,7 +5303,7 @@
             <w:rStyle w:val="Hyperlink"/>
             <w:noProof/>
           </w:rPr>
-          <w:t>l valideerimisreeglite kontrollimiseks.</w:t>
+          <w:t>erimisreeglite kontrollimiseks.</w:t>
         </w:r>
         <w:r>
           <w:rPr>
@@ -5152,10 +5376,17 @@
       <w:pPr>
         <w:pStyle w:val="Heading1"/>
       </w:pPr>
-      <w:bookmarkStart w:id="1" w:name="_Toc227257306"/>
-      <w:r>
+      <w:bookmarkStart w:id="1" w:name="_Toc228477504"/>
+      <w:r>
+        <w:rPr>
+          <w:sz w:val="36"/>
+          <w:szCs w:val="36"/>
+        </w:rPr>
         <w:lastRenderedPageBreak/>
-        <w:t>Sissejuhatus</w:t>
+        <w:t>S</w:t>
+      </w:r>
+      <w:r>
+        <w:t>issejuhatus</w:t>
       </w:r>
       <w:bookmarkEnd w:id="1"/>
     </w:p>
@@ -5224,13 +5455,25 @@
     <w:p>
       <w:pPr>
         <w:pStyle w:val="Heading1"/>
-      </w:pPr>
-      <w:bookmarkStart w:id="2" w:name="_Toc227257307"/>
-      <w:r>
+        <w:rPr>
+          <w:sz w:val="36"/>
+          <w:szCs w:val="36"/>
+        </w:rPr>
+      </w:pPr>
+      <w:bookmarkStart w:id="2" w:name="_Toc228477505"/>
+      <w:r>
+        <w:rPr>
+          <w:sz w:val="36"/>
+          <w:szCs w:val="36"/>
+        </w:rPr>
         <w:lastRenderedPageBreak/>
         <w:t>Esimene põhip</w:t>
       </w:r>
       <w:r>
+        <w:rPr>
+          <w:sz w:val="36"/>
+          <w:szCs w:val="36"/>
+        </w:rPr>
         <w:t>eatükk</w:t>
       </w:r>
       <w:bookmarkEnd w:id="2"/>
@@ -5288,14 +5531,22 @@
       <w:pPr>
         <w:pStyle w:val="Heading2"/>
       </w:pPr>
-      <w:bookmarkStart w:id="3" w:name="_Toc227257308"/>
-      <w:r>
-        <w:t>Alap</w:t>
-      </w:r>
-      <w:r>
-        <w:t>eatük</w:t>
-      </w:r>
-      <w:r>
+      <w:bookmarkStart w:id="3" w:name="_Toc228477506"/>
+      <w:r>
+        <w:t>A</w:t>
+      </w:r>
+      <w:r>
+        <w:rPr>
+          <w:sz w:val="28"/>
+          <w:szCs w:val="28"/>
+        </w:rPr>
+        <w:t>lapeatük</w:t>
+      </w:r>
+      <w:r>
+        <w:rPr>
+          <w:sz w:val="28"/>
+          <w:szCs w:val="28"/>
+        </w:rPr>
         <w:t>k</w:t>
       </w:r>
       <w:bookmarkEnd w:id="3"/>
@@ -5387,20 +5638,53 @@
     <w:p>
       <w:pPr>
         <w:pStyle w:val="Caption"/>
+        <w:rPr>
+          <w:sz w:val="18"/>
+        </w:rPr>
       </w:pPr>
       <w:bookmarkStart w:id="4" w:name="_Toc227257332"/>
       <w:r>
+        <w:rPr>
+          <w:sz w:val="18"/>
+        </w:rPr>
         <w:t xml:space="preserve">Joonis </w:t>
       </w:r>
-      <w:fldSimple w:instr=" SEQ Joonis \* ARABIC ">
-        <w:r>
-          <w:rPr>
-            <w:noProof/>
-          </w:rPr>
-          <w:t>1</w:t>
-        </w:r>
-      </w:fldSimple>
-      <w:r>
+      <w:r>
+        <w:rPr>
+          <w:sz w:val="18"/>
+        </w:rPr>
+        <w:fldChar w:fldCharType="begin"/>
+      </w:r>
+      <w:r>
+        <w:rPr>
+          <w:sz w:val="18"/>
+        </w:rPr>
+        <w:instrText xml:space="preserve"> SEQ Joonis \* ARABIC </w:instrText>
+      </w:r>
+      <w:r>
+        <w:rPr>
+          <w:sz w:val="18"/>
+        </w:rPr>
+        <w:fldChar w:fldCharType="separate"/>
+      </w:r>
+      <w:r>
+        <w:rPr>
+          <w:noProof/>
+          <w:sz w:val="18"/>
+        </w:rPr>
+        <w:t>1</w:t>
+      </w:r>
+      <w:r>
+        <w:rPr>
+          <w:noProof/>
+          <w:sz w:val="18"/>
+        </w:rPr>
+        <w:fldChar w:fldCharType="end"/>
+      </w:r>
+      <w:r>
+        <w:rPr>
+          <w:sz w:val="18"/>
+        </w:rPr>
         <w:t>. Pudelipost - näidispilt valideerimisreeglite kontrollimiseks.</w:t>
       </w:r>
       <w:bookmarkEnd w:id="4"/>
@@ -5426,16 +5710,20 @@
     <w:p>
       <w:pPr>
         <w:pStyle w:val="Heading2"/>
-      </w:pPr>
-      <w:r>
-        <w:t>Alap</w:t>
-      </w:r>
-      <w:r>
-        <w:t>eatük</w:t>
-      </w:r>
-      <w:r>
-        <w:t>k</w:t>
-      </w:r>
+        <w:rPr>
+          <w:sz w:val="26"/>
+          <w:szCs w:val="26"/>
+        </w:rPr>
+      </w:pPr>
+      <w:bookmarkStart w:id="5" w:name="_Toc228477507"/>
+      <w:r>
+        <w:rPr>
+          <w:sz w:val="26"/>
+          <w:szCs w:val="26"/>
+        </w:rPr>
+        <w:t>Alapeatükk</w:t>
+      </w:r>
+      <w:bookmarkEnd w:id="5"/>
     </w:p>
     <w:p>
       <w:r>
@@ -5446,26 +5734,67 @@
       <w:pPr>
         <w:pStyle w:val="Caption"/>
         <w:keepNext/>
-      </w:pPr>
-      <w:bookmarkStart w:id="5" w:name="_Toc227257325"/>
-      <w:r>
+        <w:rPr>
+          <w:sz w:val="20"/>
+          <w:szCs w:val="20"/>
+        </w:rPr>
+      </w:pPr>
+      <w:bookmarkStart w:id="6" w:name="_Toc227257325"/>
+      <w:r>
+        <w:rPr>
+          <w:szCs w:val="22"/>
+        </w:rPr>
         <w:t xml:space="preserve">Tabel </w:t>
       </w:r>
-      <w:fldSimple w:instr=" SEQ Tabel \* ARABIC ">
-        <w:r>
-          <w:rPr>
-            <w:noProof/>
-          </w:rPr>
-          <w:t>1</w:t>
-        </w:r>
-      </w:fldSimple>
-      <w:r>
-        <w:t xml:space="preserve">. Näidistabel </w:t>
-      </w:r>
-      <w:r>
-        <w:t>valideerimisreeglite kontrollimiseks.</w:t>
-      </w:r>
-      <w:bookmarkEnd w:id="5"/>
+      <w:r>
+        <w:rPr>
+          <w:szCs w:val="22"/>
+        </w:rPr>
+        <w:fldChar w:fldCharType="begin"/>
+      </w:r>
+      <w:r>
+        <w:rPr>
+          <w:szCs w:val="22"/>
+        </w:rPr>
+        <w:instrText xml:space="preserve"> SEQ Tabel \* ARABIC </w:instrText>
+      </w:r>
+      <w:r>
+        <w:rPr>
+          <w:szCs w:val="22"/>
+        </w:rPr>
+        <w:fldChar w:fldCharType="separate"/>
+      </w:r>
+      <w:r>
+        <w:rPr>
+          <w:noProof/>
+          <w:szCs w:val="22"/>
+        </w:rPr>
+        <w:t>1</w:t>
+      </w:r>
+      <w:r>
+        <w:rPr>
+          <w:noProof/>
+          <w:szCs w:val="22"/>
+        </w:rPr>
+        <w:fldChar w:fldCharType="end"/>
+      </w:r>
+      <w:r>
+        <w:rPr>
+          <w:szCs w:val="22"/>
+        </w:rPr>
+        <w:t>.</w:t>
+      </w:r>
+      <w:r>
+        <w:t xml:space="preserve"> </w:t>
+      </w:r>
+      <w:r>
+        <w:rPr>
+          <w:sz w:val="20"/>
+          <w:szCs w:val="20"/>
+        </w:rPr>
+        <w:t>Näidistabel valideerimisreeglite kontrollimiseks.</w:t>
+      </w:r>
+      <w:bookmarkEnd w:id="6"/>
     </w:p>
     <w:tbl>
       <w:tblPr>
@@ -5489,12 +5818,16 @@
               <w:rPr>
                 <w:b/>
                 <w:bCs/>
+                <w:sz w:val="28"/>
+                <w:szCs w:val="28"/>
               </w:rPr>
             </w:pPr>
             <w:r>
               <w:rPr>
                 <w:b/>
                 <w:bCs/>
+                <w:sz w:val="28"/>
+                <w:szCs w:val="28"/>
               </w:rPr>
               <w:t>Tabeli veerg 1</w:t>
             </w:r>
@@ -5510,12 +5843,16 @@
               <w:rPr>
                 <w:b/>
                 <w:bCs/>
+                <w:sz w:val="28"/>
+                <w:szCs w:val="28"/>
               </w:rPr>
             </w:pPr>
             <w:r>
               <w:rPr>
                 <w:b/>
                 <w:bCs/>
+                <w:sz w:val="28"/>
+                <w:szCs w:val="28"/>
               </w:rPr>
               <w:t>Tabeli veerg 2</w:t>
             </w:r>
@@ -5531,12 +5868,16 @@
               <w:rPr>
                 <w:b/>
                 <w:bCs/>
+                <w:sz w:val="28"/>
+                <w:szCs w:val="28"/>
               </w:rPr>
             </w:pPr>
             <w:r>
               <w:rPr>
                 <w:b/>
                 <w:bCs/>
+                <w:sz w:val="28"/>
+                <w:szCs w:val="28"/>
               </w:rPr>
               <w:t>Tabeli veerg 3</w:t>
             </w:r>
@@ -5551,8 +5892,16 @@
           <w:p>
             <w:pPr>
               <w:pStyle w:val="Tabletext"/>
+              <w:rPr>
+                <w:sz w:val="20"/>
+                <w:szCs w:val="20"/>
+              </w:rPr>
             </w:pPr>
             <w:r>
+              <w:rPr>
+                <w:sz w:val="20"/>
+                <w:szCs w:val="20"/>
+              </w:rPr>
               <w:t>Siin on tabeli tekst</w:t>
             </w:r>
           </w:p>
@@ -5564,8 +5913,16 @@
           <w:p>
             <w:pPr>
               <w:pStyle w:val="Tabletext"/>
+              <w:rPr>
+                <w:sz w:val="20"/>
+                <w:szCs w:val="20"/>
+              </w:rPr>
             </w:pPr>
             <w:r>
+              <w:rPr>
+                <w:sz w:val="20"/>
+                <w:szCs w:val="20"/>
+              </w:rPr>
               <w:t>Siin on tabeli tekst</w:t>
             </w:r>
           </w:p>
@@ -5577,8 +5934,16 @@
           <w:p>
             <w:pPr>
               <w:pStyle w:val="Tabletext"/>
+              <w:rPr>
+                <w:sz w:val="20"/>
+                <w:szCs w:val="20"/>
+              </w:rPr>
             </w:pPr>
             <w:r>
+              <w:rPr>
+                <w:sz w:val="20"/>
+                <w:szCs w:val="20"/>
+              </w:rPr>
               <w:t>Siin on tabeli tekst</w:t>
             </w:r>
           </w:p>
@@ -5629,18 +5994,30 @@
     <w:p>
       <w:pPr>
         <w:pStyle w:val="Heading3"/>
-      </w:pPr>
-      <w:bookmarkStart w:id="6" w:name="_Toc227257309"/>
-      <w:r>
-        <w:t>Alapeat</w:t>
-      </w:r>
-      <w:r>
-        <w:t xml:space="preserve">üki </w:t>
-      </w:r>
-      <w:r>
+        <w:rPr>
+          <w:sz w:val="24"/>
+          <w:szCs w:val="24"/>
+        </w:rPr>
+      </w:pPr>
+      <w:bookmarkStart w:id="7" w:name="_Toc228477508"/>
+      <w:r>
+        <w:t>A</w:t>
+      </w:r>
+      <w:r>
+        <w:rPr>
+          <w:sz w:val="24"/>
+          <w:szCs w:val="24"/>
+        </w:rPr>
+        <w:t xml:space="preserve">lapeatüki </w:t>
+      </w:r>
+      <w:r>
+        <w:rPr>
+          <w:sz w:val="24"/>
+          <w:szCs w:val="24"/>
+        </w:rPr>
         <w:t>alapeatükk</w:t>
       </w:r>
-      <w:bookmarkEnd w:id="6"/>
+      <w:bookmarkEnd w:id="7"/>
     </w:p>
     <w:p>
       <w:r>
@@ -5659,16 +6036,16 @@
         <w:jc w:val="left"/>
         <w:rPr>
           <w:rFonts w:ascii="Courier New" w:hAnsi="Courier New" w:cs="Courier New"/>
-          <w:sz w:val="20"/>
-          <w:szCs w:val="20"/>
+          <w:sz w:val="22"/>
+          <w:szCs w:val="22"/>
         </w:rPr>
       </w:pPr>
       <w:proofErr w:type="spellStart"/>
       <w:r>
         <w:rPr>
           <w:rFonts w:ascii="Courier New" w:hAnsi="Courier New" w:cs="Courier New"/>
-          <w:sz w:val="20"/>
-          <w:szCs w:val="20"/>
+          <w:sz w:val="22"/>
+          <w:szCs w:val="22"/>
         </w:rPr>
         <w:t>def</w:t>
       </w:r>
@@ -5676,8 +6053,8 @@
       <w:r>
         <w:rPr>
           <w:rFonts w:ascii="Courier New" w:hAnsi="Courier New" w:cs="Courier New"/>
-          <w:sz w:val="20"/>
-          <w:szCs w:val="20"/>
+          <w:sz w:val="22"/>
+          <w:szCs w:val="22"/>
         </w:rPr>
         <w:t xml:space="preserve"> </w:t>
       </w:r>
@@ -5685,8 +6062,8 @@
       <w:r>
         <w:rPr>
           <w:rFonts w:ascii="Courier New" w:hAnsi="Courier New" w:cs="Courier New"/>
-          <w:sz w:val="20"/>
-          <w:szCs w:val="20"/>
+          <w:sz w:val="22"/>
+          <w:szCs w:val="22"/>
         </w:rPr>
         <w:t>calculate_sum</w:t>
       </w:r>
@@ -5694,8 +6071,8 @@
       <w:r>
         <w:rPr>
           <w:rFonts w:ascii="Courier New" w:hAnsi="Courier New" w:cs="Courier New"/>
-          <w:sz w:val="20"/>
-          <w:szCs w:val="20"/>
+          <w:sz w:val="22"/>
+          <w:szCs w:val="22"/>
         </w:rPr>
         <w:t>(</w:t>
       </w:r>
@@ -5703,8 +6080,8 @@
       <w:r>
         <w:rPr>
           <w:rFonts w:ascii="Courier New" w:hAnsi="Courier New" w:cs="Courier New"/>
-          <w:sz w:val="20"/>
-          <w:szCs w:val="20"/>
+          <w:sz w:val="22"/>
+          <w:szCs w:val="22"/>
         </w:rPr>
         <w:t>numbers</w:t>
       </w:r>
@@ -5712,8 +6089,8 @@
       <w:r>
         <w:rPr>
           <w:rFonts w:ascii="Courier New" w:hAnsi="Courier New" w:cs="Courier New"/>
-          <w:sz w:val="20"/>
-          <w:szCs w:val="20"/>
+          <w:sz w:val="22"/>
+          <w:szCs w:val="22"/>
         </w:rPr>
         <w:t>):</w:t>
       </w:r>
@@ -5724,15 +6101,15 @@
         <w:jc w:val="left"/>
         <w:rPr>
           <w:rFonts w:ascii="Courier New" w:hAnsi="Courier New" w:cs="Courier New"/>
-          <w:sz w:val="20"/>
-          <w:szCs w:val="20"/>
+          <w:sz w:val="22"/>
+          <w:szCs w:val="22"/>
         </w:rPr>
       </w:pPr>
       <w:r>
         <w:rPr>
           <w:rFonts w:ascii="Courier New" w:hAnsi="Courier New" w:cs="Courier New"/>
-          <w:sz w:val="20"/>
-          <w:szCs w:val="20"/>
+          <w:sz w:val="22"/>
+          <w:szCs w:val="22"/>
         </w:rPr>
         <w:t xml:space="preserve">    </w:t>
       </w:r>
@@ -5740,8 +6117,8 @@
       <w:r>
         <w:rPr>
           <w:rFonts w:ascii="Courier New" w:hAnsi="Courier New" w:cs="Courier New"/>
-          <w:sz w:val="20"/>
-          <w:szCs w:val="20"/>
+          <w:sz w:val="22"/>
+          <w:szCs w:val="22"/>
         </w:rPr>
         <w:t>total</w:t>
       </w:r>
@@ -5749,8 +6126,8 @@
       <w:r>
         <w:rPr>
           <w:rFonts w:ascii="Courier New" w:hAnsi="Courier New" w:cs="Courier New"/>
-          <w:sz w:val="20"/>
-          <w:szCs w:val="20"/>
+          <w:sz w:val="22"/>
+          <w:szCs w:val="22"/>
         </w:rPr>
         <w:t xml:space="preserve"> = 0</w:t>
       </w:r>
@@ -5761,15 +6138,15 @@
         <w:jc w:val="left"/>
         <w:rPr>
           <w:rFonts w:ascii="Courier New" w:hAnsi="Courier New" w:cs="Courier New"/>
-          <w:sz w:val="20"/>
-          <w:szCs w:val="20"/>
+          <w:sz w:val="22"/>
+          <w:szCs w:val="22"/>
         </w:rPr>
       </w:pPr>
       <w:r>
         <w:rPr>
           <w:rFonts w:ascii="Courier New" w:hAnsi="Courier New" w:cs="Courier New"/>
-          <w:sz w:val="20"/>
-          <w:szCs w:val="20"/>
+          <w:sz w:val="22"/>
+          <w:szCs w:val="22"/>
         </w:rPr>
         <w:t xml:space="preserve">    </w:t>
       </w:r>
@@ -5777,8 +6154,8 @@
       <w:r>
         <w:rPr>
           <w:rFonts w:ascii="Courier New" w:hAnsi="Courier New" w:cs="Courier New"/>
-          <w:sz w:val="20"/>
-          <w:szCs w:val="20"/>
+          <w:sz w:val="22"/>
+          <w:szCs w:val="22"/>
         </w:rPr>
         <w:t>for</w:t>
       </w:r>
@@ -5786,8 +6163,8 @@
       <w:r>
         <w:rPr>
           <w:rFonts w:ascii="Courier New" w:hAnsi="Courier New" w:cs="Courier New"/>
-          <w:sz w:val="20"/>
-          <w:szCs w:val="20"/>
+          <w:sz w:val="22"/>
+          <w:szCs w:val="22"/>
         </w:rPr>
         <w:t xml:space="preserve"> number in </w:t>
       </w:r>
@@ -5795,8 +6172,8 @@
       <w:r>
         <w:rPr>
           <w:rFonts w:ascii="Courier New" w:hAnsi="Courier New" w:cs="Courier New"/>
-          <w:sz w:val="20"/>
-          <w:szCs w:val="20"/>
+          <w:sz w:val="22"/>
+          <w:szCs w:val="22"/>
         </w:rPr>
         <w:t>numbers</w:t>
       </w:r>
@@ -5804,8 +6181,8 @@
       <w:r>
         <w:rPr>
           <w:rFonts w:ascii="Courier New" w:hAnsi="Courier New" w:cs="Courier New"/>
-          <w:sz w:val="20"/>
-          <w:szCs w:val="20"/>
+          <w:sz w:val="22"/>
+          <w:szCs w:val="22"/>
         </w:rPr>
         <w:t>:</w:t>
       </w:r>
@@ -5816,15 +6193,15 @@
         <w:jc w:val="left"/>
         <w:rPr>
           <w:rFonts w:ascii="Courier New" w:hAnsi="Courier New" w:cs="Courier New"/>
-          <w:sz w:val="20"/>
-          <w:szCs w:val="20"/>
+          <w:sz w:val="22"/>
+          <w:szCs w:val="22"/>
         </w:rPr>
       </w:pPr>
       <w:r>
         <w:rPr>
           <w:rFonts w:ascii="Courier New" w:hAnsi="Courier New" w:cs="Courier New"/>
-          <w:sz w:val="20"/>
-          <w:szCs w:val="20"/>
+          <w:sz w:val="22"/>
+          <w:szCs w:val="22"/>
         </w:rPr>
         <w:t xml:space="preserve">        </w:t>
       </w:r>
@@ -5832,8 +6209,8 @@
       <w:r>
         <w:rPr>
           <w:rFonts w:ascii="Courier New" w:hAnsi="Courier New" w:cs="Courier New"/>
-          <w:sz w:val="20"/>
-          <w:szCs w:val="20"/>
+          <w:sz w:val="22"/>
+          <w:szCs w:val="22"/>
         </w:rPr>
         <w:t>total</w:t>
       </w:r>
@@ -5841,8 +6218,8 @@
       <w:r>
         <w:rPr>
           <w:rFonts w:ascii="Courier New" w:hAnsi="Courier New" w:cs="Courier New"/>
-          <w:sz w:val="20"/>
-          <w:szCs w:val="20"/>
+          <w:sz w:val="22"/>
+          <w:szCs w:val="22"/>
         </w:rPr>
         <w:t xml:space="preserve"> += number</w:t>
       </w:r>
@@ -5853,15 +6230,15 @@
         <w:jc w:val="left"/>
         <w:rPr>
           <w:rFonts w:ascii="Courier New" w:hAnsi="Courier New" w:cs="Courier New"/>
-          <w:sz w:val="20"/>
-          <w:szCs w:val="20"/>
+          <w:sz w:val="22"/>
+          <w:szCs w:val="22"/>
         </w:rPr>
       </w:pPr>
       <w:r>
         <w:rPr>
           <w:rFonts w:ascii="Courier New" w:hAnsi="Courier New" w:cs="Courier New"/>
-          <w:sz w:val="20"/>
-          <w:szCs w:val="20"/>
+          <w:sz w:val="22"/>
+          <w:szCs w:val="22"/>
         </w:rPr>
         <w:t xml:space="preserve">    </w:t>
       </w:r>
@@ -5869,8 +6246,8 @@
       <w:r>
         <w:rPr>
           <w:rFonts w:ascii="Courier New" w:hAnsi="Courier New" w:cs="Courier New"/>
-          <w:sz w:val="20"/>
-          <w:szCs w:val="20"/>
+          <w:sz w:val="22"/>
+          <w:szCs w:val="22"/>
         </w:rPr>
         <w:t>return</w:t>
       </w:r>
@@ -5878,8 +6255,8 @@
       <w:r>
         <w:rPr>
           <w:rFonts w:ascii="Courier New" w:hAnsi="Courier New" w:cs="Courier New"/>
-          <w:sz w:val="20"/>
-          <w:szCs w:val="20"/>
+          <w:sz w:val="22"/>
+          <w:szCs w:val="22"/>
         </w:rPr>
         <w:t xml:space="preserve"> </w:t>
       </w:r>
@@ -5887,8 +6264,8 @@
       <w:r>
         <w:rPr>
           <w:rFonts w:ascii="Courier New" w:hAnsi="Courier New" w:cs="Courier New"/>
-          <w:sz w:val="20"/>
-          <w:szCs w:val="20"/>
+          <w:sz w:val="22"/>
+          <w:szCs w:val="22"/>
         </w:rPr>
         <w:t>total</w:t>
       </w:r>
@@ -5900,8 +6277,8 @@
         <w:jc w:val="left"/>
         <w:rPr>
           <w:rFonts w:ascii="Courier New" w:hAnsi="Courier New" w:cs="Courier New"/>
-          <w:sz w:val="20"/>
-          <w:szCs w:val="20"/>
+          <w:sz w:val="22"/>
+          <w:szCs w:val="22"/>
         </w:rPr>
       </w:pPr>
     </w:p>
@@ -5911,16 +6288,16 @@
         <w:jc w:val="left"/>
         <w:rPr>
           <w:rFonts w:ascii="Courier New" w:hAnsi="Courier New" w:cs="Courier New"/>
-          <w:sz w:val="20"/>
-          <w:szCs w:val="20"/>
+          <w:sz w:val="22"/>
+          <w:szCs w:val="22"/>
         </w:rPr>
       </w:pPr>
       <w:proofErr w:type="spellStart"/>
       <w:r>
         <w:rPr>
           <w:rFonts w:ascii="Courier New" w:hAnsi="Courier New" w:cs="Courier New"/>
-          <w:sz w:val="20"/>
-          <w:szCs w:val="20"/>
+          <w:sz w:val="22"/>
+          <w:szCs w:val="22"/>
         </w:rPr>
         <w:t>result</w:t>
       </w:r>
@@ -5928,8 +6305,8 @@
       <w:r>
         <w:rPr>
           <w:rFonts w:ascii="Courier New" w:hAnsi="Courier New" w:cs="Courier New"/>
-          <w:sz w:val="20"/>
-          <w:szCs w:val="20"/>
+          <w:sz w:val="22"/>
+          <w:szCs w:val="22"/>
         </w:rPr>
         <w:t xml:space="preserve"> = </w:t>
       </w:r>
@@ -5937,8 +6314,8 @@
       <w:r>
         <w:rPr>
           <w:rFonts w:ascii="Courier New" w:hAnsi="Courier New" w:cs="Courier New"/>
-          <w:sz w:val="20"/>
-          <w:szCs w:val="20"/>
+          <w:sz w:val="22"/>
+          <w:szCs w:val="22"/>
         </w:rPr>
         <w:t>calculate_sum</w:t>
       </w:r>
@@ -5946,8 +6323,8 @@
       <w:r>
         <w:rPr>
           <w:rFonts w:ascii="Courier New" w:hAnsi="Courier New" w:cs="Courier New"/>
-          <w:sz w:val="20"/>
-          <w:szCs w:val="20"/>
+          <w:sz w:val="22"/>
+          <w:szCs w:val="22"/>
         </w:rPr>
         <w:t>([1, 2, 3, 4, 5])</w:t>
       </w:r>
@@ -5959,15 +6336,15 @@
         <w:jc w:val="left"/>
         <w:rPr>
           <w:rFonts w:ascii="Courier New" w:hAnsi="Courier New" w:cs="Courier New"/>
-          <w:sz w:val="20"/>
-          <w:szCs w:val="20"/>
+          <w:sz w:val="22"/>
+          <w:szCs w:val="22"/>
         </w:rPr>
       </w:pPr>
       <w:r>
         <w:rPr>
           <w:rFonts w:ascii="Courier New" w:hAnsi="Courier New" w:cs="Courier New"/>
-          <w:sz w:val="20"/>
-          <w:szCs w:val="20"/>
+          <w:sz w:val="22"/>
+          <w:szCs w:val="22"/>
         </w:rPr>
         <w:t>print(</w:t>
       </w:r>
@@ -5975,8 +6352,8 @@
       <w:r>
         <w:rPr>
           <w:rFonts w:ascii="Courier New" w:hAnsi="Courier New" w:cs="Courier New"/>
-          <w:sz w:val="20"/>
-          <w:szCs w:val="20"/>
+          <w:sz w:val="22"/>
+          <w:szCs w:val="22"/>
         </w:rPr>
         <w:t>f"Sum</w:t>
       </w:r>
@@ -5984,8 +6361,8 @@
       <w:r>
         <w:rPr>
           <w:rFonts w:ascii="Courier New" w:hAnsi="Courier New" w:cs="Courier New"/>
-          <w:sz w:val="20"/>
-          <w:szCs w:val="20"/>
+          <w:sz w:val="22"/>
+          <w:szCs w:val="22"/>
         </w:rPr>
         <w:t>: {</w:t>
       </w:r>
@@ -5993,8 +6370,8 @@
       <w:r>
         <w:rPr>
           <w:rFonts w:ascii="Courier New" w:hAnsi="Courier New" w:cs="Courier New"/>
-          <w:sz w:val="20"/>
-          <w:szCs w:val="20"/>
+          <w:sz w:val="22"/>
+          <w:szCs w:val="22"/>
         </w:rPr>
         <w:t>result</w:t>
       </w:r>
@@ -6002,8 +6379,8 @@
       <w:r>
         <w:rPr>
           <w:rFonts w:ascii="Courier New" w:hAnsi="Courier New" w:cs="Courier New"/>
-          <w:sz w:val="20"/>
-          <w:szCs w:val="20"/>
+          <w:sz w:val="22"/>
+          <w:szCs w:val="22"/>
         </w:rPr>
         <w:t>}")</w:t>
       </w:r>
@@ -6012,7 +6389,7 @@
       <w:pPr>
         <w:pStyle w:val="Caption"/>
       </w:pPr>
-      <w:bookmarkStart w:id="7" w:name="_Toc227257333"/>
+      <w:bookmarkStart w:id="8" w:name="_Toc227257333"/>
       <w:r>
         <w:t xml:space="preserve">Joonis </w:t>
       </w:r>
@@ -6027,7 +6404,7 @@
       <w:r>
         <w:t>. Näidisjoonis valideerimisreeglite kontrollimiseks.</w:t>
       </w:r>
-      <w:bookmarkEnd w:id="7"/>
+      <w:bookmarkEnd w:id="8"/>
     </w:p>
     <w:p>
       <w:r>
@@ -6037,17 +6414,21 @@
     <w:p>
       <w:pPr>
         <w:pStyle w:val="Heading3"/>
-      </w:pPr>
-      <w:r>
+        <w:rPr>
+          <w:sz w:val="22"/>
+          <w:szCs w:val="22"/>
+        </w:rPr>
+      </w:pPr>
+      <w:bookmarkStart w:id="9" w:name="_Toc228477509"/>
+      <w:r>
+        <w:rPr>
+          <w:sz w:val="22"/>
+          <w:szCs w:val="22"/>
+        </w:rPr>
         <w:lastRenderedPageBreak/>
-        <w:t>Alapeat</w:t>
-      </w:r>
-      <w:r>
-        <w:t xml:space="preserve">üki </w:t>
-      </w:r>
-      <w:r>
-        <w:t>alapeatükk</w:t>
-      </w:r>
+        <w:t>Alapeatüki alapeatükk</w:t>
+      </w:r>
+      <w:bookmarkEnd w:id="9"/>
     </w:p>
     <w:p>
       <w:r>
@@ -6060,16 +6441,16 @@
         <w:jc w:val="left"/>
         <w:rPr>
           <w:rFonts w:ascii="Consolas" w:hAnsi="Consolas" w:cs="Consolas"/>
-          <w:sz w:val="20"/>
-          <w:szCs w:val="20"/>
+          <w:sz w:val="18"/>
+          <w:szCs w:val="18"/>
         </w:rPr>
       </w:pPr>
       <w:proofErr w:type="spellStart"/>
       <w:r>
         <w:rPr>
           <w:rFonts w:ascii="Consolas" w:hAnsi="Consolas" w:cs="Consolas"/>
-          <w:sz w:val="20"/>
-          <w:szCs w:val="20"/>
+          <w:sz w:val="18"/>
+          <w:szCs w:val="18"/>
         </w:rPr>
         <w:t>def</w:t>
       </w:r>
@@ -6077,8 +6458,8 @@
       <w:r>
         <w:rPr>
           <w:rFonts w:ascii="Consolas" w:hAnsi="Consolas" w:cs="Consolas"/>
-          <w:sz w:val="20"/>
-          <w:szCs w:val="20"/>
+          <w:sz w:val="18"/>
+          <w:szCs w:val="18"/>
         </w:rPr>
         <w:t xml:space="preserve"> </w:t>
       </w:r>
@@ -6086,8 +6467,8 @@
       <w:r>
         <w:rPr>
           <w:rFonts w:ascii="Consolas" w:hAnsi="Consolas" w:cs="Consolas"/>
-          <w:sz w:val="20"/>
-          <w:szCs w:val="20"/>
+          <w:sz w:val="18"/>
+          <w:szCs w:val="18"/>
         </w:rPr>
         <w:t>calculate_sum</w:t>
       </w:r>
@@ -6095,8 +6476,8 @@
       <w:r>
         <w:rPr>
           <w:rFonts w:ascii="Consolas" w:hAnsi="Consolas" w:cs="Consolas"/>
-          <w:sz w:val="20"/>
-          <w:szCs w:val="20"/>
+          <w:sz w:val="18"/>
+          <w:szCs w:val="18"/>
         </w:rPr>
         <w:t>(</w:t>
       </w:r>
@@ -6104,8 +6485,8 @@
       <w:r>
         <w:rPr>
           <w:rFonts w:ascii="Consolas" w:hAnsi="Consolas" w:cs="Consolas"/>
-          <w:sz w:val="20"/>
-          <w:szCs w:val="20"/>
+          <w:sz w:val="18"/>
+          <w:szCs w:val="18"/>
         </w:rPr>
         <w:t>numbers</w:t>
       </w:r>
@@ -6113,8 +6494,8 @@
       <w:r>
         <w:rPr>
           <w:rFonts w:ascii="Consolas" w:hAnsi="Consolas" w:cs="Consolas"/>
-          <w:sz w:val="20"/>
-          <w:szCs w:val="20"/>
+          <w:sz w:val="18"/>
+          <w:szCs w:val="18"/>
         </w:rPr>
         <w:t>):</w:t>
       </w:r>
@@ -6125,15 +6506,15 @@
         <w:jc w:val="left"/>
         <w:rPr>
           <w:rFonts w:ascii="Consolas" w:hAnsi="Consolas" w:cs="Consolas"/>
-          <w:sz w:val="20"/>
-          <w:szCs w:val="20"/>
+          <w:sz w:val="18"/>
+          <w:szCs w:val="18"/>
         </w:rPr>
       </w:pPr>
       <w:r>
         <w:rPr>
           <w:rFonts w:ascii="Consolas" w:hAnsi="Consolas" w:cs="Consolas"/>
-          <w:sz w:val="20"/>
-          <w:szCs w:val="20"/>
+          <w:sz w:val="18"/>
+          <w:szCs w:val="18"/>
         </w:rPr>
         <w:t xml:space="preserve">    </w:t>
       </w:r>
@@ -6141,8 +6522,8 @@
       <w:r>
         <w:rPr>
           <w:rFonts w:ascii="Consolas" w:hAnsi="Consolas" w:cs="Consolas"/>
-          <w:sz w:val="20"/>
-          <w:szCs w:val="20"/>
+          <w:sz w:val="18"/>
+          <w:szCs w:val="18"/>
         </w:rPr>
         <w:t>total</w:t>
       </w:r>
@@ -6150,8 +6531,8 @@
       <w:r>
         <w:rPr>
           <w:rFonts w:ascii="Consolas" w:hAnsi="Consolas" w:cs="Consolas"/>
-          <w:sz w:val="20"/>
-          <w:szCs w:val="20"/>
+          <w:sz w:val="18"/>
+          <w:szCs w:val="18"/>
         </w:rPr>
         <w:t xml:space="preserve"> = 0</w:t>
       </w:r>
@@ -6162,15 +6543,15 @@
         <w:jc w:val="left"/>
         <w:rPr>
           <w:rFonts w:ascii="Consolas" w:hAnsi="Consolas" w:cs="Consolas"/>
-          <w:sz w:val="20"/>
-          <w:szCs w:val="20"/>
+          <w:sz w:val="18"/>
+          <w:szCs w:val="18"/>
         </w:rPr>
       </w:pPr>
       <w:r>
         <w:rPr>
           <w:rFonts w:ascii="Consolas" w:hAnsi="Consolas" w:cs="Consolas"/>
-          <w:sz w:val="20"/>
-          <w:szCs w:val="20"/>
+          <w:sz w:val="18"/>
+          <w:szCs w:val="18"/>
         </w:rPr>
         <w:t xml:space="preserve">    </w:t>
       </w:r>
@@ -6178,8 +6559,8 @@
       <w:r>
         <w:rPr>
           <w:rFonts w:ascii="Consolas" w:hAnsi="Consolas" w:cs="Consolas"/>
-          <w:sz w:val="20"/>
-          <w:szCs w:val="20"/>
+          <w:sz w:val="18"/>
+          <w:szCs w:val="18"/>
         </w:rPr>
         <w:t>for</w:t>
       </w:r>
@@ -6187,8 +6568,8 @@
       <w:r>
         <w:rPr>
           <w:rFonts w:ascii="Consolas" w:hAnsi="Consolas" w:cs="Consolas"/>
-          <w:sz w:val="20"/>
-          <w:szCs w:val="20"/>
+          <w:sz w:val="18"/>
+          <w:szCs w:val="18"/>
         </w:rPr>
         <w:t xml:space="preserve"> number in </w:t>
       </w:r>
@@ -6196,8 +6577,8 @@
       <w:r>
         <w:rPr>
           <w:rFonts w:ascii="Consolas" w:hAnsi="Consolas" w:cs="Consolas"/>
-          <w:sz w:val="20"/>
-          <w:szCs w:val="20"/>
+          <w:sz w:val="18"/>
+          <w:szCs w:val="18"/>
         </w:rPr>
         <w:t>numbers</w:t>
       </w:r>
@@ -6205,8 +6586,8 @@
       <w:r>
         <w:rPr>
           <w:rFonts w:ascii="Consolas" w:hAnsi="Consolas" w:cs="Consolas"/>
-          <w:sz w:val="20"/>
-          <w:szCs w:val="20"/>
+          <w:sz w:val="18"/>
+          <w:szCs w:val="18"/>
         </w:rPr>
         <w:t>:</w:t>
       </w:r>
@@ -6217,15 +6598,15 @@
         <w:jc w:val="left"/>
         <w:rPr>
           <w:rFonts w:ascii="Consolas" w:hAnsi="Consolas" w:cs="Consolas"/>
-          <w:sz w:val="20"/>
-          <w:szCs w:val="20"/>
+          <w:sz w:val="18"/>
+          <w:szCs w:val="18"/>
         </w:rPr>
       </w:pPr>
       <w:r>
         <w:rPr>
           <w:rFonts w:ascii="Consolas" w:hAnsi="Consolas" w:cs="Consolas"/>
-          <w:sz w:val="20"/>
-          <w:szCs w:val="20"/>
+          <w:sz w:val="18"/>
+          <w:szCs w:val="18"/>
         </w:rPr>
         <w:t xml:space="preserve">        </w:t>
       </w:r>
@@ -6233,8 +6614,8 @@
       <w:r>
         <w:rPr>
           <w:rFonts w:ascii="Consolas" w:hAnsi="Consolas" w:cs="Consolas"/>
-          <w:sz w:val="20"/>
-          <w:szCs w:val="20"/>
+          <w:sz w:val="18"/>
+          <w:szCs w:val="18"/>
         </w:rPr>
         <w:t>total</w:t>
       </w:r>
@@ -6242,8 +6623,8 @@
       <w:r>
         <w:rPr>
           <w:rFonts w:ascii="Consolas" w:hAnsi="Consolas" w:cs="Consolas"/>
-          <w:sz w:val="20"/>
-          <w:szCs w:val="20"/>
+          <w:sz w:val="18"/>
+          <w:szCs w:val="18"/>
         </w:rPr>
         <w:t xml:space="preserve"> += number</w:t>
       </w:r>
@@ -6254,15 +6635,15 @@
         <w:jc w:val="left"/>
         <w:rPr>
           <w:rFonts w:ascii="Consolas" w:hAnsi="Consolas" w:cs="Consolas"/>
-          <w:sz w:val="20"/>
-          <w:szCs w:val="20"/>
+          <w:sz w:val="18"/>
+          <w:szCs w:val="18"/>
         </w:rPr>
       </w:pPr>
       <w:r>
         <w:rPr>
           <w:rFonts w:ascii="Consolas" w:hAnsi="Consolas" w:cs="Consolas"/>
-          <w:sz w:val="20"/>
-          <w:szCs w:val="20"/>
+          <w:sz w:val="18"/>
+          <w:szCs w:val="18"/>
         </w:rPr>
         <w:t xml:space="preserve">    </w:t>
       </w:r>
@@ -6270,8 +6651,8 @@
       <w:r>
         <w:rPr>
           <w:rFonts w:ascii="Consolas" w:hAnsi="Consolas" w:cs="Consolas"/>
-          <w:sz w:val="20"/>
-          <w:szCs w:val="20"/>
+          <w:sz w:val="18"/>
+          <w:szCs w:val="18"/>
         </w:rPr>
         <w:t>return</w:t>
       </w:r>
@@ -6279,8 +6660,8 @@
       <w:r>
         <w:rPr>
           <w:rFonts w:ascii="Consolas" w:hAnsi="Consolas" w:cs="Consolas"/>
-          <w:sz w:val="20"/>
-          <w:szCs w:val="20"/>
+          <w:sz w:val="18"/>
+          <w:szCs w:val="18"/>
         </w:rPr>
         <w:t xml:space="preserve"> </w:t>
       </w:r>
@@ -6288,8 +6669,8 @@
       <w:r>
         <w:rPr>
           <w:rFonts w:ascii="Consolas" w:hAnsi="Consolas" w:cs="Consolas"/>
-          <w:sz w:val="20"/>
-          <w:szCs w:val="20"/>
+          <w:sz w:val="18"/>
+          <w:szCs w:val="18"/>
         </w:rPr>
         <w:t>total</w:t>
       </w:r>
@@ -6301,8 +6682,8 @@
         <w:jc w:val="left"/>
         <w:rPr>
           <w:rFonts w:ascii="Consolas" w:hAnsi="Consolas" w:cs="Consolas"/>
-          <w:sz w:val="20"/>
-          <w:szCs w:val="20"/>
+          <w:sz w:val="18"/>
+          <w:szCs w:val="18"/>
         </w:rPr>
       </w:pPr>
     </w:p>
@@ -6312,16 +6693,16 @@
         <w:jc w:val="left"/>
         <w:rPr>
           <w:rFonts w:ascii="Consolas" w:hAnsi="Consolas" w:cs="Consolas"/>
-          <w:sz w:val="20"/>
-          <w:szCs w:val="20"/>
+          <w:sz w:val="18"/>
+          <w:szCs w:val="18"/>
         </w:rPr>
       </w:pPr>
       <w:proofErr w:type="spellStart"/>
       <w:r>
         <w:rPr>
           <w:rFonts w:ascii="Consolas" w:hAnsi="Consolas" w:cs="Consolas"/>
-          <w:sz w:val="20"/>
-          <w:szCs w:val="20"/>
+          <w:sz w:val="18"/>
+          <w:szCs w:val="18"/>
         </w:rPr>
         <w:t>result</w:t>
       </w:r>
@@ -6329,8 +6710,8 @@
       <w:r>
         <w:rPr>
           <w:rFonts w:ascii="Consolas" w:hAnsi="Consolas" w:cs="Consolas"/>
-          <w:sz w:val="20"/>
-          <w:szCs w:val="20"/>
+          <w:sz w:val="18"/>
+          <w:szCs w:val="18"/>
         </w:rPr>
         <w:t xml:space="preserve"> = </w:t>
       </w:r>
@@ -6338,8 +6719,8 @@
       <w:r>
         <w:rPr>
           <w:rFonts w:ascii="Consolas" w:hAnsi="Consolas" w:cs="Consolas"/>
-          <w:sz w:val="20"/>
-          <w:szCs w:val="20"/>
+          <w:sz w:val="18"/>
+          <w:szCs w:val="18"/>
         </w:rPr>
         <w:t>calculate_sum</w:t>
       </w:r>
@@ -6347,8 +6728,8 @@
       <w:r>
         <w:rPr>
           <w:rFonts w:ascii="Consolas" w:hAnsi="Consolas" w:cs="Consolas"/>
-          <w:sz w:val="20"/>
-          <w:szCs w:val="20"/>
+          <w:sz w:val="18"/>
+          <w:szCs w:val="18"/>
         </w:rPr>
         <w:t>([1, 2, 3, 4, 5])</w:t>
       </w:r>
@@ -6360,15 +6741,15 @@
         <w:jc w:val="left"/>
         <w:rPr>
           <w:rFonts w:ascii="Consolas" w:hAnsi="Consolas" w:cs="Consolas"/>
-          <w:sz w:val="20"/>
-          <w:szCs w:val="20"/>
+          <w:sz w:val="18"/>
+          <w:szCs w:val="18"/>
         </w:rPr>
       </w:pPr>
       <w:r>
         <w:rPr>
           <w:rFonts w:ascii="Consolas" w:hAnsi="Consolas" w:cs="Consolas"/>
-          <w:sz w:val="20"/>
-          <w:szCs w:val="20"/>
+          <w:sz w:val="18"/>
+          <w:szCs w:val="18"/>
         </w:rPr>
         <w:t>print(</w:t>
       </w:r>
@@ -6376,8 +6757,8 @@
       <w:r>
         <w:rPr>
           <w:rFonts w:ascii="Consolas" w:hAnsi="Consolas" w:cs="Consolas"/>
-          <w:sz w:val="20"/>
-          <w:szCs w:val="20"/>
+          <w:sz w:val="18"/>
+          <w:szCs w:val="18"/>
         </w:rPr>
         <w:t>f"Sum</w:t>
       </w:r>
@@ -6385,8 +6766,8 @@
       <w:r>
         <w:rPr>
           <w:rFonts w:ascii="Consolas" w:hAnsi="Consolas" w:cs="Consolas"/>
-          <w:sz w:val="20"/>
-          <w:szCs w:val="20"/>
+          <w:sz w:val="18"/>
+          <w:szCs w:val="18"/>
         </w:rPr>
         <w:t>: {</w:t>
       </w:r>
@@ -6394,8 +6775,8 @@
       <w:r>
         <w:rPr>
           <w:rFonts w:ascii="Consolas" w:hAnsi="Consolas" w:cs="Consolas"/>
-          <w:sz w:val="20"/>
-          <w:szCs w:val="20"/>
+          <w:sz w:val="18"/>
+          <w:szCs w:val="18"/>
         </w:rPr>
         <w:t>result</w:t>
       </w:r>
@@ -6403,8 +6784,8 @@
       <w:r>
         <w:rPr>
           <w:rFonts w:ascii="Consolas" w:hAnsi="Consolas" w:cs="Consolas"/>
-          <w:sz w:val="20"/>
-          <w:szCs w:val="20"/>
+          <w:sz w:val="18"/>
+          <w:szCs w:val="18"/>
         </w:rPr>
         <w:t>}")</w:t>
       </w:r>
@@ -6413,7 +6794,7 @@
       <w:pPr>
         <w:pStyle w:val="Caption"/>
       </w:pPr>
-      <w:bookmarkStart w:id="8" w:name="_Toc227257334"/>
+      <w:bookmarkStart w:id="10" w:name="_Toc227257334"/>
       <w:r>
         <w:t xml:space="preserve">Joonis </w:t>
       </w:r>
@@ -6425,7 +6806,7 @@
       <w:r>
         <w:t>. Näidisjoonis valideerimisreeglite kontrollimiseks.</w:t>
       </w:r>
-      <w:bookmarkEnd w:id="8"/>
+      <w:bookmarkEnd w:id="10"/>
     </w:p>
     <w:p/>
     <w:p>
@@ -6441,13 +6822,21 @@
     <w:p>
       <w:pPr>
         <w:pStyle w:val="Heading1"/>
-      </w:pPr>
-      <w:bookmarkStart w:id="9" w:name="_Toc227257310"/>
-      <w:r>
+        <w:rPr>
+          <w:sz w:val="28"/>
+          <w:szCs w:val="28"/>
+        </w:rPr>
+      </w:pPr>
+      <w:bookmarkStart w:id="11" w:name="_Toc228477510"/>
+      <w:r>
+        <w:rPr>
+          <w:sz w:val="28"/>
+          <w:szCs w:val="28"/>
+        </w:rPr>
         <w:lastRenderedPageBreak/>
         <w:t>Teine põhipeatükk</w:t>
       </w:r>
-      <w:bookmarkEnd w:id="9"/>
+      <w:bookmarkEnd w:id="11"/>
     </w:p>
     <w:p>
       <w:r>
@@ -7363,7 +7752,7 @@
           <w:b/>
         </w:rPr>
       </w:pPr>
-      <w:bookmarkStart w:id="10" w:name="_Toc227257311"/>
+      <w:bookmarkStart w:id="12" w:name="_Toc228477511"/>
       <w:r>
         <w:rPr>
           <w:rStyle w:val="Heading1Char"/>
@@ -7372,7 +7761,7 @@
         <w:lastRenderedPageBreak/>
         <w:t>Kokkuvõte</w:t>
       </w:r>
-      <w:bookmarkEnd w:id="10"/>
+      <w:bookmarkEnd w:id="12"/>
     </w:p>
     <w:p>
       <w:r>
@@ -7409,7 +7798,7 @@
       <w:pPr>
         <w:pStyle w:val="Headingunnumber"/>
       </w:pPr>
-      <w:bookmarkStart w:id="11" w:name="_Toc227257312"/>
+      <w:bookmarkStart w:id="13" w:name="_Toc228477512"/>
       <w:r>
         <w:lastRenderedPageBreak/>
         <w:t xml:space="preserve">Kasutatud </w:t>
@@ -7417,7 +7806,7 @@
       <w:r>
         <w:t>kirjandus</w:t>
       </w:r>
-      <w:bookmarkEnd w:id="11"/>
+      <w:bookmarkEnd w:id="13"/>
     </w:p>
     <w:p>
       <w:pPr>
@@ -7447,7 +7836,7 @@
       <w:pPr>
         <w:pStyle w:val="Headingunnumber"/>
       </w:pPr>
-      <w:bookmarkStart w:id="12" w:name="_Toc227257313"/>
+      <w:bookmarkStart w:id="14" w:name="_Toc228477513"/>
       <w:r>
         <w:lastRenderedPageBreak/>
         <w:t xml:space="preserve">Lisa 1 </w:t>
@@ -7473,14 +7862,14 @@
         </w:rPr>
         <w:footnoteReference w:id="1"/>
       </w:r>
-      <w:bookmarkEnd w:id="12"/>
-    </w:p>
-    <w:p>
-      <w:bookmarkStart w:id="13" w:name="_Toc54349730"/>
+      <w:bookmarkEnd w:id="14"/>
+    </w:p>
+    <w:p>
+      <w:bookmarkStart w:id="15" w:name="_Toc54349730"/>
       <w:r>
         <w:t>Mina,</w:t>
       </w:r>
-      <w:bookmarkEnd w:id="13"/>
+      <w:bookmarkEnd w:id="15"/>
       <w:r>
         <w:t xml:space="preserve"> Mari Maasikas</w:t>
       </w:r>
@@ -7612,12 +8001,12 @@
       <w:pPr>
         <w:pStyle w:val="Headingunnumber"/>
       </w:pPr>
-      <w:bookmarkStart w:id="14" w:name="_Toc227257314"/>
+      <w:bookmarkStart w:id="16" w:name="_Toc228477514"/>
       <w:r>
         <w:lastRenderedPageBreak/>
         <w:t>Lisa 2 – Teine lisa</w:t>
       </w:r>
-      <w:bookmarkEnd w:id="14"/>
+      <w:bookmarkEnd w:id="16"/>
     </w:p>
     <w:p>
       <w:pPr>
@@ -7644,13 +8033,21 @@
     <w:p>
       <w:pPr>
         <w:pStyle w:val="Headingunnumber"/>
-      </w:pPr>
-      <w:bookmarkStart w:id="15" w:name="_Toc227257315"/>
-      <w:r>
+        <w:rPr>
+          <w:sz w:val="30"/>
+          <w:szCs w:val="30"/>
+        </w:rPr>
+      </w:pPr>
+      <w:bookmarkStart w:id="17" w:name="_Toc228477515"/>
+      <w:r>
+        <w:rPr>
+          <w:sz w:val="30"/>
+          <w:szCs w:val="30"/>
+        </w:rPr>
         <w:lastRenderedPageBreak/>
         <w:t>Lisa 3 – Kolmas lisa</w:t>
       </w:r>
-      <w:bookmarkEnd w:id="15"/>
+      <w:bookmarkEnd w:id="17"/>
     </w:p>
     <w:tbl>
       <w:tblPr>
@@ -7674,12 +8071,16 @@
               <w:rPr>
                 <w:b/>
                 <w:bCs/>
+                <w:sz w:val="36"/>
+                <w:szCs w:val="36"/>
               </w:rPr>
             </w:pPr>
             <w:r>
               <w:rPr>
                 <w:b/>
                 <w:bCs/>
+                <w:sz w:val="36"/>
+                <w:szCs w:val="36"/>
               </w:rPr>
               <w:t>Tabeli veerg 1</w:t>
             </w:r>
@@ -7695,12 +8096,16 @@
               <w:rPr>
                 <w:b/>
                 <w:bCs/>
+                <w:sz w:val="36"/>
+                <w:szCs w:val="36"/>
               </w:rPr>
             </w:pPr>
             <w:r>
               <w:rPr>
                 <w:b/>
                 <w:bCs/>
+                <w:sz w:val="36"/>
+                <w:szCs w:val="36"/>
               </w:rPr>
               <w:t>Tabeli veerg 2</w:t>
             </w:r>
@@ -7716,12 +8121,16 @@
               <w:rPr>
                 <w:b/>
                 <w:bCs/>
+                <w:sz w:val="36"/>
+                <w:szCs w:val="36"/>
               </w:rPr>
             </w:pPr>
             <w:r>
               <w:rPr>
                 <w:b/>
                 <w:bCs/>
+                <w:sz w:val="36"/>
+                <w:szCs w:val="36"/>
               </w:rPr>
               <w:t>Tabeli veerg 3</w:t>
             </w:r>
@@ -7736,8 +8145,16 @@
           <w:p>
             <w:pPr>
               <w:pStyle w:val="Tabletext"/>
+              <w:rPr>
+                <w:sz w:val="36"/>
+                <w:szCs w:val="36"/>
+              </w:rPr>
             </w:pPr>
             <w:r>
+              <w:rPr>
+                <w:sz w:val="36"/>
+                <w:szCs w:val="36"/>
+              </w:rPr>
               <w:t>Siin on tabeli tekst</w:t>
             </w:r>
           </w:p>
@@ -7749,8 +8166,16 @@
           <w:p>
             <w:pPr>
               <w:pStyle w:val="Tabletext"/>
+              <w:rPr>
+                <w:sz w:val="36"/>
+                <w:szCs w:val="36"/>
+              </w:rPr>
             </w:pPr>
             <w:r>
+              <w:rPr>
+                <w:sz w:val="36"/>
+                <w:szCs w:val="36"/>
+              </w:rPr>
               <w:t>Siin on tabeli tekst</w:t>
             </w:r>
           </w:p>
@@ -7762,8 +8187,16 @@
           <w:p>
             <w:pPr>
               <w:pStyle w:val="Tabletext"/>
+              <w:rPr>
+                <w:sz w:val="36"/>
+                <w:szCs w:val="36"/>
+              </w:rPr>
             </w:pPr>
             <w:r>
+              <w:rPr>
+                <w:sz w:val="36"/>
+                <w:szCs w:val="36"/>
+              </w:rPr>
               <w:t>Siin on tabeli tekst</w:t>
             </w:r>
           </w:p>
@@ -7777,8 +8210,16 @@
           <w:p>
             <w:pPr>
               <w:pStyle w:val="Tabletext"/>
+              <w:rPr>
+                <w:sz w:val="36"/>
+                <w:szCs w:val="36"/>
+              </w:rPr>
             </w:pPr>
             <w:r>
+              <w:rPr>
+                <w:sz w:val="36"/>
+                <w:szCs w:val="36"/>
+              </w:rPr>
               <w:t>Siin on tabeli tekst</w:t>
             </w:r>
           </w:p>
@@ -7790,8 +8231,16 @@
           <w:p>
             <w:pPr>
               <w:pStyle w:val="Tabletext"/>
+              <w:rPr>
+                <w:sz w:val="36"/>
+                <w:szCs w:val="36"/>
+              </w:rPr>
             </w:pPr>
             <w:r>
+              <w:rPr>
+                <w:sz w:val="36"/>
+                <w:szCs w:val="36"/>
+              </w:rPr>
               <w:t>Siin on tabeli tekst</w:t>
             </w:r>
           </w:p>
@@ -7803,8 +8252,16 @@
           <w:p>
             <w:pPr>
               <w:pStyle w:val="Tabletext"/>
+              <w:rPr>
+                <w:sz w:val="36"/>
+                <w:szCs w:val="36"/>
+              </w:rPr>
             </w:pPr>
             <w:r>
+              <w:rPr>
+                <w:sz w:val="36"/>
+                <w:szCs w:val="36"/>
+              </w:rPr>
               <w:t>Siin on tabeli tekst</w:t>
             </w:r>
           </w:p>
@@ -10007,10 +10464,11 @@
     <w:basedOn w:val="Normal"/>
     <w:next w:val="Normal"/>
     <w:link w:val="Heading2Char"/>
+    <w:autoRedefine/>
     <w:uiPriority w:val="9"/>
     <w:unhideWhenUsed/>
     <w:qFormat/>
-    <w:rsid w:val="0099022B"/>
+    <w:rsid w:val="007B101E"/>
     <w:pPr>
       <w:keepNext/>
       <w:keepLines/>
@@ -10025,7 +10483,7 @@
     <w:rPr>
       <w:rFonts w:eastAsiaTheme="majorEastAsia" w:cstheme="majorBidi"/>
       <w:b/>
-      <w:sz w:val="28"/>
+      <w:sz w:val="30"/>
       <w:szCs w:val="32"/>
     </w:rPr>
   </w:style>
@@ -10034,10 +10492,11 @@
     <w:basedOn w:val="Normal"/>
     <w:next w:val="Normal"/>
     <w:link w:val="Heading3Char"/>
+    <w:autoRedefine/>
     <w:uiPriority w:val="9"/>
     <w:unhideWhenUsed/>
     <w:qFormat/>
-    <w:rsid w:val="0084476A"/>
+    <w:rsid w:val="00C17516"/>
     <w:pPr>
       <w:keepNext/>
       <w:keepLines/>
@@ -10052,6 +10511,7 @@
     <w:rPr>
       <w:rFonts w:eastAsiaTheme="majorEastAsia" w:cstheme="majorBidi"/>
       <w:b/>
+      <w:sz w:val="26"/>
       <w:szCs w:val="28"/>
     </w:rPr>
   </w:style>
@@ -10253,12 +10713,12 @@
     <w:basedOn w:val="DefaultParagraphFont"/>
     <w:link w:val="Heading2"/>
     <w:uiPriority w:val="9"/>
-    <w:rsid w:val="0099022B"/>
+    <w:rsid w:val="007B101E"/>
     <w:rPr>
       <w:rFonts w:ascii="Times New Roman" w:eastAsiaTheme="majorEastAsia" w:hAnsi="Times New Roman" w:cstheme="majorBidi"/>
       <w:b/>
       <w:kern w:val="0"/>
-      <w:sz w:val="28"/>
+      <w:sz w:val="30"/>
       <w:szCs w:val="32"/>
       <w14:ligatures w14:val="none"/>
     </w:rPr>
@@ -10268,12 +10728,12 @@
     <w:basedOn w:val="DefaultParagraphFont"/>
     <w:link w:val="Heading3"/>
     <w:uiPriority w:val="9"/>
-    <w:rsid w:val="0084476A"/>
+    <w:rsid w:val="00C17516"/>
     <w:rPr>
       <w:rFonts w:ascii="Times New Roman" w:eastAsiaTheme="majorEastAsia" w:hAnsi="Times New Roman" w:cstheme="majorBidi"/>
       <w:b/>
       <w:kern w:val="0"/>
-      <w:sz w:val="24"/>
+      <w:sz w:val="26"/>
       <w:szCs w:val="28"/>
       <w14:ligatures w14:val="none"/>
     </w:rPr>
@@ -10647,7 +11107,7 @@
     <w:autoRedefine/>
     <w:uiPriority w:val="39"/>
     <w:unhideWhenUsed/>
-    <w:rsid w:val="00612DC7"/>
+    <w:rsid w:val="008C443E"/>
     <w:pPr>
       <w:tabs>
         <w:tab w:val="right" w:leader="dot" w:pos="8494"/>
@@ -10655,6 +11115,9 @@
       <w:spacing w:after="100"/>
       <w:jc w:val="left"/>
     </w:pPr>
+    <w:rPr>
+      <w:sz w:val="26"/>
+    </w:rPr>
   </w:style>
   <w:style w:type="paragraph" w:styleId="TOC2">
     <w:name w:val="toc 2"/>
@@ -10663,11 +11126,14 @@
     <w:autoRedefine/>
     <w:uiPriority w:val="39"/>
     <w:unhideWhenUsed/>
-    <w:rsid w:val="00612DC7"/>
+    <w:rsid w:val="008C443E"/>
     <w:pPr>
       <w:spacing w:after="100"/>
       <w:ind w:left="238"/>
     </w:pPr>
+    <w:rPr>
+      <w:sz w:val="22"/>
+    </w:rPr>
   </w:style>
   <w:style w:type="paragraph" w:styleId="TOC3">
     <w:name w:val="toc 3"/>
@@ -10715,8 +11181,9 @@
   <w:style w:type="paragraph" w:customStyle="1" w:styleId="Heading">
     <w:name w:val="Heading"/>
     <w:basedOn w:val="Normal"/>
+    <w:autoRedefine/>
     <w:qFormat/>
-    <w:rsid w:val="00AA1435"/>
+    <w:rsid w:val="005D6232"/>
     <w:pPr>
       <w:spacing w:before="1200" w:after="360"/>
       <w:jc w:val="left"/>
@@ -10724,7 +11191,7 @@
     <w:rPr>
       <w:b/>
       <w:bCs/>
-      <w:sz w:val="32"/>
+      <w:sz w:val="34"/>
     </w:rPr>
   </w:style>
   <w:style w:type="paragraph" w:customStyle="1" w:styleId="NormalBold">
@@ -10739,15 +11206,13 @@
   <w:style w:type="paragraph" w:customStyle="1" w:styleId="Tabletext">
     <w:name w:val="Table_text"/>
     <w:basedOn w:val="Normal"/>
+    <w:autoRedefine/>
     <w:qFormat/>
-    <w:rsid w:val="00506430"/>
+    <w:rsid w:val="0072648D"/>
     <w:pPr>
       <w:spacing w:after="0" w:line="240" w:lineRule="auto"/>
       <w:jc w:val="left"/>
     </w:pPr>
-    <w:rPr>
-      <w:sz w:val="22"/>
-    </w:rPr>
   </w:style>
   <w:style w:type="paragraph" w:styleId="TableofFigures">
     <w:name w:val="table of figures"/>
@@ -10762,10 +11227,11 @@
   </w:style>
   <w:style w:type="paragraph" w:styleId="Caption">
     <w:name w:val="caption"/>
+    <w:autoRedefine/>
     <w:uiPriority w:val="35"/>
     <w:unhideWhenUsed/>
     <w:qFormat/>
-    <w:rsid w:val="00480C50"/>
+    <w:rsid w:val="00153714"/>
     <w:pPr>
       <w:spacing w:before="120" w:after="120" w:line="240" w:lineRule="auto"/>
       <w:jc w:val="center"/>
@@ -10774,7 +11240,6 @@
       <w:rFonts w:ascii="Times New Roman" w:eastAsia="Times New Roman" w:hAnsi="Times New Roman" w:cs="Times New Roman"/>
       <w:iCs/>
       <w:kern w:val="0"/>
-      <w:sz w:val="20"/>
       <w:szCs w:val="18"/>
       <w14:ligatures w14:val="none"/>
     </w:rPr>
@@ -10836,13 +11301,17 @@
     <w:name w:val="Heading_unnumber"/>
     <w:basedOn w:val="Heading1"/>
     <w:next w:val="BodyText"/>
+    <w:autoRedefine/>
     <w:qFormat/>
-    <w:rsid w:val="00295CB2"/>
+    <w:rsid w:val="005D6232"/>
     <w:pPr>
       <w:numPr>
         <w:numId w:val="0"/>
       </w:numPr>
     </w:pPr>
+    <w:rPr>
+      <w:sz w:val="28"/>
+    </w:rPr>
   </w:style>
   <w:style w:type="numbering" w:customStyle="1" w:styleId="Style1">
     <w:name w:val="Style1"/>

--- a/docs/test-documents/thesis-validator-test-errors.docx
+++ b/docs/test-documents/thesis-validator-test-errors.docx
@@ -5375,10 +5375,16 @@
     <w:p>
       <w:pPr>
         <w:pStyle w:val="Heading1"/>
+        <w:rPr>
+          <w:b w:val="0"/>
+          <w:bCs/>
+        </w:rPr>
       </w:pPr>
       <w:bookmarkStart w:id="1" w:name="_Toc228477504"/>
       <w:r>
         <w:rPr>
+          <w:b w:val="0"/>
+          <w:bCs/>
           <w:sz w:val="36"/>
           <w:szCs w:val="36"/>
         </w:rPr>
@@ -5386,6 +5392,10 @@
         <w:t>S</w:t>
       </w:r>
       <w:r>
+        <w:rPr>
+          <w:b w:val="0"/>
+          <w:bCs/>
+        </w:rPr>
         <w:t>issejuhatus</w:t>
       </w:r>
       <w:bookmarkEnd w:id="1"/>
@@ -6823,6 +6833,8 @@
       <w:pPr>
         <w:pStyle w:val="Heading1"/>
         <w:rPr>
+          <w:b w:val="0"/>
+          <w:bCs/>
           <w:sz w:val="28"/>
           <w:szCs w:val="28"/>
         </w:rPr>
@@ -6830,6 +6842,8 @@
       <w:bookmarkStart w:id="11" w:name="_Toc228477510"/>
       <w:r>
         <w:rPr>
+          <w:b w:val="0"/>
+          <w:bCs/>
           <w:sz w:val="28"/>
           <w:szCs w:val="28"/>
         </w:rPr>
@@ -10440,7 +10454,7 @@
     <w:link w:val="Heading1Char"/>
     <w:uiPriority w:val="9"/>
     <w:qFormat/>
-    <w:rsid w:val="00CA6DA9"/>
+    <w:rsid w:val="003361C6"/>
     <w:pPr>
       <w:keepNext/>
       <w:keepLines/>
@@ -10698,7 +10712,7 @@
     <w:basedOn w:val="DefaultParagraphFont"/>
     <w:link w:val="Heading1"/>
     <w:uiPriority w:val="9"/>
-    <w:rsid w:val="00CA6DA9"/>
+    <w:rsid w:val="003361C6"/>
     <w:rPr>
       <w:rFonts w:ascii="Times New Roman" w:eastAsiaTheme="majorEastAsia" w:hAnsi="Times New Roman" w:cstheme="majorBidi"/>
       <w:b/>
@@ -11183,13 +11197,12 @@
     <w:basedOn w:val="Normal"/>
     <w:autoRedefine/>
     <w:qFormat/>
-    <w:rsid w:val="005D6232"/>
+    <w:rsid w:val="00DD646B"/>
     <w:pPr>
       <w:spacing w:before="1200" w:after="360"/>
       <w:jc w:val="left"/>
     </w:pPr>
     <w:rPr>
-      <w:b/>
       <w:bCs/>
       <w:sz w:val="34"/>
     </w:rPr>

--- a/docs/test-documents/thesis-validator-test-errors.docx
+++ b/docs/test-documents/thesis-validator-test-errors.docx
@@ -506,6 +506,9 @@
       </w:r>
     </w:p>
     <w:p>
+      <w:pPr>
+        <w:jc w:val="center"/>
+      </w:pPr>
       <w:r>
         <w:t>Kinnitan, et olen koostanud antud lõputöö iseseisvalt ning seda ei ole kellegi teise poolt varem kaitsmisele esitatud. Kõik töö koostamisel kasutatud teiste autorite tööd, olulised seisukohad, kirjandusallikatest ja mujalt pärinevad andmed on töös viidatud.</w:t>
       </w:r>
@@ -547,11 +550,17 @@
       </w:r>
     </w:p>
     <w:p>
+      <w:pPr>
+        <w:jc w:val="right"/>
+      </w:pPr>
       <w:r>
         <w:t>Käesolev lõik on näidistekst, mida kasutatakse dokumendi vormistuse testimiseks. Tekst ei oma sisulist tähendust ning on koostatud üksnes vormistusnõuete kontrollimise eesmärgil. Lõigu pikkus on valitud selliselt, et see vastaks tüüpilise akadeemilise teksti mahule.</w:t>
       </w:r>
     </w:p>
     <w:p>
+      <w:pPr>
+        <w:jc w:val="left"/>
+      </w:pPr>
       <w:r>
         <w:t>Järgnevas lõigus käsitletakse täiendavaid aspekte, mis on vajalikud testimise läbiviimiseks. Erinevad vormistuselemendid, sealhulgas pealkirjad, lõigud ja tabelid, on paigutatud dokumenti selliselt, et valideerimisreeglite kontrollimiseks oleks piisavalt materjali. Testimise käigus kontrollitakse nii vormistuse kui ka struktuuri vastavust nõuetele.</w:t>
       </w:r>

--- a/docs/test-documents/thesis-validator-test-errors.docx
+++ b/docs/test-documents/thesis-validator-test-errors.docx
@@ -6826,6 +6826,103 @@
         <w:t>. Näidisjoonis valideerimisreeglite kontrollimiseks.</w:t>
       </w:r>
       <w:bookmarkEnd w:id="10"/>
+    </w:p>
+    <w:p>
+      <w:pPr>
+        <w:pStyle w:val="Heading2"/>
+        <w:rPr>
+          <w:sz w:val="26"/>
+          <w:szCs w:val="26"/>
+        </w:rPr>
+      </w:pPr>
+      <w:r>
+        <w:rPr>
+          <w:sz w:val="26"/>
+          <w:szCs w:val="26"/>
+        </w:rPr>
+        <w:t>Alapeatükk</w:t>
+      </w:r>
+    </w:p>
+    <w:p>
+      <w:pPr>
+        <w:pStyle w:val="Heading3"/>
+        <w:rPr>
+          <w:sz w:val="22"/>
+          <w:szCs w:val="22"/>
+        </w:rPr>
+      </w:pPr>
+      <w:r>
+        <w:rPr>
+          <w:sz w:val="22"/>
+          <w:szCs w:val="22"/>
+        </w:rPr>
+        <w:t>Alapeatüki alapeatükk</w:t>
+      </w:r>
+    </w:p>
+    <w:p>
+      <w:r>
+        <w:t>Käesolev lõik on näidistekst, mida kasutatakse dokumendi vormistuse testimiseks. Tekst ei oma sisulist tähendust ning on koostatud üksnes vormistusnõuete kontrollimise eesmärgil. Lõigu pikkus on valitud selliselt, et see vastaks tüüpilise akadeemilise teksti mahule.</w:t>
+      </w:r>
+    </w:p>
+    <w:p>
+      <w:pPr>
+        <w:pStyle w:val="Heading3"/>
+        <w:rPr>
+          <w:sz w:val="22"/>
+          <w:szCs w:val="22"/>
+        </w:rPr>
+      </w:pPr>
+      <w:r>
+        <w:rPr>
+          <w:sz w:val="22"/>
+          <w:szCs w:val="22"/>
+        </w:rPr>
+        <w:t>Alapeatüki alapeatükk</w:t>
+      </w:r>
+    </w:p>
+    <w:p>
+      <w:r>
+        <w:t>Käesolev lõik on näidistekst, mida kasutatakse dokumendi vormistuse testimiseks. Tekst ei oma sisulist tähendust ning on koostatud üksnes vormistusnõuete kontrollimise eesmärgil. Lõigu pikkus on valitud selliselt, et see vastaks tüüpilise akadeemilise teksti mahule.</w:t>
+      </w:r>
+    </w:p>
+    <w:p/>
+    <w:p>
+      <w:pPr>
+        <w:pStyle w:val="Heading3"/>
+        <w:rPr>
+          <w:sz w:val="22"/>
+          <w:szCs w:val="22"/>
+        </w:rPr>
+      </w:pPr>
+      <w:r>
+        <w:rPr>
+          <w:sz w:val="22"/>
+          <w:szCs w:val="22"/>
+        </w:rPr>
+        <w:lastRenderedPageBreak/>
+        <w:t>Alapeatüki alapeatükk</w:t>
+      </w:r>
+    </w:p>
+    <w:p>
+      <w:pPr>
+        <w:pStyle w:val="Heading2"/>
+        <w:rPr>
+          <w:sz w:val="26"/>
+          <w:szCs w:val="26"/>
+        </w:rPr>
+      </w:pPr>
+      <w:r>
+        <w:rPr>
+          <w:sz w:val="26"/>
+          <w:szCs w:val="26"/>
+        </w:rPr>
+        <w:t>Alapeatükk</w:t>
+      </w:r>
+    </w:p>
+    <w:p>
+      <w:r>
+        <w:t>Käesolev lõik on näidistekst, mida kasutatakse dokumendi vormistuse testimiseks. Tekst ei oma sisulist tähendust ning on koostatud üksnes vormistusnõuete kontrollimise eesmärgil. Lõigu pikkus on valitud selliselt, et see vastaks tüüpilise akadeemilise teksti mahule.</w:t>
+      </w:r>
     </w:p>
     <w:p/>
     <w:p>

--- a/docs/test-documents/thesis-validator-test-errors.docx
+++ b/docs/test-documents/thesis-validator-test-errors.docx
@@ -3937,6 +3937,7 @@
           <w:rFonts w:asciiTheme="minorHAnsi" w:eastAsiaTheme="minorEastAsia" w:hAnsiTheme="minorHAnsi" w:cstheme="minorBidi"/>
           <w:noProof/>
           <w:kern w:val="2"/>
+          <w:sz w:val="24"/>
           <w:lang w:val="en-EE" w:eastAsia="en-GB"/>
           <w14:ligatures w14:val="standardContextual"/>
         </w:rPr>
@@ -3965,10 +3966,11 @@
         </w:rPr>
         <w:fldChar w:fldCharType="separate"/>
       </w:r>
-      <w:hyperlink w:anchor="_Toc228477504" w:history="1">
+      <w:hyperlink w:anchor="_Toc228553013" w:history="1">
         <w:r>
           <w:rPr>
             <w:rStyle w:val="Hyperlink"/>
+            <w:bCs/>
             <w:noProof/>
           </w:rPr>
           <w:t>1</w:t>
@@ -3978,6 +3980,7 @@
             <w:rFonts w:asciiTheme="minorHAnsi" w:eastAsiaTheme="minorEastAsia" w:hAnsiTheme="minorHAnsi" w:cstheme="minorBidi"/>
             <w:noProof/>
             <w:kern w:val="2"/>
+            <w:sz w:val="24"/>
             <w:lang w:val="en-EE" w:eastAsia="en-GB"/>
             <w14:ligatures w14:val="standardContextual"/>
           </w:rPr>
@@ -3986,6 +3989,7 @@
         <w:r>
           <w:rPr>
             <w:rStyle w:val="Hyperlink"/>
+            <w:bCs/>
             <w:noProof/>
           </w:rPr>
           <w:t>Sissejuhatus</w:t>
@@ -4009,7 +4013,7 @@
             <w:noProof/>
             <w:webHidden/>
           </w:rPr>
-          <w:instrText xml:space="preserve"> PAGEREF _Toc228477504 \h </w:instrText>
+          <w:instrText xml:space="preserve"> PAGEREF _Toc228553013 \h </w:instrText>
         </w:r>
         <w:r>
           <w:rPr>
@@ -4045,6 +4049,282 @@
         <w:pStyle w:val="TOC1"/>
         <w:tabs>
           <w:tab w:val="left" w:pos="482"/>
+        </w:tabs>
+        <w:rPr>
+          <w:rFonts w:asciiTheme="minorHAnsi" w:eastAsiaTheme="minorEastAsia" w:hAnsiTheme="minorHAnsi" w:cstheme="minorBidi"/>
+          <w:noProof/>
+          <w:kern w:val="2"/>
+          <w:sz w:val="24"/>
+          <w:lang w:val="en-EE" w:eastAsia="en-GB"/>
+          <w14:ligatures w14:val="standardContextual"/>
+        </w:rPr>
+      </w:pPr>
+      <w:hyperlink w:anchor="_Toc228553014" w:history="1">
+        <w:r>
+          <w:rPr>
+            <w:rStyle w:val="Hyperlink"/>
+            <w:noProof/>
+          </w:rPr>
+          <w:t>2</w:t>
+        </w:r>
+        <w:r>
+          <w:rPr>
+            <w:rFonts w:asciiTheme="minorHAnsi" w:eastAsiaTheme="minorEastAsia" w:hAnsiTheme="minorHAnsi" w:cstheme="minorBidi"/>
+            <w:noProof/>
+            <w:kern w:val="2"/>
+            <w:sz w:val="24"/>
+            <w:lang w:val="en-EE" w:eastAsia="en-GB"/>
+            <w14:ligatures w14:val="standardContextual"/>
+          </w:rPr>
+          <w:tab/>
+        </w:r>
+        <w:r>
+          <w:rPr>
+            <w:rStyle w:val="Hyperlink"/>
+            <w:noProof/>
+          </w:rPr>
+          <w:t>Esimene põhipeatükk</w:t>
+        </w:r>
+        <w:r>
+          <w:rPr>
+            <w:noProof/>
+            <w:webHidden/>
+          </w:rPr>
+          <w:tab/>
+        </w:r>
+        <w:r>
+          <w:rPr>
+            <w:noProof/>
+            <w:webHidden/>
+          </w:rPr>
+          <w:fldChar w:fldCharType="begin"/>
+        </w:r>
+        <w:r>
+          <w:rPr>
+            <w:noProof/>
+            <w:webHidden/>
+          </w:rPr>
+          <w:instrText xml:space="preserve"> PAGEREF _Toc228553014 \h </w:instrText>
+        </w:r>
+        <w:r>
+          <w:rPr>
+            <w:noProof/>
+            <w:webHidden/>
+          </w:rPr>
+        </w:r>
+        <w:r>
+          <w:rPr>
+            <w:noProof/>
+            <w:webHidden/>
+          </w:rPr>
+          <w:fldChar w:fldCharType="separate"/>
+        </w:r>
+        <w:r>
+          <w:rPr>
+            <w:noProof/>
+            <w:webHidden/>
+          </w:rPr>
+          <w:t>10</w:t>
+        </w:r>
+        <w:r>
+          <w:rPr>
+            <w:noProof/>
+            <w:webHidden/>
+          </w:rPr>
+          <w:fldChar w:fldCharType="end"/>
+        </w:r>
+      </w:hyperlink>
+    </w:p>
+    <w:p>
+      <w:pPr>
+        <w:pStyle w:val="TOC2"/>
+        <w:tabs>
+          <w:tab w:val="left" w:pos="960"/>
+          <w:tab w:val="right" w:leader="dot" w:pos="8493"/>
+        </w:tabs>
+        <w:rPr>
+          <w:rFonts w:asciiTheme="minorHAnsi" w:eastAsiaTheme="minorEastAsia" w:hAnsiTheme="minorHAnsi" w:cstheme="minorBidi"/>
+          <w:noProof/>
+          <w:kern w:val="2"/>
+          <w:sz w:val="24"/>
+          <w:lang w:val="en-EE" w:eastAsia="en-GB"/>
+          <w14:ligatures w14:val="standardContextual"/>
+        </w:rPr>
+      </w:pPr>
+      <w:hyperlink w:anchor="_Toc228553015" w:history="1">
+        <w:r>
+          <w:rPr>
+            <w:rStyle w:val="Hyperlink"/>
+            <w:noProof/>
+          </w:rPr>
+          <w:t>2.1</w:t>
+        </w:r>
+        <w:r>
+          <w:rPr>
+            <w:rFonts w:asciiTheme="minorHAnsi" w:eastAsiaTheme="minorEastAsia" w:hAnsiTheme="minorHAnsi" w:cstheme="minorBidi"/>
+            <w:noProof/>
+            <w:kern w:val="2"/>
+            <w:sz w:val="24"/>
+            <w:lang w:val="en-EE" w:eastAsia="en-GB"/>
+            <w14:ligatures w14:val="standardContextual"/>
+          </w:rPr>
+          <w:tab/>
+        </w:r>
+        <w:r>
+          <w:rPr>
+            <w:rStyle w:val="Hyperlink"/>
+            <w:noProof/>
+          </w:rPr>
+          <w:t>Alapeatükk</w:t>
+        </w:r>
+        <w:r>
+          <w:rPr>
+            <w:noProof/>
+            <w:webHidden/>
+          </w:rPr>
+          <w:tab/>
+        </w:r>
+        <w:r>
+          <w:rPr>
+            <w:noProof/>
+            <w:webHidden/>
+          </w:rPr>
+          <w:fldChar w:fldCharType="begin"/>
+        </w:r>
+        <w:r>
+          <w:rPr>
+            <w:noProof/>
+            <w:webHidden/>
+          </w:rPr>
+          <w:instrText xml:space="preserve"> PAGEREF _Toc228553015 \h </w:instrText>
+        </w:r>
+        <w:r>
+          <w:rPr>
+            <w:noProof/>
+            <w:webHidden/>
+          </w:rPr>
+        </w:r>
+        <w:r>
+          <w:rPr>
+            <w:noProof/>
+            <w:webHidden/>
+          </w:rPr>
+          <w:fldChar w:fldCharType="separate"/>
+        </w:r>
+        <w:r>
+          <w:rPr>
+            <w:noProof/>
+            <w:webHidden/>
+          </w:rPr>
+          <w:t>10</w:t>
+        </w:r>
+        <w:r>
+          <w:rPr>
+            <w:noProof/>
+            <w:webHidden/>
+          </w:rPr>
+          <w:fldChar w:fldCharType="end"/>
+        </w:r>
+      </w:hyperlink>
+    </w:p>
+    <w:p>
+      <w:pPr>
+        <w:pStyle w:val="TOC2"/>
+        <w:tabs>
+          <w:tab w:val="left" w:pos="960"/>
+          <w:tab w:val="right" w:leader="dot" w:pos="8493"/>
+        </w:tabs>
+        <w:rPr>
+          <w:rFonts w:asciiTheme="minorHAnsi" w:eastAsiaTheme="minorEastAsia" w:hAnsiTheme="minorHAnsi" w:cstheme="minorBidi"/>
+          <w:noProof/>
+          <w:kern w:val="2"/>
+          <w:sz w:val="24"/>
+          <w:lang w:val="en-EE" w:eastAsia="en-GB"/>
+          <w14:ligatures w14:val="standardContextual"/>
+        </w:rPr>
+      </w:pPr>
+      <w:hyperlink w:anchor="_Toc228553016" w:history="1">
+        <w:r>
+          <w:rPr>
+            <w:rStyle w:val="Hyperlink"/>
+            <w:noProof/>
+          </w:rPr>
+          <w:t>2.2</w:t>
+        </w:r>
+        <w:r>
+          <w:rPr>
+            <w:rFonts w:asciiTheme="minorHAnsi" w:eastAsiaTheme="minorEastAsia" w:hAnsiTheme="minorHAnsi" w:cstheme="minorBidi"/>
+            <w:noProof/>
+            <w:kern w:val="2"/>
+            <w:sz w:val="24"/>
+            <w:lang w:val="en-EE" w:eastAsia="en-GB"/>
+            <w14:ligatures w14:val="standardContextual"/>
+          </w:rPr>
+          <w:tab/>
+        </w:r>
+        <w:r>
+          <w:rPr>
+            <w:rStyle w:val="Hyperlink"/>
+            <w:noProof/>
+          </w:rPr>
+          <w:t>Alapeatükk</w:t>
+        </w:r>
+        <w:r>
+          <w:rPr>
+            <w:noProof/>
+            <w:webHidden/>
+          </w:rPr>
+          <w:tab/>
+        </w:r>
+        <w:r>
+          <w:rPr>
+            <w:noProof/>
+            <w:webHidden/>
+          </w:rPr>
+          <w:fldChar w:fldCharType="begin"/>
+        </w:r>
+        <w:r>
+          <w:rPr>
+            <w:noProof/>
+            <w:webHidden/>
+          </w:rPr>
+          <w:instrText xml:space="preserve"> PAGEREF _Toc228553016 \h </w:instrText>
+        </w:r>
+        <w:r>
+          <w:rPr>
+            <w:noProof/>
+            <w:webHidden/>
+          </w:rPr>
+        </w:r>
+        <w:r>
+          <w:rPr>
+            <w:noProof/>
+            <w:webHidden/>
+          </w:rPr>
+          <w:fldChar w:fldCharType="separate"/>
+        </w:r>
+        <w:r>
+          <w:rPr>
+            <w:noProof/>
+            <w:webHidden/>
+          </w:rPr>
+          <w:t>11</w:t>
+        </w:r>
+        <w:r>
+          <w:rPr>
+            <w:noProof/>
+            <w:webHidden/>
+          </w:rPr>
+          <w:fldChar w:fldCharType="end"/>
+        </w:r>
+      </w:hyperlink>
+    </w:p>
+    <w:p>
+      <w:pPr>
+        <w:pStyle w:val="TOC3"/>
+        <w:tabs>
+          <w:tab w:val="left" w:pos="1440"/>
+          <w:tab w:val="right" w:leader="dot" w:pos="8493"/>
         </w:tabs>
         <w:rPr>
           <w:rFonts w:asciiTheme="minorHAnsi" w:eastAsiaTheme="minorEastAsia" w:hAnsiTheme="minorHAnsi" w:cstheme="minorBidi"/>
@@ -4054,13 +4334,13 @@
           <w14:ligatures w14:val="standardContextual"/>
         </w:rPr>
       </w:pPr>
-      <w:hyperlink w:anchor="_Toc228477505" w:history="1">
+      <w:hyperlink w:anchor="_Toc228553017" w:history="1">
         <w:r>
           <w:rPr>
             <w:rStyle w:val="Hyperlink"/>
             <w:noProof/>
           </w:rPr>
-          <w:t>2</w:t>
+          <w:t>2.2.1</w:t>
         </w:r>
         <w:r>
           <w:rPr>
@@ -4077,7 +4357,7 @@
             <w:rStyle w:val="Hyperlink"/>
             <w:noProof/>
           </w:rPr>
-          <w:t>Esimene põhipeatükk</w:t>
+          <w:t>Alapeatüki alapeatükk</w:t>
         </w:r>
         <w:r>
           <w:rPr>
@@ -4098,7 +4378,7 @@
             <w:noProof/>
             <w:webHidden/>
           </w:rPr>
-          <w:instrText xml:space="preserve"> PAGEREF _Toc228477505 \h </w:instrText>
+          <w:instrText xml:space="preserve"> PAGEREF _Toc228553017 \h </w:instrText>
         </w:r>
         <w:r>
           <w:rPr>
@@ -4118,7 +4398,97 @@
             <w:noProof/>
             <w:webHidden/>
           </w:rPr>
-          <w:t>10</w:t>
+          <w:t>11</w:t>
+        </w:r>
+        <w:r>
+          <w:rPr>
+            <w:noProof/>
+            <w:webHidden/>
+          </w:rPr>
+          <w:fldChar w:fldCharType="end"/>
+        </w:r>
+      </w:hyperlink>
+    </w:p>
+    <w:p>
+      <w:pPr>
+        <w:pStyle w:val="TOC3"/>
+        <w:tabs>
+          <w:tab w:val="left" w:pos="1440"/>
+          <w:tab w:val="right" w:leader="dot" w:pos="8493"/>
+        </w:tabs>
+        <w:rPr>
+          <w:rFonts w:asciiTheme="minorHAnsi" w:eastAsiaTheme="minorEastAsia" w:hAnsiTheme="minorHAnsi" w:cstheme="minorBidi"/>
+          <w:noProof/>
+          <w:kern w:val="2"/>
+          <w:lang w:val="en-EE" w:eastAsia="en-GB"/>
+          <w14:ligatures w14:val="standardContextual"/>
+        </w:rPr>
+      </w:pPr>
+      <w:hyperlink w:anchor="_Toc228553018" w:history="1">
+        <w:r>
+          <w:rPr>
+            <w:rStyle w:val="Hyperlink"/>
+            <w:noProof/>
+          </w:rPr>
+          <w:t>2.2.2</w:t>
+        </w:r>
+        <w:r>
+          <w:rPr>
+            <w:rFonts w:asciiTheme="minorHAnsi" w:eastAsiaTheme="minorEastAsia" w:hAnsiTheme="minorHAnsi" w:cstheme="minorBidi"/>
+            <w:noProof/>
+            <w:kern w:val="2"/>
+            <w:lang w:val="en-EE" w:eastAsia="en-GB"/>
+            <w14:ligatures w14:val="standardContextual"/>
+          </w:rPr>
+          <w:tab/>
+        </w:r>
+        <w:r>
+          <w:rPr>
+            <w:rStyle w:val="Hyperlink"/>
+            <w:noProof/>
+          </w:rPr>
+          <w:t>Alapeatüki alapeatükk</w:t>
+        </w:r>
+        <w:r>
+          <w:rPr>
+            <w:noProof/>
+            <w:webHidden/>
+          </w:rPr>
+          <w:tab/>
+        </w:r>
+        <w:r>
+          <w:rPr>
+            <w:noProof/>
+            <w:webHidden/>
+          </w:rPr>
+          <w:fldChar w:fldCharType="begin"/>
+        </w:r>
+        <w:r>
+          <w:rPr>
+            <w:noProof/>
+            <w:webHidden/>
+          </w:rPr>
+          <w:instrText xml:space="preserve"> PAGEREF _Toc228553018 \h </w:instrText>
+        </w:r>
+        <w:r>
+          <w:rPr>
+            <w:noProof/>
+            <w:webHidden/>
+          </w:rPr>
+        </w:r>
+        <w:r>
+          <w:rPr>
+            <w:noProof/>
+            <w:webHidden/>
+          </w:rPr>
+          <w:fldChar w:fldCharType="separate"/>
+        </w:r>
+        <w:r>
+          <w:rPr>
+            <w:noProof/>
+            <w:webHidden/>
+          </w:rPr>
+          <w:t>12</w:t>
         </w:r>
         <w:r>
           <w:rPr>
@@ -4140,17 +4510,109 @@
           <w:rFonts w:asciiTheme="minorHAnsi" w:eastAsiaTheme="minorEastAsia" w:hAnsiTheme="minorHAnsi" w:cstheme="minorBidi"/>
           <w:noProof/>
           <w:kern w:val="2"/>
+          <w:sz w:val="24"/>
           <w:lang w:val="en-EE" w:eastAsia="en-GB"/>
           <w14:ligatures w14:val="standardContextual"/>
         </w:rPr>
       </w:pPr>
-      <w:hyperlink w:anchor="_Toc228477506" w:history="1">
+      <w:hyperlink w:anchor="_Toc228553019" w:history="1">
         <w:r>
           <w:rPr>
             <w:rStyle w:val="Hyperlink"/>
             <w:noProof/>
           </w:rPr>
-          <w:t>2.1</w:t>
+          <w:t>2.3</w:t>
+        </w:r>
+        <w:r>
+          <w:rPr>
+            <w:rFonts w:asciiTheme="minorHAnsi" w:eastAsiaTheme="minorEastAsia" w:hAnsiTheme="minorHAnsi" w:cstheme="minorBidi"/>
+            <w:noProof/>
+            <w:kern w:val="2"/>
+            <w:sz w:val="24"/>
+            <w:lang w:val="en-EE" w:eastAsia="en-GB"/>
+            <w14:ligatures w14:val="standardContextual"/>
+          </w:rPr>
+          <w:tab/>
+        </w:r>
+        <w:r>
+          <w:rPr>
+            <w:rStyle w:val="Hyperlink"/>
+            <w:noProof/>
+          </w:rPr>
+          <w:t>Alapeatükk</w:t>
+        </w:r>
+        <w:r>
+          <w:rPr>
+            <w:noProof/>
+            <w:webHidden/>
+          </w:rPr>
+          <w:tab/>
+        </w:r>
+        <w:r>
+          <w:rPr>
+            <w:noProof/>
+            <w:webHidden/>
+          </w:rPr>
+          <w:fldChar w:fldCharType="begin"/>
+        </w:r>
+        <w:r>
+          <w:rPr>
+            <w:noProof/>
+            <w:webHidden/>
+          </w:rPr>
+          <w:instrText xml:space="preserve"> PAGEREF _Toc228553019 \h </w:instrText>
+        </w:r>
+        <w:r>
+          <w:rPr>
+            <w:noProof/>
+            <w:webHidden/>
+          </w:rPr>
+        </w:r>
+        <w:r>
+          <w:rPr>
+            <w:noProof/>
+            <w:webHidden/>
+          </w:rPr>
+          <w:fldChar w:fldCharType="separate"/>
+        </w:r>
+        <w:r>
+          <w:rPr>
+            <w:noProof/>
+            <w:webHidden/>
+          </w:rPr>
+          <w:t>12</w:t>
+        </w:r>
+        <w:r>
+          <w:rPr>
+            <w:noProof/>
+            <w:webHidden/>
+          </w:rPr>
+          <w:fldChar w:fldCharType="end"/>
+        </w:r>
+      </w:hyperlink>
+    </w:p>
+    <w:p>
+      <w:pPr>
+        <w:pStyle w:val="TOC3"/>
+        <w:tabs>
+          <w:tab w:val="left" w:pos="1440"/>
+          <w:tab w:val="right" w:leader="dot" w:pos="8493"/>
+        </w:tabs>
+        <w:rPr>
+          <w:rFonts w:asciiTheme="minorHAnsi" w:eastAsiaTheme="minorEastAsia" w:hAnsiTheme="minorHAnsi" w:cstheme="minorBidi"/>
+          <w:noProof/>
+          <w:kern w:val="2"/>
+          <w:lang w:val="en-EE" w:eastAsia="en-GB"/>
+          <w14:ligatures w14:val="standardContextual"/>
+        </w:rPr>
+      </w:pPr>
+      <w:hyperlink w:anchor="_Toc228553020" w:history="1">
+        <w:r>
+          <w:rPr>
+            <w:rStyle w:val="Hyperlink"/>
+            <w:noProof/>
+          </w:rPr>
+          <w:t>2.3.1</w:t>
         </w:r>
         <w:r>
           <w:rPr>
@@ -4167,7 +4629,7 @@
             <w:rStyle w:val="Hyperlink"/>
             <w:noProof/>
           </w:rPr>
-          <w:t>Alapeatükk</w:t>
+          <w:t>Alapeatüki alapeatükk</w:t>
         </w:r>
         <w:r>
           <w:rPr>
@@ -4188,7 +4650,7 @@
             <w:noProof/>
             <w:webHidden/>
           </w:rPr>
-          <w:instrText xml:space="preserve"> PAGEREF _Toc228477506 \h </w:instrText>
+          <w:instrText xml:space="preserve"> PAGEREF _Toc228553020 \h </w:instrText>
         </w:r>
         <w:r>
           <w:rPr>
@@ -4208,7 +4670,187 @@
             <w:noProof/>
             <w:webHidden/>
           </w:rPr>
-          <w:t>10</w:t>
+          <w:t>12</w:t>
+        </w:r>
+        <w:r>
+          <w:rPr>
+            <w:noProof/>
+            <w:webHidden/>
+          </w:rPr>
+          <w:fldChar w:fldCharType="end"/>
+        </w:r>
+      </w:hyperlink>
+    </w:p>
+    <w:p>
+      <w:pPr>
+        <w:pStyle w:val="TOC3"/>
+        <w:tabs>
+          <w:tab w:val="left" w:pos="1440"/>
+          <w:tab w:val="right" w:leader="dot" w:pos="8493"/>
+        </w:tabs>
+        <w:rPr>
+          <w:rFonts w:asciiTheme="minorHAnsi" w:eastAsiaTheme="minorEastAsia" w:hAnsiTheme="minorHAnsi" w:cstheme="minorBidi"/>
+          <w:noProof/>
+          <w:kern w:val="2"/>
+          <w:lang w:val="en-EE" w:eastAsia="en-GB"/>
+          <w14:ligatures w14:val="standardContextual"/>
+        </w:rPr>
+      </w:pPr>
+      <w:hyperlink w:anchor="_Toc228553021" w:history="1">
+        <w:r>
+          <w:rPr>
+            <w:rStyle w:val="Hyperlink"/>
+            <w:noProof/>
+          </w:rPr>
+          <w:t>2.3.2</w:t>
+        </w:r>
+        <w:r>
+          <w:rPr>
+            <w:rFonts w:asciiTheme="minorHAnsi" w:eastAsiaTheme="minorEastAsia" w:hAnsiTheme="minorHAnsi" w:cstheme="minorBidi"/>
+            <w:noProof/>
+            <w:kern w:val="2"/>
+            <w:lang w:val="en-EE" w:eastAsia="en-GB"/>
+            <w14:ligatures w14:val="standardContextual"/>
+          </w:rPr>
+          <w:tab/>
+        </w:r>
+        <w:r>
+          <w:rPr>
+            <w:rStyle w:val="Hyperlink"/>
+            <w:noProof/>
+          </w:rPr>
+          <w:t>Alapeatüki alapeatükk</w:t>
+        </w:r>
+        <w:r>
+          <w:rPr>
+            <w:noProof/>
+            <w:webHidden/>
+          </w:rPr>
+          <w:tab/>
+        </w:r>
+        <w:r>
+          <w:rPr>
+            <w:noProof/>
+            <w:webHidden/>
+          </w:rPr>
+          <w:fldChar w:fldCharType="begin"/>
+        </w:r>
+        <w:r>
+          <w:rPr>
+            <w:noProof/>
+            <w:webHidden/>
+          </w:rPr>
+          <w:instrText xml:space="preserve"> PAGEREF _Toc228553021 \h </w:instrText>
+        </w:r>
+        <w:r>
+          <w:rPr>
+            <w:noProof/>
+            <w:webHidden/>
+          </w:rPr>
+        </w:r>
+        <w:r>
+          <w:rPr>
+            <w:noProof/>
+            <w:webHidden/>
+          </w:rPr>
+          <w:fldChar w:fldCharType="separate"/>
+        </w:r>
+        <w:r>
+          <w:rPr>
+            <w:noProof/>
+            <w:webHidden/>
+          </w:rPr>
+          <w:t>12</w:t>
+        </w:r>
+        <w:r>
+          <w:rPr>
+            <w:noProof/>
+            <w:webHidden/>
+          </w:rPr>
+          <w:fldChar w:fldCharType="end"/>
+        </w:r>
+      </w:hyperlink>
+    </w:p>
+    <w:p>
+      <w:pPr>
+        <w:pStyle w:val="TOC3"/>
+        <w:tabs>
+          <w:tab w:val="left" w:pos="1440"/>
+          <w:tab w:val="right" w:leader="dot" w:pos="8493"/>
+        </w:tabs>
+        <w:rPr>
+          <w:rFonts w:asciiTheme="minorHAnsi" w:eastAsiaTheme="minorEastAsia" w:hAnsiTheme="minorHAnsi" w:cstheme="minorBidi"/>
+          <w:noProof/>
+          <w:kern w:val="2"/>
+          <w:lang w:val="en-EE" w:eastAsia="en-GB"/>
+          <w14:ligatures w14:val="standardContextual"/>
+        </w:rPr>
+      </w:pPr>
+      <w:hyperlink w:anchor="_Toc228553022" w:history="1">
+        <w:r>
+          <w:rPr>
+            <w:rStyle w:val="Hyperlink"/>
+            <w:noProof/>
+          </w:rPr>
+          <w:t>2.3.3</w:t>
+        </w:r>
+        <w:r>
+          <w:rPr>
+            <w:rFonts w:asciiTheme="minorHAnsi" w:eastAsiaTheme="minorEastAsia" w:hAnsiTheme="minorHAnsi" w:cstheme="minorBidi"/>
+            <w:noProof/>
+            <w:kern w:val="2"/>
+            <w:lang w:val="en-EE" w:eastAsia="en-GB"/>
+            <w14:ligatures w14:val="standardContextual"/>
+          </w:rPr>
+          <w:tab/>
+        </w:r>
+        <w:r>
+          <w:rPr>
+            <w:rStyle w:val="Hyperlink"/>
+            <w:noProof/>
+          </w:rPr>
+          <w:t>Alapeatüki alapeatükk</w:t>
+        </w:r>
+        <w:r>
+          <w:rPr>
+            <w:noProof/>
+            <w:webHidden/>
+          </w:rPr>
+          <w:tab/>
+        </w:r>
+        <w:r>
+          <w:rPr>
+            <w:noProof/>
+            <w:webHidden/>
+          </w:rPr>
+          <w:fldChar w:fldCharType="begin"/>
+        </w:r>
+        <w:r>
+          <w:rPr>
+            <w:noProof/>
+            <w:webHidden/>
+          </w:rPr>
+          <w:instrText xml:space="preserve"> PAGEREF _Toc228553022 \h </w:instrText>
+        </w:r>
+        <w:r>
+          <w:rPr>
+            <w:noProof/>
+            <w:webHidden/>
+          </w:rPr>
+        </w:r>
+        <w:r>
+          <w:rPr>
+            <w:noProof/>
+            <w:webHidden/>
+          </w:rPr>
+          <w:fldChar w:fldCharType="separate"/>
+        </w:r>
+        <w:r>
+          <w:rPr>
+            <w:noProof/>
+            <w:webHidden/>
+          </w:rPr>
+          <w:t>13</w:t>
         </w:r>
         <w:r>
           <w:rPr>
@@ -4230,23 +4872,25 @@
           <w:rFonts w:asciiTheme="minorHAnsi" w:eastAsiaTheme="minorEastAsia" w:hAnsiTheme="minorHAnsi" w:cstheme="minorBidi"/>
           <w:noProof/>
           <w:kern w:val="2"/>
+          <w:sz w:val="24"/>
           <w:lang w:val="en-EE" w:eastAsia="en-GB"/>
           <w14:ligatures w14:val="standardContextual"/>
         </w:rPr>
       </w:pPr>
-      <w:hyperlink w:anchor="_Toc228477507" w:history="1">
+      <w:hyperlink w:anchor="_Toc228553023" w:history="1">
         <w:r>
           <w:rPr>
             <w:rStyle w:val="Hyperlink"/>
             <w:noProof/>
           </w:rPr>
-          <w:t>2.2</w:t>
+          <w:t>2.4</w:t>
         </w:r>
         <w:r>
           <w:rPr>
             <w:rFonts w:asciiTheme="minorHAnsi" w:eastAsiaTheme="minorEastAsia" w:hAnsiTheme="minorHAnsi" w:cstheme="minorBidi"/>
             <w:noProof/>
             <w:kern w:val="2"/>
+            <w:sz w:val="24"/>
             <w:lang w:val="en-EE" w:eastAsia="en-GB"/>
             <w14:ligatures w14:val="standardContextual"/>
           </w:rPr>
@@ -4278,7 +4922,7 @@
             <w:noProof/>
             <w:webHidden/>
           </w:rPr>
-          <w:instrText xml:space="preserve"> PAGEREF _Toc228477507 \h </w:instrText>
+          <w:instrText xml:space="preserve"> PAGEREF _Toc228553023 \h </w:instrText>
         </w:r>
         <w:r>
           <w:rPr>
@@ -4298,236 +4942,12 @@
             <w:noProof/>
             <w:webHidden/>
           </w:rPr>
-          <w:t>11</w:t>
-        </w:r>
-        <w:r>
-          <w:rPr>
-            <w:noProof/>
-            <w:webHidden/>
-          </w:rPr>
-          <w:fldChar w:fldCharType="end"/>
-        </w:r>
-      </w:hyperlink>
-    </w:p>
-    <w:p>
-      <w:pPr>
-        <w:pStyle w:val="TOC3"/>
-        <w:tabs>
-          <w:tab w:val="left" w:pos="1440"/>
-          <w:tab w:val="right" w:leader="dot" w:pos="8493"/>
-        </w:tabs>
-        <w:rPr>
-          <w:rFonts w:asciiTheme="minorHAnsi" w:eastAsiaTheme="minorEastAsia" w:hAnsiTheme="minorHAnsi" w:cstheme="minorBidi"/>
-          <w:noProof/>
-          <w:kern w:val="2"/>
-          <w:sz w:val="22"/>
-          <w:szCs w:val="22"/>
-          <w:lang w:val="en-EE" w:eastAsia="en-GB"/>
-          <w14:ligatures w14:val="standardContextual"/>
-        </w:rPr>
-      </w:pPr>
-      <w:hyperlink w:anchor="_Toc228477508" w:history="1">
-        <w:r>
-          <w:rPr>
-            <w:rStyle w:val="Hyperlink"/>
-            <w:noProof/>
-            <w:sz w:val="22"/>
-            <w:szCs w:val="22"/>
-          </w:rPr>
-          <w:t>2.2.1</w:t>
-        </w:r>
-        <w:r>
-          <w:rPr>
-            <w:rFonts w:asciiTheme="minorHAnsi" w:eastAsiaTheme="minorEastAsia" w:hAnsiTheme="minorHAnsi" w:cstheme="minorBidi"/>
-            <w:noProof/>
-            <w:kern w:val="2"/>
-            <w:sz w:val="22"/>
-            <w:szCs w:val="22"/>
-            <w:lang w:val="en-EE" w:eastAsia="en-GB"/>
-            <w14:ligatures w14:val="standardContextual"/>
-          </w:rPr>
-          <w:tab/>
-        </w:r>
-        <w:r>
-          <w:rPr>
-            <w:rStyle w:val="Hyperlink"/>
-            <w:noProof/>
-            <w:sz w:val="22"/>
-            <w:szCs w:val="22"/>
-          </w:rPr>
-          <w:t>Alapeatüki alapeatükk</w:t>
-        </w:r>
-        <w:r>
-          <w:rPr>
-            <w:noProof/>
-            <w:webHidden/>
-            <w:sz w:val="22"/>
-            <w:szCs w:val="22"/>
-          </w:rPr>
-          <w:tab/>
-        </w:r>
-        <w:r>
-          <w:rPr>
-            <w:noProof/>
-            <w:webHidden/>
-            <w:sz w:val="22"/>
-            <w:szCs w:val="22"/>
-          </w:rPr>
-          <w:fldChar w:fldCharType="begin"/>
-        </w:r>
-        <w:r>
-          <w:rPr>
-            <w:noProof/>
-            <w:webHidden/>
-            <w:sz w:val="22"/>
-            <w:szCs w:val="22"/>
-          </w:rPr>
-          <w:instrText xml:space="preserve"> PAGEREF _Toc228477508 \h </w:instrText>
-        </w:r>
-        <w:r>
-          <w:rPr>
-            <w:noProof/>
-            <w:webHidden/>
-            <w:sz w:val="22"/>
-            <w:szCs w:val="22"/>
-          </w:rPr>
-        </w:r>
-        <w:r>
-          <w:rPr>
-            <w:noProof/>
-            <w:webHidden/>
-            <w:sz w:val="22"/>
-            <w:szCs w:val="22"/>
-          </w:rPr>
-          <w:fldChar w:fldCharType="separate"/>
-        </w:r>
-        <w:r>
-          <w:rPr>
-            <w:noProof/>
-            <w:webHidden/>
-            <w:sz w:val="22"/>
-            <w:szCs w:val="22"/>
-          </w:rPr>
-          <w:t>11</w:t>
-        </w:r>
-        <w:r>
-          <w:rPr>
-            <w:noProof/>
-            <w:webHidden/>
-            <w:sz w:val="22"/>
-            <w:szCs w:val="22"/>
-          </w:rPr>
-          <w:fldChar w:fldCharType="end"/>
-        </w:r>
-      </w:hyperlink>
-    </w:p>
-    <w:p>
-      <w:pPr>
-        <w:pStyle w:val="TOC3"/>
-        <w:tabs>
-          <w:tab w:val="left" w:pos="1440"/>
-          <w:tab w:val="right" w:leader="dot" w:pos="8493"/>
-        </w:tabs>
-        <w:rPr>
-          <w:rFonts w:asciiTheme="minorHAnsi" w:eastAsiaTheme="minorEastAsia" w:hAnsiTheme="minorHAnsi" w:cstheme="minorBidi"/>
-          <w:noProof/>
-          <w:kern w:val="2"/>
-          <w:sz w:val="26"/>
-          <w:szCs w:val="26"/>
-          <w:lang w:val="en-EE" w:eastAsia="en-GB"/>
-          <w14:ligatures w14:val="standardContextual"/>
-        </w:rPr>
-      </w:pPr>
-      <w:hyperlink w:anchor="_Toc228477509" w:history="1">
-        <w:r>
-          <w:rPr>
-            <w:rStyle w:val="Hyperlink"/>
-            <w:noProof/>
-            <w:sz w:val="26"/>
-            <w:szCs w:val="26"/>
-          </w:rPr>
-          <w:t>2.2.2</w:t>
-        </w:r>
-        <w:r>
-          <w:rPr>
-            <w:rFonts w:asciiTheme="minorHAnsi" w:eastAsiaTheme="minorEastAsia" w:hAnsiTheme="minorHAnsi" w:cstheme="minorBidi"/>
-            <w:noProof/>
-            <w:kern w:val="2"/>
-            <w:sz w:val="26"/>
-            <w:szCs w:val="26"/>
-            <w:lang w:val="en-EE" w:eastAsia="en-GB"/>
-            <w14:ligatures w14:val="standardContextual"/>
-          </w:rPr>
-          <w:tab/>
-        </w:r>
-        <w:r>
-          <w:rPr>
-            <w:rStyle w:val="Hyperlink"/>
-            <w:noProof/>
-            <w:sz w:val="26"/>
-            <w:szCs w:val="26"/>
-          </w:rPr>
-          <w:t>Alapeatüki alapeatükk</w:t>
-        </w:r>
-        <w:r>
-          <w:rPr>
-            <w:noProof/>
-            <w:webHidden/>
-            <w:sz w:val="26"/>
-            <w:szCs w:val="26"/>
-          </w:rPr>
-          <w:tab/>
-        </w:r>
-        <w:r>
-          <w:rPr>
-            <w:noProof/>
-            <w:webHidden/>
-            <w:sz w:val="26"/>
-            <w:szCs w:val="26"/>
-          </w:rPr>
-          <w:fldChar w:fldCharType="begin"/>
-        </w:r>
-        <w:r>
-          <w:rPr>
-            <w:noProof/>
-            <w:webHidden/>
-            <w:sz w:val="26"/>
-            <w:szCs w:val="26"/>
-          </w:rPr>
-          <w:instrText xml:space="preserve"> PAGEREF _Toc228477509 \h </w:instrText>
-        </w:r>
-        <w:r>
-          <w:rPr>
-            <w:noProof/>
-            <w:webHidden/>
-            <w:sz w:val="26"/>
-            <w:szCs w:val="26"/>
-          </w:rPr>
-        </w:r>
-        <w:r>
-          <w:rPr>
-            <w:noProof/>
-            <w:webHidden/>
-            <w:sz w:val="26"/>
-            <w:szCs w:val="26"/>
-          </w:rPr>
-          <w:fldChar w:fldCharType="separate"/>
-        </w:r>
-        <w:r>
-          <w:rPr>
-            <w:noProof/>
-            <w:webHidden/>
-            <w:sz w:val="26"/>
-            <w:szCs w:val="26"/>
-          </w:rPr>
-          <w:t>12</w:t>
-        </w:r>
-        <w:r>
-          <w:rPr>
-            <w:noProof/>
-            <w:webHidden/>
-            <w:sz w:val="26"/>
-            <w:szCs w:val="26"/>
+          <w:t>13</w:t>
+        </w:r>
+        <w:r>
+          <w:rPr>
+            <w:noProof/>
+            <w:webHidden/>
           </w:rPr>
           <w:fldChar w:fldCharType="end"/>
         </w:r>
@@ -4543,14 +4963,16 @@
           <w:rFonts w:asciiTheme="minorHAnsi" w:eastAsiaTheme="minorEastAsia" w:hAnsiTheme="minorHAnsi" w:cstheme="minorBidi"/>
           <w:noProof/>
           <w:kern w:val="2"/>
+          <w:sz w:val="24"/>
           <w:lang w:val="en-EE" w:eastAsia="en-GB"/>
           <w14:ligatures w14:val="standardContextual"/>
         </w:rPr>
       </w:pPr>
-      <w:hyperlink w:anchor="_Toc228477510" w:history="1">
+      <w:hyperlink w:anchor="_Toc228553024" w:history="1">
         <w:r>
           <w:rPr>
             <w:rStyle w:val="Hyperlink"/>
+            <w:bCs/>
             <w:noProof/>
           </w:rPr>
           <w:t>3</w:t>
@@ -4560,6 +4982,7 @@
             <w:rFonts w:asciiTheme="minorHAnsi" w:eastAsiaTheme="minorEastAsia" w:hAnsiTheme="minorHAnsi" w:cstheme="minorBidi"/>
             <w:noProof/>
             <w:kern w:val="2"/>
+            <w:sz w:val="24"/>
             <w:lang w:val="en-EE" w:eastAsia="en-GB"/>
             <w14:ligatures w14:val="standardContextual"/>
           </w:rPr>
@@ -4568,6 +4991,7 @@
         <w:r>
           <w:rPr>
             <w:rStyle w:val="Hyperlink"/>
+            <w:bCs/>
             <w:noProof/>
           </w:rPr>
           <w:t>Teine põhipeatükk</w:t>
@@ -4591,7 +5015,7 @@
             <w:noProof/>
             <w:webHidden/>
           </w:rPr>
-          <w:instrText xml:space="preserve"> PAGEREF _Toc228477510 \h </w:instrText>
+          <w:instrText xml:space="preserve"> PAGEREF _Toc228553024 \h </w:instrText>
         </w:r>
         <w:r>
           <w:rPr>
@@ -4611,7 +5035,7 @@
             <w:noProof/>
             <w:webHidden/>
           </w:rPr>
-          <w:t>13</w:t>
+          <w:t>14</w:t>
         </w:r>
         <w:r>
           <w:rPr>
@@ -4632,11 +5056,12 @@
           <w:rFonts w:asciiTheme="minorHAnsi" w:eastAsiaTheme="minorEastAsia" w:hAnsiTheme="minorHAnsi" w:cstheme="minorBidi"/>
           <w:noProof/>
           <w:kern w:val="2"/>
+          <w:sz w:val="24"/>
           <w:lang w:val="en-EE" w:eastAsia="en-GB"/>
           <w14:ligatures w14:val="standardContextual"/>
         </w:rPr>
       </w:pPr>
-      <w:hyperlink w:anchor="_Toc228477511" w:history="1">
+      <w:hyperlink w:anchor="_Toc228553025" w:history="1">
         <w:r>
           <w:rPr>
             <w:rStyle w:val="Hyperlink"/>
@@ -4649,6 +5074,7 @@
             <w:rFonts w:asciiTheme="minorHAnsi" w:eastAsiaTheme="minorEastAsia" w:hAnsiTheme="minorHAnsi" w:cstheme="minorBidi"/>
             <w:noProof/>
             <w:kern w:val="2"/>
+            <w:sz w:val="24"/>
             <w:lang w:val="en-EE" w:eastAsia="en-GB"/>
             <w14:ligatures w14:val="standardContextual"/>
           </w:rPr>
@@ -4680,7 +5106,7 @@
             <w:noProof/>
             <w:webHidden/>
           </w:rPr>
-          <w:instrText xml:space="preserve"> PAGEREF _Toc228477511 \h </w:instrText>
+          <w:instrText xml:space="preserve"> PAGEREF _Toc228553025 \h </w:instrText>
         </w:r>
         <w:r>
           <w:rPr>
@@ -4700,7 +5126,7 @@
             <w:noProof/>
             <w:webHidden/>
           </w:rPr>
-          <w:t>39</w:t>
+          <w:t>32</w:t>
         </w:r>
         <w:r>
           <w:rPr>
@@ -4718,11 +5144,12 @@
           <w:rFonts w:asciiTheme="minorHAnsi" w:eastAsiaTheme="minorEastAsia" w:hAnsiTheme="minorHAnsi" w:cstheme="minorBidi"/>
           <w:noProof/>
           <w:kern w:val="2"/>
+          <w:sz w:val="24"/>
           <w:lang w:val="en-EE" w:eastAsia="en-GB"/>
           <w14:ligatures w14:val="standardContextual"/>
         </w:rPr>
       </w:pPr>
-      <w:hyperlink w:anchor="_Toc228477512" w:history="1">
+      <w:hyperlink w:anchor="_Toc228553026" w:history="1">
         <w:r>
           <w:rPr>
             <w:rStyle w:val="Hyperlink"/>
@@ -4749,7 +5176,7 @@
             <w:noProof/>
             <w:webHidden/>
           </w:rPr>
-          <w:instrText xml:space="preserve"> PAGEREF _Toc228477512 \h </w:instrText>
+          <w:instrText xml:space="preserve"> PAGEREF _Toc228553026 \h </w:instrText>
         </w:r>
         <w:r>
           <w:rPr>
@@ -4769,7 +5196,7 @@
             <w:noProof/>
             <w:webHidden/>
           </w:rPr>
-          <w:t>40</w:t>
+          <w:t>33</w:t>
         </w:r>
         <w:r>
           <w:rPr>
@@ -4787,11 +5214,12 @@
           <w:rFonts w:asciiTheme="minorHAnsi" w:eastAsiaTheme="minorEastAsia" w:hAnsiTheme="minorHAnsi" w:cstheme="minorBidi"/>
           <w:noProof/>
           <w:kern w:val="2"/>
+          <w:sz w:val="24"/>
           <w:lang w:val="en-EE" w:eastAsia="en-GB"/>
           <w14:ligatures w14:val="standardContextual"/>
         </w:rPr>
       </w:pPr>
-      <w:hyperlink w:anchor="_Toc228477513" w:history="1">
+      <w:hyperlink w:anchor="_Toc228553027" w:history="1">
         <w:r>
           <w:rPr>
             <w:rStyle w:val="Hyperlink"/>
@@ -4818,7 +5246,7 @@
             <w:noProof/>
             <w:webHidden/>
           </w:rPr>
-          <w:instrText xml:space="preserve"> PAGEREF _Toc228477513 \h </w:instrText>
+          <w:instrText xml:space="preserve"> PAGEREF _Toc228553027 \h </w:instrText>
         </w:r>
         <w:r>
           <w:rPr>
@@ -4838,7 +5266,7 @@
             <w:noProof/>
             <w:webHidden/>
           </w:rPr>
-          <w:t>41</w:t>
+          <w:t>34</w:t>
         </w:r>
         <w:r>
           <w:rPr>
@@ -4856,11 +5284,12 @@
           <w:rFonts w:asciiTheme="minorHAnsi" w:eastAsiaTheme="minorEastAsia" w:hAnsiTheme="minorHAnsi" w:cstheme="minorBidi"/>
           <w:noProof/>
           <w:kern w:val="2"/>
+          <w:sz w:val="24"/>
           <w:lang w:val="en-EE" w:eastAsia="en-GB"/>
           <w14:ligatures w14:val="standardContextual"/>
         </w:rPr>
       </w:pPr>
-      <w:hyperlink w:anchor="_Toc228477514" w:history="1">
+      <w:hyperlink w:anchor="_Toc228553028" w:history="1">
         <w:r>
           <w:rPr>
             <w:rStyle w:val="Hyperlink"/>
@@ -4887,7 +5316,7 @@
             <w:noProof/>
             <w:webHidden/>
           </w:rPr>
-          <w:instrText xml:space="preserve"> PAGEREF _Toc228477514 \h </w:instrText>
+          <w:instrText xml:space="preserve"> PAGEREF _Toc228553028 \h </w:instrText>
         </w:r>
         <w:r>
           <w:rPr>
@@ -4907,7 +5336,7 @@
             <w:noProof/>
             <w:webHidden/>
           </w:rPr>
-          <w:t>42</w:t>
+          <w:t>35</w:t>
         </w:r>
         <w:r>
           <w:rPr>
@@ -4925,11 +5354,12 @@
           <w:rFonts w:asciiTheme="minorHAnsi" w:eastAsiaTheme="minorEastAsia" w:hAnsiTheme="minorHAnsi" w:cstheme="minorBidi"/>
           <w:noProof/>
           <w:kern w:val="2"/>
+          <w:sz w:val="24"/>
           <w:lang w:val="en-EE" w:eastAsia="en-GB"/>
           <w14:ligatures w14:val="standardContextual"/>
         </w:rPr>
       </w:pPr>
-      <w:hyperlink w:anchor="_Toc228477515" w:history="1">
+      <w:hyperlink w:anchor="_Toc228553029" w:history="1">
         <w:r>
           <w:rPr>
             <w:rStyle w:val="Hyperlink"/>
@@ -4956,7 +5386,7 @@
             <w:noProof/>
             <w:webHidden/>
           </w:rPr>
-          <w:instrText xml:space="preserve"> PAGEREF _Toc228477515 \h </w:instrText>
+          <w:instrText xml:space="preserve"> PAGEREF _Toc228553029 \h </w:instrText>
         </w:r>
         <w:r>
           <w:rPr>
@@ -4976,7 +5406,7 @@
             <w:noProof/>
             <w:webHidden/>
           </w:rPr>
-          <w:t>43</w:t>
+          <w:t>36</w:t>
         </w:r>
         <w:r>
           <w:rPr>
@@ -5389,7 +5819,7 @@
           <w:bCs/>
         </w:rPr>
       </w:pPr>
-      <w:bookmarkStart w:id="1" w:name="_Toc228477504"/>
+      <w:bookmarkStart w:id="1" w:name="_Toc228553013"/>
       <w:r>
         <w:rPr>
           <w:b w:val="0"/>
@@ -5479,7 +5909,7 @@
           <w:szCs w:val="36"/>
         </w:rPr>
       </w:pPr>
-      <w:bookmarkStart w:id="2" w:name="_Toc228477505"/>
+      <w:bookmarkStart w:id="2" w:name="_Toc228553014"/>
       <w:r>
         <w:rPr>
           <w:sz w:val="36"/>
@@ -5550,7 +5980,7 @@
       <w:pPr>
         <w:pStyle w:val="Heading2"/>
       </w:pPr>
-      <w:bookmarkStart w:id="3" w:name="_Toc228477506"/>
+      <w:bookmarkStart w:id="3" w:name="_Toc228553015"/>
       <w:r>
         <w:t>A</w:t>
       </w:r>
@@ -5734,7 +6164,7 @@
           <w:szCs w:val="26"/>
         </w:rPr>
       </w:pPr>
-      <w:bookmarkStart w:id="5" w:name="_Toc228477507"/>
+      <w:bookmarkStart w:id="5" w:name="_Toc228553016"/>
       <w:r>
         <w:rPr>
           <w:sz w:val="26"/>
@@ -6018,7 +6448,7 @@
           <w:szCs w:val="24"/>
         </w:rPr>
       </w:pPr>
-      <w:bookmarkStart w:id="7" w:name="_Toc228477508"/>
+      <w:bookmarkStart w:id="7" w:name="_Toc228553017"/>
       <w:r>
         <w:t>A</w:t>
       </w:r>
@@ -6438,7 +6868,7 @@
           <w:szCs w:val="22"/>
         </w:rPr>
       </w:pPr>
-      <w:bookmarkStart w:id="9" w:name="_Toc228477509"/>
+      <w:bookmarkStart w:id="9" w:name="_Toc228553018"/>
       <w:r>
         <w:rPr>
           <w:sz w:val="22"/>
@@ -6835,6 +7265,7 @@
           <w:szCs w:val="26"/>
         </w:rPr>
       </w:pPr>
+      <w:bookmarkStart w:id="11" w:name="_Toc228553019"/>
       <w:r>
         <w:rPr>
           <w:sz w:val="26"/>
@@ -6842,6 +7273,7 @@
         </w:rPr>
         <w:t>Alapeatükk</w:t>
       </w:r>
+      <w:bookmarkEnd w:id="11"/>
     </w:p>
     <w:p>
       <w:pPr>
@@ -6851,6 +7283,7 @@
           <w:szCs w:val="22"/>
         </w:rPr>
       </w:pPr>
+      <w:bookmarkStart w:id="12" w:name="_Toc228553020"/>
       <w:r>
         <w:rPr>
           <w:sz w:val="22"/>
@@ -6858,6 +7291,7 @@
         </w:rPr>
         <w:t>Alapeatüki alapeatükk</w:t>
       </w:r>
+      <w:bookmarkEnd w:id="12"/>
     </w:p>
     <w:p>
       <w:r>
@@ -6872,6 +7306,7 @@
           <w:szCs w:val="22"/>
         </w:rPr>
       </w:pPr>
+      <w:bookmarkStart w:id="13" w:name="_Toc228553021"/>
       <w:r>
         <w:rPr>
           <w:sz w:val="22"/>
@@ -6879,6 +7314,7 @@
         </w:rPr>
         <w:t>Alapeatüki alapeatükk</w:t>
       </w:r>
+      <w:bookmarkEnd w:id="13"/>
     </w:p>
     <w:p>
       <w:r>
@@ -6894,6 +7330,7 @@
           <w:szCs w:val="22"/>
         </w:rPr>
       </w:pPr>
+      <w:bookmarkStart w:id="14" w:name="_Toc228553022"/>
       <w:r>
         <w:rPr>
           <w:sz w:val="22"/>
@@ -6902,6 +7339,7 @@
         <w:lastRenderedPageBreak/>
         <w:t>Alapeatüki alapeatükk</w:t>
       </w:r>
+      <w:bookmarkEnd w:id="14"/>
     </w:p>
     <w:p>
       <w:pPr>
@@ -6911,6 +7349,7 @@
           <w:szCs w:val="26"/>
         </w:rPr>
       </w:pPr>
+      <w:bookmarkStart w:id="15" w:name="_Toc228553023"/>
       <w:r>
         <w:rPr>
           <w:sz w:val="26"/>
@@ -6918,6 +7357,7 @@
         </w:rPr>
         <w:t>Alapeatükk</w:t>
       </w:r>
+      <w:bookmarkEnd w:id="15"/>
     </w:p>
     <w:p>
       <w:r>
@@ -6945,7 +7385,7 @@
           <w:szCs w:val="28"/>
         </w:rPr>
       </w:pPr>
-      <w:bookmarkStart w:id="11" w:name="_Toc228477510"/>
+      <w:bookmarkStart w:id="16" w:name="_Toc228553024"/>
       <w:r>
         <w:rPr>
           <w:b w:val="0"/>
@@ -6956,7 +7396,7 @@
         <w:lastRenderedPageBreak/>
         <w:t>Teine põhipeatükk</w:t>
       </w:r>
-      <w:bookmarkEnd w:id="11"/>
+      <w:bookmarkEnd w:id="16"/>
     </w:p>
     <w:p>
       <w:r>
@@ -7204,6 +7644,11 @@
     </w:p>
     <w:p>
       <w:r>
+        <w:t>Käesolev lõik on näidistekst, mida kasutatakse dokumendi vormistuse testimiseks. Tekst ei oma sisulist tähendust ning on koostatud üksnes vormistusnõuete kontrollimise eesmärgil. Lõigu pikkus on valitud selliselt, et see vastaks tüüpilise akadeemilise teksti mahule.</w:t>
+      </w:r>
+    </w:p>
+    <w:p>
+      <w:r>
         <w:t>Järgnevas lõigus käsitletakse täiendavaid aspekte, mis on vajalikud testimise läbiviimiseks. Erinevad vormistuselemendid, sealhulgas pealkirjad, lõigud ja tabelid, on paigutatud dokumenti selliselt, et valideerimisreeglite kontrollimiseks oleks piisavalt materjali. Testimise käigus kontrollitakse nii vormistuse kui ka struktuuri vastavust nõuetele.</w:t>
       </w:r>
     </w:p>
@@ -7218,6 +7663,119 @@
       </w:r>
     </w:p>
     <w:p>
+      <w:r>
+        <w:t>Käesolev lõik on näidistekst, mida kasutatakse dokumendi vormistuse testimiseks. Tekst ei oma sisulist tähendust ning on koostatud üksnes vormistusnõuete kontrollimise eesmärgil. Lõigu pikkus on valitud selliselt, et see vastaks tüüpilise akadeemilise teksti mahule.</w:t>
+      </w:r>
+    </w:p>
+    <w:p>
+      <w:r>
+        <w:t>Järgnevas lõigus käsitletakse täiendavaid aspekte, mis on vajalikud testimise läbiviimiseks. Erinevad vormistuselemendid, sealhulgas pealkirjad, lõigud ja tabelid, on paigutatud dokumenti selliselt, et valideerimisreeglite kontrollimiseks oleks piisavalt materjali. Testimise käigus kontrollitakse nii vormistuse kui ka struktuuri vastavust nõuetele.</w:t>
+      </w:r>
+      <w:r>
+        <w:t xml:space="preserve"> </w:t>
+      </w:r>
+      <w:r>
+        <w:t xml:space="preserve">Käesolev lõik on näidistekst, mida kasutatakse dokumendi vormistuse testimiseks. Tekst ei oma sisulist tähendust ning on koostatud üksnes vormistusnõuete </w:t>
+      </w:r>
+      <w:r>
+        <w:lastRenderedPageBreak/>
+        <w:t>kontrollimise eesmärgil. Lõigu pikkus on valitud selliselt, et see vastaks tüüpilise akadeemilise teksti mahule.</w:t>
+      </w:r>
+    </w:p>
+    <w:p>
+      <w:r>
+        <w:t>Järgnevas lõigus käsitletakse täiendavaid aspekte, mis on vajalikud testimise läbiviimiseks. Erinevad vormistuselemendid, sealhulgas pealkirjad, lõigud ja tabelid, on paigutatud dokumenti selliselt, et valideerimisreeglite kontrollimiseks oleks piisavalt materjali. Testimise käigus kontrollitakse nii vormistuse kui ka struktuuri vastavust nõuetele.</w:t>
+      </w:r>
+    </w:p>
+    <w:p>
+      <w:r>
+        <w:t>Käesolev lõik on näidistekst, mida kasutatakse dokumendi vormistuse testimiseks. Tekst ei oma sisulist tähendust ning on koostatud üksnes vormistusnõuete kontrollimise eesmärgil. Lõigu pikkus on valitud selliselt, et see vastaks tüüpilise akadeemilise teksti mahule.</w:t>
+      </w:r>
+    </w:p>
+    <w:p>
+      <w:r>
+        <w:t>Järgnevas lõigus käsitletakse täiendavaid aspekte, mis on vajalikud testimise läbiviimiseks. Erinevad vormistuselemendid, sealhulgas pealkirjad, lõigud ja tabelid, on paigutatud dokumenti selliselt, et valideerimisreeglite kontrollimiseks oleks piisavalt materjali. Testimise käigus kontrollitakse nii vormistuse kui ka struktuuri vastavust nõuetele.</w:t>
+      </w:r>
+    </w:p>
+    <w:p>
+      <w:r>
+        <w:t>Käesolev lõik on näidistekst, mida kasutatakse dokumendi vormistuse testimiseks. Tekst ei oma sisulist tähendust ning on koostatud üksnes vormistusnõuete kontrollimise eesmärgil. Lõigu pikkus on valitud selliselt, et see vastaks tüüpilise akadeemilise teksti mahule.</w:t>
+      </w:r>
+    </w:p>
+    <w:p>
+      <w:r>
+        <w:t>Järgnevas lõigus käsitletakse täiendavaid aspekte, mis on vajalikud testimise läbiviimiseks. Erinevad vormistuselemendid, sealhulgas pealkirjad, lõigud ja tabelid, on paigutatud dokumenti selliselt, et valideerimisreeglite kontrollimiseks oleks piisavalt materjali. Testimise käigus kontrollitakse nii vormistuse kui ka struktuuri vastavust nõuetele.</w:t>
+      </w:r>
+      <w:r>
+        <w:t xml:space="preserve"> </w:t>
+      </w:r>
+      <w:r>
+        <w:t>Käesolev lõik on näidistekst, mida kasutatakse dokumendi vormistuse testimiseks. Tekst ei oma sisulist tähendust ning on koostatud üksnes vormistusnõuete kontrollimise eesmärgil. Lõigu pikkus on valitud selliselt, et see vastaks tüüpilise akadeemilise teksti mahule.</w:t>
+      </w:r>
+    </w:p>
+    <w:p>
+      <w:r>
+        <w:t xml:space="preserve">Järgnevas lõigus käsitletakse täiendavaid aspekte, mis on vajalikud testimise läbiviimiseks. Erinevad vormistuselemendid, sealhulgas pealkirjad, lõigud ja tabelid, on </w:t>
+      </w:r>
+      <w:r>
+        <w:lastRenderedPageBreak/>
+        <w:t>paigutatud dokumenti selliselt, et valideerimisreeglite kontrollimiseks oleks piisavalt materjali. Testimise käigus kontrollitakse nii vormistuse kui ka struktuuri vastavust nõuetele.</w:t>
+      </w:r>
+    </w:p>
+    <w:p>
+      <w:r>
+        <w:t>Käesolev lõik on näidistekst, mida kasutatakse dokumendi vormistuse testimiseks. Tekst ei oma sisulist tähendust ning on koostatud üksnes vormistusnõuete kontrollimise eesmärgil. Lõigu pikkus on valitud selliselt, et see vastaks tüüpilise akadeemilise teksti mahule.</w:t>
+      </w:r>
+    </w:p>
+    <w:p>
+      <w:r>
+        <w:t>Järgnevas lõigus käsitletakse täiendavaid aspekte, mis on vajalikud testimise läbiviimiseks. Erinevad vormistuselemendid, sealhulgas pealkirjad, lõigud ja tabelid, on paigutatud dokumenti selliselt, et valideerimisreeglite kontrollimiseks oleks piisavalt materjali. Testimise käigus kontrollitakse nii vormistuse kui ka struktuuri vastavust nõuetele.</w:t>
+      </w:r>
+    </w:p>
+    <w:p>
+      <w:r>
+        <w:t>Käesolev lõik on näidistekst, mida kasutatakse dokumendi vormistuse testimiseks. Tekst ei oma sisulist tähendust ning on koostatud üksnes vormistusnõuete kontrollimise eesmärgil. Lõigu pikkus on valitud selliselt, et see vastaks tüüpilise akadeemilise teksti mahule.</w:t>
+      </w:r>
+    </w:p>
+    <w:p>
+      <w:r>
+        <w:t>Järgnevas lõigus käsitletakse täiendavaid aspekte, mis on vajalikud testimise läbiviimiseks. Erinevad vormistuselemendid, sealhulgas pealkirjad, lõigud ja tabelid, on paigutatud dokumenti selliselt, et valideerimisreeglite kontrollimiseks oleks piisavalt materjali. Testimise käigus kontrollitakse nii vormistuse kui ka struktuuri vastavust nõuetele.</w:t>
+      </w:r>
+      <w:r>
+        <w:t xml:space="preserve"> </w:t>
+      </w:r>
+      <w:r>
+        <w:t>Käesolev lõik on näidistekst, mida kasutatakse dokumendi vormistuse testimiseks. Tekst ei oma sisulist tähendust ning on koostatud üksnes vormistusnõuete kontrollimise eesmärgil. Lõigu pikkus on valitud selliselt, et see vastaks tüüpilise akadeemilise teksti mahule.</w:t>
+      </w:r>
+    </w:p>
+    <w:p>
+      <w:r>
+        <w:t>Järgnevas lõigus käsitletakse täiendavaid aspekte, mis on vajalikud testimise läbiviimiseks. Erinevad vormistuselemendid, sealhulgas pealkirjad, lõigud ja tabelid, on paigutatud dokumenti selliselt, et valideerimisreeglite kontrollimiseks oleks piisavalt materjali. Testimise käigus kontrollitakse nii vormistuse kui ka struktuuri vastavust nõuetele.</w:t>
+      </w:r>
+    </w:p>
+    <w:p>
+      <w:r>
+        <w:lastRenderedPageBreak/>
+        <w:t>Käesolev lõik on näidistekst, mida kasutatakse dokumendi vormistuse testimiseks. Tekst ei oma sisulist tähendust ning on koostatud üksnes vormistusnõuete kontrollimise eesmärgil. Lõigu pikkus on valitud selliselt, et see vastaks tüüpilise akadeemilise teksti mahule.</w:t>
+      </w:r>
+    </w:p>
+    <w:p>
+      <w:r>
+        <w:t>Järgnevas lõigus käsitletakse täiendavaid aspekte, mis on vajalikud testimise läbiviimiseks. Erinevad vormistuselemendid, sealhulgas pealkirjad, lõigud ja tabelid, on paigutatud dokumenti selliselt, et valideerimisreeglite kontrollimiseks oleks piisavalt materjali. Testimise käigus kontrollitakse nii vormistuse kui ka struktuuri vastavust nõuetele.</w:t>
+      </w:r>
+    </w:p>
+    <w:p>
+      <w:r>
+        <w:t>Käesolev lõik on näidistekst, mida kasutatakse dokumendi vormistuse testimiseks. Tekst ei oma sisulist tähendust ning on koostatud üksnes vormistusnõuete kontrollimise eesmärgil. Lõigu pikkus on valitud selliselt, et see vastaks tüüpilise akadeemilise teksti mahule.</w:t>
+      </w:r>
+    </w:p>
+    <w:p>
+      <w:r>
+        <w:t>Järgnevas lõigus käsitletakse täiendavaid aspekte, mis on vajalikud testimise läbiviimiseks. Erinevad vormistuselemendid, sealhulgas pealkirjad, lõigud ja tabelid, on paigutatud dokumenti selliselt, et valideerimisreeglite kontrollimiseks oleks piisavalt materjali. Testimise käigus kontrollitakse nii vormistuse kui ka struktuuri vastavust nõuetele.</w:t>
+      </w:r>
+      <w:r>
+        <w:t xml:space="preserve"> </w:t>
+      </w:r>
       <w:r>
         <w:t>Käesolev lõik on näidistekst, mida kasutatakse dokumendi vormistuse testimiseks. Tekst ei oma sisulist tähendust ning on koostatud üksnes vormistusnõuete kontrollimise eesmärgil. Lõigu pikkus on valitud selliselt, et see vastaks tüüpilise akadeemilise teksti mahule.</w:t>
       </w:r>
@@ -7247,42 +7805,9 @@
       <w:r>
         <w:t>Järgnevas lõigus käsitletakse täiendavaid aspekte, mis on vajalikud testimise läbiviimiseks. Erinevad vormistuselemendid, sealhulgas pealkirjad, lõigud ja tabelid, on paigutatud dokumenti selliselt, et valideerimisreeglite kontrollimiseks oleks piisavalt materjali. Testimise käigus kontrollitakse nii vormistuse kui ka struktuuri vastavust nõuetele.</w:t>
       </w:r>
-    </w:p>
-    <w:p>
-      <w:r>
-        <w:t>Käesolev lõik on näidistekst, mida kasutatakse dokumendi vormistuse testimiseks. Tekst ei oma sisulist tähendust ning on koostatud üksnes vormistusnõuete kontrollimise eesmärgil. Lõigu pikkus on valitud selliselt, et see vastaks tüüpilise akadeemilise teksti mahule.</w:t>
-      </w:r>
-    </w:p>
-    <w:p>
-      <w:r>
-        <w:t>Järgnevas lõigus käsitletakse täiendavaid aspekte, mis on vajalikud testimise läbiviimiseks. Erinevad vormistuselemendid, sealhulgas pealkirjad, lõigud ja tabelid, on paigutatud dokumenti selliselt, et valideerimisreeglite kontrollimiseks oleks piisavalt materjali. Testimise käigus kontrollitakse nii vormistuse kui ka struktuuri vastavust nõuetele.</w:t>
-      </w:r>
-    </w:p>
-    <w:p>
-      <w:r>
-        <w:t>Käesolev lõik on näidistekst, mida kasutatakse dokumendi vormistuse testimiseks. Tekst ei oma sisulist tähendust ning on koostatud üksnes vormistusnõuete kontrollimise eesmärgil. Lõigu pikkus on valitud selliselt, et see vastaks tüüpilise akadeemilise teksti mahule.</w:t>
-      </w:r>
-    </w:p>
-    <w:p>
-      <w:r>
-        <w:t xml:space="preserve">Järgnevas lõigus käsitletakse täiendavaid aspekte, mis on vajalikud testimise läbiviimiseks. Erinevad vormistuselemendid, sealhulgas pealkirjad, lõigud ja tabelid, on paigutatud dokumenti selliselt, et valideerimisreeglite kontrollimiseks oleks piisavalt </w:t>
-      </w:r>
-      <w:r>
-        <w:lastRenderedPageBreak/>
-        <w:t>materjali. Testimise käigus kontrollitakse nii vormistuse kui ka struktuuri vastavust nõuetele.</w:t>
-      </w:r>
-    </w:p>
-    <w:p>
-      <w:r>
-        <w:t>Käesolev lõik on näidistekst, mida kasutatakse dokumendi vormistuse testimiseks. Tekst ei oma sisulist tähendust ning on koostatud üksnes vormistusnõuete kontrollimise eesmärgil. Lõigu pikkus on valitud selliselt, et see vastaks tüüpilise akadeemilise teksti mahule.</w:t>
-      </w:r>
-    </w:p>
-    <w:p>
-      <w:r>
-        <w:t>Järgnevas lõigus käsitletakse täiendavaid aspekte, mis on vajalikud testimise läbiviimiseks. Erinevad vormistuselemendid, sealhulgas pealkirjad, lõigud ja tabelid, on paigutatud dokumenti selliselt, et valideerimisreeglite kontrollimiseks oleks piisavalt materjali. Testimise käigus kontrollitakse nii vormistuse kui ka struktuuri vastavust nõuetele.</w:t>
-      </w:r>
-    </w:p>
-    <w:p>
+      <w:r>
+        <w:t xml:space="preserve"> </w:t>
+      </w:r>
       <w:r>
         <w:t>Käesolev lõik on näidistekst, mida kasutatakse dokumendi vormistuse testimiseks. Tekst ei oma sisulist tähendust ning on koostatud üksnes vormistusnõuete kontrollimise eesmärgil. Lõigu pikkus on valitud selliselt, et see vastaks tüüpilise akadeemilise teksti mahule.</w:t>
       </w:r>
@@ -7312,6 +7837,80 @@
       <w:r>
         <w:t>Järgnevas lõigus käsitletakse täiendavaid aspekte, mis on vajalikud testimise läbiviimiseks. Erinevad vormistuselemendid, sealhulgas pealkirjad, lõigud ja tabelid, on paigutatud dokumenti selliselt, et valideerimisreeglite kontrollimiseks oleks piisavalt materjali. Testimise käigus kontrollitakse nii vormistuse kui ka struktuuri vastavust nõuetele.</w:t>
       </w:r>
+      <w:r>
+        <w:t xml:space="preserve"> </w:t>
+      </w:r>
+      <w:r>
+        <w:t>Käesolev lõik on näidistekst, mida kasutatakse dokumendi vormistuse testimiseks. Tekst ei oma sisulist tähendust ning on koostatud üksnes vormistusnõuete kontrollimise eesmärgil. Lõigu pikkus on valitud selliselt, et see vastaks tüüpilise akadeemilise teksti mahule.</w:t>
+      </w:r>
+    </w:p>
+    <w:p>
+      <w:r>
+        <w:t>Järgnevas lõigus käsitletakse täiendavaid aspekte, mis on vajalikud testimise läbiviimiseks. Erinevad vormistuselemendid, sealhulgas pealkirjad, lõigud ja tabelid, on paigutatud dokumenti selliselt, et valideerimisreeglite kontrollimiseks oleks piisavalt materjali. Testimise käigus kontrollitakse nii vormistuse kui ka struktuuri vastavust nõuetele.</w:t>
+      </w:r>
+    </w:p>
+    <w:p>
+      <w:r>
+        <w:t>Käesolev lõik on näidistekst, mida kasutatakse dokumendi vormistuse testimiseks. Tekst ei oma sisulist tähendust ning on koostatud üksnes vormistusnõuete kontrollimise eesmärgil. Lõigu pikkus on valitud selliselt, et see vastaks tüüpilise akadeemilise teksti mahule.</w:t>
+      </w:r>
+    </w:p>
+    <w:p>
+      <w:r>
+        <w:t>Järgnevas lõigus käsitletakse täiendavaid aspekte, mis on vajalikud testimise läbiviimiseks. Erinevad vormistuselemendid, sealhulgas pealkirjad, lõigud ja tabelid, on paigutatud dokumenti selliselt, et valideerimisreeglite kontrollimiseks oleks piisavalt materjali. Testimise käigus kontrollitakse nii vormistuse kui ka struktuuri vastavust nõuetele.</w:t>
+      </w:r>
+    </w:p>
+    <w:p>
+      <w:r>
+        <w:t>Käesolev lõik on näidistekst, mida kasutatakse dokumendi vormistuse testimiseks. Tekst ei oma sisulist tähendust ning on koostatud üksnes vormistusnõuete kontrollimise eesmärgil. Lõigu pikkus on valitud selliselt, et see vastaks tüüpilise akadeemilise teksti mahule.</w:t>
+      </w:r>
+    </w:p>
+    <w:p>
+      <w:r>
+        <w:lastRenderedPageBreak/>
+        <w:t>Järgnevas lõigus käsitletakse täiendavaid aspekte, mis on vajalikud testimise läbiviimiseks. Erinevad vormistuselemendid, sealhulgas pealkirjad, lõigud ja tabelid, on paigutatud dokumenti selliselt, et valideerimisreeglite kontrollimiseks oleks piisavalt materjali. Testimise käigus kontrollitakse nii vormistuse kui ka struktuuri vastavust nõuetele.</w:t>
+      </w:r>
+      <w:r>
+        <w:t xml:space="preserve"> </w:t>
+      </w:r>
+      <w:r>
+        <w:t>Käesolev lõik on näidistekst, mida kasutatakse dokumendi vormistuse testimiseks. Tekst ei oma sisulist tähendust ning on koostatud üksnes vormistusnõuete kontrollimise eesmärgil. Lõigu pikkus on valitud selliselt, et see vastaks tüüpilise akadeemilise teksti mahule.</w:t>
+      </w:r>
+    </w:p>
+    <w:p>
+      <w:r>
+        <w:t>Järgnevas lõigus käsitletakse täiendavaid aspekte, mis on vajalikud testimise läbiviimiseks. Erinevad vormistuselemendid, sealhulgas pealkirjad, lõigud ja tabelid, on paigutatud dokumenti selliselt, et valideerimisreeglite kontrollimiseks oleks piisavalt materjali. Testimise käigus kontrollitakse nii vormistuse kui ka struktuuri vastavust nõuetele.</w:t>
+      </w:r>
+    </w:p>
+    <w:p>
+      <w:r>
+        <w:t>Käesolev lõik on näidistekst, mida kasutatakse dokumendi vormistuse testimiseks. Tekst ei oma sisulist tähendust ning on koostatud üksnes vormistusnõuete kontrollimise eesmärgil. Lõigu pikkus on valitud selliselt, et see vastaks tüüpilise akadeemilise teksti mahule.</w:t>
+      </w:r>
+    </w:p>
+    <w:p>
+      <w:r>
+        <w:t>Järgnevas lõigus käsitletakse täiendavaid aspekte, mis on vajalikud testimise läbiviimiseks. Erinevad vormistuselemendid, sealhulgas pealkirjad, lõigud ja tabelid, on paigutatud dokumenti selliselt, et valideerimisreeglite kontrollimiseks oleks piisavalt materjali. Testimise käigus kontrollitakse nii vormistuse kui ka struktuuri vastavust nõuetele.</w:t>
+      </w:r>
+    </w:p>
+    <w:p>
+      <w:r>
+        <w:t>Käesolev lõik on näidistekst, mida kasutatakse dokumendi vormistuse testimiseks. Tekst ei oma sisulist tähendust ning on koostatud üksnes vormistusnõuete kontrollimise eesmärgil. Lõigu pikkus on valitud selliselt, et see vastaks tüüpilise akadeemilise teksti mahule.</w:t>
+      </w:r>
+    </w:p>
+    <w:p>
+      <w:r>
+        <w:t>Järgnevas lõigus käsitletakse täiendavaid aspekte, mis on vajalikud testimise läbiviimiseks. Erinevad vormistuselemendid, sealhulgas pealkirjad, lõigud ja tabelid, on paigutatud dokumenti selliselt, et valideerimisreeglite kontrollimiseks oleks piisavalt materjali. Testimise käigus kontrollitakse nii vormistuse kui ka struktuuri vastavust nõuetele.</w:t>
+      </w:r>
+    </w:p>
+    <w:p>
+      <w:r>
+        <w:lastRenderedPageBreak/>
+        <w:t>Käesolev lõik on näidistekst, mida kasutatakse dokumendi vormistuse testimiseks. Tekst ei oma sisulist tähendust ning on koostatud üksnes vormistusnõuete kontrollimise eesmärgil. Lõigu pikkus on valitud selliselt, et see vastaks tüüpilise akadeemilise teksti mahule.</w:t>
+      </w:r>
+    </w:p>
+    <w:p>
+      <w:r>
+        <w:t>Järgnevas lõigus käsitletakse täiendavaid aspekte, mis on vajalikud testimise läbiviimiseks. Erinevad vormistuselemendid, sealhulgas pealkirjad, lõigud ja tabelid, on paigutatud dokumenti selliselt, et valideerimisreeglite kontrollimiseks oleks piisavalt materjali. Testimise käigus kontrollitakse nii vormistuse kui ka struktuuri vastavust nõuetele.</w:t>
+      </w:r>
     </w:p>
     <w:p>
       <w:r>
@@ -7397,42 +7996,9 @@
       <w:r>
         <w:t>Järgnevas lõigus käsitletakse täiendavaid aspekte, mis on vajalikud testimise läbiviimiseks. Erinevad vormistuselemendid, sealhulgas pealkirjad, lõigud ja tabelid, on paigutatud dokumenti selliselt, et valideerimisreeglite kontrollimiseks oleks piisavalt materjali. Testimise käigus kontrollitakse nii vormistuse kui ka struktuuri vastavust nõuetele.</w:t>
       </w:r>
-    </w:p>
-    <w:p>
-      <w:r>
-        <w:t>Käesolev lõik on näidistekst, mida kasutatakse dokumendi vormistuse testimiseks. Tekst ei oma sisulist tähendust ning on koostatud üksnes vormistusnõuete kontrollimise eesmärgil. Lõigu pikkus on valitud selliselt, et see vastaks tüüpilise akadeemilise teksti mahule.</w:t>
-      </w:r>
-    </w:p>
-    <w:p>
-      <w:r>
-        <w:t xml:space="preserve">Järgnevas lõigus käsitletakse täiendavaid aspekte, mis on vajalikud testimise läbiviimiseks. Erinevad vormistuselemendid, sealhulgas pealkirjad, lõigud ja tabelid, on paigutatud dokumenti selliselt, et valideerimisreeglite kontrollimiseks oleks piisavalt </w:t>
-      </w:r>
-      <w:r>
-        <w:lastRenderedPageBreak/>
-        <w:t>materjali. Testimise käigus kontrollitakse nii vormistuse kui ka struktuuri vastavust nõuetele.</w:t>
-      </w:r>
-    </w:p>
-    <w:p>
-      <w:r>
-        <w:t>Käesolev lõik on näidistekst, mida kasutatakse dokumendi vormistuse testimiseks. Tekst ei oma sisulist tähendust ning on koostatud üksnes vormistusnõuete kontrollimise eesmärgil. Lõigu pikkus on valitud selliselt, et see vastaks tüüpilise akadeemilise teksti mahule.</w:t>
-      </w:r>
-    </w:p>
-    <w:p>
-      <w:r>
-        <w:t>Järgnevas lõigus käsitletakse täiendavaid aspekte, mis on vajalikud testimise läbiviimiseks. Erinevad vormistuselemendid, sealhulgas pealkirjad, lõigud ja tabelid, on paigutatud dokumenti selliselt, et valideerimisreeglite kontrollimiseks oleks piisavalt materjali. Testimise käigus kontrollitakse nii vormistuse kui ka struktuuri vastavust nõuetele.</w:t>
-      </w:r>
-    </w:p>
-    <w:p>
-      <w:r>
-        <w:t>Käesolev lõik on näidistekst, mida kasutatakse dokumendi vormistuse testimiseks. Tekst ei oma sisulist tähendust ning on koostatud üksnes vormistusnõuete kontrollimise eesmärgil. Lõigu pikkus on valitud selliselt, et see vastaks tüüpilise akadeemilise teksti mahule.</w:t>
-      </w:r>
-    </w:p>
-    <w:p>
-      <w:r>
-        <w:t>Järgnevas lõigus käsitletakse täiendavaid aspekte, mis on vajalikud testimise läbiviimiseks. Erinevad vormistuselemendid, sealhulgas pealkirjad, lõigud ja tabelid, on paigutatud dokumenti selliselt, et valideerimisreeglite kontrollimiseks oleks piisavalt materjali. Testimise käigus kontrollitakse nii vormistuse kui ka struktuuri vastavust nõuetele.</w:t>
-      </w:r>
-    </w:p>
-    <w:p>
+      <w:r>
+        <w:t xml:space="preserve"> </w:t>
+      </w:r>
       <w:r>
         <w:t>Käesolev lõik on näidistekst, mida kasutatakse dokumendi vormistuse testimiseks. Tekst ei oma sisulist tähendust ning on koostatud üksnes vormistusnõuete kontrollimise eesmärgil. Lõigu pikkus on valitud selliselt, et see vastaks tüüpilise akadeemilise teksti mahule.</w:t>
       </w:r>
@@ -7475,385 +8041,24 @@
     </w:p>
     <w:p>
       <w:r>
-        <w:t xml:space="preserve">Käesolev lõik on näidistekst, mida kasutatakse dokumendi vormistuse testimiseks. Tekst ei oma sisulist tähendust ning on koostatud üksnes vormistusnõuete kontrollimise </w:t>
-      </w:r>
-      <w:r>
-        <w:lastRenderedPageBreak/>
-        <w:t>eesmärgil. Lõigu pikkus on valitud selliselt, et see vastaks tüüpilise akadeemilise teksti mahule.</w:t>
-      </w:r>
-    </w:p>
-    <w:p>
-      <w:r>
-        <w:t>Järgnevas lõigus käsitletakse täiendavaid aspekte, mis on vajalikud testimise läbiviimiseks. Erinevad vormistuselemendid, sealhulgas pealkirjad, lõigud ja tabelid, on paigutatud dokumenti selliselt, et valideerimisreeglite kontrollimiseks oleks piisavalt materjali. Testimise käigus kontrollitakse nii vormistuse kui ka struktuuri vastavust nõuetele.</w:t>
-      </w:r>
-    </w:p>
-    <w:p>
-      <w:r>
-        <w:t>Käesolev lõik on näidistekst, mida kasutatakse dokumendi vormistuse testimiseks. Tekst ei oma sisulist tähendust ning on koostatud üksnes vormistusnõuete kontrollimise eesmärgil. Lõigu pikkus on valitud selliselt, et see vastaks tüüpilise akadeemilise teksti mahule.</w:t>
-      </w:r>
-    </w:p>
-    <w:p>
-      <w:r>
-        <w:t>Järgnevas lõigus käsitletakse täiendavaid aspekte, mis on vajalikud testimise läbiviimiseks. Erinevad vormistuselemendid, sealhulgas pealkirjad, lõigud ja tabelid, on paigutatud dokumenti selliselt, et valideerimisreeglite kontrollimiseks oleks piisavalt materjali. Testimise käigus kontrollitakse nii vormistuse kui ka struktuuri vastavust nõuetele.</w:t>
-      </w:r>
-    </w:p>
-    <w:p>
-      <w:r>
-        <w:t>Käesolev lõik on näidistekst, mida kasutatakse dokumendi vormistuse testimiseks. Tekst ei oma sisulist tähendust ning on koostatud üksnes vormistusnõuete kontrollimise eesmärgil. Lõigu pikkus on valitud selliselt, et see vastaks tüüpilise akadeemilise teksti mahule.</w:t>
-      </w:r>
-    </w:p>
-    <w:p>
-      <w:r>
-        <w:t>Järgnevas lõigus käsitletakse täiendavaid aspekte, mis on vajalikud testimise läbiviimiseks. Erinevad vormistuselemendid, sealhulgas pealkirjad, lõigud ja tabelid, on paigutatud dokumenti selliselt, et valideerimisreeglite kontrollimiseks oleks piisavalt materjali. Testimise käigus kontrollitakse nii vormistuse kui ka struktuuri vastavust nõuetele.</w:t>
-      </w:r>
-    </w:p>
-    <w:p>
-      <w:r>
-        <w:t>Käesolev lõik on näidistekst, mida kasutatakse dokumendi vormistuse testimiseks. Tekst ei oma sisulist tähendust ning on koostatud üksnes vormistusnõuete kontrollimise eesmärgil. Lõigu pikkus on valitud selliselt, et see vastaks tüüpilise akadeemilise teksti mahule.</w:t>
-      </w:r>
-    </w:p>
-    <w:p>
-      <w:r>
-        <w:lastRenderedPageBreak/>
-        <w:t>Järgnevas lõigus käsitletakse täiendavaid aspekte, mis on vajalikud testimise läbiviimiseks. Erinevad vormistuselemendid, sealhulgas pealkirjad, lõigud ja tabelid, on paigutatud dokumenti selliselt, et valideerimisreeglite kontrollimiseks oleks piisavalt materjali. Testimise käigus kontrollitakse nii vormistuse kui ka struktuuri vastavust nõuetele.</w:t>
-      </w:r>
-    </w:p>
-    <w:p>
-      <w:r>
-        <w:t>Käesolev lõik on näidistekst, mida kasutatakse dokumendi vormistuse testimiseks. Tekst ei oma sisulist tähendust ning on koostatud üksnes vormistusnõuete kontrollimise eesmärgil. Lõigu pikkus on valitud selliselt, et see vastaks tüüpilise akadeemilise teksti mahule.</w:t>
-      </w:r>
-    </w:p>
-    <w:p>
-      <w:r>
-        <w:t>Järgnevas lõigus käsitletakse täiendavaid aspekte, mis on vajalikud testimise läbiviimiseks. Erinevad vormistuselemendid, sealhulgas pealkirjad, lõigud ja tabelid, on paigutatud dokumenti selliselt, et valideerimisreeglite kontrollimiseks oleks piisavalt materjali. Testimise käigus kontrollitakse nii vormistuse kui ka struktuuri vastavust nõuetele.</w:t>
-      </w:r>
-    </w:p>
-    <w:p>
-      <w:r>
-        <w:t>Käesolev lõik on näidistekst, mida kasutatakse dokumendi vormistuse testimiseks. Tekst ei oma sisulist tähendust ning on koostatud üksnes vormistusnõuete kontrollimise eesmärgil. Lõigu pikkus on valitud selliselt, et see vastaks tüüpilise akadeemilise teksti mahule.</w:t>
-      </w:r>
-    </w:p>
-    <w:p>
-      <w:r>
-        <w:t>Järgnevas lõigus käsitletakse täiendavaid aspekte, mis on vajalikud testimise läbiviimiseks. Erinevad vormistuselemendid, sealhulgas pealkirjad, lõigud ja tabelid, on paigutatud dokumenti selliselt, et valideerimisreeglite kontrollimiseks oleks piisavalt materjali. Testimise käigus kontrollitakse nii vormistuse kui ka struktuuri vastavust nõuetele.</w:t>
-      </w:r>
-    </w:p>
-    <w:p>
-      <w:r>
-        <w:t>Käesolev lõik on näidistekst, mida kasutatakse dokumendi vormistuse testimiseks. Tekst ei oma sisulist tähendust ning on koostatud üksnes vormistusnõuete kontrollimise eesmärgil. Lõigu pikkus on valitud selliselt, et see vastaks tüüpilise akadeemilise teksti mahule.</w:t>
-      </w:r>
-    </w:p>
-    <w:p>
-      <w:r>
-        <w:t xml:space="preserve">Järgnevas lõigus käsitletakse täiendavaid aspekte, mis on vajalikud testimise läbiviimiseks. Erinevad vormistuselemendid, sealhulgas pealkirjad, lõigud ja tabelid, on paigutatud dokumenti selliselt, et valideerimisreeglite kontrollimiseks oleks piisavalt </w:t>
-      </w:r>
-      <w:r>
-        <w:lastRenderedPageBreak/>
-        <w:t>materjali. Testimise käigus kontrollitakse nii vormistuse kui ka struktuuri vastavust nõuetele.</w:t>
-      </w:r>
-    </w:p>
-    <w:p>
-      <w:r>
-        <w:t>Käesolev lõik on näidistekst, mida kasutatakse dokumendi vormistuse testimiseks. Tekst ei oma sisulist tähendust ning on koostatud üksnes vormistusnõuete kontrollimise eesmärgil. Lõigu pikkus on valitud selliselt, et see vastaks tüüpilise akadeemilise teksti mahule.</w:t>
-      </w:r>
-    </w:p>
-    <w:p>
-      <w:r>
-        <w:t>Järgnevas lõigus käsitletakse täiendavaid aspekte, mis on vajalikud testimise läbiviimiseks. Erinevad vormistuselemendid, sealhulgas pealkirjad, lõigud ja tabelid, on paigutatud dokumenti selliselt, et valideerimisreeglite kontrollimiseks oleks piisavalt materjali. Testimise käigus kontrollitakse nii vormistuse kui ka struktuuri vastavust nõuetele.</w:t>
-      </w:r>
-    </w:p>
-    <w:p>
-      <w:r>
-        <w:t>Käesolev lõik on näidistekst, mida kasutatakse dokumendi vormistuse testimiseks. Tekst ei oma sisulist tähendust ning on koostatud üksnes vormistusnõuete kontrollimise eesmärgil. Lõigu pikkus on valitud selliselt, et see vastaks tüüpilise akadeemilise teksti mahule.</w:t>
-      </w:r>
-    </w:p>
-    <w:p>
-      <w:r>
-        <w:t>Järgnevas lõigus käsitletakse täiendavaid aspekte, mis on vajalikud testimise läbiviimiseks. Erinevad vormistuselemendid, sealhulgas pealkirjad, lõigud ja tabelid, on paigutatud dokumenti selliselt, et valideerimisreeglite kontrollimiseks oleks piisavalt materjali. Testimise käigus kontrollitakse nii vormistuse kui ka struktuuri vastavust nõuetele.</w:t>
-      </w:r>
-    </w:p>
-    <w:p>
-      <w:r>
-        <w:t>Käesolev lõik on näidistekst, mida kasutatakse dokumendi vormistuse testimiseks. Tekst ei oma sisulist tähendust ning on koostatud üksnes vormistusnõuete kontrollimise eesmärgil. Lõigu pikkus on valitud selliselt, et see vastaks tüüpilise akadeemilise teksti mahule.</w:t>
-      </w:r>
-    </w:p>
-    <w:p>
-      <w:r>
-        <w:t>Järgnevas lõigus käsitletakse täiendavaid aspekte, mis on vajalikud testimise läbiviimiseks. Erinevad vormistuselemendid, sealhulgas pealkirjad, lõigud ja tabelid, on paigutatud dokumenti selliselt, et valideerimisreeglite kontrollimiseks oleks piisavalt materjali. Testimise käigus kontrollitakse nii vormistuse kui ka struktuuri vastavust nõuetele.</w:t>
-      </w:r>
-    </w:p>
-    <w:p>
-      <w:r>
-        <w:lastRenderedPageBreak/>
-        <w:t>Käesolev lõik on näidistekst, mida kasutatakse dokumendi vormistuse testimiseks. Tekst ei oma sisulist tähendust ning on koostatud üksnes vormistusnõuete kontrollimise eesmärgil. Lõigu pikkus on valitud selliselt, et see vastaks tüüpilise akadeemilise teksti mahule.</w:t>
-      </w:r>
-    </w:p>
-    <w:p>
-      <w:r>
-        <w:t>Järgnevas lõigus käsitletakse täiendavaid aspekte, mis on vajalikud testimise läbiviimiseks. Erinevad vormistuselemendid, sealhulgas pealkirjad, lõigud ja tabelid, on paigutatud dokumenti selliselt, et valideerimisreeglite kontrollimiseks oleks piisavalt materjali. Testimise käigus kontrollitakse nii vormistuse kui ka struktuuri vastavust nõuetele.</w:t>
-      </w:r>
-    </w:p>
-    <w:p>
-      <w:r>
-        <w:t>Käesolev lõik on näidistekst, mida kasutatakse dokumendi vormistuse testimiseks. Tekst ei oma sisulist tähendust ning on koostatud üksnes vormistusnõuete kontrollimise eesmärgil. Lõigu pikkus on valitud selliselt, et see vastaks tüüpilise akadeemilise teksti mahule.</w:t>
-      </w:r>
-    </w:p>
-    <w:p>
-      <w:r>
-        <w:t>Järgnevas lõigus käsitletakse täiendavaid aspekte, mis on vajalikud testimise läbiviimiseks. Erinevad vormistuselemendid, sealhulgas pealkirjad, lõigud ja tabelid, on paigutatud dokumenti selliselt, et valideerimisreeglite kontrollimiseks oleks piisavalt materjali. Testimise käigus kontrollitakse nii vormistuse kui ka struktuuri vastavust nõuetele.</w:t>
-      </w:r>
-    </w:p>
-    <w:p>
-      <w:r>
-        <w:t>Käesolev lõik on näidistekst, mida kasutatakse dokumendi vormistuse testimiseks. Tekst ei oma sisulist tähendust ning on koostatud üksnes vormistusnõuete kontrollimise eesmärgil. Lõigu pikkus on valitud selliselt, et see vastaks tüüpilise akadeemilise teksti mahule.</w:t>
-      </w:r>
-    </w:p>
-    <w:p>
-      <w:r>
-        <w:t>Järgnevas lõigus käsitletakse täiendavaid aspekte, mis on vajalikud testimise läbiviimiseks. Erinevad vormistuselemendid, sealhulgas pealkirjad, lõigud ja tabelid, on paigutatud dokumenti selliselt, et valideerimisreeglite kontrollimiseks oleks piisavalt materjali. Testimise käigus kontrollitakse nii vormistuse kui ka struktuuri vastavust nõuetele.</w:t>
-      </w:r>
-    </w:p>
-    <w:p>
-      <w:r>
-        <w:t xml:space="preserve">Käesolev lõik on näidistekst, mida kasutatakse dokumendi vormistuse testimiseks. Tekst ei oma sisulist tähendust ning on koostatud üksnes vormistusnõuete kontrollimise </w:t>
-      </w:r>
-      <w:r>
-        <w:lastRenderedPageBreak/>
-        <w:t>eesmärgil. Lõigu pikkus on valitud selliselt, et see vastaks tüüpilise akadeemilise teksti mahule.</w:t>
-      </w:r>
-    </w:p>
-    <w:p>
-      <w:r>
-        <w:t>Järgnevas lõigus käsitletakse täiendavaid aspekte, mis on vajalikud testimise läbiviimiseks. Erinevad vormistuselemendid, sealhulgas pealkirjad, lõigud ja tabelid, on paigutatud dokumenti selliselt, et valideerimisreeglite kontrollimiseks oleks piisavalt materjali. Testimise käigus kontrollitakse nii vormistuse kui ka struktuuri vastavust nõuetele.</w:t>
-      </w:r>
-    </w:p>
-    <w:p>
-      <w:r>
-        <w:t>Käesolev lõik on näidistekst, mida kasutatakse dokumendi vormistuse testimiseks. Tekst ei oma sisulist tähendust ning on koostatud üksnes vormistusnõuete kontrollimise eesmärgil. Lõigu pikkus on valitud selliselt, et see vastaks tüüpilise akadeemilise teksti mahule.</w:t>
-      </w:r>
-    </w:p>
-    <w:p>
-      <w:r>
-        <w:t>Järgnevas lõigus käsitletakse täiendavaid aspekte, mis on vajalikud testimise läbiviimiseks. Erinevad vormistuselemendid, sealhulgas pealkirjad, lõigud ja tabelid, on paigutatud dokumenti selliselt, et valideerimisreeglite kontrollimiseks oleks piisavalt materjali. Testimise käigus kontrollitakse nii vormistuse kui ka struktuuri vastavust nõuetele.</w:t>
-      </w:r>
-    </w:p>
-    <w:p>
-      <w:r>
-        <w:t>Käesolev lõik on näidistekst, mida kasutatakse dokumendi vormistuse testimiseks. Tekst ei oma sisulist tähendust ning on koostatud üksnes vormistusnõuete kontrollimise eesmärgil. Lõigu pikkus on valitud selliselt, et see vastaks tüüpilise akadeemilise teksti mahule.</w:t>
-      </w:r>
-    </w:p>
-    <w:p>
-      <w:r>
-        <w:t>Järgnevas lõigus käsitletakse täiendavaid aspekte, mis on vajalikud testimise läbiviimiseks. Erinevad vormistuselemendid, sealhulgas pealkirjad, lõigud ja tabelid, on paigutatud dokumenti selliselt, et valideerimisreeglite kontrollimiseks oleks piisavalt materjali. Testimise käigus kontrollitakse nii vormistuse kui ka struktuuri vastavust nõuetele.</w:t>
-      </w:r>
-    </w:p>
-    <w:p>
-      <w:r>
-        <w:t>Käesolev lõik on näidistekst, mida kasutatakse dokumendi vormistuse testimiseks. Tekst ei oma sisulist tähendust ning on koostatud üksnes vormistusnõuete kontrollimise eesmärgil. Lõigu pikkus on valitud selliselt, et see vastaks tüüpilise akadeemilise teksti mahule.</w:t>
-      </w:r>
-    </w:p>
-    <w:p>
-      <w:r>
-        <w:lastRenderedPageBreak/>
-        <w:t>Järgnevas lõigus käsitletakse täiendavaid aspekte, mis on vajalikud testimise läbiviimiseks. Erinevad vormistuselemendid, sealhulgas pealkirjad, lõigud ja tabelid, on paigutatud dokumenti selliselt, et valideerimisreeglite kontrollimiseks oleks piisavalt materjali. Testimise käigus kontrollitakse nii vormistuse kui ka struktuuri vastavust nõuetele.</w:t>
-      </w:r>
-    </w:p>
-    <w:p>
-      <w:r>
-        <w:t>Käesolev lõik on näidistekst, mida kasutatakse dokumendi vormistuse testimiseks. Tekst ei oma sisulist tähendust ning on koostatud üksnes vormistusnõuete kontrollimise eesmärgil. Lõigu pikkus on valitud selliselt, et see vastaks tüüpilise akadeemilise teksti mahule.</w:t>
-      </w:r>
-    </w:p>
-    <w:p>
-      <w:r>
-        <w:t>Järgnevas lõigus käsitletakse täiendavaid aspekte, mis on vajalikud testimise läbiviimiseks. Erinevad vormistuselemendid, sealhulgas pealkirjad, lõigud ja tabelid, on paigutatud dokumenti selliselt, et valideerimisreeglite kontrollimiseks oleks piisavalt materjali. Testimise käigus kontrollitakse nii vormistuse kui ka struktuuri vastavust nõuetele.</w:t>
-      </w:r>
-    </w:p>
-    <w:p>
-      <w:r>
-        <w:t>Käesolev lõik on näidistekst, mida kasutatakse dokumendi vormistuse testimiseks. Tekst ei oma sisulist tähendust ning on koostatud üksnes vormistusnõuete kontrollimise eesmärgil. Lõigu pikkus on valitud selliselt, et see vastaks tüüpilise akadeemilise teksti mahule.</w:t>
-      </w:r>
-    </w:p>
-    <w:p>
-      <w:r>
-        <w:t>Järgnevas lõigus käsitletakse täiendavaid aspekte, mis on vajalikud testimise läbiviimiseks. Erinevad vormistuselemendid, sealhulgas pealkirjad, lõigud ja tabelid, on paigutatud dokumenti selliselt, et valideerimisreeglite kontrollimiseks oleks piisavalt materjali. Testimise käigus kontrollitakse nii vormistuse kui ka struktuuri vastavust nõuetele.</w:t>
-      </w:r>
-    </w:p>
-    <w:p>
-      <w:r>
-        <w:t>Käesolev lõik on näidistekst, mida kasutatakse dokumendi vormistuse testimiseks. Tekst ei oma sisulist tähendust ning on koostatud üksnes vormistusnõuete kontrollimise eesmärgil. Lõigu pikkus on valitud selliselt, et see vastaks tüüpilise akadeemilise teksti mahule.</w:t>
-      </w:r>
-    </w:p>
-    <w:p>
-      <w:r>
-        <w:t xml:space="preserve">Järgnevas lõigus käsitletakse täiendavaid aspekte, mis on vajalikud testimise läbiviimiseks. Erinevad vormistuselemendid, sealhulgas pealkirjad, lõigud ja tabelid, on paigutatud dokumenti selliselt, et valideerimisreeglite kontrollimiseks oleks piisavalt </w:t>
-      </w:r>
-      <w:r>
-        <w:lastRenderedPageBreak/>
-        <w:t>materjali. Testimise käigus kontrollitakse nii vormistuse kui ka struktuuri vastavust nõuetele.</w:t>
-      </w:r>
-    </w:p>
-    <w:p>
-      <w:r>
-        <w:t>Käesolev lõik on näidistekst, mida kasutatakse dokumendi vormistuse testimiseks. Tekst ei oma sisulist tähendust ning on koostatud üksnes vormistusnõuete kontrollimise eesmärgil. Lõigu pikkus on valitud selliselt, et see vastaks tüüpilise akadeemilise teksti mahule.</w:t>
-      </w:r>
-    </w:p>
-    <w:p>
-      <w:r>
-        <w:t>Järgnevas lõigus käsitletakse täiendavaid aspekte, mis on vajalikud testimise läbiviimiseks. Erinevad vormistuselemendid, sealhulgas pealkirjad, lõigud ja tabelid, on paigutatud dokumenti selliselt, et valideerimisreeglite kontrollimiseks oleks piisavalt materjali. Testimise käigus kontrollitakse nii vormistuse kui ka struktuuri vastavust nõuetele.</w:t>
-      </w:r>
-    </w:p>
-    <w:p>
-      <w:r>
-        <w:t>Käesolev lõik on näidistekst, mida kasutatakse dokumendi vormistuse testimiseks. Tekst ei oma sisulist tähendust ning on koostatud üksnes vormistusnõuete kontrollimise eesmärgil. Lõigu pikkus on valitud selliselt, et see vastaks tüüpilise akadeemilise teksti mahule.</w:t>
-      </w:r>
-    </w:p>
-    <w:p>
-      <w:r>
-        <w:t>Järgnevas lõigus käsitletakse täiendavaid aspekte, mis on vajalikud testimise läbiviimiseks. Erinevad vormistuselemendid, sealhulgas pealkirjad, lõigud ja tabelid, on paigutatud dokumenti selliselt, et valideerimisreeglite kontrollimiseks oleks piisavalt materjali. Testimise käigus kontrollitakse nii vormistuse kui ka struktuuri vastavust nõuetele.</w:t>
-      </w:r>
-    </w:p>
-    <w:p>
-      <w:r>
-        <w:t>Käesolev lõik on näidistekst, mida kasutatakse dokumendi vormistuse testimiseks. Tekst ei oma sisulist tähendust ning on koostatud üksnes vormistusnõuete kontrollimise eesmärgil. Lõigu pikkus on valitud selliselt, et see vastaks tüüpilise akadeemilise teksti mahule.</w:t>
-      </w:r>
-    </w:p>
-    <w:p>
-      <w:r>
-        <w:t>Järgnevas lõigus käsitletakse täiendavaid aspekte, mis on vajalikud testimise läbiviimiseks. Erinevad vormistuselemendid, sealhulgas pealkirjad, lõigud ja tabelid, on paigutatud dokumenti selliselt, et valideerimisreeglite kontrollimiseks oleks piisavalt materjali. Testimise käigus kontrollitakse nii vormistuse kui ka struktuuri vastavust nõuetele.</w:t>
-      </w:r>
-    </w:p>
-    <w:p>
-      <w:r>
-        <w:lastRenderedPageBreak/>
-        <w:t>Käesolev lõik on näidistekst, mida kasutatakse dokumendi vormistuse testimiseks. Tekst ei oma sisulist tähendust ning on koostatud üksnes vormistusnõuete kontrollimise eesmärgil. Lõigu pikkus on valitud selliselt, et see vastaks tüüpilise akadeemilise teksti mahule.</w:t>
-      </w:r>
-    </w:p>
-    <w:p>
-      <w:r>
-        <w:t>Järgnevas lõigus käsitletakse täiendavaid aspekte, mis on vajalikud testimise läbiviimiseks. Erinevad vormistuselemendid, sealhulgas pealkirjad, lõigud ja tabelid, on paigutatud dokumenti selliselt, et valideerimisreeglite kontrollimiseks oleks piisavalt materjali. Testimise käigus kontrollitakse nii vormistuse kui ka struktuuri vastavust nõuetele.</w:t>
-      </w:r>
-    </w:p>
-    <w:p>
-      <w:r>
-        <w:t>Käesolev lõik on näidistekst, mida kasutatakse dokumendi vormistuse testimiseks. Tekst ei oma sisulist tähendust ning on koostatud üksnes vormistusnõuete kontrollimise eesmärgil. Lõigu pikkus on valitud selliselt, et see vastaks tüüpilise akadeemilise teksti mahule.</w:t>
-      </w:r>
-    </w:p>
-    <w:p>
-      <w:r>
-        <w:t>Järgnevas lõigus käsitletakse täiendavaid aspekte, mis on vajalikud testimise läbiviimiseks. Erinevad vormistuselemendid, sealhulgas pealkirjad, lõigud ja tabelid, on paigutatud dokumenti selliselt, et valideerimisreeglite kontrollimiseks oleks piisavalt materjali. Testimise käigus kontrollitakse nii vormistuse kui ka struktuuri vastavust nõuetele.</w:t>
-      </w:r>
-    </w:p>
-    <w:p>
-      <w:r>
-        <w:t>Käesolev lõik on näidistekst, mida kasutatakse dokumendi vormistuse testimiseks. Tekst ei oma sisulist tähendust ning on koostatud üksnes vormistusnõuete kontrollimise eesmärgil. Lõigu pikkus on valitud selliselt, et see vastaks tüüpilise akadeemilise teksti mahule.</w:t>
-      </w:r>
-    </w:p>
-    <w:p>
-      <w:r>
-        <w:t>Järgnevas lõigus käsitletakse täiendavaid aspekte, mis on vajalikud testimise läbiviimiseks. Erinevad vormistuselemendid, sealhulgas pealkirjad, lõigud ja tabelid, on paigutatud dokumenti selliselt, et valideerimisreeglite kontrollimiseks oleks piisavalt materjali. Testimise käigus kontrollitakse nii vormistuse kui ka struktuuri vastavust nõuetele.</w:t>
-      </w:r>
-    </w:p>
-    <w:p>
-      <w:r>
-        <w:t xml:space="preserve">Käesolev lõik on näidistekst, mida kasutatakse dokumendi vormistuse testimiseks. Tekst ei oma sisulist tähendust ning on koostatud üksnes vormistusnõuete kontrollimise </w:t>
-      </w:r>
-      <w:r>
-        <w:lastRenderedPageBreak/>
-        <w:t>eesmärgil. Lõigu pikkus on valitud selliselt, et see vastaks tüüpilise akadeemilise teksti mahule.</w:t>
-      </w:r>
-    </w:p>
-    <w:p>
-      <w:r>
-        <w:t>Järgnevas lõigus käsitletakse täiendavaid aspekte, mis on vajalikud testimise läbiviimiseks. Erinevad vormistuselemendid, sealhulgas pealkirjad, lõigud ja tabelid, on paigutatud dokumenti selliselt, et valideerimisreeglite kontrollimiseks oleks piisavalt materjali. Testimise käigus kontrollitakse nii vormistuse kui ka struktuuri vastavust nõuetele.</w:t>
-      </w:r>
-    </w:p>
-    <w:p>
-      <w:r>
-        <w:t>Käesolev lõik on näidistekst, mida kasutatakse dokumendi vormistuse testimiseks. Tekst ei oma sisulist tähendust ning on koostatud üksnes vormistusnõuete kontrollimise eesmärgil. Lõigu pikkus on valitud selliselt, et see vastaks tüüpilise akadeemilise teksti mahule.</w:t>
-      </w:r>
-    </w:p>
-    <w:p>
-      <w:r>
-        <w:t>Järgnevas lõigus käsitletakse täiendavaid aspekte, mis on vajalikud testimise läbiviimiseks. Erinevad vormistuselemendid, sealhulgas pealkirjad, lõigud ja tabelid, on paigutatud dokumenti selliselt, et valideerimisreeglite kontrollimiseks oleks piisavalt materjali. Testimise käigus kontrollitakse nii vormistuse kui ka struktuuri vastavust nõuetele.</w:t>
-      </w:r>
-    </w:p>
-    <w:p>
-      <w:r>
-        <w:t>Käesolev lõik on näidistekst, mida kasutatakse dokumendi vormistuse testimiseks. Tekst ei oma sisulist tähendust ning on koostatud üksnes vormistusnõuete kontrollimise eesmärgil. Lõigu pikkus on valitud selliselt, et see vastaks tüüpilise akadeemilise teksti mahule.</w:t>
-      </w:r>
-    </w:p>
-    <w:p>
-      <w:r>
-        <w:t>Järgnevas lõigus käsitletakse täiendavaid aspekte, mis on vajalikud testimise läbiviimiseks. Erinevad vormistuselemendid, sealhulgas pealkirjad, lõigud ja tabelid, on paigutatud dokumenti selliselt, et valideerimisreeglite kontrollimiseks oleks piisavalt materjali. Testimise käigus kontrollitakse nii vormistuse kui ka struktuuri vastavust nõuetele.</w:t>
-      </w:r>
-    </w:p>
-    <w:p>
-      <w:r>
-        <w:t>Käesolev lõik on näidistekst, mida kasutatakse dokumendi vormistuse testimiseks. Tekst ei oma sisulist tähendust ning on koostatud üksnes vormistusnõuete kontrollimise eesmärgil. Lõigu pikkus on valitud selliselt, et see vastaks tüüpilise akadeemilise teksti mahule.</w:t>
-      </w:r>
-    </w:p>
-    <w:p>
-      <w:r>
-        <w:lastRenderedPageBreak/>
-        <w:t>Järgnevas lõigus käsitletakse täiendavaid aspekte, mis on vajalikud testimise läbiviimiseks. Erinevad vormistuselemendid, sealhulgas pealkirjad, lõigud ja tabelid, on paigutatud dokumenti selliselt, et valideerimisreeglite kontrollimiseks oleks piisavalt materjali. Testimise käigus kontrollitakse nii vormistuse kui ka struktuuri vastavust nõuetele.</w:t>
-      </w:r>
-    </w:p>
-    <w:p>
-      <w:r>
-        <w:t>Käesolev lõik on näidistekst, mida kasutatakse dokumendi vormistuse testimiseks. Tekst ei oma sisulist tähendust ning on koostatud üksnes vormistusnõuete kontrollimise eesmärgil. Lõigu pikkus on valitud selliselt, et see vastaks tüüpilise akadeemilise teksti mahule.</w:t>
-      </w:r>
-    </w:p>
-    <w:p>
-      <w:r>
-        <w:t>Järgnevas lõigus käsitletakse täiendavaid aspekte, mis on vajalikud testimise läbiviimiseks. Erinevad vormistuselemendid, sealhulgas pealkirjad, lõigud ja tabelid, on paigutatud dokumenti selliselt, et valideerimisreeglite kontrollimiseks oleks piisavalt materjali. Testimise käigus kontrollitakse nii vormistuse kui ka struktuuri vastavust nõuetele.</w:t>
-      </w:r>
-    </w:p>
-    <w:p>
-      <w:r>
-        <w:t>Käesolev lõik on näidistekst, mida kasutatakse dokumendi vormistuse testimiseks. Tekst ei oma sisulist tähendust ning on koostatud üksnes vormistusnõuete kontrollimise eesmärgil. Lõigu pikkus on valitud selliselt, et see vastaks tüüpilise akadeemilise teksti mahule.</w:t>
-      </w:r>
-    </w:p>
-    <w:p>
-      <w:r>
-        <w:t>Järgnevas lõigus käsitletakse täiendavaid aspekte, mis on vajalikud testimise läbiviimiseks. Erinevad vormistuselemendid, sealhulgas pealkirjad, lõigud ja tabelid, on paigutatud dokumenti selliselt, et valideerimisreeglite kontrollimiseks oleks piisavalt materjali. Testimise käigus kontrollitakse nii vormistuse kui ka struktuuri vastavust nõuetele.</w:t>
-      </w:r>
-    </w:p>
-    <w:p>
-      <w:r>
-        <w:t>Käesolev lõik on näidistekst, mida kasutatakse dokumendi vormistuse testimiseks. Tekst ei oma sisulist tähendust ning on koostatud üksnes vormistusnõuete kontrollimise eesmärgil. Lõigu pikkus on valitud selliselt, et see vastaks tüüpilise akadeemilise teksti mahule.</w:t>
-      </w:r>
-    </w:p>
-    <w:p>
-      <w:r>
-        <w:t xml:space="preserve">Järgnevas lõigus käsitletakse täiendavaid aspekte, mis on vajalikud testimise läbiviimiseks. Erinevad vormistuselemendid, sealhulgas pealkirjad, lõigud ja tabelid, on paigutatud dokumenti selliselt, et valideerimisreeglite kontrollimiseks oleks piisavalt </w:t>
-      </w:r>
-      <w:r>
-        <w:lastRenderedPageBreak/>
-        <w:t>materjali. Testimise käigus kontrollitakse nii vormistuse kui ka struktuuri vastavust nõuetele.</w:t>
-      </w:r>
-    </w:p>
-    <w:p>
-      <w:r>
-        <w:t>Käesolev lõik on näidistekst, mida kasutatakse dokumendi vormistuse testimiseks. Tekst ei oma sisulist tähendust ning on koostatud üksnes vormistusnõuete kontrollimise eesmärgil. Lõigu pikkus on valitud selliselt, et see vastaks tüüpilise akadeemilise teksti mahule.</w:t>
-      </w:r>
-    </w:p>
-    <w:p>
-      <w:r>
-        <w:t>Järgnevas lõigus käsitletakse täiendavaid aspekte, mis on vajalikud testimise läbiviimiseks. Erinevad vormistuselemendid, sealhulgas pealkirjad, lõigud ja tabelid, on paigutatud dokumenti selliselt, et valideerimisreeglite kontrollimiseks oleks piisavalt materjali. Testimise käigus kontrollitakse nii vormistuse kui ka struktuuri vastavust nõuetele.</w:t>
-      </w:r>
-    </w:p>
-    <w:p>
-      <w:r>
-        <w:t>Käesolev lõik on näidistekst, mida kasutatakse dokumendi vormistuse testimiseks. Tekst ei oma sisulist tähendust ning on koostatud üksnes vormistusnõuete kontrollimise eesmärgil. Lõigu pikkus on valitud selliselt, et see vastaks tüüpilise akadeemilise teksti mahule.</w:t>
-      </w:r>
-    </w:p>
-    <w:p>
-      <w:r>
-        <w:t>Järgnevas lõigus käsitletakse täiendavaid aspekte, mis on vajalikud testimise läbiviimiseks. Erinevad vormistuselemendid, sealhulgas pealkirjad, lõigud ja tabelid, on paigutatud dokumenti selliselt, et valideerimisreeglite kontrollimiseks oleks piisavalt materjali. Testimise käigus kontrollitakse nii vormistuse kui ka struktuuri vastavust nõuetele.</w:t>
-      </w:r>
-    </w:p>
-    <w:p/>
-    <w:p/>
+        <w:t>Käesolev lõik on näidistekst, mida kasutatakse dokumendi vormistuse testimiseks.</w:t>
+      </w:r>
+      <w:r>
+        <w:t xml:space="preserve"> </w:t>
+      </w:r>
+      <w:r>
+        <w:t>Käesolev lõik on näidistekst, mida kasutatakse dokumendi vormistuse testimiseks.</w:t>
+      </w:r>
+      <w:r>
+        <w:t xml:space="preserve"> </w:t>
+      </w:r>
+      <w:r>
+        <w:t>Käesolev lõik on näidistekst, mida kasutatakse dokumendi vormistuse testimiseks.</w:t>
+      </w:r>
+      <w:r>
+        <w:t xml:space="preserve"> </w:t>
+      </w:r>
+    </w:p>
     <w:p>
       <w:pPr>
         <w:sectPr>
@@ -7872,7 +8077,7 @@
           <w:b/>
         </w:rPr>
       </w:pPr>
-      <w:bookmarkStart w:id="12" w:name="_Toc228477511"/>
+      <w:bookmarkStart w:id="17" w:name="_Toc228553025"/>
       <w:r>
         <w:rPr>
           <w:rStyle w:val="Heading1Char"/>
@@ -7881,7 +8086,7 @@
         <w:lastRenderedPageBreak/>
         <w:t>Kokkuvõte</w:t>
       </w:r>
-      <w:bookmarkEnd w:id="12"/>
+      <w:bookmarkEnd w:id="17"/>
     </w:p>
     <w:p>
       <w:r>
@@ -7918,7 +8123,7 @@
       <w:pPr>
         <w:pStyle w:val="Headingunnumber"/>
       </w:pPr>
-      <w:bookmarkStart w:id="13" w:name="_Toc228477512"/>
+      <w:bookmarkStart w:id="18" w:name="_Toc228553026"/>
       <w:r>
         <w:lastRenderedPageBreak/>
         <w:t xml:space="preserve">Kasutatud </w:t>
@@ -7926,7 +8131,7 @@
       <w:r>
         <w:t>kirjandus</w:t>
       </w:r>
-      <w:bookmarkEnd w:id="13"/>
+      <w:bookmarkEnd w:id="18"/>
     </w:p>
     <w:p>
       <w:pPr>
@@ -7956,7 +8161,7 @@
       <w:pPr>
         <w:pStyle w:val="Headingunnumber"/>
       </w:pPr>
-      <w:bookmarkStart w:id="14" w:name="_Toc228477513"/>
+      <w:bookmarkStart w:id="19" w:name="_Toc228553027"/>
       <w:r>
         <w:lastRenderedPageBreak/>
         <w:t xml:space="preserve">Lisa 1 </w:t>
@@ -7982,14 +8187,14 @@
         </w:rPr>
         <w:footnoteReference w:id="1"/>
       </w:r>
-      <w:bookmarkEnd w:id="14"/>
-    </w:p>
-    <w:p>
-      <w:bookmarkStart w:id="15" w:name="_Toc54349730"/>
+      <w:bookmarkEnd w:id="19"/>
+    </w:p>
+    <w:p>
+      <w:bookmarkStart w:id="20" w:name="_Toc54349730"/>
       <w:r>
         <w:t>Mina,</w:t>
       </w:r>
-      <w:bookmarkEnd w:id="15"/>
+      <w:bookmarkEnd w:id="20"/>
       <w:r>
         <w:t xml:space="preserve"> Mari Maasikas</w:t>
       </w:r>
@@ -8121,12 +8326,12 @@
       <w:pPr>
         <w:pStyle w:val="Headingunnumber"/>
       </w:pPr>
-      <w:bookmarkStart w:id="16" w:name="_Toc228477514"/>
+      <w:bookmarkStart w:id="21" w:name="_Toc228553028"/>
       <w:r>
         <w:lastRenderedPageBreak/>
         <w:t>Lisa 2 – Teine lisa</w:t>
       </w:r>
-      <w:bookmarkEnd w:id="16"/>
+      <w:bookmarkEnd w:id="21"/>
     </w:p>
     <w:p>
       <w:pPr>
@@ -8158,7 +8363,7 @@
           <w:szCs w:val="30"/>
         </w:rPr>
       </w:pPr>
-      <w:bookmarkStart w:id="17" w:name="_Toc228477515"/>
+      <w:bookmarkStart w:id="22" w:name="_Toc228553029"/>
       <w:r>
         <w:rPr>
           <w:sz w:val="30"/>
@@ -8167,7 +8372,7 @@
         <w:lastRenderedPageBreak/>
         <w:t>Lisa 3 – Kolmas lisa</w:t>
       </w:r>
-      <w:bookmarkEnd w:id="17"/>
+      <w:bookmarkEnd w:id="22"/>
     </w:p>
     <w:tbl>
       <w:tblPr>

--- a/docs/test-documents/thesis-validator-test-errors.docx
+++ b/docs/test-documents/thesis-validator-test-errors.docx
@@ -3966,7 +3966,7 @@
         </w:rPr>
         <w:fldChar w:fldCharType="separate"/>
       </w:r>
-      <w:hyperlink w:anchor="_Toc228553013" w:history="1">
+      <w:hyperlink w:anchor="_Toc228722836" w:history="1">
         <w:r>
           <w:rPr>
             <w:rStyle w:val="Hyperlink"/>
@@ -3992,7 +3992,7 @@
             <w:bCs/>
             <w:noProof/>
           </w:rPr>
-          <w:t>Sissejuhatus</w:t>
+          <w:t>Esimene põhipeatükk</w:t>
         </w:r>
         <w:r>
           <w:rPr>
@@ -4013,7 +4013,7 @@
             <w:noProof/>
             <w:webHidden/>
           </w:rPr>
-          <w:instrText xml:space="preserve"> PAGEREF _Toc228553013 \h </w:instrText>
+          <w:instrText xml:space="preserve"> PAGEREF _Toc228722836 \h </w:instrText>
         </w:r>
         <w:r>
           <w:rPr>
@@ -4059,7 +4059,7 @@
           <w14:ligatures w14:val="standardContextual"/>
         </w:rPr>
       </w:pPr>
-      <w:hyperlink w:anchor="_Toc228553014" w:history="1">
+      <w:hyperlink w:anchor="_Toc228722837" w:history="1">
         <w:r>
           <w:rPr>
             <w:rStyle w:val="Hyperlink"/>
@@ -4083,7 +4083,7 @@
             <w:rStyle w:val="Hyperlink"/>
             <w:noProof/>
           </w:rPr>
-          <w:t>Esimene põhipeatükk</w:t>
+          <w:t>Sissejuhatus</w:t>
         </w:r>
         <w:r>
           <w:rPr>
@@ -4104,7 +4104,7 @@
             <w:noProof/>
             <w:webHidden/>
           </w:rPr>
-          <w:instrText xml:space="preserve"> PAGEREF _Toc228553014 \h </w:instrText>
+          <w:instrText xml:space="preserve"> PAGEREF _Toc228722837 \h </w:instrText>
         </w:r>
         <w:r>
           <w:rPr>
@@ -4151,7 +4151,7 @@
           <w14:ligatures w14:val="standardContextual"/>
         </w:rPr>
       </w:pPr>
-      <w:hyperlink w:anchor="_Toc228553015" w:history="1">
+      <w:hyperlink w:anchor="_Toc228722838" w:history="1">
         <w:r>
           <w:rPr>
             <w:rStyle w:val="Hyperlink"/>
@@ -4196,7 +4196,7 @@
             <w:noProof/>
             <w:webHidden/>
           </w:rPr>
-          <w:instrText xml:space="preserve"> PAGEREF _Toc228553015 \h </w:instrText>
+          <w:instrText xml:space="preserve"> PAGEREF _Toc228722838 \h </w:instrText>
         </w:r>
         <w:r>
           <w:rPr>
@@ -4243,7 +4243,7 @@
           <w14:ligatures w14:val="standardContextual"/>
         </w:rPr>
       </w:pPr>
-      <w:hyperlink w:anchor="_Toc228553016" w:history="1">
+      <w:hyperlink w:anchor="_Toc228722839" w:history="1">
         <w:r>
           <w:rPr>
             <w:rStyle w:val="Hyperlink"/>
@@ -4288,7 +4288,7 @@
             <w:noProof/>
             <w:webHidden/>
           </w:rPr>
-          <w:instrText xml:space="preserve"> PAGEREF _Toc228553016 \h </w:instrText>
+          <w:instrText xml:space="preserve"> PAGEREF _Toc228722839 \h </w:instrText>
         </w:r>
         <w:r>
           <w:rPr>
@@ -4334,7 +4334,7 @@
           <w14:ligatures w14:val="standardContextual"/>
         </w:rPr>
       </w:pPr>
-      <w:hyperlink w:anchor="_Toc228553017" w:history="1">
+      <w:hyperlink w:anchor="_Toc228722840" w:history="1">
         <w:r>
           <w:rPr>
             <w:rStyle w:val="Hyperlink"/>
@@ -4378,7 +4378,7 @@
             <w:noProof/>
             <w:webHidden/>
           </w:rPr>
-          <w:instrText xml:space="preserve"> PAGEREF _Toc228553017 \h </w:instrText>
+          <w:instrText xml:space="preserve"> PAGEREF _Toc228722840 \h </w:instrText>
         </w:r>
         <w:r>
           <w:rPr>
@@ -4424,7 +4424,7 @@
           <w14:ligatures w14:val="standardContextual"/>
         </w:rPr>
       </w:pPr>
-      <w:hyperlink w:anchor="_Toc228553018" w:history="1">
+      <w:hyperlink w:anchor="_Toc228722841" w:history="1">
         <w:r>
           <w:rPr>
             <w:rStyle w:val="Hyperlink"/>
@@ -4468,7 +4468,7 @@
             <w:noProof/>
             <w:webHidden/>
           </w:rPr>
-          <w:instrText xml:space="preserve"> PAGEREF _Toc228553018 \h </w:instrText>
+          <w:instrText xml:space="preserve"> PAGEREF _Toc228722841 \h </w:instrText>
         </w:r>
         <w:r>
           <w:rPr>
@@ -4515,7 +4515,7 @@
           <w14:ligatures w14:val="standardContextual"/>
         </w:rPr>
       </w:pPr>
-      <w:hyperlink w:anchor="_Toc228553019" w:history="1">
+      <w:hyperlink w:anchor="_Toc228722842" w:history="1">
         <w:r>
           <w:rPr>
             <w:rStyle w:val="Hyperlink"/>
@@ -4560,7 +4560,7 @@
             <w:noProof/>
             <w:webHidden/>
           </w:rPr>
-          <w:instrText xml:space="preserve"> PAGEREF _Toc228553019 \h </w:instrText>
+          <w:instrText xml:space="preserve"> PAGEREF _Toc228722842 \h </w:instrText>
         </w:r>
         <w:r>
           <w:rPr>
@@ -4606,7 +4606,7 @@
           <w14:ligatures w14:val="standardContextual"/>
         </w:rPr>
       </w:pPr>
-      <w:hyperlink w:anchor="_Toc228553020" w:history="1">
+      <w:hyperlink w:anchor="_Toc228722843" w:history="1">
         <w:r>
           <w:rPr>
             <w:rStyle w:val="Hyperlink"/>
@@ -4650,7 +4650,7 @@
             <w:noProof/>
             <w:webHidden/>
           </w:rPr>
-          <w:instrText xml:space="preserve"> PAGEREF _Toc228553020 \h </w:instrText>
+          <w:instrText xml:space="preserve"> PAGEREF _Toc228722843 \h </w:instrText>
         </w:r>
         <w:r>
           <w:rPr>
@@ -4696,7 +4696,7 @@
           <w14:ligatures w14:val="standardContextual"/>
         </w:rPr>
       </w:pPr>
-      <w:hyperlink w:anchor="_Toc228553021" w:history="1">
+      <w:hyperlink w:anchor="_Toc228722844" w:history="1">
         <w:r>
           <w:rPr>
             <w:rStyle w:val="Hyperlink"/>
@@ -4740,7 +4740,7 @@
             <w:noProof/>
             <w:webHidden/>
           </w:rPr>
-          <w:instrText xml:space="preserve"> PAGEREF _Toc228553021 \h </w:instrText>
+          <w:instrText xml:space="preserve"> PAGEREF _Toc228722844 \h </w:instrText>
         </w:r>
         <w:r>
           <w:rPr>
@@ -4786,7 +4786,7 @@
           <w14:ligatures w14:val="standardContextual"/>
         </w:rPr>
       </w:pPr>
-      <w:hyperlink w:anchor="_Toc228553022" w:history="1">
+      <w:hyperlink w:anchor="_Toc228722845" w:history="1">
         <w:r>
           <w:rPr>
             <w:rStyle w:val="Hyperlink"/>
@@ -4830,7 +4830,7 @@
             <w:noProof/>
             <w:webHidden/>
           </w:rPr>
-          <w:instrText xml:space="preserve"> PAGEREF _Toc228553022 \h </w:instrText>
+          <w:instrText xml:space="preserve"> PAGEREF _Toc228722845 \h </w:instrText>
         </w:r>
         <w:r>
           <w:rPr>
@@ -4877,7 +4877,7 @@
           <w14:ligatures w14:val="standardContextual"/>
         </w:rPr>
       </w:pPr>
-      <w:hyperlink w:anchor="_Toc228553023" w:history="1">
+      <w:hyperlink w:anchor="_Toc228722846" w:history="1">
         <w:r>
           <w:rPr>
             <w:rStyle w:val="Hyperlink"/>
@@ -4922,7 +4922,7 @@
             <w:noProof/>
             <w:webHidden/>
           </w:rPr>
-          <w:instrText xml:space="preserve"> PAGEREF _Toc228553023 \h </w:instrText>
+          <w:instrText xml:space="preserve"> PAGEREF _Toc228722846 \h </w:instrText>
         </w:r>
         <w:r>
           <w:rPr>
@@ -4968,7 +4968,7 @@
           <w14:ligatures w14:val="standardContextual"/>
         </w:rPr>
       </w:pPr>
-      <w:hyperlink w:anchor="_Toc228553024" w:history="1">
+      <w:hyperlink w:anchor="_Toc228722847" w:history="1">
         <w:r>
           <w:rPr>
             <w:rStyle w:val="Hyperlink"/>
@@ -5015,7 +5015,7 @@
             <w:noProof/>
             <w:webHidden/>
           </w:rPr>
-          <w:instrText xml:space="preserve"> PAGEREF _Toc228553024 \h </w:instrText>
+          <w:instrText xml:space="preserve"> PAGEREF _Toc228722847 \h </w:instrText>
         </w:r>
         <w:r>
           <w:rPr>
@@ -5061,7 +5061,7 @@
           <w14:ligatures w14:val="standardContextual"/>
         </w:rPr>
       </w:pPr>
-      <w:hyperlink w:anchor="_Toc228553025" w:history="1">
+      <w:hyperlink w:anchor="_Toc228722848" w:history="1">
         <w:r>
           <w:rPr>
             <w:rStyle w:val="Hyperlink"/>
@@ -5106,7 +5106,7 @@
             <w:noProof/>
             <w:webHidden/>
           </w:rPr>
-          <w:instrText xml:space="preserve"> PAGEREF _Toc228553025 \h </w:instrText>
+          <w:instrText xml:space="preserve"> PAGEREF _Toc228722848 \h </w:instrText>
         </w:r>
         <w:r>
           <w:rPr>
@@ -5149,7 +5149,7 @@
           <w14:ligatures w14:val="standardContextual"/>
         </w:rPr>
       </w:pPr>
-      <w:hyperlink w:anchor="_Toc228553026" w:history="1">
+      <w:hyperlink w:anchor="_Toc228722849" w:history="1">
         <w:r>
           <w:rPr>
             <w:rStyle w:val="Hyperlink"/>
@@ -5176,7 +5176,7 @@
             <w:noProof/>
             <w:webHidden/>
           </w:rPr>
-          <w:instrText xml:space="preserve"> PAGEREF _Toc228553026 \h </w:instrText>
+          <w:instrText xml:space="preserve"> PAGEREF _Toc228722849 \h </w:instrText>
         </w:r>
         <w:r>
           <w:rPr>
@@ -5219,7 +5219,7 @@
           <w14:ligatures w14:val="standardContextual"/>
         </w:rPr>
       </w:pPr>
-      <w:hyperlink w:anchor="_Toc228553027" w:history="1">
+      <w:hyperlink w:anchor="_Toc228722850" w:history="1">
         <w:r>
           <w:rPr>
             <w:rStyle w:val="Hyperlink"/>
@@ -5246,7 +5246,7 @@
             <w:noProof/>
             <w:webHidden/>
           </w:rPr>
-          <w:instrText xml:space="preserve"> PAGEREF _Toc228553027 \h </w:instrText>
+          <w:instrText xml:space="preserve"> PAGEREF _Toc228722850 \h </w:instrText>
         </w:r>
         <w:r>
           <w:rPr>
@@ -5289,7 +5289,7 @@
           <w14:ligatures w14:val="standardContextual"/>
         </w:rPr>
       </w:pPr>
-      <w:hyperlink w:anchor="_Toc228553028" w:history="1">
+      <w:hyperlink w:anchor="_Toc228722851" w:history="1">
         <w:r>
           <w:rPr>
             <w:rStyle w:val="Hyperlink"/>
@@ -5316,7 +5316,7 @@
             <w:noProof/>
             <w:webHidden/>
           </w:rPr>
-          <w:instrText xml:space="preserve"> PAGEREF _Toc228553028 \h </w:instrText>
+          <w:instrText xml:space="preserve"> PAGEREF _Toc228722851 \h </w:instrText>
         </w:r>
         <w:r>
           <w:rPr>
@@ -5359,7 +5359,7 @@
           <w14:ligatures w14:val="standardContextual"/>
         </w:rPr>
       </w:pPr>
-      <w:hyperlink w:anchor="_Toc228553029" w:history="1">
+      <w:hyperlink w:anchor="_Toc228722852" w:history="1">
         <w:r>
           <w:rPr>
             <w:rStyle w:val="Hyperlink"/>
@@ -5386,7 +5386,7 @@
             <w:noProof/>
             <w:webHidden/>
           </w:rPr>
-          <w:instrText xml:space="preserve"> PAGEREF _Toc228553029 \h </w:instrText>
+          <w:instrText xml:space="preserve"> PAGEREF _Toc228722852 \h </w:instrText>
         </w:r>
         <w:r>
           <w:rPr>
@@ -5674,6 +5674,14 @@
       </w:hyperlink>
     </w:p>
     <w:p>
+      <w:pPr>
+        <w:sectPr>
+          <w:pgSz w:w="11906" w:h="16838"/>
+          <w:pgMar w:top="1134" w:right="1985" w:bottom="1701" w:left="1418" w:header="709" w:footer="709" w:gutter="0"/>
+          <w:cols w:space="708"/>
+          <w:docGrid w:linePitch="360"/>
+        </w:sectPr>
+      </w:pPr>
       <w:r>
         <w:fldChar w:fldCharType="end"/>
       </w:r>
@@ -5692,117 +5700,75 @@
     </w:p>
     <w:p>
       <w:pPr>
-        <w:pStyle w:val="Heading"/>
-      </w:pPr>
-      <w:r>
+        <w:pStyle w:val="Heading1"/>
+        <w:rPr>
+          <w:b w:val="0"/>
+          <w:bCs/>
+        </w:rPr>
+      </w:pPr>
+      <w:r>
+        <w:rPr>
+          <w:b w:val="0"/>
+          <w:bCs/>
+        </w:rPr>
         <w:lastRenderedPageBreak/>
-        <w:t>Tabelite loetelu</w:t>
-      </w:r>
-    </w:p>
-    <w:p>
-      <w:pPr>
-        <w:pStyle w:val="TableofFigures"/>
-        <w:tabs>
-          <w:tab w:val="right" w:leader="dot" w:pos="8494"/>
-        </w:tabs>
-        <w:rPr>
-          <w:rFonts w:asciiTheme="minorHAnsi" w:eastAsiaTheme="minorEastAsia" w:hAnsiTheme="minorHAnsi" w:cstheme="minorBidi"/>
-          <w:noProof/>
-          <w:kern w:val="2"/>
-          <w:lang w:val="en-EE" w:eastAsia="en-GB"/>
-          <w14:ligatures w14:val="standardContextual"/>
-        </w:rPr>
-      </w:pPr>
-      <w:r>
-        <w:fldChar w:fldCharType="begin"/>
-      </w:r>
-      <w:r>
-        <w:instrText xml:space="preserve"> TOC \h \z \c "Tabel" </w:instrText>
-      </w:r>
-      <w:r>
-        <w:fldChar w:fldCharType="separate"/>
-      </w:r>
-      <w:hyperlink w:anchor="_Toc227257325" w:history="1">
-        <w:r>
-          <w:rPr>
-            <w:rStyle w:val="Hyperlink"/>
-            <w:noProof/>
-          </w:rPr>
-          <w:t>Tabel 1. Näidistabel valid</w:t>
-        </w:r>
-        <w:r>
-          <w:rPr>
-            <w:rStyle w:val="Hyperlink"/>
-            <w:noProof/>
-          </w:rPr>
-          <w:t>e</w:t>
-        </w:r>
-        <w:r>
-          <w:rPr>
-            <w:rStyle w:val="Hyperlink"/>
-            <w:noProof/>
-          </w:rPr>
-          <w:t>erimisreeglite kontrollimiseks.</w:t>
-        </w:r>
-        <w:r>
-          <w:rPr>
-            <w:noProof/>
-            <w:webHidden/>
-          </w:rPr>
-          <w:tab/>
-        </w:r>
-        <w:r>
-          <w:rPr>
-            <w:noProof/>
-            <w:webHidden/>
-          </w:rPr>
-          <w:fldChar w:fldCharType="begin"/>
-        </w:r>
-        <w:r>
-          <w:rPr>
-            <w:noProof/>
-            <w:webHidden/>
-          </w:rPr>
-          <w:instrText xml:space="preserve"> PAGEREF _Toc227257325 \h </w:instrText>
-        </w:r>
-        <w:r>
-          <w:rPr>
-            <w:noProof/>
-            <w:webHidden/>
-          </w:rPr>
-        </w:r>
-        <w:r>
-          <w:rPr>
-            <w:noProof/>
-            <w:webHidden/>
-          </w:rPr>
-          <w:fldChar w:fldCharType="separate"/>
-        </w:r>
-        <w:r>
-          <w:rPr>
-            <w:noProof/>
-            <w:webHidden/>
-          </w:rPr>
-          <w:t>11</w:t>
-        </w:r>
-        <w:r>
-          <w:rPr>
-            <w:noProof/>
-            <w:webHidden/>
-          </w:rPr>
-          <w:fldChar w:fldCharType="end"/>
-        </w:r>
-      </w:hyperlink>
-    </w:p>
-    <w:p>
-      <w:r>
-        <w:fldChar w:fldCharType="end"/>
-      </w:r>
-    </w:p>
-    <w:p>
-      <w:pPr>
-        <w:spacing w:after="160" w:line="259" w:lineRule="auto"/>
-        <w:jc w:val="left"/>
+        <w:t>Minu lemmik peatükk</w:t>
+      </w:r>
+    </w:p>
+    <w:p>
+      <w:r>
+        <w:t>Käesolev lõik on näidistekst, mida kasutatakse dokumendi vormistuse testimiseks. Tekst ei oma sisulist tähendust ning on koostatud üksnes vormistusnõuete kontrollimise eesmärgil. Lõigu pikkus on valitud selliselt, et see vastaks tüüpilise akadeemilise teksti mahule.</w:t>
+      </w:r>
+    </w:p>
+    <w:p>
+      <w:r>
+        <w:t>Järgnevas lõigus käsitletakse täiendavaid aspekte, mis on vajalikud testimise läbiviimiseks. Erinevad vormistuselemendid, sealhulgas pealkirjad, lõigud ja tabelid, on paigutatud dokumenti selliselt, et valideerimisreeglite kontrollimiseks oleks piisavalt materjali. Testimise käigus kontrollitakse nii vormistuse kui ka struktuuri vastavust nõuetele.</w:t>
+      </w:r>
+    </w:p>
+    <w:p>
+      <w:r>
+        <w:t>Käesolev lõik on näidistekst, mida kasutatakse dokumendi vormistuse testimiseks. Tekst ei oma sisulist tähendust ning on koostatud üksnes vormistusnõuete kontrollimise eesmärgil. Lõigu pikkus on valitud selliselt, et see vastaks tüüpilise akadeemilise teksti mahule.</w:t>
+      </w:r>
+    </w:p>
+    <w:p>
+      <w:r>
+        <w:t>Järgnevas lõigus käsitletakse täiendavaid aspekte, mis on vajalikud testimise läbiviimiseks. Erinevad vormistuselemendid, sealhulgas pealkirjad, lõigud ja tabelid, on paigutatud dokumenti selliselt, et valideerimisreeglite kontrollimiseks oleks piisavalt materjali. Testimise käigus kontrollitakse nii vormistuse kui ka struktuuri vastavust nõuetele.</w:t>
+      </w:r>
+      <w:r>
+        <w:t xml:space="preserve"> Nüüd mainitakse lühendite ja mõistete sõnastiku esimest mõistet AI (</w:t>
+      </w:r>
+      <w:proofErr w:type="spellStart"/>
+      <w:r>
+        <w:rPr>
+          <w:i/>
+          <w:iCs/>
+        </w:rPr>
+        <w:t>Artificial</w:t>
+      </w:r>
+      <w:proofErr w:type="spellEnd"/>
+      <w:r>
+        <w:rPr>
+          <w:i/>
+          <w:iCs/>
+        </w:rPr>
+        <w:t xml:space="preserve"> </w:t>
+      </w:r>
+      <w:proofErr w:type="spellStart"/>
+      <w:r>
+        <w:rPr>
+          <w:i/>
+          <w:iCs/>
+        </w:rPr>
+        <w:t>Intelligence</w:t>
+      </w:r>
+      <w:proofErr w:type="spellEnd"/>
+      <w:r>
+        <w:t>).</w:t>
+      </w:r>
+    </w:p>
+    <w:p/>
+    <w:p>
+      <w:pPr>
         <w:sectPr>
           <w:pgSz w:w="11906" w:h="16838"/>
           <w:pgMar w:top="1134" w:right="1985" w:bottom="1701" w:left="1418" w:header="709" w:footer="709" w:gutter="0"/>
@@ -5815,27 +5781,18 @@
       <w:pPr>
         <w:pStyle w:val="Heading1"/>
         <w:rPr>
-          <w:b w:val="0"/>
-          <w:bCs/>
-        </w:rPr>
-      </w:pPr>
-      <w:bookmarkStart w:id="1" w:name="_Toc228553013"/>
-      <w:r>
-        <w:rPr>
-          <w:b w:val="0"/>
-          <w:bCs/>
           <w:sz w:val="36"/>
           <w:szCs w:val="36"/>
         </w:rPr>
+      </w:pPr>
+      <w:bookmarkStart w:id="1" w:name="_Toc228722837"/>
+      <w:r>
+        <w:rPr>
+          <w:sz w:val="36"/>
+          <w:szCs w:val="36"/>
+        </w:rPr>
         <w:lastRenderedPageBreak/>
-        <w:t>S</w:t>
-      </w:r>
-      <w:r>
-        <w:rPr>
-          <w:b w:val="0"/>
-          <w:bCs/>
-        </w:rPr>
-        <w:t>issejuhatus</w:t>
+        <w:t>Sissejuhatus</w:t>
       </w:r>
       <w:bookmarkEnd w:id="1"/>
     </w:p>
@@ -5843,132 +5800,44 @@
       <w:r>
         <w:t>Käesolev lõik on näidistekst, mida kasutatakse dokumendi vormistuse testimiseks. Tekst ei oma sisulist tähendust ning on koostatud üksnes vormistusnõuete kontrollimise eesmärgil. Lõigu pikkus on valitud selliselt, et see vastaks tüüpilise akadeemilise teksti mahule.</w:t>
       </w:r>
-    </w:p>
-    <w:p>
-      <w:r>
-        <w:t>Järgnevas lõigus käsitletakse täiendavaid aspekte, mis on vajalikud testimise läbiviimiseks. Erinevad vormistuselemendid, sealhulgas pealkirjad, lõigud ja tabelid, on paigutatud dokumenti selliselt, et valideerimisreeglite kontrollimiseks oleks piisavalt materjali. Testimise käigus kontrollitakse nii vormistuse kui ka struktuuri vastavust nõuetele.</w:t>
-      </w:r>
-    </w:p>
-    <w:p>
-      <w:r>
-        <w:t>Käesolev lõik on näidistekst, mida kasutatakse dokumendi vormistuse testimiseks. Tekst ei oma sisulist tähendust ning on koostatud üksnes vormistusnõuete kontrollimise eesmärgil. Lõigu pikkus on valitud selliselt, et see vastaks tüüpilise akadeemilise teksti mahule.</w:t>
-      </w:r>
-    </w:p>
-    <w:p>
-      <w:r>
-        <w:t>Järgnevas lõigus käsitletakse täiendavaid aspekte, mis on vajalikud testimise läbiviimiseks. Erinevad vormistuselemendid, sealhulgas pealkirjad, lõigud ja tabelid, on paigutatud dokumenti selliselt, et valideerimisreeglite kontrollimiseks oleks piisavalt materjali. Testimise käigus kontrollitakse nii vormistuse kui ka struktuuri vastavust nõuetele.</w:t>
-      </w:r>
-      <w:r>
-        <w:t xml:space="preserve"> Nüüd mainitakse lühendite ja mõistete sõnastiku esimest mõistet AI (</w:t>
-      </w:r>
-      <w:proofErr w:type="spellStart"/>
+      <w:r>
+        <w:t xml:space="preserve"> Nüüd mainitakse lühendite ja mõistete sõnastiku </w:t>
+      </w:r>
+      <w:r>
+        <w:t>kolmandat</w:t>
+      </w:r>
+      <w:r>
+        <w:t xml:space="preserve"> mõistet DPI (</w:t>
+      </w:r>
       <w:r>
         <w:rPr>
           <w:i/>
           <w:iCs/>
         </w:rPr>
-        <w:t>Artificial</w:t>
-      </w:r>
-      <w:proofErr w:type="spellEnd"/>
+        <w:t xml:space="preserve">Dots </w:t>
+      </w:r>
+      <w:proofErr w:type="spellStart"/>
       <w:r>
         <w:rPr>
           <w:i/>
           <w:iCs/>
         </w:rPr>
-        <w:t xml:space="preserve"> </w:t>
-      </w:r>
-      <w:proofErr w:type="spellStart"/>
+        <w:t>per</w:t>
+      </w:r>
+      <w:proofErr w:type="spellEnd"/>
       <w:r>
         <w:rPr>
           <w:i/>
           <w:iCs/>
         </w:rPr>
-        <w:t>Intelligence</w:t>
-      </w:r>
-      <w:proofErr w:type="spellEnd"/>
-      <w:r>
-        <w:t>).</w:t>
-      </w:r>
-    </w:p>
-    <w:p/>
-    <w:p>
-      <w:pPr>
-        <w:sectPr>
-          <w:pgSz w:w="11906" w:h="16838"/>
-          <w:pgMar w:top="1134" w:right="1985" w:bottom="1701" w:left="1418" w:header="709" w:footer="709" w:gutter="0"/>
-          <w:cols w:space="708"/>
-          <w:docGrid w:linePitch="360"/>
-        </w:sectPr>
-      </w:pPr>
-    </w:p>
-    <w:p>
-      <w:pPr>
-        <w:pStyle w:val="Heading1"/>
-        <w:rPr>
-          <w:sz w:val="36"/>
-          <w:szCs w:val="36"/>
-        </w:rPr>
-      </w:pPr>
-      <w:bookmarkStart w:id="2" w:name="_Toc228553014"/>
-      <w:r>
-        <w:rPr>
-          <w:sz w:val="36"/>
-          <w:szCs w:val="36"/>
-        </w:rPr>
-        <w:lastRenderedPageBreak/>
-        <w:t>Esimene põhip</w:t>
-      </w:r>
-      <w:r>
-        <w:rPr>
-          <w:sz w:val="36"/>
-          <w:szCs w:val="36"/>
-        </w:rPr>
-        <w:t>eatükk</w:t>
-      </w:r>
-      <w:bookmarkEnd w:id="2"/>
-    </w:p>
-    <w:p>
-      <w:r>
-        <w:t>Käesolev lõik on näidistekst, mida kasutatakse dokumendi vormistuse testimiseks. Tekst ei oma sisulist tähendust ning on koostatud üksnes vormistusnõuete kontrollimise eesmärgil. Lõigu pikkus on valitud selliselt, et see vastaks tüüpilise akadeemilise teksti mahule.</w:t>
-      </w:r>
-      <w:r>
-        <w:t xml:space="preserve"> Nüüd mainitakse lühendite ja mõistete sõnastiku </w:t>
-      </w:r>
-      <w:r>
-        <w:t>kolmandat</w:t>
-      </w:r>
-      <w:r>
-        <w:t xml:space="preserve"> mõistet DPI (</w:t>
-      </w:r>
+        <w:t xml:space="preserve"> </w:t>
+      </w:r>
+      <w:proofErr w:type="spellStart"/>
       <w:r>
         <w:rPr>
           <w:i/>
           <w:iCs/>
         </w:rPr>
-        <w:t xml:space="preserve">Dots </w:t>
-      </w:r>
-      <w:proofErr w:type="spellStart"/>
-      <w:r>
-        <w:rPr>
-          <w:i/>
-          <w:iCs/>
-        </w:rPr>
-        <w:t>per</w:t>
-      </w:r>
-      <w:proofErr w:type="spellEnd"/>
-      <w:r>
-        <w:rPr>
-          <w:i/>
-          <w:iCs/>
-        </w:rPr>
-        <w:t xml:space="preserve"> </w:t>
-      </w:r>
-      <w:proofErr w:type="spellStart"/>
-      <w:r>
-        <w:rPr>
-          <w:i/>
-          <w:iCs/>
-        </w:rPr>
         <w:t>inch</w:t>
       </w:r>
       <w:proofErr w:type="spellEnd"/>
@@ -5980,7 +5849,7 @@
       <w:pPr>
         <w:pStyle w:val="Heading2"/>
       </w:pPr>
-      <w:bookmarkStart w:id="3" w:name="_Toc228553015"/>
+      <w:bookmarkStart w:id="2" w:name="_Toc228722838"/>
       <w:r>
         <w:t>A</w:t>
       </w:r>
@@ -5998,7 +5867,7 @@
         </w:rPr>
         <w:t>k</w:t>
       </w:r>
-      <w:bookmarkEnd w:id="3"/>
+      <w:bookmarkEnd w:id="2"/>
     </w:p>
     <w:p>
       <w:r>
@@ -6091,7 +5960,7 @@
           <w:sz w:val="18"/>
         </w:rPr>
       </w:pPr>
-      <w:bookmarkStart w:id="4" w:name="_Toc227257332"/>
+      <w:bookmarkStart w:id="3" w:name="_Toc227257332"/>
       <w:r>
         <w:rPr>
           <w:sz w:val="18"/>
@@ -6136,7 +6005,7 @@
         </w:rPr>
         <w:t>. Pudelipost - näidispilt valideerimisreeglite kontrollimiseks.</w:t>
       </w:r>
-      <w:bookmarkEnd w:id="4"/>
+      <w:bookmarkEnd w:id="3"/>
     </w:p>
     <w:p>
       <w:r>
@@ -6164,7 +6033,7 @@
           <w:szCs w:val="26"/>
         </w:rPr>
       </w:pPr>
-      <w:bookmarkStart w:id="5" w:name="_Toc228553016"/>
+      <w:bookmarkStart w:id="4" w:name="_Toc228722839"/>
       <w:r>
         <w:rPr>
           <w:sz w:val="26"/>
@@ -6172,7 +6041,7 @@
         </w:rPr>
         <w:t>Alapeatükk</w:t>
       </w:r>
-      <w:bookmarkEnd w:id="5"/>
+      <w:bookmarkEnd w:id="4"/>
     </w:p>
     <w:p>
       <w:r>
@@ -6188,7 +6057,7 @@
           <w:szCs w:val="20"/>
         </w:rPr>
       </w:pPr>
-      <w:bookmarkStart w:id="6" w:name="_Toc227257325"/>
+      <w:bookmarkStart w:id="5" w:name="_Toc227257325"/>
       <w:r>
         <w:rPr>
           <w:szCs w:val="22"/>
@@ -6243,7 +6112,7 @@
         </w:rPr>
         <w:t>Näidistabel valideerimisreeglite kontrollimiseks.</w:t>
       </w:r>
-      <w:bookmarkEnd w:id="6"/>
+      <w:bookmarkEnd w:id="5"/>
     </w:p>
     <w:tbl>
       <w:tblPr>
@@ -6448,7 +6317,7 @@
           <w:szCs w:val="24"/>
         </w:rPr>
       </w:pPr>
-      <w:bookmarkStart w:id="7" w:name="_Toc228553017"/>
+      <w:bookmarkStart w:id="6" w:name="_Toc228722840"/>
       <w:r>
         <w:t>A</w:t>
       </w:r>
@@ -6466,7 +6335,7 @@
         </w:rPr>
         <w:t>alapeatükk</w:t>
       </w:r>
-      <w:bookmarkEnd w:id="7"/>
+      <w:bookmarkEnd w:id="6"/>
     </w:p>
     <w:p>
       <w:r>
@@ -6838,7 +6707,7 @@
       <w:pPr>
         <w:pStyle w:val="Caption"/>
       </w:pPr>
-      <w:bookmarkStart w:id="8" w:name="_Toc227257333"/>
+      <w:bookmarkStart w:id="7" w:name="_Toc227257333"/>
       <w:r>
         <w:t xml:space="preserve">Joonis </w:t>
       </w:r>
@@ -6853,7 +6722,7 @@
       <w:r>
         <w:t>. Näidisjoonis valideerimisreeglite kontrollimiseks.</w:t>
       </w:r>
-      <w:bookmarkEnd w:id="8"/>
+      <w:bookmarkEnd w:id="7"/>
     </w:p>
     <w:p>
       <w:r>
@@ -6868,7 +6737,7 @@
           <w:szCs w:val="22"/>
         </w:rPr>
       </w:pPr>
-      <w:bookmarkStart w:id="9" w:name="_Toc228553018"/>
+      <w:bookmarkStart w:id="8" w:name="_Toc228722841"/>
       <w:r>
         <w:rPr>
           <w:sz w:val="22"/>
@@ -6877,7 +6746,7 @@
         <w:lastRenderedPageBreak/>
         <w:t>Alapeatüki alapeatükk</w:t>
       </w:r>
-      <w:bookmarkEnd w:id="9"/>
+      <w:bookmarkEnd w:id="8"/>
     </w:p>
     <w:p>
       <w:r>
@@ -7243,7 +7112,7 @@
       <w:pPr>
         <w:pStyle w:val="Caption"/>
       </w:pPr>
-      <w:bookmarkStart w:id="10" w:name="_Toc227257334"/>
+      <w:bookmarkStart w:id="9" w:name="_Toc227257334"/>
       <w:r>
         <w:t xml:space="preserve">Joonis </w:t>
       </w:r>
@@ -7255,7 +7124,7 @@
       <w:r>
         <w:t>. Näidisjoonis valideerimisreeglite kontrollimiseks.</w:t>
       </w:r>
-      <w:bookmarkEnd w:id="10"/>
+      <w:bookmarkEnd w:id="9"/>
     </w:p>
     <w:p>
       <w:pPr>
@@ -7265,7 +7134,7 @@
           <w:szCs w:val="26"/>
         </w:rPr>
       </w:pPr>
-      <w:bookmarkStart w:id="11" w:name="_Toc228553019"/>
+      <w:bookmarkStart w:id="10" w:name="_Toc228722842"/>
       <w:r>
         <w:rPr>
           <w:sz w:val="26"/>
@@ -7273,7 +7142,7 @@
         </w:rPr>
         <w:t>Alapeatükk</w:t>
       </w:r>
-      <w:bookmarkEnd w:id="11"/>
+      <w:bookmarkEnd w:id="10"/>
     </w:p>
     <w:p>
       <w:pPr>
@@ -7283,7 +7152,7 @@
           <w:szCs w:val="22"/>
         </w:rPr>
       </w:pPr>
-      <w:bookmarkStart w:id="12" w:name="_Toc228553020"/>
+      <w:bookmarkStart w:id="11" w:name="_Toc228722843"/>
       <w:r>
         <w:rPr>
           <w:sz w:val="22"/>
@@ -7291,7 +7160,7 @@
         </w:rPr>
         <w:t>Alapeatüki alapeatükk</w:t>
       </w:r>
-      <w:bookmarkEnd w:id="12"/>
+      <w:bookmarkEnd w:id="11"/>
     </w:p>
     <w:p>
       <w:r>
@@ -7306,7 +7175,7 @@
           <w:szCs w:val="22"/>
         </w:rPr>
       </w:pPr>
-      <w:bookmarkStart w:id="13" w:name="_Toc228553021"/>
+      <w:bookmarkStart w:id="12" w:name="_Toc228722844"/>
       <w:r>
         <w:rPr>
           <w:sz w:val="22"/>
@@ -7314,7 +7183,7 @@
         </w:rPr>
         <w:t>Alapeatüki alapeatükk</w:t>
       </w:r>
-      <w:bookmarkEnd w:id="13"/>
+      <w:bookmarkEnd w:id="12"/>
     </w:p>
     <w:p>
       <w:r>
@@ -7330,7 +7199,7 @@
           <w:szCs w:val="22"/>
         </w:rPr>
       </w:pPr>
-      <w:bookmarkStart w:id="14" w:name="_Toc228553022"/>
+      <w:bookmarkStart w:id="13" w:name="_Toc228722845"/>
       <w:r>
         <w:rPr>
           <w:sz w:val="22"/>
@@ -7339,7 +7208,7 @@
         <w:lastRenderedPageBreak/>
         <w:t>Alapeatüki alapeatükk</w:t>
       </w:r>
-      <w:bookmarkEnd w:id="14"/>
+      <w:bookmarkEnd w:id="13"/>
     </w:p>
     <w:p>
       <w:pPr>
@@ -7349,7 +7218,7 @@
           <w:szCs w:val="26"/>
         </w:rPr>
       </w:pPr>
-      <w:bookmarkStart w:id="15" w:name="_Toc228553023"/>
+      <w:bookmarkStart w:id="14" w:name="_Toc228722846"/>
       <w:r>
         <w:rPr>
           <w:sz w:val="26"/>
@@ -7357,7 +7226,7 @@
         </w:rPr>
         <w:t>Alapeatükk</w:t>
       </w:r>
-      <w:bookmarkEnd w:id="15"/>
+      <w:bookmarkEnd w:id="14"/>
     </w:p>
     <w:p>
       <w:r>
@@ -7385,7 +7254,7 @@
           <w:szCs w:val="28"/>
         </w:rPr>
       </w:pPr>
-      <w:bookmarkStart w:id="16" w:name="_Toc228553024"/>
+      <w:bookmarkStart w:id="15" w:name="_Toc228722847"/>
       <w:r>
         <w:rPr>
           <w:b w:val="0"/>
@@ -7396,7 +7265,7 @@
         <w:lastRenderedPageBreak/>
         <w:t>Teine põhipeatükk</w:t>
       </w:r>
-      <w:bookmarkEnd w:id="16"/>
+      <w:bookmarkEnd w:id="15"/>
     </w:p>
     <w:p>
       <w:r>
@@ -8077,7 +7946,6 @@
           <w:b/>
         </w:rPr>
       </w:pPr>
-      <w:bookmarkStart w:id="17" w:name="_Toc228553025"/>
       <w:r>
         <w:rPr>
           <w:rStyle w:val="Heading1Char"/>
@@ -8086,7 +7954,6 @@
         <w:lastRenderedPageBreak/>
         <w:t>Kokkuvõte</w:t>
       </w:r>
-      <w:bookmarkEnd w:id="17"/>
     </w:p>
     <w:p>
       <w:r>
@@ -8123,7 +7990,7 @@
       <w:pPr>
         <w:pStyle w:val="Headingunnumber"/>
       </w:pPr>
-      <w:bookmarkStart w:id="18" w:name="_Toc228553026"/>
+      <w:bookmarkStart w:id="16" w:name="_Toc228722849"/>
       <w:r>
         <w:lastRenderedPageBreak/>
         <w:t xml:space="preserve">Kasutatud </w:t>
@@ -8131,7 +7998,7 @@
       <w:r>
         <w:t>kirjandus</w:t>
       </w:r>
-      <w:bookmarkEnd w:id="18"/>
+      <w:bookmarkEnd w:id="16"/>
     </w:p>
     <w:p>
       <w:pPr>
@@ -8161,7 +8028,7 @@
       <w:pPr>
         <w:pStyle w:val="Headingunnumber"/>
       </w:pPr>
-      <w:bookmarkStart w:id="19" w:name="_Toc228553027"/>
+      <w:bookmarkStart w:id="17" w:name="_Toc228722850"/>
       <w:r>
         <w:lastRenderedPageBreak/>
         <w:t xml:space="preserve">Lisa 1 </w:t>
@@ -8187,14 +8054,14 @@
         </w:rPr>
         <w:footnoteReference w:id="1"/>
       </w:r>
-      <w:bookmarkEnd w:id="19"/>
-    </w:p>
-    <w:p>
-      <w:bookmarkStart w:id="20" w:name="_Toc54349730"/>
+      <w:bookmarkEnd w:id="17"/>
+    </w:p>
+    <w:p>
+      <w:bookmarkStart w:id="18" w:name="_Toc54349730"/>
       <w:r>
         <w:t>Mina,</w:t>
       </w:r>
-      <w:bookmarkEnd w:id="20"/>
+      <w:bookmarkEnd w:id="18"/>
       <w:r>
         <w:t xml:space="preserve"> Mari Maasikas</w:t>
       </w:r>
@@ -8326,12 +8193,12 @@
       <w:pPr>
         <w:pStyle w:val="Headingunnumber"/>
       </w:pPr>
-      <w:bookmarkStart w:id="21" w:name="_Toc228553028"/>
+      <w:bookmarkStart w:id="19" w:name="_Toc228722851"/>
       <w:r>
         <w:lastRenderedPageBreak/>
         <w:t>Lisa 2 – Teine lisa</w:t>
       </w:r>
-      <w:bookmarkEnd w:id="21"/>
+      <w:bookmarkEnd w:id="19"/>
     </w:p>
     <w:p>
       <w:pPr>
@@ -8363,7 +8230,7 @@
           <w:szCs w:val="30"/>
         </w:rPr>
       </w:pPr>
-      <w:bookmarkStart w:id="22" w:name="_Toc228553029"/>
+      <w:bookmarkStart w:id="20" w:name="_Toc228722852"/>
       <w:r>
         <w:rPr>
           <w:sz w:val="30"/>
@@ -8372,7 +8239,7 @@
         <w:lastRenderedPageBreak/>
         <w:t>Lisa 3 – Kolmas lisa</w:t>
       </w:r>
-      <w:bookmarkEnd w:id="22"/>
+      <w:bookmarkEnd w:id="20"/>
     </w:p>
     <w:tbl>
       <w:tblPr>

--- a/docs/test-documents/thesis-validator-test-errors.docx
+++ b/docs/test-documents/thesis-validator-test-errors.docx
@@ -3841,6 +3841,9 @@
             <w:pPr>
               <w:pStyle w:val="Tabletext"/>
             </w:pPr>
+            <w:r>
+              <w:t>Mingi mõiste</w:t>
+            </w:r>
           </w:p>
         </w:tc>
         <w:tc>
@@ -3851,6 +3854,9 @@
             <w:pPr>
               <w:pStyle w:val="Tabletext"/>
             </w:pPr>
+            <w:r>
+              <w:t>Siin on mingi mõiste</w:t>
+            </w:r>
           </w:p>
         </w:tc>
       </w:tr>
@@ -5712,7 +5718,14 @@
           <w:bCs/>
         </w:rPr>
         <w:lastRenderedPageBreak/>
-        <w:t>Minu lemmik peatükk</w:t>
+        <w:t>Minu lemmik pe</w:t>
+      </w:r>
+      <w:r>
+        <w:rPr>
+          <w:b w:val="0"/>
+          <w:bCs/>
+        </w:rPr>
+        <w:t>atükk</w:t>
       </w:r>
     </w:p>
     <w:p>

--- a/docs/test-documents/thesis-validator-test-errors.docx
+++ b/docs/test-documents/thesis-validator-test-errors.docx
@@ -120,16 +120,8 @@
               <w:rPr>
                 <w:caps w:val="0"/>
               </w:rPr>
-              <w:t xml:space="preserve">Lõputöö </w:t>
+              <w:t>Lõputöö validaator</w:t>
             </w:r>
-            <w:proofErr w:type="spellStart"/>
-            <w:r>
-              <w:rPr>
-                <w:caps w:val="0"/>
-              </w:rPr>
-              <w:t>validaator</w:t>
-            </w:r>
-            <w:proofErr w:type="spellEnd"/>
             <w:r>
               <w:rPr>
                 <w:caps w:val="0"/>
@@ -152,16 +144,8 @@
               <w:rPr>
                 <w:caps w:val="0"/>
               </w:rPr>
-              <w:t xml:space="preserve"> </w:t>
+              <w:t xml:space="preserve"> testtdokument</w:t>
             </w:r>
-            <w:proofErr w:type="spellStart"/>
-            <w:r>
-              <w:rPr>
-                <w:caps w:val="0"/>
-              </w:rPr>
-              <w:t>testtdokument</w:t>
-            </w:r>
-            <w:proofErr w:type="spellEnd"/>
           </w:p>
         </w:tc>
       </w:tr>
@@ -552,17 +536,29 @@
     <w:p>
       <w:pPr>
         <w:jc w:val="right"/>
-      </w:pPr>
-      <w:r>
-        <w:t>Käesolev lõik on näidistekst, mida kasutatakse dokumendi vormistuse testimiseks. Tekst ei oma sisulist tähendust ning on koostatud üksnes vormistusnõuete kontrollimise eesmärgil. Lõigu pikkus on valitud selliselt, et see vastaks tüüpilise akadeemilise teksti mahule.</w:t>
+        <w:rPr>
+          <w:bCs/>
+        </w:rPr>
+      </w:pPr>
+      <w:r>
+        <w:rPr>
+          <w:bCs/>
+        </w:rPr>
+        <w:t>This paragraph is sample text used for testing document formatting. The text has no meaningful content and has been created solely for the purpose of validating formatting requirements. The length of the paragraph has been chosen to correspond to the volume of a typical academic text.</w:t>
       </w:r>
     </w:p>
     <w:p>
       <w:pPr>
         <w:jc w:val="left"/>
-      </w:pPr>
-      <w:r>
-        <w:t>Järgnevas lõigus käsitletakse täiendavaid aspekte, mis on vajalikud testimise läbiviimiseks. Erinevad vormistuselemendid, sealhulgas pealkirjad, lõigud ja tabelid, on paigutatud dokumenti selliselt, et valideerimisreeglite kontrollimiseks oleks piisavalt materjali. Testimise käigus kontrollitakse nii vormistuse kui ka struktuuri vastavust nõuetele.</w:t>
+        <w:rPr>
+          <w:bCs/>
+        </w:rPr>
+      </w:pPr>
+      <w:r>
+        <w:rPr>
+          <w:bCs/>
+        </w:rPr>
+        <w:t>The following paragraph covers additional aspects necessary for conducting the testing. Various formatting elements, including headings, paragraphs and tables, have been placed in the document in such a way that there is sufficient material for checking validation rules. During testing, both formatting and structural compliance with the requirements are verified.</w:t>
       </w:r>
     </w:p>
     <w:p>
@@ -617,3030 +613,161 @@
       <w:pPr>
         <w:pStyle w:val="Heading"/>
       </w:pPr>
-      <w:proofErr w:type="spellStart"/>
       <w:r>
         <w:lastRenderedPageBreak/>
         <w:t>Abstract</w:t>
       </w:r>
-      <w:proofErr w:type="spellEnd"/>
     </w:p>
     <w:p>
       <w:pPr>
         <w:pStyle w:val="NormalBold"/>
       </w:pPr>
-      <w:proofErr w:type="spellStart"/>
-      <w:r>
-        <w:t>Thesis</w:t>
-      </w:r>
-      <w:proofErr w:type="spellEnd"/>
-      <w:r>
+      <w:r>
+        <w:t>Thesis Validator: Correct Test Document</w:t>
+      </w:r>
+    </w:p>
+    <w:p>
+      <w:pPr>
+        <w:rPr>
+          <w:bCs/>
+        </w:rPr>
+      </w:pPr>
+      <w:r>
+        <w:rPr>
+          <w:bCs/>
+        </w:rPr>
+        <w:t>This paragraph is sample text used for testing document formatting. The text has no meaningful content and has been created solely for the purpose of validating formatting requirements. The length of the paragraph has been chosen to correspond to the volume of a typical academic text.</w:t>
+      </w:r>
+    </w:p>
+    <w:p>
+      <w:pPr>
+        <w:rPr>
+          <w:bCs/>
+        </w:rPr>
+      </w:pPr>
+      <w:r>
+        <w:rPr>
+          <w:bCs/>
+        </w:rPr>
+        <w:t>The following paragraph covers additional aspects necessary for conducting the testing. Various formatting elements, including headings, paragraphs and tables, have been placed in the document in such a way that there is sufficient material for checking validation rules. During testing, both formatting and structural compliance with the requirements are verified.</w:t>
+      </w:r>
+    </w:p>
+    <w:p>
+      <w:pPr>
+        <w:rPr>
+          <w:bCs/>
+        </w:rPr>
+      </w:pPr>
+      <w:r>
+        <w:rPr>
+          <w:bCs/>
+        </w:rPr>
+        <w:t>This paragraph is sample text used for testing document formatting. The text has no meaningful content and has been created solely for the purpose of validating formatting requirements. The length of the paragraph has been chosen to correspond to the volume of a typical academic text.</w:t>
+      </w:r>
+    </w:p>
+    <w:p>
+      <w:pPr>
+        <w:rPr>
+          <w:bCs/>
+        </w:rPr>
+      </w:pPr>
+      <w:r>
+        <w:rPr>
+          <w:bCs/>
+        </w:rPr>
+        <w:t>The following paragraph covers additional aspects necessary for conducting the testing. Various formatting elements, including headings, paragraphs and tables, have been placed in the document in such a way that there is sufficient material for checking validation rules. During testing, both formatting and structural compliance with the requirements are verified.</w:t>
+      </w:r>
+    </w:p>
+    <w:p>
+      <w:pPr>
+        <w:rPr>
+          <w:bCs/>
+        </w:rPr>
+      </w:pPr>
+      <w:r>
+        <w:rPr>
+          <w:bCs/>
+        </w:rPr>
+        <w:t>This paragraph is sample text used for testing document formatting. The text has no meaningful content and has been created solely for the purpose of validating formatting requirements. The length of the paragraph has been chosen to correspond to the volume of a typical academic text.</w:t>
+      </w:r>
+    </w:p>
+    <w:p>
+      <w:pPr>
+        <w:rPr>
+          <w:bCs/>
+        </w:rPr>
+      </w:pPr>
+      <w:r>
+        <w:rPr>
+          <w:bCs/>
+        </w:rPr>
+        <w:t xml:space="preserve">The thesis is in </w:t>
+      </w:r>
+      <w:r>
+        <w:rPr>
+          <w:bCs/>
+        </w:rPr>
+        <w:t>Estonian</w:t>
+      </w:r>
+      <w:r>
+        <w:rPr>
+          <w:bCs/>
+        </w:rPr>
+        <w:t xml:space="preserve"> and contains </w:t>
+      </w:r>
+      <w:r>
+        <w:rPr>
+          <w:bCs/>
+        </w:rPr>
+        <w:t>31</w:t>
+      </w:r>
+      <w:r>
+        <w:rPr>
+          <w:bCs/>
+        </w:rPr>
+        <w:t xml:space="preserve"> pages of text, </w:t>
+      </w:r>
+      <w:r>
+        <w:rPr>
+          <w:bCs/>
+        </w:rPr>
+        <w:t>4</w:t>
+      </w:r>
+      <w:r>
+        <w:rPr>
+          <w:bCs/>
+        </w:rPr>
+        <w:t xml:space="preserve"> chapters, </w:t>
+      </w:r>
+      <w:r>
+        <w:rPr>
+          <w:bCs/>
+        </w:rPr>
+        <w:t>3</w:t>
+      </w:r>
+      <w:r>
+        <w:rPr>
+          <w:bCs/>
+        </w:rPr>
         <w:t xml:space="preserve"> </w:t>
       </w:r>
-      <w:proofErr w:type="spellStart"/>
-      <w:r>
-        <w:t>Validator</w:t>
-      </w:r>
-      <w:proofErr w:type="spellEnd"/>
-      <w:r>
-        <w:t xml:space="preserve">: </w:t>
-      </w:r>
-      <w:proofErr w:type="spellStart"/>
-      <w:r>
-        <w:t>Correct</w:t>
-      </w:r>
-      <w:proofErr w:type="spellEnd"/>
-      <w:r>
-        <w:t xml:space="preserve"> Test Document</w:t>
-      </w:r>
-    </w:p>
-    <w:p>
-      <w:pPr>
+      <w:r>
         <w:rPr>
           <w:bCs/>
         </w:rPr>
-      </w:pPr>
-      <w:proofErr w:type="spellStart"/>
+        <w:t xml:space="preserve">figures, </w:t>
+      </w:r>
       <w:r>
         <w:rPr>
           <w:bCs/>
         </w:rPr>
-        <w:t>This</w:t>
-      </w:r>
-      <w:proofErr w:type="spellEnd"/>
+        <w:t>1</w:t>
+      </w:r>
       <w:r>
         <w:rPr>
           <w:bCs/>
         </w:rPr>
-        <w:t xml:space="preserve"> </w:t>
-      </w:r>
-      <w:proofErr w:type="spellStart"/>
-      <w:r>
-        <w:rPr>
-          <w:bCs/>
-        </w:rPr>
-        <w:t>paragraph</w:t>
-      </w:r>
-      <w:proofErr w:type="spellEnd"/>
-      <w:r>
-        <w:rPr>
-          <w:bCs/>
-        </w:rPr>
-        <w:t xml:space="preserve"> </w:t>
-      </w:r>
-      <w:proofErr w:type="spellStart"/>
-      <w:r>
-        <w:rPr>
-          <w:bCs/>
-        </w:rPr>
-        <w:t>is</w:t>
-      </w:r>
-      <w:proofErr w:type="spellEnd"/>
-      <w:r>
-        <w:rPr>
-          <w:bCs/>
-        </w:rPr>
-        <w:t xml:space="preserve"> </w:t>
-      </w:r>
-      <w:proofErr w:type="spellStart"/>
-      <w:r>
-        <w:rPr>
-          <w:bCs/>
-        </w:rPr>
-        <w:t>sample</w:t>
-      </w:r>
-      <w:proofErr w:type="spellEnd"/>
-      <w:r>
-        <w:rPr>
-          <w:bCs/>
-        </w:rPr>
-        <w:t xml:space="preserve"> </w:t>
-      </w:r>
-      <w:proofErr w:type="spellStart"/>
-      <w:r>
-        <w:rPr>
-          <w:bCs/>
-        </w:rPr>
-        <w:t>text</w:t>
-      </w:r>
-      <w:proofErr w:type="spellEnd"/>
-      <w:r>
-        <w:rPr>
-          <w:bCs/>
-        </w:rPr>
-        <w:t xml:space="preserve"> </w:t>
-      </w:r>
-      <w:proofErr w:type="spellStart"/>
-      <w:r>
-        <w:rPr>
-          <w:bCs/>
-        </w:rPr>
-        <w:t>used</w:t>
-      </w:r>
-      <w:proofErr w:type="spellEnd"/>
-      <w:r>
-        <w:rPr>
-          <w:bCs/>
-        </w:rPr>
-        <w:t xml:space="preserve"> </w:t>
-      </w:r>
-      <w:proofErr w:type="spellStart"/>
-      <w:r>
-        <w:rPr>
-          <w:bCs/>
-        </w:rPr>
-        <w:t>for</w:t>
-      </w:r>
-      <w:proofErr w:type="spellEnd"/>
-      <w:r>
-        <w:rPr>
-          <w:bCs/>
-        </w:rPr>
-        <w:t xml:space="preserve"> </w:t>
-      </w:r>
-      <w:proofErr w:type="spellStart"/>
-      <w:r>
-        <w:rPr>
-          <w:bCs/>
-        </w:rPr>
-        <w:t>testing</w:t>
-      </w:r>
-      <w:proofErr w:type="spellEnd"/>
-      <w:r>
-        <w:rPr>
-          <w:bCs/>
-        </w:rPr>
-        <w:t xml:space="preserve"> </w:t>
-      </w:r>
-      <w:proofErr w:type="spellStart"/>
-      <w:r>
-        <w:rPr>
-          <w:bCs/>
-        </w:rPr>
-        <w:t>document</w:t>
-      </w:r>
-      <w:proofErr w:type="spellEnd"/>
-      <w:r>
-        <w:rPr>
-          <w:bCs/>
-        </w:rPr>
-        <w:t xml:space="preserve"> </w:t>
-      </w:r>
-      <w:proofErr w:type="spellStart"/>
-      <w:r>
-        <w:rPr>
-          <w:bCs/>
-        </w:rPr>
-        <w:t>formatting</w:t>
-      </w:r>
-      <w:proofErr w:type="spellEnd"/>
-      <w:r>
-        <w:rPr>
-          <w:bCs/>
-        </w:rPr>
-        <w:t xml:space="preserve">. The </w:t>
-      </w:r>
-      <w:proofErr w:type="spellStart"/>
-      <w:r>
-        <w:rPr>
-          <w:bCs/>
-        </w:rPr>
-        <w:t>text</w:t>
-      </w:r>
-      <w:proofErr w:type="spellEnd"/>
-      <w:r>
-        <w:rPr>
-          <w:bCs/>
-        </w:rPr>
-        <w:t xml:space="preserve"> </w:t>
-      </w:r>
-      <w:proofErr w:type="spellStart"/>
-      <w:r>
-        <w:rPr>
-          <w:bCs/>
-        </w:rPr>
-        <w:t>has</w:t>
-      </w:r>
-      <w:proofErr w:type="spellEnd"/>
-      <w:r>
-        <w:rPr>
-          <w:bCs/>
-        </w:rPr>
-        <w:t xml:space="preserve"> no </w:t>
-      </w:r>
-      <w:proofErr w:type="spellStart"/>
-      <w:r>
-        <w:rPr>
-          <w:bCs/>
-        </w:rPr>
-        <w:t>meaningful</w:t>
-      </w:r>
-      <w:proofErr w:type="spellEnd"/>
-      <w:r>
-        <w:rPr>
-          <w:bCs/>
-        </w:rPr>
-        <w:t xml:space="preserve"> </w:t>
-      </w:r>
-      <w:proofErr w:type="spellStart"/>
-      <w:r>
-        <w:rPr>
-          <w:bCs/>
-        </w:rPr>
-        <w:t>content</w:t>
-      </w:r>
-      <w:proofErr w:type="spellEnd"/>
-      <w:r>
-        <w:rPr>
-          <w:bCs/>
-        </w:rPr>
-        <w:t xml:space="preserve"> and </w:t>
-      </w:r>
-      <w:proofErr w:type="spellStart"/>
-      <w:r>
-        <w:rPr>
-          <w:bCs/>
-        </w:rPr>
-        <w:t>has</w:t>
-      </w:r>
-      <w:proofErr w:type="spellEnd"/>
-      <w:r>
-        <w:rPr>
-          <w:bCs/>
-        </w:rPr>
-        <w:t xml:space="preserve"> </w:t>
-      </w:r>
-      <w:proofErr w:type="spellStart"/>
-      <w:r>
-        <w:rPr>
-          <w:bCs/>
-        </w:rPr>
-        <w:t>been</w:t>
-      </w:r>
-      <w:proofErr w:type="spellEnd"/>
-      <w:r>
-        <w:rPr>
-          <w:bCs/>
-        </w:rPr>
-        <w:t xml:space="preserve"> </w:t>
-      </w:r>
-      <w:proofErr w:type="spellStart"/>
-      <w:r>
-        <w:rPr>
-          <w:bCs/>
-        </w:rPr>
-        <w:t>created</w:t>
-      </w:r>
-      <w:proofErr w:type="spellEnd"/>
-      <w:r>
-        <w:rPr>
-          <w:bCs/>
-        </w:rPr>
-        <w:t xml:space="preserve"> </w:t>
-      </w:r>
-      <w:proofErr w:type="spellStart"/>
-      <w:r>
-        <w:rPr>
-          <w:bCs/>
-        </w:rPr>
-        <w:t>solely</w:t>
-      </w:r>
-      <w:proofErr w:type="spellEnd"/>
-      <w:r>
-        <w:rPr>
-          <w:bCs/>
-        </w:rPr>
-        <w:t xml:space="preserve"> </w:t>
-      </w:r>
-      <w:proofErr w:type="spellStart"/>
-      <w:r>
-        <w:rPr>
-          <w:bCs/>
-        </w:rPr>
-        <w:t>for</w:t>
-      </w:r>
-      <w:proofErr w:type="spellEnd"/>
-      <w:r>
-        <w:rPr>
-          <w:bCs/>
-        </w:rPr>
-        <w:t xml:space="preserve"> </w:t>
-      </w:r>
-      <w:proofErr w:type="spellStart"/>
-      <w:r>
-        <w:rPr>
-          <w:bCs/>
-        </w:rPr>
-        <w:t>the</w:t>
-      </w:r>
-      <w:proofErr w:type="spellEnd"/>
-      <w:r>
-        <w:rPr>
-          <w:bCs/>
-        </w:rPr>
-        <w:t xml:space="preserve"> </w:t>
-      </w:r>
-      <w:proofErr w:type="spellStart"/>
-      <w:r>
-        <w:rPr>
-          <w:bCs/>
-        </w:rPr>
-        <w:t>purpose</w:t>
-      </w:r>
-      <w:proofErr w:type="spellEnd"/>
-      <w:r>
-        <w:rPr>
-          <w:bCs/>
-        </w:rPr>
-        <w:t xml:space="preserve"> of </w:t>
-      </w:r>
-      <w:proofErr w:type="spellStart"/>
-      <w:r>
-        <w:rPr>
-          <w:bCs/>
-        </w:rPr>
-        <w:t>validating</w:t>
-      </w:r>
-      <w:proofErr w:type="spellEnd"/>
-      <w:r>
-        <w:rPr>
-          <w:bCs/>
-        </w:rPr>
-        <w:t xml:space="preserve"> </w:t>
-      </w:r>
-      <w:proofErr w:type="spellStart"/>
-      <w:r>
-        <w:rPr>
-          <w:bCs/>
-        </w:rPr>
-        <w:t>formatting</w:t>
-      </w:r>
-      <w:proofErr w:type="spellEnd"/>
-      <w:r>
-        <w:rPr>
-          <w:bCs/>
-        </w:rPr>
-        <w:t xml:space="preserve"> </w:t>
-      </w:r>
-      <w:proofErr w:type="spellStart"/>
-      <w:r>
-        <w:rPr>
-          <w:bCs/>
-        </w:rPr>
-        <w:t>requirements</w:t>
-      </w:r>
-      <w:proofErr w:type="spellEnd"/>
-      <w:r>
-        <w:rPr>
-          <w:bCs/>
-        </w:rPr>
-        <w:t xml:space="preserve">. The </w:t>
-      </w:r>
-      <w:proofErr w:type="spellStart"/>
-      <w:r>
-        <w:rPr>
-          <w:bCs/>
-        </w:rPr>
-        <w:t>length</w:t>
-      </w:r>
-      <w:proofErr w:type="spellEnd"/>
-      <w:r>
-        <w:rPr>
-          <w:bCs/>
-        </w:rPr>
-        <w:t xml:space="preserve"> of </w:t>
-      </w:r>
-      <w:proofErr w:type="spellStart"/>
-      <w:r>
-        <w:rPr>
-          <w:bCs/>
-        </w:rPr>
-        <w:t>the</w:t>
-      </w:r>
-      <w:proofErr w:type="spellEnd"/>
-      <w:r>
-        <w:rPr>
-          <w:bCs/>
-        </w:rPr>
-        <w:t xml:space="preserve"> </w:t>
-      </w:r>
-      <w:proofErr w:type="spellStart"/>
-      <w:r>
-        <w:rPr>
-          <w:bCs/>
-        </w:rPr>
-        <w:t>paragraph</w:t>
-      </w:r>
-      <w:proofErr w:type="spellEnd"/>
-      <w:r>
-        <w:rPr>
-          <w:bCs/>
-        </w:rPr>
-        <w:t xml:space="preserve"> </w:t>
-      </w:r>
-      <w:proofErr w:type="spellStart"/>
-      <w:r>
-        <w:rPr>
-          <w:bCs/>
-        </w:rPr>
-        <w:t>has</w:t>
-      </w:r>
-      <w:proofErr w:type="spellEnd"/>
-      <w:r>
-        <w:rPr>
-          <w:bCs/>
-        </w:rPr>
-        <w:t xml:space="preserve"> </w:t>
-      </w:r>
-      <w:proofErr w:type="spellStart"/>
-      <w:r>
-        <w:rPr>
-          <w:bCs/>
-        </w:rPr>
-        <w:t>been</w:t>
-      </w:r>
-      <w:proofErr w:type="spellEnd"/>
-      <w:r>
-        <w:rPr>
-          <w:bCs/>
-        </w:rPr>
-        <w:t xml:space="preserve"> </w:t>
-      </w:r>
-      <w:proofErr w:type="spellStart"/>
-      <w:r>
-        <w:rPr>
-          <w:bCs/>
-        </w:rPr>
-        <w:t>chosen</w:t>
-      </w:r>
-      <w:proofErr w:type="spellEnd"/>
-      <w:r>
-        <w:rPr>
-          <w:bCs/>
-        </w:rPr>
-        <w:t xml:space="preserve"> </w:t>
-      </w:r>
-      <w:proofErr w:type="spellStart"/>
-      <w:r>
-        <w:rPr>
-          <w:bCs/>
-        </w:rPr>
-        <w:t>to</w:t>
-      </w:r>
-      <w:proofErr w:type="spellEnd"/>
-      <w:r>
-        <w:rPr>
-          <w:bCs/>
-        </w:rPr>
-        <w:t xml:space="preserve"> </w:t>
-      </w:r>
-      <w:proofErr w:type="spellStart"/>
-      <w:r>
-        <w:rPr>
-          <w:bCs/>
-        </w:rPr>
-        <w:t>correspond</w:t>
-      </w:r>
-      <w:proofErr w:type="spellEnd"/>
-      <w:r>
-        <w:rPr>
-          <w:bCs/>
-        </w:rPr>
-        <w:t xml:space="preserve"> </w:t>
-      </w:r>
-      <w:proofErr w:type="spellStart"/>
-      <w:r>
-        <w:rPr>
-          <w:bCs/>
-        </w:rPr>
-        <w:t>to</w:t>
-      </w:r>
-      <w:proofErr w:type="spellEnd"/>
-      <w:r>
-        <w:rPr>
-          <w:bCs/>
-        </w:rPr>
-        <w:t xml:space="preserve"> </w:t>
-      </w:r>
-      <w:proofErr w:type="spellStart"/>
-      <w:r>
-        <w:rPr>
-          <w:bCs/>
-        </w:rPr>
-        <w:t>the</w:t>
-      </w:r>
-      <w:proofErr w:type="spellEnd"/>
-      <w:r>
-        <w:rPr>
-          <w:bCs/>
-        </w:rPr>
-        <w:t xml:space="preserve"> </w:t>
-      </w:r>
-      <w:proofErr w:type="spellStart"/>
-      <w:r>
-        <w:rPr>
-          <w:bCs/>
-        </w:rPr>
-        <w:t>volume</w:t>
-      </w:r>
-      <w:proofErr w:type="spellEnd"/>
-      <w:r>
-        <w:rPr>
-          <w:bCs/>
-        </w:rPr>
-        <w:t xml:space="preserve"> of a </w:t>
-      </w:r>
-      <w:proofErr w:type="spellStart"/>
-      <w:r>
-        <w:rPr>
-          <w:bCs/>
-        </w:rPr>
-        <w:t>typical</w:t>
-      </w:r>
-      <w:proofErr w:type="spellEnd"/>
-      <w:r>
-        <w:rPr>
-          <w:bCs/>
-        </w:rPr>
-        <w:t xml:space="preserve"> </w:t>
-      </w:r>
-      <w:proofErr w:type="spellStart"/>
-      <w:r>
-        <w:rPr>
-          <w:bCs/>
-        </w:rPr>
-        <w:t>academic</w:t>
-      </w:r>
-      <w:proofErr w:type="spellEnd"/>
-      <w:r>
-        <w:rPr>
-          <w:bCs/>
-        </w:rPr>
-        <w:t xml:space="preserve"> </w:t>
-      </w:r>
-      <w:proofErr w:type="spellStart"/>
-      <w:r>
-        <w:rPr>
-          <w:bCs/>
-        </w:rPr>
-        <w:t>text</w:t>
-      </w:r>
-      <w:proofErr w:type="spellEnd"/>
-      <w:r>
-        <w:rPr>
-          <w:bCs/>
-        </w:rPr>
-        <w:t>.</w:t>
-      </w:r>
-    </w:p>
-    <w:p>
-      <w:pPr>
-        <w:rPr>
-          <w:bCs/>
-        </w:rPr>
-      </w:pPr>
-      <w:r>
-        <w:rPr>
-          <w:bCs/>
-        </w:rPr>
-        <w:t xml:space="preserve">The </w:t>
-      </w:r>
-      <w:proofErr w:type="spellStart"/>
-      <w:r>
-        <w:rPr>
-          <w:bCs/>
-        </w:rPr>
-        <w:t>following</w:t>
-      </w:r>
-      <w:proofErr w:type="spellEnd"/>
-      <w:r>
-        <w:rPr>
-          <w:bCs/>
-        </w:rPr>
-        <w:t xml:space="preserve"> </w:t>
-      </w:r>
-      <w:proofErr w:type="spellStart"/>
-      <w:r>
-        <w:rPr>
-          <w:bCs/>
-        </w:rPr>
-        <w:t>paragraph</w:t>
-      </w:r>
-      <w:proofErr w:type="spellEnd"/>
-      <w:r>
-        <w:rPr>
-          <w:bCs/>
-        </w:rPr>
-        <w:t xml:space="preserve"> </w:t>
-      </w:r>
-      <w:proofErr w:type="spellStart"/>
-      <w:r>
-        <w:rPr>
-          <w:bCs/>
-        </w:rPr>
-        <w:t>covers</w:t>
-      </w:r>
-      <w:proofErr w:type="spellEnd"/>
-      <w:r>
-        <w:rPr>
-          <w:bCs/>
-        </w:rPr>
-        <w:t xml:space="preserve"> </w:t>
-      </w:r>
-      <w:proofErr w:type="spellStart"/>
-      <w:r>
-        <w:rPr>
-          <w:bCs/>
-        </w:rPr>
-        <w:t>additional</w:t>
-      </w:r>
-      <w:proofErr w:type="spellEnd"/>
-      <w:r>
-        <w:rPr>
-          <w:bCs/>
-        </w:rPr>
-        <w:t xml:space="preserve"> </w:t>
-      </w:r>
-      <w:proofErr w:type="spellStart"/>
-      <w:r>
-        <w:rPr>
-          <w:bCs/>
-        </w:rPr>
-        <w:t>aspects</w:t>
-      </w:r>
-      <w:proofErr w:type="spellEnd"/>
-      <w:r>
-        <w:rPr>
-          <w:bCs/>
-        </w:rPr>
-        <w:t xml:space="preserve"> </w:t>
-      </w:r>
-      <w:proofErr w:type="spellStart"/>
-      <w:r>
-        <w:rPr>
-          <w:bCs/>
-        </w:rPr>
-        <w:t>necessary</w:t>
-      </w:r>
-      <w:proofErr w:type="spellEnd"/>
-      <w:r>
-        <w:rPr>
-          <w:bCs/>
-        </w:rPr>
-        <w:t xml:space="preserve"> </w:t>
-      </w:r>
-      <w:proofErr w:type="spellStart"/>
-      <w:r>
-        <w:rPr>
-          <w:bCs/>
-        </w:rPr>
-        <w:t>for</w:t>
-      </w:r>
-      <w:proofErr w:type="spellEnd"/>
-      <w:r>
-        <w:rPr>
-          <w:bCs/>
-        </w:rPr>
-        <w:t xml:space="preserve"> </w:t>
-      </w:r>
-      <w:proofErr w:type="spellStart"/>
-      <w:r>
-        <w:rPr>
-          <w:bCs/>
-        </w:rPr>
-        <w:t>conducting</w:t>
-      </w:r>
-      <w:proofErr w:type="spellEnd"/>
-      <w:r>
-        <w:rPr>
-          <w:bCs/>
-        </w:rPr>
-        <w:t xml:space="preserve"> </w:t>
-      </w:r>
-      <w:proofErr w:type="spellStart"/>
-      <w:r>
-        <w:rPr>
-          <w:bCs/>
-        </w:rPr>
-        <w:t>the</w:t>
-      </w:r>
-      <w:proofErr w:type="spellEnd"/>
-      <w:r>
-        <w:rPr>
-          <w:bCs/>
-        </w:rPr>
-        <w:t xml:space="preserve"> </w:t>
-      </w:r>
-      <w:proofErr w:type="spellStart"/>
-      <w:r>
-        <w:rPr>
-          <w:bCs/>
-        </w:rPr>
-        <w:t>testing</w:t>
-      </w:r>
-      <w:proofErr w:type="spellEnd"/>
-      <w:r>
-        <w:rPr>
-          <w:bCs/>
-        </w:rPr>
-        <w:t xml:space="preserve">. </w:t>
-      </w:r>
-      <w:proofErr w:type="spellStart"/>
-      <w:r>
-        <w:rPr>
-          <w:bCs/>
-        </w:rPr>
-        <w:t>Various</w:t>
-      </w:r>
-      <w:proofErr w:type="spellEnd"/>
-      <w:r>
-        <w:rPr>
-          <w:bCs/>
-        </w:rPr>
-        <w:t xml:space="preserve"> </w:t>
-      </w:r>
-      <w:proofErr w:type="spellStart"/>
-      <w:r>
-        <w:rPr>
-          <w:bCs/>
-        </w:rPr>
-        <w:t>formatting</w:t>
-      </w:r>
-      <w:proofErr w:type="spellEnd"/>
-      <w:r>
-        <w:rPr>
-          <w:bCs/>
-        </w:rPr>
-        <w:t xml:space="preserve"> </w:t>
-      </w:r>
-      <w:proofErr w:type="spellStart"/>
-      <w:r>
-        <w:rPr>
-          <w:bCs/>
-        </w:rPr>
-        <w:t>elements</w:t>
-      </w:r>
-      <w:proofErr w:type="spellEnd"/>
-      <w:r>
-        <w:rPr>
-          <w:bCs/>
-        </w:rPr>
-        <w:t xml:space="preserve">, </w:t>
-      </w:r>
-      <w:proofErr w:type="spellStart"/>
-      <w:r>
-        <w:rPr>
-          <w:bCs/>
-        </w:rPr>
-        <w:t>including</w:t>
-      </w:r>
-      <w:proofErr w:type="spellEnd"/>
-      <w:r>
-        <w:rPr>
-          <w:bCs/>
-        </w:rPr>
-        <w:t xml:space="preserve"> </w:t>
-      </w:r>
-      <w:proofErr w:type="spellStart"/>
-      <w:r>
-        <w:rPr>
-          <w:bCs/>
-        </w:rPr>
-        <w:t>headings</w:t>
-      </w:r>
-      <w:proofErr w:type="spellEnd"/>
-      <w:r>
-        <w:rPr>
-          <w:bCs/>
-        </w:rPr>
-        <w:t xml:space="preserve">, </w:t>
-      </w:r>
-      <w:proofErr w:type="spellStart"/>
-      <w:r>
-        <w:rPr>
-          <w:bCs/>
-        </w:rPr>
-        <w:t>paragraphs</w:t>
-      </w:r>
-      <w:proofErr w:type="spellEnd"/>
-      <w:r>
-        <w:rPr>
-          <w:bCs/>
-        </w:rPr>
-        <w:t xml:space="preserve"> and </w:t>
-      </w:r>
-      <w:proofErr w:type="spellStart"/>
-      <w:r>
-        <w:rPr>
-          <w:bCs/>
-        </w:rPr>
-        <w:t>tables</w:t>
-      </w:r>
-      <w:proofErr w:type="spellEnd"/>
-      <w:r>
-        <w:rPr>
-          <w:bCs/>
-        </w:rPr>
-        <w:t xml:space="preserve">, have </w:t>
-      </w:r>
-      <w:proofErr w:type="spellStart"/>
-      <w:r>
-        <w:rPr>
-          <w:bCs/>
-        </w:rPr>
-        <w:t>been</w:t>
-      </w:r>
-      <w:proofErr w:type="spellEnd"/>
-      <w:r>
-        <w:rPr>
-          <w:bCs/>
-        </w:rPr>
-        <w:t xml:space="preserve"> </w:t>
-      </w:r>
-      <w:proofErr w:type="spellStart"/>
-      <w:r>
-        <w:rPr>
-          <w:bCs/>
-        </w:rPr>
-        <w:t>placed</w:t>
-      </w:r>
-      <w:proofErr w:type="spellEnd"/>
-      <w:r>
-        <w:rPr>
-          <w:bCs/>
-        </w:rPr>
-        <w:t xml:space="preserve"> in </w:t>
-      </w:r>
-      <w:proofErr w:type="spellStart"/>
-      <w:r>
-        <w:rPr>
-          <w:bCs/>
-        </w:rPr>
-        <w:t>the</w:t>
-      </w:r>
-      <w:proofErr w:type="spellEnd"/>
-      <w:r>
-        <w:rPr>
-          <w:bCs/>
-        </w:rPr>
-        <w:t xml:space="preserve"> </w:t>
-      </w:r>
-      <w:proofErr w:type="spellStart"/>
-      <w:r>
-        <w:rPr>
-          <w:bCs/>
-        </w:rPr>
-        <w:t>document</w:t>
-      </w:r>
-      <w:proofErr w:type="spellEnd"/>
-      <w:r>
-        <w:rPr>
-          <w:bCs/>
-        </w:rPr>
-        <w:t xml:space="preserve"> in </w:t>
-      </w:r>
-      <w:proofErr w:type="spellStart"/>
-      <w:r>
-        <w:rPr>
-          <w:bCs/>
-        </w:rPr>
-        <w:t>such</w:t>
-      </w:r>
-      <w:proofErr w:type="spellEnd"/>
-      <w:r>
-        <w:rPr>
-          <w:bCs/>
-        </w:rPr>
-        <w:t xml:space="preserve"> a </w:t>
-      </w:r>
-      <w:proofErr w:type="spellStart"/>
-      <w:r>
-        <w:rPr>
-          <w:bCs/>
-        </w:rPr>
-        <w:t>way</w:t>
-      </w:r>
-      <w:proofErr w:type="spellEnd"/>
-      <w:r>
-        <w:rPr>
-          <w:bCs/>
-        </w:rPr>
-        <w:t xml:space="preserve"> </w:t>
-      </w:r>
-      <w:proofErr w:type="spellStart"/>
-      <w:r>
-        <w:rPr>
-          <w:bCs/>
-        </w:rPr>
-        <w:t>that</w:t>
-      </w:r>
-      <w:proofErr w:type="spellEnd"/>
-      <w:r>
-        <w:rPr>
-          <w:bCs/>
-        </w:rPr>
-        <w:t xml:space="preserve"> </w:t>
-      </w:r>
-      <w:proofErr w:type="spellStart"/>
-      <w:r>
-        <w:rPr>
-          <w:bCs/>
-        </w:rPr>
-        <w:t>there</w:t>
-      </w:r>
-      <w:proofErr w:type="spellEnd"/>
-      <w:r>
-        <w:rPr>
-          <w:bCs/>
-        </w:rPr>
-        <w:t xml:space="preserve"> </w:t>
-      </w:r>
-      <w:proofErr w:type="spellStart"/>
-      <w:r>
-        <w:rPr>
-          <w:bCs/>
-        </w:rPr>
-        <w:t>is</w:t>
-      </w:r>
-      <w:proofErr w:type="spellEnd"/>
-      <w:r>
-        <w:rPr>
-          <w:bCs/>
-        </w:rPr>
-        <w:t xml:space="preserve"> </w:t>
-      </w:r>
-      <w:proofErr w:type="spellStart"/>
-      <w:r>
-        <w:rPr>
-          <w:bCs/>
-        </w:rPr>
-        <w:t>sufficient</w:t>
-      </w:r>
-      <w:proofErr w:type="spellEnd"/>
-      <w:r>
-        <w:rPr>
-          <w:bCs/>
-        </w:rPr>
-        <w:t xml:space="preserve"> </w:t>
-      </w:r>
-      <w:proofErr w:type="spellStart"/>
-      <w:r>
-        <w:rPr>
-          <w:bCs/>
-        </w:rPr>
-        <w:t>material</w:t>
-      </w:r>
-      <w:proofErr w:type="spellEnd"/>
-      <w:r>
-        <w:rPr>
-          <w:bCs/>
-        </w:rPr>
-        <w:t xml:space="preserve"> </w:t>
-      </w:r>
-      <w:proofErr w:type="spellStart"/>
-      <w:r>
-        <w:rPr>
-          <w:bCs/>
-        </w:rPr>
-        <w:t>for</w:t>
-      </w:r>
-      <w:proofErr w:type="spellEnd"/>
-      <w:r>
-        <w:rPr>
-          <w:bCs/>
-        </w:rPr>
-        <w:t xml:space="preserve"> </w:t>
-      </w:r>
-      <w:proofErr w:type="spellStart"/>
-      <w:r>
-        <w:rPr>
-          <w:bCs/>
-        </w:rPr>
-        <w:t>checking</w:t>
-      </w:r>
-      <w:proofErr w:type="spellEnd"/>
-      <w:r>
-        <w:rPr>
-          <w:bCs/>
-        </w:rPr>
-        <w:t xml:space="preserve"> </w:t>
-      </w:r>
-      <w:proofErr w:type="spellStart"/>
-      <w:r>
-        <w:rPr>
-          <w:bCs/>
-        </w:rPr>
-        <w:t>validation</w:t>
-      </w:r>
-      <w:proofErr w:type="spellEnd"/>
-      <w:r>
-        <w:rPr>
-          <w:bCs/>
-        </w:rPr>
-        <w:t xml:space="preserve"> </w:t>
-      </w:r>
-      <w:proofErr w:type="spellStart"/>
-      <w:r>
-        <w:rPr>
-          <w:bCs/>
-        </w:rPr>
-        <w:t>rules</w:t>
-      </w:r>
-      <w:proofErr w:type="spellEnd"/>
-      <w:r>
-        <w:rPr>
-          <w:bCs/>
-        </w:rPr>
-        <w:t xml:space="preserve">. </w:t>
-      </w:r>
-      <w:proofErr w:type="spellStart"/>
-      <w:r>
-        <w:rPr>
-          <w:bCs/>
-        </w:rPr>
-        <w:t>During</w:t>
-      </w:r>
-      <w:proofErr w:type="spellEnd"/>
-      <w:r>
-        <w:rPr>
-          <w:bCs/>
-        </w:rPr>
-        <w:t xml:space="preserve"> </w:t>
-      </w:r>
-      <w:proofErr w:type="spellStart"/>
-      <w:r>
-        <w:rPr>
-          <w:bCs/>
-        </w:rPr>
-        <w:t>testing</w:t>
-      </w:r>
-      <w:proofErr w:type="spellEnd"/>
-      <w:r>
-        <w:rPr>
-          <w:bCs/>
-        </w:rPr>
-        <w:t xml:space="preserve">, </w:t>
-      </w:r>
-      <w:proofErr w:type="spellStart"/>
-      <w:r>
-        <w:rPr>
-          <w:bCs/>
-        </w:rPr>
-        <w:t>both</w:t>
-      </w:r>
-      <w:proofErr w:type="spellEnd"/>
-      <w:r>
-        <w:rPr>
-          <w:bCs/>
-        </w:rPr>
-        <w:t xml:space="preserve"> </w:t>
-      </w:r>
-      <w:proofErr w:type="spellStart"/>
-      <w:r>
-        <w:rPr>
-          <w:bCs/>
-        </w:rPr>
-        <w:t>formatting</w:t>
-      </w:r>
-      <w:proofErr w:type="spellEnd"/>
-      <w:r>
-        <w:rPr>
-          <w:bCs/>
-        </w:rPr>
-        <w:t xml:space="preserve"> and </w:t>
-      </w:r>
-      <w:proofErr w:type="spellStart"/>
-      <w:r>
-        <w:rPr>
-          <w:bCs/>
-        </w:rPr>
-        <w:t>structural</w:t>
-      </w:r>
-      <w:proofErr w:type="spellEnd"/>
-      <w:r>
-        <w:rPr>
-          <w:bCs/>
-        </w:rPr>
-        <w:t xml:space="preserve"> </w:t>
-      </w:r>
-      <w:proofErr w:type="spellStart"/>
-      <w:r>
-        <w:rPr>
-          <w:bCs/>
-        </w:rPr>
-        <w:t>compliance</w:t>
-      </w:r>
-      <w:proofErr w:type="spellEnd"/>
-      <w:r>
-        <w:rPr>
-          <w:bCs/>
-        </w:rPr>
-        <w:t xml:space="preserve"> </w:t>
-      </w:r>
-      <w:proofErr w:type="spellStart"/>
-      <w:r>
-        <w:rPr>
-          <w:bCs/>
-        </w:rPr>
-        <w:t>with</w:t>
-      </w:r>
-      <w:proofErr w:type="spellEnd"/>
-      <w:r>
-        <w:rPr>
-          <w:bCs/>
-        </w:rPr>
-        <w:t xml:space="preserve"> </w:t>
-      </w:r>
-      <w:proofErr w:type="spellStart"/>
-      <w:r>
-        <w:rPr>
-          <w:bCs/>
-        </w:rPr>
-        <w:t>the</w:t>
-      </w:r>
-      <w:proofErr w:type="spellEnd"/>
-      <w:r>
-        <w:rPr>
-          <w:bCs/>
-        </w:rPr>
-        <w:t xml:space="preserve"> </w:t>
-      </w:r>
-      <w:proofErr w:type="spellStart"/>
-      <w:r>
-        <w:rPr>
-          <w:bCs/>
-        </w:rPr>
-        <w:t>requirements</w:t>
-      </w:r>
-      <w:proofErr w:type="spellEnd"/>
-      <w:r>
-        <w:rPr>
-          <w:bCs/>
-        </w:rPr>
-        <w:t xml:space="preserve"> are </w:t>
-      </w:r>
-      <w:proofErr w:type="spellStart"/>
-      <w:r>
-        <w:rPr>
-          <w:bCs/>
-        </w:rPr>
-        <w:t>verified</w:t>
-      </w:r>
-      <w:proofErr w:type="spellEnd"/>
-      <w:r>
-        <w:rPr>
-          <w:bCs/>
-        </w:rPr>
-        <w:t>.</w:t>
-      </w:r>
-    </w:p>
-    <w:p>
-      <w:pPr>
-        <w:rPr>
-          <w:bCs/>
-        </w:rPr>
-      </w:pPr>
-      <w:proofErr w:type="spellStart"/>
-      <w:r>
-        <w:rPr>
-          <w:bCs/>
-        </w:rPr>
-        <w:t>This</w:t>
-      </w:r>
-      <w:proofErr w:type="spellEnd"/>
-      <w:r>
-        <w:rPr>
-          <w:bCs/>
-        </w:rPr>
-        <w:t xml:space="preserve"> </w:t>
-      </w:r>
-      <w:proofErr w:type="spellStart"/>
-      <w:r>
-        <w:rPr>
-          <w:bCs/>
-        </w:rPr>
-        <w:t>paragraph</w:t>
-      </w:r>
-      <w:proofErr w:type="spellEnd"/>
-      <w:r>
-        <w:rPr>
-          <w:bCs/>
-        </w:rPr>
-        <w:t xml:space="preserve"> </w:t>
-      </w:r>
-      <w:proofErr w:type="spellStart"/>
-      <w:r>
-        <w:rPr>
-          <w:bCs/>
-        </w:rPr>
-        <w:t>is</w:t>
-      </w:r>
-      <w:proofErr w:type="spellEnd"/>
-      <w:r>
-        <w:rPr>
-          <w:bCs/>
-        </w:rPr>
-        <w:t xml:space="preserve"> </w:t>
-      </w:r>
-      <w:proofErr w:type="spellStart"/>
-      <w:r>
-        <w:rPr>
-          <w:bCs/>
-        </w:rPr>
-        <w:t>sample</w:t>
-      </w:r>
-      <w:proofErr w:type="spellEnd"/>
-      <w:r>
-        <w:rPr>
-          <w:bCs/>
-        </w:rPr>
-        <w:t xml:space="preserve"> </w:t>
-      </w:r>
-      <w:proofErr w:type="spellStart"/>
-      <w:r>
-        <w:rPr>
-          <w:bCs/>
-        </w:rPr>
-        <w:t>text</w:t>
-      </w:r>
-      <w:proofErr w:type="spellEnd"/>
-      <w:r>
-        <w:rPr>
-          <w:bCs/>
-        </w:rPr>
-        <w:t xml:space="preserve"> </w:t>
-      </w:r>
-      <w:proofErr w:type="spellStart"/>
-      <w:r>
-        <w:rPr>
-          <w:bCs/>
-        </w:rPr>
-        <w:t>used</w:t>
-      </w:r>
-      <w:proofErr w:type="spellEnd"/>
-      <w:r>
-        <w:rPr>
-          <w:bCs/>
-        </w:rPr>
-        <w:t xml:space="preserve"> </w:t>
-      </w:r>
-      <w:proofErr w:type="spellStart"/>
-      <w:r>
-        <w:rPr>
-          <w:bCs/>
-        </w:rPr>
-        <w:t>for</w:t>
-      </w:r>
-      <w:proofErr w:type="spellEnd"/>
-      <w:r>
-        <w:rPr>
-          <w:bCs/>
-        </w:rPr>
-        <w:t xml:space="preserve"> </w:t>
-      </w:r>
-      <w:proofErr w:type="spellStart"/>
-      <w:r>
-        <w:rPr>
-          <w:bCs/>
-        </w:rPr>
-        <w:t>testing</w:t>
-      </w:r>
-      <w:proofErr w:type="spellEnd"/>
-      <w:r>
-        <w:rPr>
-          <w:bCs/>
-        </w:rPr>
-        <w:t xml:space="preserve"> </w:t>
-      </w:r>
-      <w:proofErr w:type="spellStart"/>
-      <w:r>
-        <w:rPr>
-          <w:bCs/>
-        </w:rPr>
-        <w:t>document</w:t>
-      </w:r>
-      <w:proofErr w:type="spellEnd"/>
-      <w:r>
-        <w:rPr>
-          <w:bCs/>
-        </w:rPr>
-        <w:t xml:space="preserve"> </w:t>
-      </w:r>
-      <w:proofErr w:type="spellStart"/>
-      <w:r>
-        <w:rPr>
-          <w:bCs/>
-        </w:rPr>
-        <w:t>formatting</w:t>
-      </w:r>
-      <w:proofErr w:type="spellEnd"/>
-      <w:r>
-        <w:rPr>
-          <w:bCs/>
-        </w:rPr>
-        <w:t xml:space="preserve">. The </w:t>
-      </w:r>
-      <w:proofErr w:type="spellStart"/>
-      <w:r>
-        <w:rPr>
-          <w:bCs/>
-        </w:rPr>
-        <w:t>text</w:t>
-      </w:r>
-      <w:proofErr w:type="spellEnd"/>
-      <w:r>
-        <w:rPr>
-          <w:bCs/>
-        </w:rPr>
-        <w:t xml:space="preserve"> </w:t>
-      </w:r>
-      <w:proofErr w:type="spellStart"/>
-      <w:r>
-        <w:rPr>
-          <w:bCs/>
-        </w:rPr>
-        <w:t>has</w:t>
-      </w:r>
-      <w:proofErr w:type="spellEnd"/>
-      <w:r>
-        <w:rPr>
-          <w:bCs/>
-        </w:rPr>
-        <w:t xml:space="preserve"> no </w:t>
-      </w:r>
-      <w:proofErr w:type="spellStart"/>
-      <w:r>
-        <w:rPr>
-          <w:bCs/>
-        </w:rPr>
-        <w:t>meaningful</w:t>
-      </w:r>
-      <w:proofErr w:type="spellEnd"/>
-      <w:r>
-        <w:rPr>
-          <w:bCs/>
-        </w:rPr>
-        <w:t xml:space="preserve"> </w:t>
-      </w:r>
-      <w:proofErr w:type="spellStart"/>
-      <w:r>
-        <w:rPr>
-          <w:bCs/>
-        </w:rPr>
-        <w:t>content</w:t>
-      </w:r>
-      <w:proofErr w:type="spellEnd"/>
-      <w:r>
-        <w:rPr>
-          <w:bCs/>
-        </w:rPr>
-        <w:t xml:space="preserve"> and </w:t>
-      </w:r>
-      <w:proofErr w:type="spellStart"/>
-      <w:r>
-        <w:rPr>
-          <w:bCs/>
-        </w:rPr>
-        <w:t>has</w:t>
-      </w:r>
-      <w:proofErr w:type="spellEnd"/>
-      <w:r>
-        <w:rPr>
-          <w:bCs/>
-        </w:rPr>
-        <w:t xml:space="preserve"> </w:t>
-      </w:r>
-      <w:proofErr w:type="spellStart"/>
-      <w:r>
-        <w:rPr>
-          <w:bCs/>
-        </w:rPr>
-        <w:t>been</w:t>
-      </w:r>
-      <w:proofErr w:type="spellEnd"/>
-      <w:r>
-        <w:rPr>
-          <w:bCs/>
-        </w:rPr>
-        <w:t xml:space="preserve"> </w:t>
-      </w:r>
-      <w:proofErr w:type="spellStart"/>
-      <w:r>
-        <w:rPr>
-          <w:bCs/>
-        </w:rPr>
-        <w:t>created</w:t>
-      </w:r>
-      <w:proofErr w:type="spellEnd"/>
-      <w:r>
-        <w:rPr>
-          <w:bCs/>
-        </w:rPr>
-        <w:t xml:space="preserve"> </w:t>
-      </w:r>
-      <w:proofErr w:type="spellStart"/>
-      <w:r>
-        <w:rPr>
-          <w:bCs/>
-        </w:rPr>
-        <w:t>solely</w:t>
-      </w:r>
-      <w:proofErr w:type="spellEnd"/>
-      <w:r>
-        <w:rPr>
-          <w:bCs/>
-        </w:rPr>
-        <w:t xml:space="preserve"> </w:t>
-      </w:r>
-      <w:proofErr w:type="spellStart"/>
-      <w:r>
-        <w:rPr>
-          <w:bCs/>
-        </w:rPr>
-        <w:t>for</w:t>
-      </w:r>
-      <w:proofErr w:type="spellEnd"/>
-      <w:r>
-        <w:rPr>
-          <w:bCs/>
-        </w:rPr>
-        <w:t xml:space="preserve"> </w:t>
-      </w:r>
-      <w:proofErr w:type="spellStart"/>
-      <w:r>
-        <w:rPr>
-          <w:bCs/>
-        </w:rPr>
-        <w:t>the</w:t>
-      </w:r>
-      <w:proofErr w:type="spellEnd"/>
-      <w:r>
-        <w:rPr>
-          <w:bCs/>
-        </w:rPr>
-        <w:t xml:space="preserve"> </w:t>
-      </w:r>
-      <w:proofErr w:type="spellStart"/>
-      <w:r>
-        <w:rPr>
-          <w:bCs/>
-        </w:rPr>
-        <w:t>purpose</w:t>
-      </w:r>
-      <w:proofErr w:type="spellEnd"/>
-      <w:r>
-        <w:rPr>
-          <w:bCs/>
-        </w:rPr>
-        <w:t xml:space="preserve"> of </w:t>
-      </w:r>
-      <w:proofErr w:type="spellStart"/>
-      <w:r>
-        <w:rPr>
-          <w:bCs/>
-        </w:rPr>
-        <w:t>validating</w:t>
-      </w:r>
-      <w:proofErr w:type="spellEnd"/>
-      <w:r>
-        <w:rPr>
-          <w:bCs/>
-        </w:rPr>
-        <w:t xml:space="preserve"> </w:t>
-      </w:r>
-      <w:proofErr w:type="spellStart"/>
-      <w:r>
-        <w:rPr>
-          <w:bCs/>
-        </w:rPr>
-        <w:t>formatting</w:t>
-      </w:r>
-      <w:proofErr w:type="spellEnd"/>
-      <w:r>
-        <w:rPr>
-          <w:bCs/>
-        </w:rPr>
-        <w:t xml:space="preserve"> </w:t>
-      </w:r>
-      <w:proofErr w:type="spellStart"/>
-      <w:r>
-        <w:rPr>
-          <w:bCs/>
-        </w:rPr>
-        <w:t>requirements</w:t>
-      </w:r>
-      <w:proofErr w:type="spellEnd"/>
-      <w:r>
-        <w:rPr>
-          <w:bCs/>
-        </w:rPr>
-        <w:t xml:space="preserve">. The </w:t>
-      </w:r>
-      <w:proofErr w:type="spellStart"/>
-      <w:r>
-        <w:rPr>
-          <w:bCs/>
-        </w:rPr>
-        <w:t>length</w:t>
-      </w:r>
-      <w:proofErr w:type="spellEnd"/>
-      <w:r>
-        <w:rPr>
-          <w:bCs/>
-        </w:rPr>
-        <w:t xml:space="preserve"> of </w:t>
-      </w:r>
-      <w:proofErr w:type="spellStart"/>
-      <w:r>
-        <w:rPr>
-          <w:bCs/>
-        </w:rPr>
-        <w:t>the</w:t>
-      </w:r>
-      <w:proofErr w:type="spellEnd"/>
-      <w:r>
-        <w:rPr>
-          <w:bCs/>
-        </w:rPr>
-        <w:t xml:space="preserve"> </w:t>
-      </w:r>
-      <w:proofErr w:type="spellStart"/>
-      <w:r>
-        <w:rPr>
-          <w:bCs/>
-        </w:rPr>
-        <w:t>paragraph</w:t>
-      </w:r>
-      <w:proofErr w:type="spellEnd"/>
-      <w:r>
-        <w:rPr>
-          <w:bCs/>
-        </w:rPr>
-        <w:t xml:space="preserve"> </w:t>
-      </w:r>
-      <w:proofErr w:type="spellStart"/>
-      <w:r>
-        <w:rPr>
-          <w:bCs/>
-        </w:rPr>
-        <w:t>has</w:t>
-      </w:r>
-      <w:proofErr w:type="spellEnd"/>
-      <w:r>
-        <w:rPr>
-          <w:bCs/>
-        </w:rPr>
-        <w:t xml:space="preserve"> </w:t>
-      </w:r>
-      <w:proofErr w:type="spellStart"/>
-      <w:r>
-        <w:rPr>
-          <w:bCs/>
-        </w:rPr>
-        <w:t>been</w:t>
-      </w:r>
-      <w:proofErr w:type="spellEnd"/>
-      <w:r>
-        <w:rPr>
-          <w:bCs/>
-        </w:rPr>
-        <w:t xml:space="preserve"> </w:t>
-      </w:r>
-      <w:proofErr w:type="spellStart"/>
-      <w:r>
-        <w:rPr>
-          <w:bCs/>
-        </w:rPr>
-        <w:t>chosen</w:t>
-      </w:r>
-      <w:proofErr w:type="spellEnd"/>
-      <w:r>
-        <w:rPr>
-          <w:bCs/>
-        </w:rPr>
-        <w:t xml:space="preserve"> </w:t>
-      </w:r>
-      <w:proofErr w:type="spellStart"/>
-      <w:r>
-        <w:rPr>
-          <w:bCs/>
-        </w:rPr>
-        <w:t>to</w:t>
-      </w:r>
-      <w:proofErr w:type="spellEnd"/>
-      <w:r>
-        <w:rPr>
-          <w:bCs/>
-        </w:rPr>
-        <w:t xml:space="preserve"> </w:t>
-      </w:r>
-      <w:proofErr w:type="spellStart"/>
-      <w:r>
-        <w:rPr>
-          <w:bCs/>
-        </w:rPr>
-        <w:t>correspond</w:t>
-      </w:r>
-      <w:proofErr w:type="spellEnd"/>
-      <w:r>
-        <w:rPr>
-          <w:bCs/>
-        </w:rPr>
-        <w:t xml:space="preserve"> </w:t>
-      </w:r>
-      <w:proofErr w:type="spellStart"/>
-      <w:r>
-        <w:rPr>
-          <w:bCs/>
-        </w:rPr>
-        <w:t>to</w:t>
-      </w:r>
-      <w:proofErr w:type="spellEnd"/>
-      <w:r>
-        <w:rPr>
-          <w:bCs/>
-        </w:rPr>
-        <w:t xml:space="preserve"> </w:t>
-      </w:r>
-      <w:proofErr w:type="spellStart"/>
-      <w:r>
-        <w:rPr>
-          <w:bCs/>
-        </w:rPr>
-        <w:t>the</w:t>
-      </w:r>
-      <w:proofErr w:type="spellEnd"/>
-      <w:r>
-        <w:rPr>
-          <w:bCs/>
-        </w:rPr>
-        <w:t xml:space="preserve"> </w:t>
-      </w:r>
-      <w:proofErr w:type="spellStart"/>
-      <w:r>
-        <w:rPr>
-          <w:bCs/>
-        </w:rPr>
-        <w:t>volume</w:t>
-      </w:r>
-      <w:proofErr w:type="spellEnd"/>
-      <w:r>
-        <w:rPr>
-          <w:bCs/>
-        </w:rPr>
-        <w:t xml:space="preserve"> of a </w:t>
-      </w:r>
-      <w:proofErr w:type="spellStart"/>
-      <w:r>
-        <w:rPr>
-          <w:bCs/>
-        </w:rPr>
-        <w:t>typical</w:t>
-      </w:r>
-      <w:proofErr w:type="spellEnd"/>
-      <w:r>
-        <w:rPr>
-          <w:bCs/>
-        </w:rPr>
-        <w:t xml:space="preserve"> </w:t>
-      </w:r>
-      <w:proofErr w:type="spellStart"/>
-      <w:r>
-        <w:rPr>
-          <w:bCs/>
-        </w:rPr>
-        <w:t>academic</w:t>
-      </w:r>
-      <w:proofErr w:type="spellEnd"/>
-      <w:r>
-        <w:rPr>
-          <w:bCs/>
-        </w:rPr>
-        <w:t xml:space="preserve"> </w:t>
-      </w:r>
-      <w:proofErr w:type="spellStart"/>
-      <w:r>
-        <w:rPr>
-          <w:bCs/>
-        </w:rPr>
-        <w:t>text</w:t>
-      </w:r>
-      <w:proofErr w:type="spellEnd"/>
-      <w:r>
-        <w:rPr>
-          <w:bCs/>
-        </w:rPr>
-        <w:t>.</w:t>
-      </w:r>
-    </w:p>
-    <w:p>
-      <w:pPr>
-        <w:rPr>
-          <w:bCs/>
-        </w:rPr>
-      </w:pPr>
-      <w:r>
-        <w:rPr>
-          <w:bCs/>
-        </w:rPr>
-        <w:t xml:space="preserve">The </w:t>
-      </w:r>
-      <w:proofErr w:type="spellStart"/>
-      <w:r>
-        <w:rPr>
-          <w:bCs/>
-        </w:rPr>
-        <w:t>following</w:t>
-      </w:r>
-      <w:proofErr w:type="spellEnd"/>
-      <w:r>
-        <w:rPr>
-          <w:bCs/>
-        </w:rPr>
-        <w:t xml:space="preserve"> </w:t>
-      </w:r>
-      <w:proofErr w:type="spellStart"/>
-      <w:r>
-        <w:rPr>
-          <w:bCs/>
-        </w:rPr>
-        <w:t>paragraph</w:t>
-      </w:r>
-      <w:proofErr w:type="spellEnd"/>
-      <w:r>
-        <w:rPr>
-          <w:bCs/>
-        </w:rPr>
-        <w:t xml:space="preserve"> </w:t>
-      </w:r>
-      <w:proofErr w:type="spellStart"/>
-      <w:r>
-        <w:rPr>
-          <w:bCs/>
-        </w:rPr>
-        <w:t>covers</w:t>
-      </w:r>
-      <w:proofErr w:type="spellEnd"/>
-      <w:r>
-        <w:rPr>
-          <w:bCs/>
-        </w:rPr>
-        <w:t xml:space="preserve"> </w:t>
-      </w:r>
-      <w:proofErr w:type="spellStart"/>
-      <w:r>
-        <w:rPr>
-          <w:bCs/>
-        </w:rPr>
-        <w:t>additional</w:t>
-      </w:r>
-      <w:proofErr w:type="spellEnd"/>
-      <w:r>
-        <w:rPr>
-          <w:bCs/>
-        </w:rPr>
-        <w:t xml:space="preserve"> </w:t>
-      </w:r>
-      <w:proofErr w:type="spellStart"/>
-      <w:r>
-        <w:rPr>
-          <w:bCs/>
-        </w:rPr>
-        <w:t>aspects</w:t>
-      </w:r>
-      <w:proofErr w:type="spellEnd"/>
-      <w:r>
-        <w:rPr>
-          <w:bCs/>
-        </w:rPr>
-        <w:t xml:space="preserve"> </w:t>
-      </w:r>
-      <w:proofErr w:type="spellStart"/>
-      <w:r>
-        <w:rPr>
-          <w:bCs/>
-        </w:rPr>
-        <w:t>necessary</w:t>
-      </w:r>
-      <w:proofErr w:type="spellEnd"/>
-      <w:r>
-        <w:rPr>
-          <w:bCs/>
-        </w:rPr>
-        <w:t xml:space="preserve"> </w:t>
-      </w:r>
-      <w:proofErr w:type="spellStart"/>
-      <w:r>
-        <w:rPr>
-          <w:bCs/>
-        </w:rPr>
-        <w:t>for</w:t>
-      </w:r>
-      <w:proofErr w:type="spellEnd"/>
-      <w:r>
-        <w:rPr>
-          <w:bCs/>
-        </w:rPr>
-        <w:t xml:space="preserve"> </w:t>
-      </w:r>
-      <w:proofErr w:type="spellStart"/>
-      <w:r>
-        <w:rPr>
-          <w:bCs/>
-        </w:rPr>
-        <w:t>conducting</w:t>
-      </w:r>
-      <w:proofErr w:type="spellEnd"/>
-      <w:r>
-        <w:rPr>
-          <w:bCs/>
-        </w:rPr>
-        <w:t xml:space="preserve"> </w:t>
-      </w:r>
-      <w:proofErr w:type="spellStart"/>
-      <w:r>
-        <w:rPr>
-          <w:bCs/>
-        </w:rPr>
-        <w:t>the</w:t>
-      </w:r>
-      <w:proofErr w:type="spellEnd"/>
-      <w:r>
-        <w:rPr>
-          <w:bCs/>
-        </w:rPr>
-        <w:t xml:space="preserve"> </w:t>
-      </w:r>
-      <w:proofErr w:type="spellStart"/>
-      <w:r>
-        <w:rPr>
-          <w:bCs/>
-        </w:rPr>
-        <w:t>testing</w:t>
-      </w:r>
-      <w:proofErr w:type="spellEnd"/>
-      <w:r>
-        <w:rPr>
-          <w:bCs/>
-        </w:rPr>
-        <w:t xml:space="preserve">. </w:t>
-      </w:r>
-      <w:proofErr w:type="spellStart"/>
-      <w:r>
-        <w:rPr>
-          <w:bCs/>
-        </w:rPr>
-        <w:t>Various</w:t>
-      </w:r>
-      <w:proofErr w:type="spellEnd"/>
-      <w:r>
-        <w:rPr>
-          <w:bCs/>
-        </w:rPr>
-        <w:t xml:space="preserve"> </w:t>
-      </w:r>
-      <w:proofErr w:type="spellStart"/>
-      <w:r>
-        <w:rPr>
-          <w:bCs/>
-        </w:rPr>
-        <w:t>formatting</w:t>
-      </w:r>
-      <w:proofErr w:type="spellEnd"/>
-      <w:r>
-        <w:rPr>
-          <w:bCs/>
-        </w:rPr>
-        <w:t xml:space="preserve"> </w:t>
-      </w:r>
-      <w:proofErr w:type="spellStart"/>
-      <w:r>
-        <w:rPr>
-          <w:bCs/>
-        </w:rPr>
-        <w:t>elements</w:t>
-      </w:r>
-      <w:proofErr w:type="spellEnd"/>
-      <w:r>
-        <w:rPr>
-          <w:bCs/>
-        </w:rPr>
-        <w:t xml:space="preserve">, </w:t>
-      </w:r>
-      <w:proofErr w:type="spellStart"/>
-      <w:r>
-        <w:rPr>
-          <w:bCs/>
-        </w:rPr>
-        <w:t>including</w:t>
-      </w:r>
-      <w:proofErr w:type="spellEnd"/>
-      <w:r>
-        <w:rPr>
-          <w:bCs/>
-        </w:rPr>
-        <w:t xml:space="preserve"> </w:t>
-      </w:r>
-      <w:proofErr w:type="spellStart"/>
-      <w:r>
-        <w:rPr>
-          <w:bCs/>
-        </w:rPr>
-        <w:t>headings</w:t>
-      </w:r>
-      <w:proofErr w:type="spellEnd"/>
-      <w:r>
-        <w:rPr>
-          <w:bCs/>
-        </w:rPr>
-        <w:t xml:space="preserve">, </w:t>
-      </w:r>
-      <w:proofErr w:type="spellStart"/>
-      <w:r>
-        <w:rPr>
-          <w:bCs/>
-        </w:rPr>
-        <w:t>paragraphs</w:t>
-      </w:r>
-      <w:proofErr w:type="spellEnd"/>
-      <w:r>
-        <w:rPr>
-          <w:bCs/>
-        </w:rPr>
-        <w:t xml:space="preserve"> and </w:t>
-      </w:r>
-      <w:proofErr w:type="spellStart"/>
-      <w:r>
-        <w:rPr>
-          <w:bCs/>
-        </w:rPr>
-        <w:t>tables</w:t>
-      </w:r>
-      <w:proofErr w:type="spellEnd"/>
-      <w:r>
-        <w:rPr>
-          <w:bCs/>
-        </w:rPr>
-        <w:t xml:space="preserve">, have </w:t>
-      </w:r>
-      <w:proofErr w:type="spellStart"/>
-      <w:r>
-        <w:rPr>
-          <w:bCs/>
-        </w:rPr>
-        <w:t>been</w:t>
-      </w:r>
-      <w:proofErr w:type="spellEnd"/>
-      <w:r>
-        <w:rPr>
-          <w:bCs/>
-        </w:rPr>
-        <w:t xml:space="preserve"> </w:t>
-      </w:r>
-      <w:proofErr w:type="spellStart"/>
-      <w:r>
-        <w:rPr>
-          <w:bCs/>
-        </w:rPr>
-        <w:t>placed</w:t>
-      </w:r>
-      <w:proofErr w:type="spellEnd"/>
-      <w:r>
-        <w:rPr>
-          <w:bCs/>
-        </w:rPr>
-        <w:t xml:space="preserve"> in </w:t>
-      </w:r>
-      <w:proofErr w:type="spellStart"/>
-      <w:r>
-        <w:rPr>
-          <w:bCs/>
-        </w:rPr>
-        <w:t>the</w:t>
-      </w:r>
-      <w:proofErr w:type="spellEnd"/>
-      <w:r>
-        <w:rPr>
-          <w:bCs/>
-        </w:rPr>
-        <w:t xml:space="preserve"> </w:t>
-      </w:r>
-      <w:proofErr w:type="spellStart"/>
-      <w:r>
-        <w:rPr>
-          <w:bCs/>
-        </w:rPr>
-        <w:t>document</w:t>
-      </w:r>
-      <w:proofErr w:type="spellEnd"/>
-      <w:r>
-        <w:rPr>
-          <w:bCs/>
-        </w:rPr>
-        <w:t xml:space="preserve"> in </w:t>
-      </w:r>
-      <w:proofErr w:type="spellStart"/>
-      <w:r>
-        <w:rPr>
-          <w:bCs/>
-        </w:rPr>
-        <w:t>such</w:t>
-      </w:r>
-      <w:proofErr w:type="spellEnd"/>
-      <w:r>
-        <w:rPr>
-          <w:bCs/>
-        </w:rPr>
-        <w:t xml:space="preserve"> a </w:t>
-      </w:r>
-      <w:proofErr w:type="spellStart"/>
-      <w:r>
-        <w:rPr>
-          <w:bCs/>
-        </w:rPr>
-        <w:t>way</w:t>
-      </w:r>
-      <w:proofErr w:type="spellEnd"/>
-      <w:r>
-        <w:rPr>
-          <w:bCs/>
-        </w:rPr>
-        <w:t xml:space="preserve"> </w:t>
-      </w:r>
-      <w:proofErr w:type="spellStart"/>
-      <w:r>
-        <w:rPr>
-          <w:bCs/>
-        </w:rPr>
-        <w:t>that</w:t>
-      </w:r>
-      <w:proofErr w:type="spellEnd"/>
-      <w:r>
-        <w:rPr>
-          <w:bCs/>
-        </w:rPr>
-        <w:t xml:space="preserve"> </w:t>
-      </w:r>
-      <w:proofErr w:type="spellStart"/>
-      <w:r>
-        <w:rPr>
-          <w:bCs/>
-        </w:rPr>
-        <w:t>there</w:t>
-      </w:r>
-      <w:proofErr w:type="spellEnd"/>
-      <w:r>
-        <w:rPr>
-          <w:bCs/>
-        </w:rPr>
-        <w:t xml:space="preserve"> </w:t>
-      </w:r>
-      <w:proofErr w:type="spellStart"/>
-      <w:r>
-        <w:rPr>
-          <w:bCs/>
-        </w:rPr>
-        <w:t>is</w:t>
-      </w:r>
-      <w:proofErr w:type="spellEnd"/>
-      <w:r>
-        <w:rPr>
-          <w:bCs/>
-        </w:rPr>
-        <w:t xml:space="preserve"> </w:t>
-      </w:r>
-      <w:proofErr w:type="spellStart"/>
-      <w:r>
-        <w:rPr>
-          <w:bCs/>
-        </w:rPr>
-        <w:t>sufficient</w:t>
-      </w:r>
-      <w:proofErr w:type="spellEnd"/>
-      <w:r>
-        <w:rPr>
-          <w:bCs/>
-        </w:rPr>
-        <w:t xml:space="preserve"> </w:t>
-      </w:r>
-      <w:proofErr w:type="spellStart"/>
-      <w:r>
-        <w:rPr>
-          <w:bCs/>
-        </w:rPr>
-        <w:t>material</w:t>
-      </w:r>
-      <w:proofErr w:type="spellEnd"/>
-      <w:r>
-        <w:rPr>
-          <w:bCs/>
-        </w:rPr>
-        <w:t xml:space="preserve"> </w:t>
-      </w:r>
-      <w:proofErr w:type="spellStart"/>
-      <w:r>
-        <w:rPr>
-          <w:bCs/>
-        </w:rPr>
-        <w:t>for</w:t>
-      </w:r>
-      <w:proofErr w:type="spellEnd"/>
-      <w:r>
-        <w:rPr>
-          <w:bCs/>
-        </w:rPr>
-        <w:t xml:space="preserve"> </w:t>
-      </w:r>
-      <w:proofErr w:type="spellStart"/>
-      <w:r>
-        <w:rPr>
-          <w:bCs/>
-        </w:rPr>
-        <w:t>checking</w:t>
-      </w:r>
-      <w:proofErr w:type="spellEnd"/>
-      <w:r>
-        <w:rPr>
-          <w:bCs/>
-        </w:rPr>
-        <w:t xml:space="preserve"> </w:t>
-      </w:r>
-      <w:proofErr w:type="spellStart"/>
-      <w:r>
-        <w:rPr>
-          <w:bCs/>
-        </w:rPr>
-        <w:t>validation</w:t>
-      </w:r>
-      <w:proofErr w:type="spellEnd"/>
-      <w:r>
-        <w:rPr>
-          <w:bCs/>
-        </w:rPr>
-        <w:t xml:space="preserve"> </w:t>
-      </w:r>
-      <w:proofErr w:type="spellStart"/>
-      <w:r>
-        <w:rPr>
-          <w:bCs/>
-        </w:rPr>
-        <w:t>rules</w:t>
-      </w:r>
-      <w:proofErr w:type="spellEnd"/>
-      <w:r>
-        <w:rPr>
-          <w:bCs/>
-        </w:rPr>
-        <w:t xml:space="preserve">. </w:t>
-      </w:r>
-      <w:proofErr w:type="spellStart"/>
-      <w:r>
-        <w:rPr>
-          <w:bCs/>
-        </w:rPr>
-        <w:t>During</w:t>
-      </w:r>
-      <w:proofErr w:type="spellEnd"/>
-      <w:r>
-        <w:rPr>
-          <w:bCs/>
-        </w:rPr>
-        <w:t xml:space="preserve"> </w:t>
-      </w:r>
-      <w:proofErr w:type="spellStart"/>
-      <w:r>
-        <w:rPr>
-          <w:bCs/>
-        </w:rPr>
-        <w:t>testing</w:t>
-      </w:r>
-      <w:proofErr w:type="spellEnd"/>
-      <w:r>
-        <w:rPr>
-          <w:bCs/>
-        </w:rPr>
-        <w:t xml:space="preserve">, </w:t>
-      </w:r>
-      <w:proofErr w:type="spellStart"/>
-      <w:r>
-        <w:rPr>
-          <w:bCs/>
-        </w:rPr>
-        <w:t>both</w:t>
-      </w:r>
-      <w:proofErr w:type="spellEnd"/>
-      <w:r>
-        <w:rPr>
-          <w:bCs/>
-        </w:rPr>
-        <w:t xml:space="preserve"> </w:t>
-      </w:r>
-      <w:proofErr w:type="spellStart"/>
-      <w:r>
-        <w:rPr>
-          <w:bCs/>
-        </w:rPr>
-        <w:t>formatting</w:t>
-      </w:r>
-      <w:proofErr w:type="spellEnd"/>
-      <w:r>
-        <w:rPr>
-          <w:bCs/>
-        </w:rPr>
-        <w:t xml:space="preserve"> and </w:t>
-      </w:r>
-      <w:proofErr w:type="spellStart"/>
-      <w:r>
-        <w:rPr>
-          <w:bCs/>
-        </w:rPr>
-        <w:t>structural</w:t>
-      </w:r>
-      <w:proofErr w:type="spellEnd"/>
-      <w:r>
-        <w:rPr>
-          <w:bCs/>
-        </w:rPr>
-        <w:t xml:space="preserve"> </w:t>
-      </w:r>
-      <w:proofErr w:type="spellStart"/>
-      <w:r>
-        <w:rPr>
-          <w:bCs/>
-        </w:rPr>
-        <w:t>compliance</w:t>
-      </w:r>
-      <w:proofErr w:type="spellEnd"/>
-      <w:r>
-        <w:rPr>
-          <w:bCs/>
-        </w:rPr>
-        <w:t xml:space="preserve"> </w:t>
-      </w:r>
-      <w:proofErr w:type="spellStart"/>
-      <w:r>
-        <w:rPr>
-          <w:bCs/>
-        </w:rPr>
-        <w:t>with</w:t>
-      </w:r>
-      <w:proofErr w:type="spellEnd"/>
-      <w:r>
-        <w:rPr>
-          <w:bCs/>
-        </w:rPr>
-        <w:t xml:space="preserve"> </w:t>
-      </w:r>
-      <w:proofErr w:type="spellStart"/>
-      <w:r>
-        <w:rPr>
-          <w:bCs/>
-        </w:rPr>
-        <w:t>the</w:t>
-      </w:r>
-      <w:proofErr w:type="spellEnd"/>
-      <w:r>
-        <w:rPr>
-          <w:bCs/>
-        </w:rPr>
-        <w:t xml:space="preserve"> </w:t>
-      </w:r>
-      <w:proofErr w:type="spellStart"/>
-      <w:r>
-        <w:rPr>
-          <w:bCs/>
-        </w:rPr>
-        <w:t>requirements</w:t>
-      </w:r>
-      <w:proofErr w:type="spellEnd"/>
-      <w:r>
-        <w:rPr>
-          <w:bCs/>
-        </w:rPr>
-        <w:t xml:space="preserve"> are </w:t>
-      </w:r>
-      <w:proofErr w:type="spellStart"/>
-      <w:r>
-        <w:rPr>
-          <w:bCs/>
-        </w:rPr>
-        <w:t>verified</w:t>
-      </w:r>
-      <w:proofErr w:type="spellEnd"/>
-      <w:r>
-        <w:rPr>
-          <w:bCs/>
-        </w:rPr>
-        <w:t>.</w:t>
-      </w:r>
-    </w:p>
-    <w:p>
-      <w:pPr>
-        <w:rPr>
-          <w:bCs/>
-        </w:rPr>
-      </w:pPr>
-      <w:proofErr w:type="spellStart"/>
-      <w:r>
-        <w:rPr>
-          <w:bCs/>
-        </w:rPr>
-        <w:t>This</w:t>
-      </w:r>
-      <w:proofErr w:type="spellEnd"/>
-      <w:r>
-        <w:rPr>
-          <w:bCs/>
-        </w:rPr>
-        <w:t xml:space="preserve"> </w:t>
-      </w:r>
-      <w:proofErr w:type="spellStart"/>
-      <w:r>
-        <w:rPr>
-          <w:bCs/>
-        </w:rPr>
-        <w:t>paragraph</w:t>
-      </w:r>
-      <w:proofErr w:type="spellEnd"/>
-      <w:r>
-        <w:rPr>
-          <w:bCs/>
-        </w:rPr>
-        <w:t xml:space="preserve"> </w:t>
-      </w:r>
-      <w:proofErr w:type="spellStart"/>
-      <w:r>
-        <w:rPr>
-          <w:bCs/>
-        </w:rPr>
-        <w:t>is</w:t>
-      </w:r>
-      <w:proofErr w:type="spellEnd"/>
-      <w:r>
-        <w:rPr>
-          <w:bCs/>
-        </w:rPr>
-        <w:t xml:space="preserve"> </w:t>
-      </w:r>
-      <w:proofErr w:type="spellStart"/>
-      <w:r>
-        <w:rPr>
-          <w:bCs/>
-        </w:rPr>
-        <w:t>sample</w:t>
-      </w:r>
-      <w:proofErr w:type="spellEnd"/>
-      <w:r>
-        <w:rPr>
-          <w:bCs/>
-        </w:rPr>
-        <w:t xml:space="preserve"> </w:t>
-      </w:r>
-      <w:proofErr w:type="spellStart"/>
-      <w:r>
-        <w:rPr>
-          <w:bCs/>
-        </w:rPr>
-        <w:t>text</w:t>
-      </w:r>
-      <w:proofErr w:type="spellEnd"/>
-      <w:r>
-        <w:rPr>
-          <w:bCs/>
-        </w:rPr>
-        <w:t xml:space="preserve"> </w:t>
-      </w:r>
-      <w:proofErr w:type="spellStart"/>
-      <w:r>
-        <w:rPr>
-          <w:bCs/>
-        </w:rPr>
-        <w:t>used</w:t>
-      </w:r>
-      <w:proofErr w:type="spellEnd"/>
-      <w:r>
-        <w:rPr>
-          <w:bCs/>
-        </w:rPr>
-        <w:t xml:space="preserve"> </w:t>
-      </w:r>
-      <w:proofErr w:type="spellStart"/>
-      <w:r>
-        <w:rPr>
-          <w:bCs/>
-        </w:rPr>
-        <w:t>for</w:t>
-      </w:r>
-      <w:proofErr w:type="spellEnd"/>
-      <w:r>
-        <w:rPr>
-          <w:bCs/>
-        </w:rPr>
-        <w:t xml:space="preserve"> </w:t>
-      </w:r>
-      <w:proofErr w:type="spellStart"/>
-      <w:r>
-        <w:rPr>
-          <w:bCs/>
-        </w:rPr>
-        <w:t>testing</w:t>
-      </w:r>
-      <w:proofErr w:type="spellEnd"/>
-      <w:r>
-        <w:rPr>
-          <w:bCs/>
-        </w:rPr>
-        <w:t xml:space="preserve"> </w:t>
-      </w:r>
-      <w:proofErr w:type="spellStart"/>
-      <w:r>
-        <w:rPr>
-          <w:bCs/>
-        </w:rPr>
-        <w:t>document</w:t>
-      </w:r>
-      <w:proofErr w:type="spellEnd"/>
-      <w:r>
-        <w:rPr>
-          <w:bCs/>
-        </w:rPr>
-        <w:t xml:space="preserve"> </w:t>
-      </w:r>
-      <w:proofErr w:type="spellStart"/>
-      <w:r>
-        <w:rPr>
-          <w:bCs/>
-        </w:rPr>
-        <w:t>formatting</w:t>
-      </w:r>
-      <w:proofErr w:type="spellEnd"/>
-      <w:r>
-        <w:rPr>
-          <w:bCs/>
-        </w:rPr>
-        <w:t xml:space="preserve">. The </w:t>
-      </w:r>
-      <w:proofErr w:type="spellStart"/>
-      <w:r>
-        <w:rPr>
-          <w:bCs/>
-        </w:rPr>
-        <w:t>text</w:t>
-      </w:r>
-      <w:proofErr w:type="spellEnd"/>
-      <w:r>
-        <w:rPr>
-          <w:bCs/>
-        </w:rPr>
-        <w:t xml:space="preserve"> </w:t>
-      </w:r>
-      <w:proofErr w:type="spellStart"/>
-      <w:r>
-        <w:rPr>
-          <w:bCs/>
-        </w:rPr>
-        <w:t>has</w:t>
-      </w:r>
-      <w:proofErr w:type="spellEnd"/>
-      <w:r>
-        <w:rPr>
-          <w:bCs/>
-        </w:rPr>
-        <w:t xml:space="preserve"> no </w:t>
-      </w:r>
-      <w:proofErr w:type="spellStart"/>
-      <w:r>
-        <w:rPr>
-          <w:bCs/>
-        </w:rPr>
-        <w:t>meaningful</w:t>
-      </w:r>
-      <w:proofErr w:type="spellEnd"/>
-      <w:r>
-        <w:rPr>
-          <w:bCs/>
-        </w:rPr>
-        <w:t xml:space="preserve"> </w:t>
-      </w:r>
-      <w:proofErr w:type="spellStart"/>
-      <w:r>
-        <w:rPr>
-          <w:bCs/>
-        </w:rPr>
-        <w:t>content</w:t>
-      </w:r>
-      <w:proofErr w:type="spellEnd"/>
-      <w:r>
-        <w:rPr>
-          <w:bCs/>
-        </w:rPr>
-        <w:t xml:space="preserve"> and </w:t>
-      </w:r>
-      <w:proofErr w:type="spellStart"/>
-      <w:r>
-        <w:rPr>
-          <w:bCs/>
-        </w:rPr>
-        <w:t>has</w:t>
-      </w:r>
-      <w:proofErr w:type="spellEnd"/>
-      <w:r>
-        <w:rPr>
-          <w:bCs/>
-        </w:rPr>
-        <w:t xml:space="preserve"> </w:t>
-      </w:r>
-      <w:proofErr w:type="spellStart"/>
-      <w:r>
-        <w:rPr>
-          <w:bCs/>
-        </w:rPr>
-        <w:t>been</w:t>
-      </w:r>
-      <w:proofErr w:type="spellEnd"/>
-      <w:r>
-        <w:rPr>
-          <w:bCs/>
-        </w:rPr>
-        <w:t xml:space="preserve"> </w:t>
-      </w:r>
-      <w:proofErr w:type="spellStart"/>
-      <w:r>
-        <w:rPr>
-          <w:bCs/>
-        </w:rPr>
-        <w:t>created</w:t>
-      </w:r>
-      <w:proofErr w:type="spellEnd"/>
-      <w:r>
-        <w:rPr>
-          <w:bCs/>
-        </w:rPr>
-        <w:t xml:space="preserve"> </w:t>
-      </w:r>
-      <w:proofErr w:type="spellStart"/>
-      <w:r>
-        <w:rPr>
-          <w:bCs/>
-        </w:rPr>
-        <w:t>solely</w:t>
-      </w:r>
-      <w:proofErr w:type="spellEnd"/>
-      <w:r>
-        <w:rPr>
-          <w:bCs/>
-        </w:rPr>
-        <w:t xml:space="preserve"> </w:t>
-      </w:r>
-      <w:proofErr w:type="spellStart"/>
-      <w:r>
-        <w:rPr>
-          <w:bCs/>
-        </w:rPr>
-        <w:t>for</w:t>
-      </w:r>
-      <w:proofErr w:type="spellEnd"/>
-      <w:r>
-        <w:rPr>
-          <w:bCs/>
-        </w:rPr>
-        <w:t xml:space="preserve"> </w:t>
-      </w:r>
-      <w:proofErr w:type="spellStart"/>
-      <w:r>
-        <w:rPr>
-          <w:bCs/>
-        </w:rPr>
-        <w:t>the</w:t>
-      </w:r>
-      <w:proofErr w:type="spellEnd"/>
-      <w:r>
-        <w:rPr>
-          <w:bCs/>
-        </w:rPr>
-        <w:t xml:space="preserve"> </w:t>
-      </w:r>
-      <w:proofErr w:type="spellStart"/>
-      <w:r>
-        <w:rPr>
-          <w:bCs/>
-        </w:rPr>
-        <w:t>purpose</w:t>
-      </w:r>
-      <w:proofErr w:type="spellEnd"/>
-      <w:r>
-        <w:rPr>
-          <w:bCs/>
-        </w:rPr>
-        <w:t xml:space="preserve"> of </w:t>
-      </w:r>
-      <w:proofErr w:type="spellStart"/>
-      <w:r>
-        <w:rPr>
-          <w:bCs/>
-        </w:rPr>
-        <w:t>validating</w:t>
-      </w:r>
-      <w:proofErr w:type="spellEnd"/>
-      <w:r>
-        <w:rPr>
-          <w:bCs/>
-        </w:rPr>
-        <w:t xml:space="preserve"> </w:t>
-      </w:r>
-      <w:proofErr w:type="spellStart"/>
-      <w:r>
-        <w:rPr>
-          <w:bCs/>
-        </w:rPr>
-        <w:t>formatting</w:t>
-      </w:r>
-      <w:proofErr w:type="spellEnd"/>
-      <w:r>
-        <w:rPr>
-          <w:bCs/>
-        </w:rPr>
-        <w:t xml:space="preserve"> </w:t>
-      </w:r>
-      <w:proofErr w:type="spellStart"/>
-      <w:r>
-        <w:rPr>
-          <w:bCs/>
-        </w:rPr>
-        <w:t>requirements</w:t>
-      </w:r>
-      <w:proofErr w:type="spellEnd"/>
-      <w:r>
-        <w:rPr>
-          <w:bCs/>
-        </w:rPr>
-        <w:t xml:space="preserve">. The </w:t>
-      </w:r>
-      <w:proofErr w:type="spellStart"/>
-      <w:r>
-        <w:rPr>
-          <w:bCs/>
-        </w:rPr>
-        <w:t>length</w:t>
-      </w:r>
-      <w:proofErr w:type="spellEnd"/>
-      <w:r>
-        <w:rPr>
-          <w:bCs/>
-        </w:rPr>
-        <w:t xml:space="preserve"> of </w:t>
-      </w:r>
-      <w:proofErr w:type="spellStart"/>
-      <w:r>
-        <w:rPr>
-          <w:bCs/>
-        </w:rPr>
-        <w:t>the</w:t>
-      </w:r>
-      <w:proofErr w:type="spellEnd"/>
-      <w:r>
-        <w:rPr>
-          <w:bCs/>
-        </w:rPr>
-        <w:t xml:space="preserve"> </w:t>
-      </w:r>
-      <w:proofErr w:type="spellStart"/>
-      <w:r>
-        <w:rPr>
-          <w:bCs/>
-        </w:rPr>
-        <w:t>paragraph</w:t>
-      </w:r>
-      <w:proofErr w:type="spellEnd"/>
-      <w:r>
-        <w:rPr>
-          <w:bCs/>
-        </w:rPr>
-        <w:t xml:space="preserve"> </w:t>
-      </w:r>
-      <w:proofErr w:type="spellStart"/>
-      <w:r>
-        <w:rPr>
-          <w:bCs/>
-        </w:rPr>
-        <w:t>has</w:t>
-      </w:r>
-      <w:proofErr w:type="spellEnd"/>
-      <w:r>
-        <w:rPr>
-          <w:bCs/>
-        </w:rPr>
-        <w:t xml:space="preserve"> </w:t>
-      </w:r>
-      <w:proofErr w:type="spellStart"/>
-      <w:r>
-        <w:rPr>
-          <w:bCs/>
-        </w:rPr>
-        <w:t>been</w:t>
-      </w:r>
-      <w:proofErr w:type="spellEnd"/>
-      <w:r>
-        <w:rPr>
-          <w:bCs/>
-        </w:rPr>
-        <w:t xml:space="preserve"> </w:t>
-      </w:r>
-      <w:proofErr w:type="spellStart"/>
-      <w:r>
-        <w:rPr>
-          <w:bCs/>
-        </w:rPr>
-        <w:t>chosen</w:t>
-      </w:r>
-      <w:proofErr w:type="spellEnd"/>
-      <w:r>
-        <w:rPr>
-          <w:bCs/>
-        </w:rPr>
-        <w:t xml:space="preserve"> </w:t>
-      </w:r>
-      <w:proofErr w:type="spellStart"/>
-      <w:r>
-        <w:rPr>
-          <w:bCs/>
-        </w:rPr>
-        <w:t>to</w:t>
-      </w:r>
-      <w:proofErr w:type="spellEnd"/>
-      <w:r>
-        <w:rPr>
-          <w:bCs/>
-        </w:rPr>
-        <w:t xml:space="preserve"> </w:t>
-      </w:r>
-      <w:proofErr w:type="spellStart"/>
-      <w:r>
-        <w:rPr>
-          <w:bCs/>
-        </w:rPr>
-        <w:t>correspond</w:t>
-      </w:r>
-      <w:proofErr w:type="spellEnd"/>
-      <w:r>
-        <w:rPr>
-          <w:bCs/>
-        </w:rPr>
-        <w:t xml:space="preserve"> </w:t>
-      </w:r>
-      <w:proofErr w:type="spellStart"/>
-      <w:r>
-        <w:rPr>
-          <w:bCs/>
-        </w:rPr>
-        <w:t>to</w:t>
-      </w:r>
-      <w:proofErr w:type="spellEnd"/>
-      <w:r>
-        <w:rPr>
-          <w:bCs/>
-        </w:rPr>
-        <w:t xml:space="preserve"> </w:t>
-      </w:r>
-      <w:proofErr w:type="spellStart"/>
-      <w:r>
-        <w:rPr>
-          <w:bCs/>
-        </w:rPr>
-        <w:t>the</w:t>
-      </w:r>
-      <w:proofErr w:type="spellEnd"/>
-      <w:r>
-        <w:rPr>
-          <w:bCs/>
-        </w:rPr>
-        <w:t xml:space="preserve"> </w:t>
-      </w:r>
-      <w:proofErr w:type="spellStart"/>
-      <w:r>
-        <w:rPr>
-          <w:bCs/>
-        </w:rPr>
-        <w:t>volume</w:t>
-      </w:r>
-      <w:proofErr w:type="spellEnd"/>
-      <w:r>
-        <w:rPr>
-          <w:bCs/>
-        </w:rPr>
-        <w:t xml:space="preserve"> of a </w:t>
-      </w:r>
-      <w:proofErr w:type="spellStart"/>
-      <w:r>
-        <w:rPr>
-          <w:bCs/>
-        </w:rPr>
-        <w:t>typical</w:t>
-      </w:r>
-      <w:proofErr w:type="spellEnd"/>
-      <w:r>
-        <w:rPr>
-          <w:bCs/>
-        </w:rPr>
-        <w:t xml:space="preserve"> </w:t>
-      </w:r>
-      <w:proofErr w:type="spellStart"/>
-      <w:r>
-        <w:rPr>
-          <w:bCs/>
-        </w:rPr>
-        <w:t>academic</w:t>
-      </w:r>
-      <w:proofErr w:type="spellEnd"/>
-      <w:r>
-        <w:rPr>
-          <w:bCs/>
-        </w:rPr>
-        <w:t xml:space="preserve"> </w:t>
-      </w:r>
-      <w:proofErr w:type="spellStart"/>
-      <w:r>
-        <w:rPr>
-          <w:bCs/>
-        </w:rPr>
-        <w:t>text</w:t>
-      </w:r>
-      <w:proofErr w:type="spellEnd"/>
-      <w:r>
-        <w:rPr>
-          <w:bCs/>
-        </w:rPr>
-        <w:t>.</w:t>
-      </w:r>
-    </w:p>
-    <w:p>
-      <w:pPr>
-        <w:rPr>
-          <w:bCs/>
-        </w:rPr>
-      </w:pPr>
-      <w:r>
-        <w:rPr>
-          <w:bCs/>
-        </w:rPr>
-        <w:t xml:space="preserve">The </w:t>
-      </w:r>
-      <w:proofErr w:type="spellStart"/>
-      <w:r>
-        <w:rPr>
-          <w:bCs/>
-        </w:rPr>
-        <w:t>thesis</w:t>
-      </w:r>
-      <w:proofErr w:type="spellEnd"/>
-      <w:r>
-        <w:rPr>
-          <w:bCs/>
-        </w:rPr>
-        <w:t xml:space="preserve"> </w:t>
-      </w:r>
-      <w:proofErr w:type="spellStart"/>
-      <w:r>
-        <w:rPr>
-          <w:bCs/>
-        </w:rPr>
-        <w:t>is</w:t>
-      </w:r>
-      <w:proofErr w:type="spellEnd"/>
-      <w:r>
-        <w:rPr>
-          <w:bCs/>
-        </w:rPr>
-        <w:t xml:space="preserve"> in </w:t>
-      </w:r>
-      <w:r>
-        <w:rPr>
-          <w:bCs/>
-        </w:rPr>
-        <w:t>Estonian</w:t>
-      </w:r>
-      <w:r>
-        <w:rPr>
-          <w:bCs/>
-        </w:rPr>
-        <w:t xml:space="preserve"> and </w:t>
-      </w:r>
-      <w:proofErr w:type="spellStart"/>
-      <w:r>
-        <w:rPr>
-          <w:bCs/>
-        </w:rPr>
-        <w:t>contains</w:t>
-      </w:r>
-      <w:proofErr w:type="spellEnd"/>
-      <w:r>
-        <w:rPr>
-          <w:bCs/>
-        </w:rPr>
-        <w:t xml:space="preserve"> </w:t>
-      </w:r>
-      <w:r>
-        <w:rPr>
-          <w:bCs/>
-        </w:rPr>
-        <w:t>31</w:t>
-      </w:r>
-      <w:r>
-        <w:rPr>
-          <w:bCs/>
-        </w:rPr>
-        <w:t xml:space="preserve"> pages of </w:t>
-      </w:r>
-      <w:proofErr w:type="spellStart"/>
-      <w:r>
-        <w:rPr>
-          <w:bCs/>
-        </w:rPr>
-        <w:t>text</w:t>
-      </w:r>
-      <w:proofErr w:type="spellEnd"/>
-      <w:r>
-        <w:rPr>
-          <w:bCs/>
-        </w:rPr>
-        <w:t xml:space="preserve">, </w:t>
-      </w:r>
-      <w:r>
-        <w:rPr>
-          <w:bCs/>
-        </w:rPr>
-        <w:t>4</w:t>
-      </w:r>
-      <w:r>
-        <w:rPr>
-          <w:bCs/>
-        </w:rPr>
-        <w:t xml:space="preserve"> </w:t>
-      </w:r>
-      <w:proofErr w:type="spellStart"/>
-      <w:r>
-        <w:rPr>
-          <w:bCs/>
-        </w:rPr>
-        <w:t>chapters</w:t>
-      </w:r>
-      <w:proofErr w:type="spellEnd"/>
-      <w:r>
-        <w:rPr>
-          <w:bCs/>
-        </w:rPr>
-        <w:t xml:space="preserve">, </w:t>
-      </w:r>
-      <w:r>
-        <w:rPr>
-          <w:bCs/>
-        </w:rPr>
-        <w:t>3</w:t>
-      </w:r>
-      <w:r>
-        <w:rPr>
-          <w:bCs/>
-        </w:rPr>
-        <w:t xml:space="preserve"> </w:t>
-      </w:r>
-      <w:proofErr w:type="spellStart"/>
-      <w:r>
-        <w:rPr>
-          <w:bCs/>
-        </w:rPr>
-        <w:t>figures</w:t>
-      </w:r>
-      <w:proofErr w:type="spellEnd"/>
-      <w:r>
-        <w:rPr>
-          <w:bCs/>
-        </w:rPr>
-        <w:t xml:space="preserve">, </w:t>
-      </w:r>
-      <w:r>
-        <w:rPr>
-          <w:bCs/>
-        </w:rPr>
-        <w:t>1</w:t>
-      </w:r>
-      <w:r>
-        <w:rPr>
-          <w:bCs/>
-        </w:rPr>
-        <w:t xml:space="preserve"> </w:t>
-      </w:r>
-      <w:proofErr w:type="spellStart"/>
-      <w:r>
-        <w:rPr>
-          <w:bCs/>
-        </w:rPr>
-        <w:t>table</w:t>
-      </w:r>
-      <w:proofErr w:type="spellEnd"/>
-      <w:r>
-        <w:rPr>
-          <w:bCs/>
-        </w:rPr>
-        <w:t xml:space="preserve">. </w:t>
+        <w:t xml:space="preserve"> table. </w:t>
       </w:r>
     </w:p>
     <w:p>
@@ -3702,34 +829,14 @@
                 <w:i/>
               </w:rPr>
             </w:pPr>
-            <w:proofErr w:type="spellStart"/>
             <w:r>
               <w:rPr>
                 <w:i/>
                 <w:iCs/>
                 <w:szCs w:val="22"/>
               </w:rPr>
-              <w:t>Artificial</w:t>
+              <w:t>Artificial  Intelligence</w:t>
             </w:r>
-            <w:proofErr w:type="spellEnd"/>
-            <w:r>
-              <w:rPr>
-                <w:i/>
-                <w:iCs/>
-                <w:szCs w:val="22"/>
-              </w:rPr>
-              <w:t xml:space="preserve">  </w:t>
-            </w:r>
-            <w:proofErr w:type="spellStart"/>
-            <w:r>
-              <w:rPr>
-                <w:i/>
-                <w:iCs/>
-                <w:szCs w:val="22"/>
-              </w:rPr>
-              <w:t>Intelligence</w:t>
-            </w:r>
-            <w:proofErr w:type="spellEnd"/>
             <w:r>
               <w:rPr>
                 <w:szCs w:val="22"/>
@@ -3768,30 +875,8 @@
               <w:rPr>
                 <w:i/>
               </w:rPr>
-              <w:t xml:space="preserve">Dots </w:t>
+              <w:t>Dots per inch</w:t>
             </w:r>
-            <w:proofErr w:type="spellStart"/>
-            <w:r>
-              <w:rPr>
-                <w:i/>
-              </w:rPr>
-              <w:t>per</w:t>
-            </w:r>
-            <w:proofErr w:type="spellEnd"/>
-            <w:r>
-              <w:rPr>
-                <w:i/>
-              </w:rPr>
-              <w:t xml:space="preserve"> </w:t>
-            </w:r>
-            <w:proofErr w:type="spellStart"/>
-            <w:r>
-              <w:rPr>
-                <w:i/>
-              </w:rPr>
-              <w:t>inch</w:t>
-            </w:r>
-            <w:proofErr w:type="spellEnd"/>
             <w:r>
               <w:t>, punkti tolli kohta</w:t>
             </w:r>
@@ -5750,31 +2835,13 @@
       <w:r>
         <w:t xml:space="preserve"> Nüüd mainitakse lühendite ja mõistete sõnastiku esimest mõistet AI (</w:t>
       </w:r>
-      <w:proofErr w:type="spellStart"/>
       <w:r>
         <w:rPr>
           <w:i/>
           <w:iCs/>
         </w:rPr>
-        <w:t>Artificial</w:t>
-      </w:r>
-      <w:proofErr w:type="spellEnd"/>
-      <w:r>
-        <w:rPr>
-          <w:i/>
-          <w:iCs/>
-        </w:rPr>
-        <w:t xml:space="preserve"> </w:t>
-      </w:r>
-      <w:proofErr w:type="spellStart"/>
-      <w:r>
-        <w:rPr>
-          <w:i/>
-          <w:iCs/>
-        </w:rPr>
-        <w:t>Intelligence</w:t>
-      </w:r>
-      <w:proofErr w:type="spellEnd"/>
+        <w:t>Artificial Intelligence</w:t>
+      </w:r>
       <w:r>
         <w:t>).</w:t>
       </w:r>
@@ -5827,33 +2894,8 @@
           <w:i/>
           <w:iCs/>
         </w:rPr>
-        <w:t xml:space="preserve">Dots </w:t>
-      </w:r>
-      <w:proofErr w:type="spellStart"/>
-      <w:r>
-        <w:rPr>
-          <w:i/>
-          <w:iCs/>
-        </w:rPr>
-        <w:t>per</w:t>
-      </w:r>
-      <w:proofErr w:type="spellEnd"/>
-      <w:r>
-        <w:rPr>
-          <w:i/>
-          <w:iCs/>
-        </w:rPr>
-        <w:t xml:space="preserve"> </w:t>
-      </w:r>
-      <w:proofErr w:type="spellStart"/>
-      <w:r>
-        <w:rPr>
-          <w:i/>
-          <w:iCs/>
-        </w:rPr>
-        <w:t>inch</w:t>
-      </w:r>
-      <w:proofErr w:type="spellEnd"/>
+        <w:t>Dots per inch</w:t>
+      </w:r>
       <w:r>
         <w:t>).</w:t>
       </w:r>
@@ -6371,97 +3413,101 @@
           <w:szCs w:val="22"/>
         </w:rPr>
       </w:pPr>
-      <w:proofErr w:type="spellStart"/>
       <w:r>
         <w:rPr>
           <w:rFonts w:ascii="Courier New" w:hAnsi="Courier New" w:cs="Courier New"/>
           <w:sz w:val="22"/>
           <w:szCs w:val="22"/>
         </w:rPr>
-        <w:t>def</w:t>
-      </w:r>
-      <w:proofErr w:type="spellEnd"/>
-      <w:r>
+        <w:t>def calculate_sum(numbers):</w:t>
+      </w:r>
+    </w:p>
+    <w:p>
+      <w:pPr>
+        <w:spacing w:before="40" w:after="40" w:line="240" w:lineRule="auto"/>
+        <w:jc w:val="left"/>
         <w:rPr>
           <w:rFonts w:ascii="Courier New" w:hAnsi="Courier New" w:cs="Courier New"/>
           <w:sz w:val="22"/>
           <w:szCs w:val="22"/>
         </w:rPr>
-        <w:t xml:space="preserve"> </w:t>
-      </w:r>
-      <w:proofErr w:type="spellStart"/>
+      </w:pPr>
       <w:r>
         <w:rPr>
           <w:rFonts w:ascii="Courier New" w:hAnsi="Courier New" w:cs="Courier New"/>
           <w:sz w:val="22"/>
           <w:szCs w:val="22"/>
         </w:rPr>
-        <w:t>calculate_sum</w:t>
-      </w:r>
-      <w:proofErr w:type="spellEnd"/>
-      <w:r>
+        <w:t xml:space="preserve">    total = 0</w:t>
+      </w:r>
+    </w:p>
+    <w:p>
+      <w:pPr>
+        <w:spacing w:before="40" w:after="40" w:line="240" w:lineRule="auto"/>
+        <w:jc w:val="left"/>
         <w:rPr>
           <w:rFonts w:ascii="Courier New" w:hAnsi="Courier New" w:cs="Courier New"/>
           <w:sz w:val="22"/>
           <w:szCs w:val="22"/>
         </w:rPr>
-        <w:t>(</w:t>
-      </w:r>
-      <w:proofErr w:type="spellStart"/>
+      </w:pPr>
       <w:r>
         <w:rPr>
           <w:rFonts w:ascii="Courier New" w:hAnsi="Courier New" w:cs="Courier New"/>
           <w:sz w:val="22"/>
           <w:szCs w:val="22"/>
         </w:rPr>
-        <w:t>numbers</w:t>
-      </w:r>
-      <w:proofErr w:type="spellEnd"/>
-      <w:r>
+        <w:t xml:space="preserve">    for number in numbers:</w:t>
+      </w:r>
+    </w:p>
+    <w:p>
+      <w:pPr>
+        <w:spacing w:before="40" w:after="40" w:line="240" w:lineRule="auto"/>
+        <w:jc w:val="left"/>
         <w:rPr>
           <w:rFonts w:ascii="Courier New" w:hAnsi="Courier New" w:cs="Courier New"/>
           <w:sz w:val="22"/>
           <w:szCs w:val="22"/>
         </w:rPr>
-        <w:t>):</w:t>
-      </w:r>
-    </w:p>
-    <w:p>
-      <w:pPr>
-        <w:spacing w:before="40" w:after="40" w:line="240" w:lineRule="auto"/>
-        <w:jc w:val="left"/>
+      </w:pPr>
+      <w:r>
         <w:rPr>
           <w:rFonts w:ascii="Courier New" w:hAnsi="Courier New" w:cs="Courier New"/>
           <w:sz w:val="22"/>
           <w:szCs w:val="22"/>
         </w:rPr>
-      </w:pPr>
-      <w:r>
+        <w:t xml:space="preserve">        total += number</w:t>
+      </w:r>
+    </w:p>
+    <w:p>
+      <w:pPr>
+        <w:spacing w:before="40" w:after="40" w:line="240" w:lineRule="auto"/>
+        <w:jc w:val="left"/>
         <w:rPr>
           <w:rFonts w:ascii="Courier New" w:hAnsi="Courier New" w:cs="Courier New"/>
           <w:sz w:val="22"/>
           <w:szCs w:val="22"/>
         </w:rPr>
-        <w:t xml:space="preserve">    </w:t>
-      </w:r>
-      <w:proofErr w:type="spellStart"/>
+      </w:pPr>
       <w:r>
         <w:rPr>
           <w:rFonts w:ascii="Courier New" w:hAnsi="Courier New" w:cs="Courier New"/>
           <w:sz w:val="22"/>
           <w:szCs w:val="22"/>
         </w:rPr>
-        <w:t>total</w:t>
-      </w:r>
-      <w:proofErr w:type="spellEnd"/>
-      <w:r>
+        <w:t xml:space="preserve">    return total</w:t>
+      </w:r>
+    </w:p>
+    <w:p>
+      <w:pPr>
+        <w:spacing w:before="40" w:after="40" w:line="240" w:lineRule="auto"/>
+        <w:jc w:val="left"/>
         <w:rPr>
           <w:rFonts w:ascii="Courier New" w:hAnsi="Courier New" w:cs="Courier New"/>
           <w:sz w:val="22"/>
           <w:szCs w:val="22"/>
         </w:rPr>
-        <w:t xml:space="preserve"> = 0</w:t>
-      </w:r>
+      </w:pPr>
     </w:p>
     <w:p>
       <w:pPr>
@@ -6479,43 +3525,77 @@
           <w:sz w:val="22"/>
           <w:szCs w:val="22"/>
         </w:rPr>
-        <w:t xml:space="preserve">    </w:t>
-      </w:r>
-      <w:proofErr w:type="spellStart"/>
-      <w:r>
+        <w:t>result = calculate_sum([1, 2, 3, 4, 5])</w:t>
+      </w:r>
+    </w:p>
+    <w:p>
+      <w:pPr>
+        <w:keepNext/>
+        <w:spacing w:before="40" w:after="40" w:line="240" w:lineRule="auto"/>
+        <w:jc w:val="left"/>
         <w:rPr>
           <w:rFonts w:ascii="Courier New" w:hAnsi="Courier New" w:cs="Courier New"/>
           <w:sz w:val="22"/>
           <w:szCs w:val="22"/>
         </w:rPr>
-        <w:t>for</w:t>
-      </w:r>
-      <w:proofErr w:type="spellEnd"/>
+      </w:pPr>
       <w:r>
         <w:rPr>
           <w:rFonts w:ascii="Courier New" w:hAnsi="Courier New" w:cs="Courier New"/>
           <w:sz w:val="22"/>
           <w:szCs w:val="22"/>
         </w:rPr>
-        <w:t xml:space="preserve"> number in </w:t>
-      </w:r>
-      <w:proofErr w:type="spellStart"/>
-      <w:r>
-        <w:rPr>
-          <w:rFonts w:ascii="Courier New" w:hAnsi="Courier New" w:cs="Courier New"/>
+        <w:t>print(f"Sum: {result}")</w:t>
+      </w:r>
+    </w:p>
+    <w:p>
+      <w:pPr>
+        <w:pStyle w:val="Caption"/>
+      </w:pPr>
+      <w:bookmarkStart w:id="7" w:name="_Toc227257333"/>
+      <w:r>
+        <w:t xml:space="preserve">Joonis </w:t>
+      </w:r>
+      <w:fldSimple w:instr=" SEQ Joonis \* ARABIC ">
+        <w:r>
+          <w:rPr>
+            <w:noProof/>
+          </w:rPr>
+          <w:t>2</w:t>
+        </w:r>
+      </w:fldSimple>
+      <w:r>
+        <w:t>. Näidisjoonis valideerimisreeglite kontrollimiseks.</w:t>
+      </w:r>
+      <w:bookmarkEnd w:id="7"/>
+    </w:p>
+    <w:p>
+      <w:r>
+        <w:t>Käesolev lõik on näidistekst, mida kasutatakse dokumendi vormistuse testimiseks. Tekst ei oma sisulist tähendust ning on koostatud üksnes vormistusnõuete kontrollimise eesmärgil. Lõigu pikkus on valitud selliselt, et see vastaks tüüpilise akadeemilise teksti mahule.</w:t>
+      </w:r>
+    </w:p>
+    <w:p>
+      <w:pPr>
+        <w:pStyle w:val="Heading3"/>
+        <w:rPr>
           <w:sz w:val="22"/>
           <w:szCs w:val="22"/>
         </w:rPr>
-        <w:t>numbers</w:t>
-      </w:r>
-      <w:proofErr w:type="spellEnd"/>
-      <w:r>
-        <w:rPr>
-          <w:rFonts w:ascii="Courier New" w:hAnsi="Courier New" w:cs="Courier New"/>
+      </w:pPr>
+      <w:bookmarkStart w:id="8" w:name="_Toc228722841"/>
+      <w:r>
+        <w:rPr>
           <w:sz w:val="22"/>
           <w:szCs w:val="22"/>
         </w:rPr>
-        <w:t>:</w:t>
+        <w:lastRenderedPageBreak/>
+        <w:t>Alapeatüki alapeatükk</w:t>
+      </w:r>
+      <w:bookmarkEnd w:id="8"/>
+    </w:p>
+    <w:p>
+      <w:r>
+        <w:t>Järgnevas lõigus käsitletakse täiendavaid aspekte, mis on vajalikud testimise läbiviimiseks. Erinevad vormistuselemendid, sealhulgas pealkirjad, lõigud ja tabelid, on paigutatud dokumenti selliselt, et valideerimisreeglite kontrollimiseks oleks piisavalt materjali. Testimise käigus kontrollitakse nii vormistuse kui ka struktuuri vastavust nõuetele. Järgnevalt illustreeritakse programmikoodiga seotud valideerimisreeglite toimimist Joonisega 3.</w:t>
       </w:r>
     </w:p>
     <w:p>
@@ -6523,36 +3603,18 @@
         <w:spacing w:before="40" w:after="40" w:line="240" w:lineRule="auto"/>
         <w:jc w:val="left"/>
         <w:rPr>
-          <w:rFonts w:ascii="Courier New" w:hAnsi="Courier New" w:cs="Courier New"/>
-          <w:sz w:val="22"/>
-          <w:szCs w:val="22"/>
-        </w:rPr>
-      </w:pPr>
-      <w:r>
-        <w:rPr>
-          <w:rFonts w:ascii="Courier New" w:hAnsi="Courier New" w:cs="Courier New"/>
-          <w:sz w:val="22"/>
-          <w:szCs w:val="22"/>
-        </w:rPr>
-        <w:t xml:space="preserve">        </w:t>
-      </w:r>
-      <w:proofErr w:type="spellStart"/>
-      <w:r>
-        <w:rPr>
-          <w:rFonts w:ascii="Courier New" w:hAnsi="Courier New" w:cs="Courier New"/>
-          <w:sz w:val="22"/>
-          <w:szCs w:val="22"/>
-        </w:rPr>
-        <w:t>total</w:t>
-      </w:r>
-      <w:proofErr w:type="spellEnd"/>
-      <w:r>
-        <w:rPr>
-          <w:rFonts w:ascii="Courier New" w:hAnsi="Courier New" w:cs="Courier New"/>
-          <w:sz w:val="22"/>
-          <w:szCs w:val="22"/>
-        </w:rPr>
-        <w:t xml:space="preserve"> += number</w:t>
+          <w:rFonts w:ascii="Consolas" w:hAnsi="Consolas" w:cs="Consolas"/>
+          <w:sz w:val="18"/>
+          <w:szCs w:val="18"/>
+        </w:rPr>
+      </w:pPr>
+      <w:r>
+        <w:rPr>
+          <w:rFonts w:ascii="Consolas" w:hAnsi="Consolas" w:cs="Consolas"/>
+          <w:sz w:val="18"/>
+          <w:szCs w:val="18"/>
+        </w:rPr>
+        <w:t>def calculate_sum(numbers):</w:t>
       </w:r>
     </w:p>
     <w:p>
@@ -6560,104 +3622,105 @@
         <w:spacing w:before="40" w:after="40" w:line="240" w:lineRule="auto"/>
         <w:jc w:val="left"/>
         <w:rPr>
-          <w:rFonts w:ascii="Courier New" w:hAnsi="Courier New" w:cs="Courier New"/>
-          <w:sz w:val="22"/>
-          <w:szCs w:val="22"/>
-        </w:rPr>
-      </w:pPr>
-      <w:r>
-        <w:rPr>
-          <w:rFonts w:ascii="Courier New" w:hAnsi="Courier New" w:cs="Courier New"/>
-          <w:sz w:val="22"/>
-          <w:szCs w:val="22"/>
-        </w:rPr>
-        <w:t xml:space="preserve">    </w:t>
-      </w:r>
-      <w:proofErr w:type="spellStart"/>
-      <w:r>
-        <w:rPr>
-          <w:rFonts w:ascii="Courier New" w:hAnsi="Courier New" w:cs="Courier New"/>
-          <w:sz w:val="22"/>
-          <w:szCs w:val="22"/>
-        </w:rPr>
-        <w:t>return</w:t>
-      </w:r>
-      <w:proofErr w:type="spellEnd"/>
-      <w:r>
-        <w:rPr>
-          <w:rFonts w:ascii="Courier New" w:hAnsi="Courier New" w:cs="Courier New"/>
-          <w:sz w:val="22"/>
-          <w:szCs w:val="22"/>
-        </w:rPr>
-        <w:t xml:space="preserve"> </w:t>
-      </w:r>
-      <w:proofErr w:type="spellStart"/>
-      <w:r>
-        <w:rPr>
-          <w:rFonts w:ascii="Courier New" w:hAnsi="Courier New" w:cs="Courier New"/>
-          <w:sz w:val="22"/>
-          <w:szCs w:val="22"/>
-        </w:rPr>
-        <w:t>total</w:t>
-      </w:r>
-      <w:proofErr w:type="spellEnd"/>
+          <w:rFonts w:ascii="Consolas" w:hAnsi="Consolas" w:cs="Consolas"/>
+          <w:sz w:val="18"/>
+          <w:szCs w:val="18"/>
+        </w:rPr>
+      </w:pPr>
+      <w:r>
+        <w:rPr>
+          <w:rFonts w:ascii="Consolas" w:hAnsi="Consolas" w:cs="Consolas"/>
+          <w:sz w:val="18"/>
+          <w:szCs w:val="18"/>
+        </w:rPr>
+        <w:t xml:space="preserve">    total = 0</w:t>
+      </w:r>
     </w:p>
     <w:p>
       <w:pPr>
         <w:spacing w:before="40" w:after="40" w:line="240" w:lineRule="auto"/>
         <w:jc w:val="left"/>
         <w:rPr>
-          <w:rFonts w:ascii="Courier New" w:hAnsi="Courier New" w:cs="Courier New"/>
-          <w:sz w:val="22"/>
-          <w:szCs w:val="22"/>
-        </w:rPr>
-      </w:pPr>
+          <w:rFonts w:ascii="Consolas" w:hAnsi="Consolas" w:cs="Consolas"/>
+          <w:sz w:val="18"/>
+          <w:szCs w:val="18"/>
+        </w:rPr>
+      </w:pPr>
+      <w:r>
+        <w:rPr>
+          <w:rFonts w:ascii="Consolas" w:hAnsi="Consolas" w:cs="Consolas"/>
+          <w:sz w:val="18"/>
+          <w:szCs w:val="18"/>
+        </w:rPr>
+        <w:t xml:space="preserve">    for number in numbers:</w:t>
+      </w:r>
     </w:p>
     <w:p>
       <w:pPr>
         <w:spacing w:before="40" w:after="40" w:line="240" w:lineRule="auto"/>
         <w:jc w:val="left"/>
         <w:rPr>
-          <w:rFonts w:ascii="Courier New" w:hAnsi="Courier New" w:cs="Courier New"/>
-          <w:sz w:val="22"/>
-          <w:szCs w:val="22"/>
-        </w:rPr>
-      </w:pPr>
-      <w:proofErr w:type="spellStart"/>
-      <w:r>
-        <w:rPr>
-          <w:rFonts w:ascii="Courier New" w:hAnsi="Courier New" w:cs="Courier New"/>
-          <w:sz w:val="22"/>
-          <w:szCs w:val="22"/>
-        </w:rPr>
-        <w:t>result</w:t>
-      </w:r>
-      <w:proofErr w:type="spellEnd"/>
-      <w:r>
-        <w:rPr>
-          <w:rFonts w:ascii="Courier New" w:hAnsi="Courier New" w:cs="Courier New"/>
-          <w:sz w:val="22"/>
-          <w:szCs w:val="22"/>
-        </w:rPr>
-        <w:t xml:space="preserve"> = </w:t>
-      </w:r>
-      <w:proofErr w:type="spellStart"/>
-      <w:r>
-        <w:rPr>
-          <w:rFonts w:ascii="Courier New" w:hAnsi="Courier New" w:cs="Courier New"/>
-          <w:sz w:val="22"/>
-          <w:szCs w:val="22"/>
-        </w:rPr>
-        <w:t>calculate_sum</w:t>
-      </w:r>
-      <w:proofErr w:type="spellEnd"/>
-      <w:r>
-        <w:rPr>
-          <w:rFonts w:ascii="Courier New" w:hAnsi="Courier New" w:cs="Courier New"/>
-          <w:sz w:val="22"/>
-          <w:szCs w:val="22"/>
-        </w:rPr>
-        <w:t>([1, 2, 3, 4, 5])</w:t>
+          <w:rFonts w:ascii="Consolas" w:hAnsi="Consolas" w:cs="Consolas"/>
+          <w:sz w:val="18"/>
+          <w:szCs w:val="18"/>
+        </w:rPr>
+      </w:pPr>
+      <w:r>
+        <w:rPr>
+          <w:rFonts w:ascii="Consolas" w:hAnsi="Consolas" w:cs="Consolas"/>
+          <w:sz w:val="18"/>
+          <w:szCs w:val="18"/>
+        </w:rPr>
+        <w:t xml:space="preserve">        total += number</w:t>
+      </w:r>
+    </w:p>
+    <w:p>
+      <w:pPr>
+        <w:spacing w:before="40" w:after="40" w:line="240" w:lineRule="auto"/>
+        <w:jc w:val="left"/>
+        <w:rPr>
+          <w:rFonts w:ascii="Consolas" w:hAnsi="Consolas" w:cs="Consolas"/>
+          <w:sz w:val="18"/>
+          <w:szCs w:val="18"/>
+        </w:rPr>
+      </w:pPr>
+      <w:r>
+        <w:rPr>
+          <w:rFonts w:ascii="Consolas" w:hAnsi="Consolas" w:cs="Consolas"/>
+          <w:sz w:val="18"/>
+          <w:szCs w:val="18"/>
+        </w:rPr>
+        <w:t xml:space="preserve">    return total</w:t>
+      </w:r>
+    </w:p>
+    <w:p>
+      <w:pPr>
+        <w:spacing w:before="40" w:after="40" w:line="240" w:lineRule="auto"/>
+        <w:jc w:val="left"/>
+        <w:rPr>
+          <w:rFonts w:ascii="Consolas" w:hAnsi="Consolas" w:cs="Consolas"/>
+          <w:sz w:val="18"/>
+          <w:szCs w:val="18"/>
+        </w:rPr>
+      </w:pPr>
+    </w:p>
+    <w:p>
+      <w:pPr>
+        <w:spacing w:before="40" w:after="40" w:line="240" w:lineRule="auto"/>
+        <w:jc w:val="left"/>
+        <w:rPr>
+          <w:rFonts w:ascii="Consolas" w:hAnsi="Consolas" w:cs="Consolas"/>
+          <w:sz w:val="18"/>
+          <w:szCs w:val="18"/>
+        </w:rPr>
+      </w:pPr>
+      <w:r>
+        <w:rPr>
+          <w:rFonts w:ascii="Consolas" w:hAnsi="Consolas" w:cs="Consolas"/>
+          <w:sz w:val="18"/>
+          <w:szCs w:val="18"/>
+        </w:rPr>
+        <w:t>result = calculate_sum([1, 2, 3, 4, 5])</w:t>
       </w:r>
     </w:p>
     <w:p>
@@ -6666,459 +3729,18 @@
         <w:spacing w:before="40" w:after="40" w:line="240" w:lineRule="auto"/>
         <w:jc w:val="left"/>
         <w:rPr>
-          <w:rFonts w:ascii="Courier New" w:hAnsi="Courier New" w:cs="Courier New"/>
-          <w:sz w:val="22"/>
-          <w:szCs w:val="22"/>
-        </w:rPr>
-      </w:pPr>
-      <w:r>
-        <w:rPr>
-          <w:rFonts w:ascii="Courier New" w:hAnsi="Courier New" w:cs="Courier New"/>
-          <w:sz w:val="22"/>
-          <w:szCs w:val="22"/>
-        </w:rPr>
-        <w:t>print(</w:t>
-      </w:r>
-      <w:proofErr w:type="spellStart"/>
-      <w:r>
-        <w:rPr>
-          <w:rFonts w:ascii="Courier New" w:hAnsi="Courier New" w:cs="Courier New"/>
-          <w:sz w:val="22"/>
-          <w:szCs w:val="22"/>
-        </w:rPr>
-        <w:t>f"Sum</w:t>
-      </w:r>
-      <w:proofErr w:type="spellEnd"/>
-      <w:r>
-        <w:rPr>
-          <w:rFonts w:ascii="Courier New" w:hAnsi="Courier New" w:cs="Courier New"/>
-          <w:sz w:val="22"/>
-          <w:szCs w:val="22"/>
-        </w:rPr>
-        <w:t>: {</w:t>
-      </w:r>
-      <w:proofErr w:type="spellStart"/>
-      <w:r>
-        <w:rPr>
-          <w:rFonts w:ascii="Courier New" w:hAnsi="Courier New" w:cs="Courier New"/>
-          <w:sz w:val="22"/>
-          <w:szCs w:val="22"/>
-        </w:rPr>
-        <w:t>result</w:t>
-      </w:r>
-      <w:proofErr w:type="spellEnd"/>
-      <w:r>
-        <w:rPr>
-          <w:rFonts w:ascii="Courier New" w:hAnsi="Courier New" w:cs="Courier New"/>
-          <w:sz w:val="22"/>
-          <w:szCs w:val="22"/>
-        </w:rPr>
-        <w:t>}")</w:t>
-      </w:r>
-    </w:p>
-    <w:p>
-      <w:pPr>
-        <w:pStyle w:val="Caption"/>
-      </w:pPr>
-      <w:bookmarkStart w:id="7" w:name="_Toc227257333"/>
-      <w:r>
-        <w:t xml:space="preserve">Joonis </w:t>
-      </w:r>
-      <w:fldSimple w:instr=" SEQ Joonis \* ARABIC ">
-        <w:r>
-          <w:rPr>
-            <w:noProof/>
-          </w:rPr>
-          <w:t>2</w:t>
-        </w:r>
-      </w:fldSimple>
-      <w:r>
-        <w:t>. Näidisjoonis valideerimisreeglite kontrollimiseks.</w:t>
-      </w:r>
-      <w:bookmarkEnd w:id="7"/>
-    </w:p>
-    <w:p>
-      <w:r>
-        <w:t>Käesolev lõik on näidistekst, mida kasutatakse dokumendi vormistuse testimiseks. Tekst ei oma sisulist tähendust ning on koostatud üksnes vormistusnõuete kontrollimise eesmärgil. Lõigu pikkus on valitud selliselt, et see vastaks tüüpilise akadeemilise teksti mahule.</w:t>
-      </w:r>
-    </w:p>
-    <w:p>
-      <w:pPr>
-        <w:pStyle w:val="Heading3"/>
-        <w:rPr>
-          <w:sz w:val="22"/>
-          <w:szCs w:val="22"/>
-        </w:rPr>
-      </w:pPr>
-      <w:bookmarkStart w:id="8" w:name="_Toc228722841"/>
-      <w:r>
-        <w:rPr>
-          <w:sz w:val="22"/>
-          <w:szCs w:val="22"/>
-        </w:rPr>
-        <w:lastRenderedPageBreak/>
-        <w:t>Alapeatüki alapeatükk</w:t>
-      </w:r>
-      <w:bookmarkEnd w:id="8"/>
-    </w:p>
-    <w:p>
-      <w:r>
-        <w:t>Järgnevas lõigus käsitletakse täiendavaid aspekte, mis on vajalikud testimise läbiviimiseks. Erinevad vormistuselemendid, sealhulgas pealkirjad, lõigud ja tabelid, on paigutatud dokumenti selliselt, et valideerimisreeglite kontrollimiseks oleks piisavalt materjali. Testimise käigus kontrollitakse nii vormistuse kui ka struktuuri vastavust nõuetele. Järgnevalt illustreeritakse programmikoodiga seotud valideerimisreeglite toimimist Joonisega 3.</w:t>
-      </w:r>
-    </w:p>
-    <w:p>
-      <w:pPr>
-        <w:spacing w:before="40" w:after="40" w:line="240" w:lineRule="auto"/>
-        <w:jc w:val="left"/>
-        <w:rPr>
           <w:rFonts w:ascii="Consolas" w:hAnsi="Consolas" w:cs="Consolas"/>
           <w:sz w:val="18"/>
           <w:szCs w:val="18"/>
         </w:rPr>
       </w:pPr>
-      <w:proofErr w:type="spellStart"/>
       <w:r>
         <w:rPr>
           <w:rFonts w:ascii="Consolas" w:hAnsi="Consolas" w:cs="Consolas"/>
           <w:sz w:val="18"/>
           <w:szCs w:val="18"/>
         </w:rPr>
-        <w:t>def</w:t>
-      </w:r>
-      <w:proofErr w:type="spellEnd"/>
-      <w:r>
-        <w:rPr>
-          <w:rFonts w:ascii="Consolas" w:hAnsi="Consolas" w:cs="Consolas"/>
-          <w:sz w:val="18"/>
-          <w:szCs w:val="18"/>
-        </w:rPr>
-        <w:t xml:space="preserve"> </w:t>
-      </w:r>
-      <w:proofErr w:type="spellStart"/>
-      <w:r>
-        <w:rPr>
-          <w:rFonts w:ascii="Consolas" w:hAnsi="Consolas" w:cs="Consolas"/>
-          <w:sz w:val="18"/>
-          <w:szCs w:val="18"/>
-        </w:rPr>
-        <w:t>calculate_sum</w:t>
-      </w:r>
-      <w:proofErr w:type="spellEnd"/>
-      <w:r>
-        <w:rPr>
-          <w:rFonts w:ascii="Consolas" w:hAnsi="Consolas" w:cs="Consolas"/>
-          <w:sz w:val="18"/>
-          <w:szCs w:val="18"/>
-        </w:rPr>
-        <w:t>(</w:t>
-      </w:r>
-      <w:proofErr w:type="spellStart"/>
-      <w:r>
-        <w:rPr>
-          <w:rFonts w:ascii="Consolas" w:hAnsi="Consolas" w:cs="Consolas"/>
-          <w:sz w:val="18"/>
-          <w:szCs w:val="18"/>
-        </w:rPr>
-        <w:t>numbers</w:t>
-      </w:r>
-      <w:proofErr w:type="spellEnd"/>
-      <w:r>
-        <w:rPr>
-          <w:rFonts w:ascii="Consolas" w:hAnsi="Consolas" w:cs="Consolas"/>
-          <w:sz w:val="18"/>
-          <w:szCs w:val="18"/>
-        </w:rPr>
-        <w:t>):</w:t>
-      </w:r>
-    </w:p>
-    <w:p>
-      <w:pPr>
-        <w:spacing w:before="40" w:after="40" w:line="240" w:lineRule="auto"/>
-        <w:jc w:val="left"/>
-        <w:rPr>
-          <w:rFonts w:ascii="Consolas" w:hAnsi="Consolas" w:cs="Consolas"/>
-          <w:sz w:val="18"/>
-          <w:szCs w:val="18"/>
-        </w:rPr>
-      </w:pPr>
-      <w:r>
-        <w:rPr>
-          <w:rFonts w:ascii="Consolas" w:hAnsi="Consolas" w:cs="Consolas"/>
-          <w:sz w:val="18"/>
-          <w:szCs w:val="18"/>
-        </w:rPr>
-        <w:t xml:space="preserve">    </w:t>
-      </w:r>
-      <w:proofErr w:type="spellStart"/>
-      <w:r>
-        <w:rPr>
-          <w:rFonts w:ascii="Consolas" w:hAnsi="Consolas" w:cs="Consolas"/>
-          <w:sz w:val="18"/>
-          <w:szCs w:val="18"/>
-        </w:rPr>
-        <w:t>total</w:t>
-      </w:r>
-      <w:proofErr w:type="spellEnd"/>
-      <w:r>
-        <w:rPr>
-          <w:rFonts w:ascii="Consolas" w:hAnsi="Consolas" w:cs="Consolas"/>
-          <w:sz w:val="18"/>
-          <w:szCs w:val="18"/>
-        </w:rPr>
-        <w:t xml:space="preserve"> = 0</w:t>
-      </w:r>
-    </w:p>
-    <w:p>
-      <w:pPr>
-        <w:spacing w:before="40" w:after="40" w:line="240" w:lineRule="auto"/>
-        <w:jc w:val="left"/>
-        <w:rPr>
-          <w:rFonts w:ascii="Consolas" w:hAnsi="Consolas" w:cs="Consolas"/>
-          <w:sz w:val="18"/>
-          <w:szCs w:val="18"/>
-        </w:rPr>
-      </w:pPr>
-      <w:r>
-        <w:rPr>
-          <w:rFonts w:ascii="Consolas" w:hAnsi="Consolas" w:cs="Consolas"/>
-          <w:sz w:val="18"/>
-          <w:szCs w:val="18"/>
-        </w:rPr>
-        <w:t xml:space="preserve">    </w:t>
-      </w:r>
-      <w:proofErr w:type="spellStart"/>
-      <w:r>
-        <w:rPr>
-          <w:rFonts w:ascii="Consolas" w:hAnsi="Consolas" w:cs="Consolas"/>
-          <w:sz w:val="18"/>
-          <w:szCs w:val="18"/>
-        </w:rPr>
-        <w:t>for</w:t>
-      </w:r>
-      <w:proofErr w:type="spellEnd"/>
-      <w:r>
-        <w:rPr>
-          <w:rFonts w:ascii="Consolas" w:hAnsi="Consolas" w:cs="Consolas"/>
-          <w:sz w:val="18"/>
-          <w:szCs w:val="18"/>
-        </w:rPr>
-        <w:t xml:space="preserve"> number in </w:t>
-      </w:r>
-      <w:proofErr w:type="spellStart"/>
-      <w:r>
-        <w:rPr>
-          <w:rFonts w:ascii="Consolas" w:hAnsi="Consolas" w:cs="Consolas"/>
-          <w:sz w:val="18"/>
-          <w:szCs w:val="18"/>
-        </w:rPr>
-        <w:t>numbers</w:t>
-      </w:r>
-      <w:proofErr w:type="spellEnd"/>
-      <w:r>
-        <w:rPr>
-          <w:rFonts w:ascii="Consolas" w:hAnsi="Consolas" w:cs="Consolas"/>
-          <w:sz w:val="18"/>
-          <w:szCs w:val="18"/>
-        </w:rPr>
-        <w:t>:</w:t>
-      </w:r>
-    </w:p>
-    <w:p>
-      <w:pPr>
-        <w:spacing w:before="40" w:after="40" w:line="240" w:lineRule="auto"/>
-        <w:jc w:val="left"/>
-        <w:rPr>
-          <w:rFonts w:ascii="Consolas" w:hAnsi="Consolas" w:cs="Consolas"/>
-          <w:sz w:val="18"/>
-          <w:szCs w:val="18"/>
-        </w:rPr>
-      </w:pPr>
-      <w:r>
-        <w:rPr>
-          <w:rFonts w:ascii="Consolas" w:hAnsi="Consolas" w:cs="Consolas"/>
-          <w:sz w:val="18"/>
-          <w:szCs w:val="18"/>
-        </w:rPr>
-        <w:t xml:space="preserve">        </w:t>
-      </w:r>
-      <w:proofErr w:type="spellStart"/>
-      <w:r>
-        <w:rPr>
-          <w:rFonts w:ascii="Consolas" w:hAnsi="Consolas" w:cs="Consolas"/>
-          <w:sz w:val="18"/>
-          <w:szCs w:val="18"/>
-        </w:rPr>
-        <w:t>total</w:t>
-      </w:r>
-      <w:proofErr w:type="spellEnd"/>
-      <w:r>
-        <w:rPr>
-          <w:rFonts w:ascii="Consolas" w:hAnsi="Consolas" w:cs="Consolas"/>
-          <w:sz w:val="18"/>
-          <w:szCs w:val="18"/>
-        </w:rPr>
-        <w:t xml:space="preserve"> += number</w:t>
-      </w:r>
-    </w:p>
-    <w:p>
-      <w:pPr>
-        <w:spacing w:before="40" w:after="40" w:line="240" w:lineRule="auto"/>
-        <w:jc w:val="left"/>
-        <w:rPr>
-          <w:rFonts w:ascii="Consolas" w:hAnsi="Consolas" w:cs="Consolas"/>
-          <w:sz w:val="18"/>
-          <w:szCs w:val="18"/>
-        </w:rPr>
-      </w:pPr>
-      <w:r>
-        <w:rPr>
-          <w:rFonts w:ascii="Consolas" w:hAnsi="Consolas" w:cs="Consolas"/>
-          <w:sz w:val="18"/>
-          <w:szCs w:val="18"/>
-        </w:rPr>
-        <w:t xml:space="preserve">    </w:t>
-      </w:r>
-      <w:proofErr w:type="spellStart"/>
-      <w:r>
-        <w:rPr>
-          <w:rFonts w:ascii="Consolas" w:hAnsi="Consolas" w:cs="Consolas"/>
-          <w:sz w:val="18"/>
-          <w:szCs w:val="18"/>
-        </w:rPr>
-        <w:t>return</w:t>
-      </w:r>
-      <w:proofErr w:type="spellEnd"/>
-      <w:r>
-        <w:rPr>
-          <w:rFonts w:ascii="Consolas" w:hAnsi="Consolas" w:cs="Consolas"/>
-          <w:sz w:val="18"/>
-          <w:szCs w:val="18"/>
-        </w:rPr>
-        <w:t xml:space="preserve"> </w:t>
-      </w:r>
-      <w:proofErr w:type="spellStart"/>
-      <w:r>
-        <w:rPr>
-          <w:rFonts w:ascii="Consolas" w:hAnsi="Consolas" w:cs="Consolas"/>
-          <w:sz w:val="18"/>
-          <w:szCs w:val="18"/>
-        </w:rPr>
-        <w:t>total</w:t>
-      </w:r>
-      <w:proofErr w:type="spellEnd"/>
-    </w:p>
-    <w:p>
-      <w:pPr>
-        <w:spacing w:before="40" w:after="40" w:line="240" w:lineRule="auto"/>
-        <w:jc w:val="left"/>
-        <w:rPr>
-          <w:rFonts w:ascii="Consolas" w:hAnsi="Consolas" w:cs="Consolas"/>
-          <w:sz w:val="18"/>
-          <w:szCs w:val="18"/>
-        </w:rPr>
-      </w:pPr>
-    </w:p>
-    <w:p>
-      <w:pPr>
-        <w:spacing w:before="40" w:after="40" w:line="240" w:lineRule="auto"/>
-        <w:jc w:val="left"/>
-        <w:rPr>
-          <w:rFonts w:ascii="Consolas" w:hAnsi="Consolas" w:cs="Consolas"/>
-          <w:sz w:val="18"/>
-          <w:szCs w:val="18"/>
-        </w:rPr>
-      </w:pPr>
-      <w:proofErr w:type="spellStart"/>
-      <w:r>
-        <w:rPr>
-          <w:rFonts w:ascii="Consolas" w:hAnsi="Consolas" w:cs="Consolas"/>
-          <w:sz w:val="18"/>
-          <w:szCs w:val="18"/>
-        </w:rPr>
-        <w:t>result</w:t>
-      </w:r>
-      <w:proofErr w:type="spellEnd"/>
-      <w:r>
-        <w:rPr>
-          <w:rFonts w:ascii="Consolas" w:hAnsi="Consolas" w:cs="Consolas"/>
-          <w:sz w:val="18"/>
-          <w:szCs w:val="18"/>
-        </w:rPr>
-        <w:t xml:space="preserve"> = </w:t>
-      </w:r>
-      <w:proofErr w:type="spellStart"/>
-      <w:r>
-        <w:rPr>
-          <w:rFonts w:ascii="Consolas" w:hAnsi="Consolas" w:cs="Consolas"/>
-          <w:sz w:val="18"/>
-          <w:szCs w:val="18"/>
-        </w:rPr>
-        <w:t>calculate_sum</w:t>
-      </w:r>
-      <w:proofErr w:type="spellEnd"/>
-      <w:r>
-        <w:rPr>
-          <w:rFonts w:ascii="Consolas" w:hAnsi="Consolas" w:cs="Consolas"/>
-          <w:sz w:val="18"/>
-          <w:szCs w:val="18"/>
-        </w:rPr>
-        <w:t>([1, 2, 3, 4, 5])</w:t>
-      </w:r>
-    </w:p>
-    <w:p>
-      <w:pPr>
-        <w:keepNext/>
-        <w:spacing w:before="40" w:after="40" w:line="240" w:lineRule="auto"/>
-        <w:jc w:val="left"/>
-        <w:rPr>
-          <w:rFonts w:ascii="Consolas" w:hAnsi="Consolas" w:cs="Consolas"/>
-          <w:sz w:val="18"/>
-          <w:szCs w:val="18"/>
-        </w:rPr>
-      </w:pPr>
-      <w:r>
-        <w:rPr>
-          <w:rFonts w:ascii="Consolas" w:hAnsi="Consolas" w:cs="Consolas"/>
-          <w:sz w:val="18"/>
-          <w:szCs w:val="18"/>
-        </w:rPr>
-        <w:t>print(</w:t>
-      </w:r>
-      <w:proofErr w:type="spellStart"/>
-      <w:r>
-        <w:rPr>
-          <w:rFonts w:ascii="Consolas" w:hAnsi="Consolas" w:cs="Consolas"/>
-          <w:sz w:val="18"/>
-          <w:szCs w:val="18"/>
-        </w:rPr>
-        <w:t>f"Sum</w:t>
-      </w:r>
-      <w:proofErr w:type="spellEnd"/>
-      <w:r>
-        <w:rPr>
-          <w:rFonts w:ascii="Consolas" w:hAnsi="Consolas" w:cs="Consolas"/>
-          <w:sz w:val="18"/>
-          <w:szCs w:val="18"/>
-        </w:rPr>
-        <w:t>: {</w:t>
-      </w:r>
-      <w:proofErr w:type="spellStart"/>
-      <w:r>
-        <w:rPr>
-          <w:rFonts w:ascii="Consolas" w:hAnsi="Consolas" w:cs="Consolas"/>
-          <w:sz w:val="18"/>
-          <w:szCs w:val="18"/>
-        </w:rPr>
-        <w:t>result</w:t>
-      </w:r>
-      <w:proofErr w:type="spellEnd"/>
-      <w:r>
-        <w:rPr>
-          <w:rFonts w:ascii="Consolas" w:hAnsi="Consolas" w:cs="Consolas"/>
-          <w:sz w:val="18"/>
-          <w:szCs w:val="18"/>
-        </w:rPr>
-        <w:t>}")</w:t>
+        <w:t>print(f"Sum: {result}")</w:t>
       </w:r>
     </w:p>
     <w:p>
@@ -8097,21 +4719,8 @@
         <w:t xml:space="preserve"> „</w:t>
       </w:r>
       <w:r>
-        <w:t xml:space="preserve">Lõputöö </w:t>
-      </w:r>
-      <w:proofErr w:type="spellStart"/>
-      <w:r>
-        <w:t>validaator</w:t>
-      </w:r>
-      <w:proofErr w:type="spellEnd"/>
-      <w:r>
-        <w:t xml:space="preserve">: korrektne </w:t>
-      </w:r>
-      <w:proofErr w:type="spellStart"/>
-      <w:r>
-        <w:t>testtdokument</w:t>
-      </w:r>
-      <w:proofErr w:type="spellEnd"/>
+        <w:t>Lõputöö validaator: korrektne testtdokument</w:t>
+      </w:r>
       <w:r>
         <w:t>“</w:t>
       </w:r>

--- a/docs/test-documents/thesis-validator-test-errors.docx
+++ b/docs/test-documents/thesis-validator-test-errors.docx
@@ -120,8 +120,16 @@
               <w:rPr>
                 <w:caps w:val="0"/>
               </w:rPr>
-              <w:t>Lõputöö validaator</w:t>
+              <w:t xml:space="preserve">Lõputöö </w:t>
             </w:r>
+            <w:proofErr w:type="spellStart"/>
+            <w:r>
+              <w:rPr>
+                <w:caps w:val="0"/>
+              </w:rPr>
+              <w:t>validaator</w:t>
+            </w:r>
+            <w:proofErr w:type="spellEnd"/>
             <w:r>
               <w:rPr>
                 <w:caps w:val="0"/>
@@ -144,8 +152,16 @@
               <w:rPr>
                 <w:caps w:val="0"/>
               </w:rPr>
-              <w:t xml:space="preserve"> testtdokument</w:t>
+              <w:t xml:space="preserve"> </w:t>
             </w:r>
+            <w:proofErr w:type="spellStart"/>
+            <w:r>
+              <w:rPr>
+                <w:caps w:val="0"/>
+              </w:rPr>
+              <w:t>testtdokument</w:t>
+            </w:r>
+            <w:proofErr w:type="spellEnd"/>
           </w:p>
         </w:tc>
       </w:tr>
@@ -540,11 +556,537 @@
           <w:bCs/>
         </w:rPr>
       </w:pPr>
-      <w:r>
-        <w:rPr>
-          <w:bCs/>
-        </w:rPr>
-        <w:t>This paragraph is sample text used for testing document formatting. The text has no meaningful content and has been created solely for the purpose of validating formatting requirements. The length of the paragraph has been chosen to correspond to the volume of a typical academic text.</w:t>
+      <w:proofErr w:type="spellStart"/>
+      <w:r>
+        <w:rPr>
+          <w:bCs/>
+        </w:rPr>
+        <w:t>This</w:t>
+      </w:r>
+      <w:proofErr w:type="spellEnd"/>
+      <w:r>
+        <w:rPr>
+          <w:bCs/>
+        </w:rPr>
+        <w:t xml:space="preserve"> </w:t>
+      </w:r>
+      <w:proofErr w:type="spellStart"/>
+      <w:r>
+        <w:rPr>
+          <w:bCs/>
+        </w:rPr>
+        <w:t>paragraph</w:t>
+      </w:r>
+      <w:proofErr w:type="spellEnd"/>
+      <w:r>
+        <w:rPr>
+          <w:bCs/>
+        </w:rPr>
+        <w:t xml:space="preserve"> </w:t>
+      </w:r>
+      <w:proofErr w:type="spellStart"/>
+      <w:r>
+        <w:rPr>
+          <w:bCs/>
+        </w:rPr>
+        <w:t>is</w:t>
+      </w:r>
+      <w:proofErr w:type="spellEnd"/>
+      <w:r>
+        <w:rPr>
+          <w:bCs/>
+        </w:rPr>
+        <w:t xml:space="preserve"> </w:t>
+      </w:r>
+      <w:proofErr w:type="spellStart"/>
+      <w:r>
+        <w:rPr>
+          <w:bCs/>
+        </w:rPr>
+        <w:t>sample</w:t>
+      </w:r>
+      <w:proofErr w:type="spellEnd"/>
+      <w:r>
+        <w:rPr>
+          <w:bCs/>
+        </w:rPr>
+        <w:t xml:space="preserve"> </w:t>
+      </w:r>
+      <w:proofErr w:type="spellStart"/>
+      <w:r>
+        <w:rPr>
+          <w:bCs/>
+        </w:rPr>
+        <w:t>text</w:t>
+      </w:r>
+      <w:proofErr w:type="spellEnd"/>
+      <w:r>
+        <w:rPr>
+          <w:bCs/>
+        </w:rPr>
+        <w:t xml:space="preserve"> </w:t>
+      </w:r>
+      <w:proofErr w:type="spellStart"/>
+      <w:r>
+        <w:rPr>
+          <w:bCs/>
+        </w:rPr>
+        <w:t>used</w:t>
+      </w:r>
+      <w:proofErr w:type="spellEnd"/>
+      <w:r>
+        <w:rPr>
+          <w:bCs/>
+        </w:rPr>
+        <w:t xml:space="preserve"> </w:t>
+      </w:r>
+      <w:proofErr w:type="spellStart"/>
+      <w:r>
+        <w:rPr>
+          <w:bCs/>
+        </w:rPr>
+        <w:t>for</w:t>
+      </w:r>
+      <w:proofErr w:type="spellEnd"/>
+      <w:r>
+        <w:rPr>
+          <w:bCs/>
+        </w:rPr>
+        <w:t xml:space="preserve"> </w:t>
+      </w:r>
+      <w:proofErr w:type="spellStart"/>
+      <w:r>
+        <w:rPr>
+          <w:bCs/>
+        </w:rPr>
+        <w:t>testing</w:t>
+      </w:r>
+      <w:proofErr w:type="spellEnd"/>
+      <w:r>
+        <w:rPr>
+          <w:bCs/>
+        </w:rPr>
+        <w:t xml:space="preserve"> </w:t>
+      </w:r>
+      <w:proofErr w:type="spellStart"/>
+      <w:r>
+        <w:rPr>
+          <w:bCs/>
+        </w:rPr>
+        <w:t>document</w:t>
+      </w:r>
+      <w:proofErr w:type="spellEnd"/>
+      <w:r>
+        <w:rPr>
+          <w:bCs/>
+        </w:rPr>
+        <w:t xml:space="preserve"> </w:t>
+      </w:r>
+      <w:proofErr w:type="spellStart"/>
+      <w:r>
+        <w:rPr>
+          <w:bCs/>
+        </w:rPr>
+        <w:t>formatting</w:t>
+      </w:r>
+      <w:proofErr w:type="spellEnd"/>
+      <w:r>
+        <w:rPr>
+          <w:bCs/>
+        </w:rPr>
+        <w:t xml:space="preserve">. The </w:t>
+      </w:r>
+      <w:proofErr w:type="spellStart"/>
+      <w:r>
+        <w:rPr>
+          <w:bCs/>
+        </w:rPr>
+        <w:t>text</w:t>
+      </w:r>
+      <w:proofErr w:type="spellEnd"/>
+      <w:r>
+        <w:rPr>
+          <w:bCs/>
+        </w:rPr>
+        <w:t xml:space="preserve"> </w:t>
+      </w:r>
+      <w:proofErr w:type="spellStart"/>
+      <w:r>
+        <w:rPr>
+          <w:bCs/>
+        </w:rPr>
+        <w:t>has</w:t>
+      </w:r>
+      <w:proofErr w:type="spellEnd"/>
+      <w:r>
+        <w:rPr>
+          <w:bCs/>
+        </w:rPr>
+        <w:t xml:space="preserve"> no </w:t>
+      </w:r>
+      <w:proofErr w:type="spellStart"/>
+      <w:r>
+        <w:rPr>
+          <w:bCs/>
+        </w:rPr>
+        <w:t>meaningful</w:t>
+      </w:r>
+      <w:proofErr w:type="spellEnd"/>
+      <w:r>
+        <w:rPr>
+          <w:bCs/>
+        </w:rPr>
+        <w:t xml:space="preserve"> </w:t>
+      </w:r>
+      <w:proofErr w:type="spellStart"/>
+      <w:r>
+        <w:rPr>
+          <w:bCs/>
+        </w:rPr>
+        <w:t>content</w:t>
+      </w:r>
+      <w:proofErr w:type="spellEnd"/>
+      <w:r>
+        <w:rPr>
+          <w:bCs/>
+        </w:rPr>
+        <w:t xml:space="preserve"> and </w:t>
+      </w:r>
+      <w:proofErr w:type="spellStart"/>
+      <w:r>
+        <w:rPr>
+          <w:bCs/>
+        </w:rPr>
+        <w:t>has</w:t>
+      </w:r>
+      <w:proofErr w:type="spellEnd"/>
+      <w:r>
+        <w:rPr>
+          <w:bCs/>
+        </w:rPr>
+        <w:t xml:space="preserve"> </w:t>
+      </w:r>
+      <w:proofErr w:type="spellStart"/>
+      <w:r>
+        <w:rPr>
+          <w:bCs/>
+        </w:rPr>
+        <w:t>been</w:t>
+      </w:r>
+      <w:proofErr w:type="spellEnd"/>
+      <w:r>
+        <w:rPr>
+          <w:bCs/>
+        </w:rPr>
+        <w:t xml:space="preserve"> </w:t>
+      </w:r>
+      <w:proofErr w:type="spellStart"/>
+      <w:r>
+        <w:rPr>
+          <w:bCs/>
+        </w:rPr>
+        <w:t>created</w:t>
+      </w:r>
+      <w:proofErr w:type="spellEnd"/>
+      <w:r>
+        <w:rPr>
+          <w:bCs/>
+        </w:rPr>
+        <w:t xml:space="preserve"> </w:t>
+      </w:r>
+      <w:proofErr w:type="spellStart"/>
+      <w:r>
+        <w:rPr>
+          <w:bCs/>
+        </w:rPr>
+        <w:t>solely</w:t>
+      </w:r>
+      <w:proofErr w:type="spellEnd"/>
+      <w:r>
+        <w:rPr>
+          <w:bCs/>
+        </w:rPr>
+        <w:t xml:space="preserve"> </w:t>
+      </w:r>
+      <w:proofErr w:type="spellStart"/>
+      <w:r>
+        <w:rPr>
+          <w:bCs/>
+        </w:rPr>
+        <w:t>for</w:t>
+      </w:r>
+      <w:proofErr w:type="spellEnd"/>
+      <w:r>
+        <w:rPr>
+          <w:bCs/>
+        </w:rPr>
+        <w:t xml:space="preserve"> </w:t>
+      </w:r>
+      <w:proofErr w:type="spellStart"/>
+      <w:r>
+        <w:rPr>
+          <w:bCs/>
+        </w:rPr>
+        <w:t>the</w:t>
+      </w:r>
+      <w:proofErr w:type="spellEnd"/>
+      <w:r>
+        <w:rPr>
+          <w:bCs/>
+        </w:rPr>
+        <w:t xml:space="preserve"> </w:t>
+      </w:r>
+      <w:proofErr w:type="spellStart"/>
+      <w:r>
+        <w:rPr>
+          <w:bCs/>
+        </w:rPr>
+        <w:t>purpose</w:t>
+      </w:r>
+      <w:proofErr w:type="spellEnd"/>
+      <w:r>
+        <w:rPr>
+          <w:bCs/>
+        </w:rPr>
+        <w:t xml:space="preserve"> of </w:t>
+      </w:r>
+      <w:proofErr w:type="spellStart"/>
+      <w:r>
+        <w:rPr>
+          <w:bCs/>
+        </w:rPr>
+        <w:t>validating</w:t>
+      </w:r>
+      <w:proofErr w:type="spellEnd"/>
+      <w:r>
+        <w:rPr>
+          <w:bCs/>
+        </w:rPr>
+        <w:t xml:space="preserve"> </w:t>
+      </w:r>
+      <w:proofErr w:type="spellStart"/>
+      <w:r>
+        <w:rPr>
+          <w:bCs/>
+        </w:rPr>
+        <w:t>formatting</w:t>
+      </w:r>
+      <w:proofErr w:type="spellEnd"/>
+      <w:r>
+        <w:rPr>
+          <w:bCs/>
+        </w:rPr>
+        <w:t xml:space="preserve"> </w:t>
+      </w:r>
+      <w:proofErr w:type="spellStart"/>
+      <w:r>
+        <w:rPr>
+          <w:bCs/>
+        </w:rPr>
+        <w:t>requirements</w:t>
+      </w:r>
+      <w:proofErr w:type="spellEnd"/>
+      <w:r>
+        <w:rPr>
+          <w:bCs/>
+        </w:rPr>
+        <w:t xml:space="preserve">. The </w:t>
+      </w:r>
+      <w:proofErr w:type="spellStart"/>
+      <w:r>
+        <w:rPr>
+          <w:bCs/>
+        </w:rPr>
+        <w:t>length</w:t>
+      </w:r>
+      <w:proofErr w:type="spellEnd"/>
+      <w:r>
+        <w:rPr>
+          <w:bCs/>
+        </w:rPr>
+        <w:t xml:space="preserve"> of </w:t>
+      </w:r>
+      <w:proofErr w:type="spellStart"/>
+      <w:r>
+        <w:rPr>
+          <w:bCs/>
+        </w:rPr>
+        <w:t>the</w:t>
+      </w:r>
+      <w:proofErr w:type="spellEnd"/>
+      <w:r>
+        <w:rPr>
+          <w:bCs/>
+        </w:rPr>
+        <w:t xml:space="preserve"> </w:t>
+      </w:r>
+      <w:proofErr w:type="spellStart"/>
+      <w:r>
+        <w:rPr>
+          <w:bCs/>
+        </w:rPr>
+        <w:t>paragraph</w:t>
+      </w:r>
+      <w:proofErr w:type="spellEnd"/>
+      <w:r>
+        <w:rPr>
+          <w:bCs/>
+        </w:rPr>
+        <w:t xml:space="preserve"> </w:t>
+      </w:r>
+      <w:proofErr w:type="spellStart"/>
+      <w:r>
+        <w:rPr>
+          <w:bCs/>
+        </w:rPr>
+        <w:t>has</w:t>
+      </w:r>
+      <w:proofErr w:type="spellEnd"/>
+      <w:r>
+        <w:rPr>
+          <w:bCs/>
+        </w:rPr>
+        <w:t xml:space="preserve"> </w:t>
+      </w:r>
+      <w:proofErr w:type="spellStart"/>
+      <w:r>
+        <w:rPr>
+          <w:bCs/>
+        </w:rPr>
+        <w:t>been</w:t>
+      </w:r>
+      <w:proofErr w:type="spellEnd"/>
+      <w:r>
+        <w:rPr>
+          <w:bCs/>
+        </w:rPr>
+        <w:t xml:space="preserve"> </w:t>
+      </w:r>
+      <w:proofErr w:type="spellStart"/>
+      <w:r>
+        <w:rPr>
+          <w:bCs/>
+        </w:rPr>
+        <w:t>chosen</w:t>
+      </w:r>
+      <w:proofErr w:type="spellEnd"/>
+      <w:r>
+        <w:rPr>
+          <w:bCs/>
+        </w:rPr>
+        <w:t xml:space="preserve"> </w:t>
+      </w:r>
+      <w:proofErr w:type="spellStart"/>
+      <w:r>
+        <w:rPr>
+          <w:bCs/>
+        </w:rPr>
+        <w:t>to</w:t>
+      </w:r>
+      <w:proofErr w:type="spellEnd"/>
+      <w:r>
+        <w:rPr>
+          <w:bCs/>
+        </w:rPr>
+        <w:t xml:space="preserve"> </w:t>
+      </w:r>
+      <w:proofErr w:type="spellStart"/>
+      <w:r>
+        <w:rPr>
+          <w:bCs/>
+        </w:rPr>
+        <w:t>correspond</w:t>
+      </w:r>
+      <w:proofErr w:type="spellEnd"/>
+      <w:r>
+        <w:rPr>
+          <w:bCs/>
+        </w:rPr>
+        <w:t xml:space="preserve"> </w:t>
+      </w:r>
+      <w:proofErr w:type="spellStart"/>
+      <w:r>
+        <w:rPr>
+          <w:bCs/>
+        </w:rPr>
+        <w:t>to</w:t>
+      </w:r>
+      <w:proofErr w:type="spellEnd"/>
+      <w:r>
+        <w:rPr>
+          <w:bCs/>
+        </w:rPr>
+        <w:t xml:space="preserve"> </w:t>
+      </w:r>
+      <w:proofErr w:type="spellStart"/>
+      <w:r>
+        <w:rPr>
+          <w:bCs/>
+        </w:rPr>
+        <w:t>the</w:t>
+      </w:r>
+      <w:proofErr w:type="spellEnd"/>
+      <w:r>
+        <w:rPr>
+          <w:bCs/>
+        </w:rPr>
+        <w:t xml:space="preserve"> </w:t>
+      </w:r>
+      <w:proofErr w:type="spellStart"/>
+      <w:r>
+        <w:rPr>
+          <w:bCs/>
+        </w:rPr>
+        <w:t>volume</w:t>
+      </w:r>
+      <w:proofErr w:type="spellEnd"/>
+      <w:r>
+        <w:rPr>
+          <w:bCs/>
+        </w:rPr>
+        <w:t xml:space="preserve"> of a </w:t>
+      </w:r>
+      <w:proofErr w:type="spellStart"/>
+      <w:r>
+        <w:rPr>
+          <w:bCs/>
+        </w:rPr>
+        <w:t>typical</w:t>
+      </w:r>
+      <w:proofErr w:type="spellEnd"/>
+      <w:r>
+        <w:rPr>
+          <w:bCs/>
+        </w:rPr>
+        <w:t xml:space="preserve"> </w:t>
+      </w:r>
+      <w:proofErr w:type="spellStart"/>
+      <w:r>
+        <w:rPr>
+          <w:bCs/>
+        </w:rPr>
+        <w:t>academic</w:t>
+      </w:r>
+      <w:proofErr w:type="spellEnd"/>
+      <w:r>
+        <w:rPr>
+          <w:bCs/>
+        </w:rPr>
+        <w:t xml:space="preserve"> </w:t>
+      </w:r>
+      <w:proofErr w:type="spellStart"/>
+      <w:r>
+        <w:rPr>
+          <w:bCs/>
+        </w:rPr>
+        <w:t>text</w:t>
+      </w:r>
+      <w:proofErr w:type="spellEnd"/>
+      <w:r>
+        <w:rPr>
+          <w:bCs/>
+        </w:rPr>
+        <w:t>.</w:t>
       </w:r>
     </w:p>
     <w:p>
@@ -558,7 +1100,595 @@
         <w:rPr>
           <w:bCs/>
         </w:rPr>
-        <w:t>The following paragraph covers additional aspects necessary for conducting the testing. Various formatting elements, including headings, paragraphs and tables, have been placed in the document in such a way that there is sufficient material for checking validation rules. During testing, both formatting and structural compliance with the requirements are verified.</w:t>
+        <w:t xml:space="preserve">The </w:t>
+      </w:r>
+      <w:proofErr w:type="spellStart"/>
+      <w:r>
+        <w:rPr>
+          <w:bCs/>
+        </w:rPr>
+        <w:t>following</w:t>
+      </w:r>
+      <w:proofErr w:type="spellEnd"/>
+      <w:r>
+        <w:rPr>
+          <w:bCs/>
+        </w:rPr>
+        <w:t xml:space="preserve"> </w:t>
+      </w:r>
+      <w:proofErr w:type="spellStart"/>
+      <w:r>
+        <w:rPr>
+          <w:bCs/>
+        </w:rPr>
+        <w:t>paragraph</w:t>
+      </w:r>
+      <w:proofErr w:type="spellEnd"/>
+      <w:r>
+        <w:rPr>
+          <w:bCs/>
+        </w:rPr>
+        <w:t xml:space="preserve"> </w:t>
+      </w:r>
+      <w:proofErr w:type="spellStart"/>
+      <w:r>
+        <w:rPr>
+          <w:bCs/>
+        </w:rPr>
+        <w:t>covers</w:t>
+      </w:r>
+      <w:proofErr w:type="spellEnd"/>
+      <w:r>
+        <w:rPr>
+          <w:bCs/>
+        </w:rPr>
+        <w:t xml:space="preserve"> </w:t>
+      </w:r>
+      <w:proofErr w:type="spellStart"/>
+      <w:r>
+        <w:rPr>
+          <w:bCs/>
+        </w:rPr>
+        <w:t>additional</w:t>
+      </w:r>
+      <w:proofErr w:type="spellEnd"/>
+      <w:r>
+        <w:rPr>
+          <w:bCs/>
+        </w:rPr>
+        <w:t xml:space="preserve"> </w:t>
+      </w:r>
+      <w:proofErr w:type="spellStart"/>
+      <w:r>
+        <w:rPr>
+          <w:bCs/>
+        </w:rPr>
+        <w:t>aspects</w:t>
+      </w:r>
+      <w:proofErr w:type="spellEnd"/>
+      <w:r>
+        <w:rPr>
+          <w:bCs/>
+        </w:rPr>
+        <w:t xml:space="preserve"> </w:t>
+      </w:r>
+      <w:proofErr w:type="spellStart"/>
+      <w:r>
+        <w:rPr>
+          <w:bCs/>
+        </w:rPr>
+        <w:t>necessary</w:t>
+      </w:r>
+      <w:proofErr w:type="spellEnd"/>
+      <w:r>
+        <w:rPr>
+          <w:bCs/>
+        </w:rPr>
+        <w:t xml:space="preserve"> </w:t>
+      </w:r>
+      <w:proofErr w:type="spellStart"/>
+      <w:r>
+        <w:rPr>
+          <w:bCs/>
+        </w:rPr>
+        <w:t>for</w:t>
+      </w:r>
+      <w:proofErr w:type="spellEnd"/>
+      <w:r>
+        <w:rPr>
+          <w:bCs/>
+        </w:rPr>
+        <w:t xml:space="preserve"> </w:t>
+      </w:r>
+      <w:proofErr w:type="spellStart"/>
+      <w:r>
+        <w:rPr>
+          <w:bCs/>
+        </w:rPr>
+        <w:t>conducting</w:t>
+      </w:r>
+      <w:proofErr w:type="spellEnd"/>
+      <w:r>
+        <w:rPr>
+          <w:bCs/>
+        </w:rPr>
+        <w:t xml:space="preserve"> </w:t>
+      </w:r>
+      <w:proofErr w:type="spellStart"/>
+      <w:r>
+        <w:rPr>
+          <w:bCs/>
+        </w:rPr>
+        <w:t>the</w:t>
+      </w:r>
+      <w:proofErr w:type="spellEnd"/>
+      <w:r>
+        <w:rPr>
+          <w:bCs/>
+        </w:rPr>
+        <w:t xml:space="preserve"> </w:t>
+      </w:r>
+      <w:proofErr w:type="spellStart"/>
+      <w:r>
+        <w:rPr>
+          <w:bCs/>
+        </w:rPr>
+        <w:t>testing</w:t>
+      </w:r>
+      <w:proofErr w:type="spellEnd"/>
+      <w:r>
+        <w:rPr>
+          <w:bCs/>
+        </w:rPr>
+        <w:t xml:space="preserve">. </w:t>
+      </w:r>
+      <w:proofErr w:type="spellStart"/>
+      <w:r>
+        <w:rPr>
+          <w:bCs/>
+        </w:rPr>
+        <w:t>Various</w:t>
+      </w:r>
+      <w:proofErr w:type="spellEnd"/>
+      <w:r>
+        <w:rPr>
+          <w:bCs/>
+        </w:rPr>
+        <w:t xml:space="preserve"> </w:t>
+      </w:r>
+      <w:proofErr w:type="spellStart"/>
+      <w:r>
+        <w:rPr>
+          <w:bCs/>
+        </w:rPr>
+        <w:t>formatting</w:t>
+      </w:r>
+      <w:proofErr w:type="spellEnd"/>
+      <w:r>
+        <w:rPr>
+          <w:bCs/>
+        </w:rPr>
+        <w:t xml:space="preserve"> </w:t>
+      </w:r>
+      <w:proofErr w:type="spellStart"/>
+      <w:r>
+        <w:rPr>
+          <w:bCs/>
+        </w:rPr>
+        <w:t>elements</w:t>
+      </w:r>
+      <w:proofErr w:type="spellEnd"/>
+      <w:r>
+        <w:rPr>
+          <w:bCs/>
+        </w:rPr>
+        <w:t xml:space="preserve">, </w:t>
+      </w:r>
+      <w:proofErr w:type="spellStart"/>
+      <w:r>
+        <w:rPr>
+          <w:bCs/>
+        </w:rPr>
+        <w:t>including</w:t>
+      </w:r>
+      <w:proofErr w:type="spellEnd"/>
+      <w:r>
+        <w:rPr>
+          <w:bCs/>
+        </w:rPr>
+        <w:t xml:space="preserve"> </w:t>
+      </w:r>
+      <w:proofErr w:type="spellStart"/>
+      <w:r>
+        <w:rPr>
+          <w:bCs/>
+        </w:rPr>
+        <w:t>headings</w:t>
+      </w:r>
+      <w:proofErr w:type="spellEnd"/>
+      <w:r>
+        <w:rPr>
+          <w:bCs/>
+        </w:rPr>
+        <w:t xml:space="preserve">, </w:t>
+      </w:r>
+      <w:proofErr w:type="spellStart"/>
+      <w:r>
+        <w:rPr>
+          <w:bCs/>
+        </w:rPr>
+        <w:t>paragraphs</w:t>
+      </w:r>
+      <w:proofErr w:type="spellEnd"/>
+      <w:r>
+        <w:rPr>
+          <w:bCs/>
+        </w:rPr>
+        <w:t xml:space="preserve"> and </w:t>
+      </w:r>
+      <w:proofErr w:type="spellStart"/>
+      <w:r>
+        <w:rPr>
+          <w:bCs/>
+        </w:rPr>
+        <w:t>tables</w:t>
+      </w:r>
+      <w:proofErr w:type="spellEnd"/>
+      <w:r>
+        <w:rPr>
+          <w:bCs/>
+        </w:rPr>
+        <w:t xml:space="preserve">, have </w:t>
+      </w:r>
+      <w:proofErr w:type="spellStart"/>
+      <w:r>
+        <w:rPr>
+          <w:bCs/>
+        </w:rPr>
+        <w:t>been</w:t>
+      </w:r>
+      <w:proofErr w:type="spellEnd"/>
+      <w:r>
+        <w:rPr>
+          <w:bCs/>
+        </w:rPr>
+        <w:t xml:space="preserve"> </w:t>
+      </w:r>
+      <w:proofErr w:type="spellStart"/>
+      <w:r>
+        <w:rPr>
+          <w:bCs/>
+        </w:rPr>
+        <w:t>placed</w:t>
+      </w:r>
+      <w:proofErr w:type="spellEnd"/>
+      <w:r>
+        <w:rPr>
+          <w:bCs/>
+        </w:rPr>
+        <w:t xml:space="preserve"> in </w:t>
+      </w:r>
+      <w:proofErr w:type="spellStart"/>
+      <w:r>
+        <w:rPr>
+          <w:bCs/>
+        </w:rPr>
+        <w:t>the</w:t>
+      </w:r>
+      <w:proofErr w:type="spellEnd"/>
+      <w:r>
+        <w:rPr>
+          <w:bCs/>
+        </w:rPr>
+        <w:t xml:space="preserve"> </w:t>
+      </w:r>
+      <w:proofErr w:type="spellStart"/>
+      <w:r>
+        <w:rPr>
+          <w:bCs/>
+        </w:rPr>
+        <w:t>document</w:t>
+      </w:r>
+      <w:proofErr w:type="spellEnd"/>
+      <w:r>
+        <w:rPr>
+          <w:bCs/>
+        </w:rPr>
+        <w:t xml:space="preserve"> in </w:t>
+      </w:r>
+      <w:proofErr w:type="spellStart"/>
+      <w:r>
+        <w:rPr>
+          <w:bCs/>
+        </w:rPr>
+        <w:t>such</w:t>
+      </w:r>
+      <w:proofErr w:type="spellEnd"/>
+      <w:r>
+        <w:rPr>
+          <w:bCs/>
+        </w:rPr>
+        <w:t xml:space="preserve"> a </w:t>
+      </w:r>
+      <w:proofErr w:type="spellStart"/>
+      <w:r>
+        <w:rPr>
+          <w:bCs/>
+        </w:rPr>
+        <w:t>way</w:t>
+      </w:r>
+      <w:proofErr w:type="spellEnd"/>
+      <w:r>
+        <w:rPr>
+          <w:bCs/>
+        </w:rPr>
+        <w:t xml:space="preserve"> </w:t>
+      </w:r>
+      <w:proofErr w:type="spellStart"/>
+      <w:r>
+        <w:rPr>
+          <w:bCs/>
+        </w:rPr>
+        <w:t>that</w:t>
+      </w:r>
+      <w:proofErr w:type="spellEnd"/>
+      <w:r>
+        <w:rPr>
+          <w:bCs/>
+        </w:rPr>
+        <w:t xml:space="preserve"> </w:t>
+      </w:r>
+      <w:proofErr w:type="spellStart"/>
+      <w:r>
+        <w:rPr>
+          <w:bCs/>
+        </w:rPr>
+        <w:t>there</w:t>
+      </w:r>
+      <w:proofErr w:type="spellEnd"/>
+      <w:r>
+        <w:rPr>
+          <w:bCs/>
+        </w:rPr>
+        <w:t xml:space="preserve"> </w:t>
+      </w:r>
+      <w:proofErr w:type="spellStart"/>
+      <w:r>
+        <w:rPr>
+          <w:bCs/>
+        </w:rPr>
+        <w:t>is</w:t>
+      </w:r>
+      <w:proofErr w:type="spellEnd"/>
+      <w:r>
+        <w:rPr>
+          <w:bCs/>
+        </w:rPr>
+        <w:t xml:space="preserve"> </w:t>
+      </w:r>
+      <w:proofErr w:type="spellStart"/>
+      <w:r>
+        <w:rPr>
+          <w:bCs/>
+        </w:rPr>
+        <w:t>sufficient</w:t>
+      </w:r>
+      <w:proofErr w:type="spellEnd"/>
+      <w:r>
+        <w:rPr>
+          <w:bCs/>
+        </w:rPr>
+        <w:t xml:space="preserve"> </w:t>
+      </w:r>
+      <w:proofErr w:type="spellStart"/>
+      <w:r>
+        <w:rPr>
+          <w:bCs/>
+        </w:rPr>
+        <w:t>material</w:t>
+      </w:r>
+      <w:proofErr w:type="spellEnd"/>
+      <w:r>
+        <w:rPr>
+          <w:bCs/>
+        </w:rPr>
+        <w:t xml:space="preserve"> </w:t>
+      </w:r>
+      <w:proofErr w:type="spellStart"/>
+      <w:r>
+        <w:rPr>
+          <w:bCs/>
+        </w:rPr>
+        <w:t>for</w:t>
+      </w:r>
+      <w:proofErr w:type="spellEnd"/>
+      <w:r>
+        <w:rPr>
+          <w:bCs/>
+        </w:rPr>
+        <w:t xml:space="preserve"> </w:t>
+      </w:r>
+      <w:proofErr w:type="spellStart"/>
+      <w:r>
+        <w:rPr>
+          <w:bCs/>
+        </w:rPr>
+        <w:t>checking</w:t>
+      </w:r>
+      <w:proofErr w:type="spellEnd"/>
+      <w:r>
+        <w:rPr>
+          <w:bCs/>
+        </w:rPr>
+        <w:t xml:space="preserve"> </w:t>
+      </w:r>
+      <w:proofErr w:type="spellStart"/>
+      <w:r>
+        <w:rPr>
+          <w:bCs/>
+        </w:rPr>
+        <w:t>validation</w:t>
+      </w:r>
+      <w:proofErr w:type="spellEnd"/>
+      <w:r>
+        <w:rPr>
+          <w:bCs/>
+        </w:rPr>
+        <w:t xml:space="preserve"> </w:t>
+      </w:r>
+      <w:proofErr w:type="spellStart"/>
+      <w:r>
+        <w:rPr>
+          <w:bCs/>
+        </w:rPr>
+        <w:t>rules</w:t>
+      </w:r>
+      <w:proofErr w:type="spellEnd"/>
+      <w:r>
+        <w:rPr>
+          <w:bCs/>
+        </w:rPr>
+        <w:t xml:space="preserve">. </w:t>
+      </w:r>
+      <w:proofErr w:type="spellStart"/>
+      <w:r>
+        <w:rPr>
+          <w:bCs/>
+        </w:rPr>
+        <w:t>During</w:t>
+      </w:r>
+      <w:proofErr w:type="spellEnd"/>
+      <w:r>
+        <w:rPr>
+          <w:bCs/>
+        </w:rPr>
+        <w:t xml:space="preserve"> </w:t>
+      </w:r>
+      <w:proofErr w:type="spellStart"/>
+      <w:r>
+        <w:rPr>
+          <w:bCs/>
+        </w:rPr>
+        <w:t>testing</w:t>
+      </w:r>
+      <w:proofErr w:type="spellEnd"/>
+      <w:r>
+        <w:rPr>
+          <w:bCs/>
+        </w:rPr>
+        <w:t xml:space="preserve">, </w:t>
+      </w:r>
+      <w:proofErr w:type="spellStart"/>
+      <w:r>
+        <w:rPr>
+          <w:bCs/>
+        </w:rPr>
+        <w:t>both</w:t>
+      </w:r>
+      <w:proofErr w:type="spellEnd"/>
+      <w:r>
+        <w:rPr>
+          <w:bCs/>
+        </w:rPr>
+        <w:t xml:space="preserve"> </w:t>
+      </w:r>
+      <w:proofErr w:type="spellStart"/>
+      <w:r>
+        <w:rPr>
+          <w:bCs/>
+        </w:rPr>
+        <w:t>formatting</w:t>
+      </w:r>
+      <w:proofErr w:type="spellEnd"/>
+      <w:r>
+        <w:rPr>
+          <w:bCs/>
+        </w:rPr>
+        <w:t xml:space="preserve"> and </w:t>
+      </w:r>
+      <w:proofErr w:type="spellStart"/>
+      <w:r>
+        <w:rPr>
+          <w:bCs/>
+        </w:rPr>
+        <w:t>structural</w:t>
+      </w:r>
+      <w:proofErr w:type="spellEnd"/>
+      <w:r>
+        <w:rPr>
+          <w:bCs/>
+        </w:rPr>
+        <w:t xml:space="preserve"> </w:t>
+      </w:r>
+      <w:proofErr w:type="spellStart"/>
+      <w:r>
+        <w:rPr>
+          <w:bCs/>
+        </w:rPr>
+        <w:t>compliance</w:t>
+      </w:r>
+      <w:proofErr w:type="spellEnd"/>
+      <w:r>
+        <w:rPr>
+          <w:bCs/>
+        </w:rPr>
+        <w:t xml:space="preserve"> </w:t>
+      </w:r>
+      <w:proofErr w:type="spellStart"/>
+      <w:r>
+        <w:rPr>
+          <w:bCs/>
+        </w:rPr>
+        <w:t>with</w:t>
+      </w:r>
+      <w:proofErr w:type="spellEnd"/>
+      <w:r>
+        <w:rPr>
+          <w:bCs/>
+        </w:rPr>
+        <w:t xml:space="preserve"> </w:t>
+      </w:r>
+      <w:proofErr w:type="spellStart"/>
+      <w:r>
+        <w:rPr>
+          <w:bCs/>
+        </w:rPr>
+        <w:t>the</w:t>
+      </w:r>
+      <w:proofErr w:type="spellEnd"/>
+      <w:r>
+        <w:rPr>
+          <w:bCs/>
+        </w:rPr>
+        <w:t xml:space="preserve"> </w:t>
+      </w:r>
+      <w:proofErr w:type="spellStart"/>
+      <w:r>
+        <w:rPr>
+          <w:bCs/>
+        </w:rPr>
+        <w:t>requirements</w:t>
+      </w:r>
+      <w:proofErr w:type="spellEnd"/>
+      <w:r>
+        <w:rPr>
+          <w:bCs/>
+        </w:rPr>
+        <w:t xml:space="preserve"> are </w:t>
+      </w:r>
+      <w:proofErr w:type="spellStart"/>
+      <w:r>
+        <w:rPr>
+          <w:bCs/>
+        </w:rPr>
+        <w:t>verified</w:t>
+      </w:r>
+      <w:proofErr w:type="spellEnd"/>
+      <w:r>
+        <w:rPr>
+          <w:bCs/>
+        </w:rPr>
+        <w:t>.</w:t>
       </w:r>
     </w:p>
     <w:p>
@@ -613,95 +1743,2900 @@
       <w:pPr>
         <w:pStyle w:val="Heading"/>
       </w:pPr>
+      <w:proofErr w:type="spellStart"/>
       <w:r>
         <w:lastRenderedPageBreak/>
         <w:t>Abstract</w:t>
       </w:r>
+      <w:proofErr w:type="spellEnd"/>
     </w:p>
     <w:p>
       <w:pPr>
         <w:pStyle w:val="NormalBold"/>
       </w:pPr>
-      <w:r>
-        <w:t>Thesis Validator: Correct Test Document</w:t>
-      </w:r>
-    </w:p>
-    <w:p>
-      <w:pPr>
-        <w:rPr>
-          <w:bCs/>
-        </w:rPr>
-      </w:pPr>
-      <w:r>
-        <w:rPr>
-          <w:bCs/>
-        </w:rPr>
-        <w:t>This paragraph is sample text used for testing document formatting. The text has no meaningful content and has been created solely for the purpose of validating formatting requirements. The length of the paragraph has been chosen to correspond to the volume of a typical academic text.</w:t>
-      </w:r>
-    </w:p>
-    <w:p>
-      <w:pPr>
-        <w:rPr>
-          <w:bCs/>
-        </w:rPr>
-      </w:pPr>
-      <w:r>
-        <w:rPr>
-          <w:bCs/>
-        </w:rPr>
-        <w:t>The following paragraph covers additional aspects necessary for conducting the testing. Various formatting elements, including headings, paragraphs and tables, have been placed in the document in such a way that there is sufficient material for checking validation rules. During testing, both formatting and structural compliance with the requirements are verified.</w:t>
-      </w:r>
-    </w:p>
-    <w:p>
-      <w:pPr>
-        <w:rPr>
-          <w:bCs/>
-        </w:rPr>
-      </w:pPr>
-      <w:r>
-        <w:rPr>
-          <w:bCs/>
-        </w:rPr>
-        <w:t>This paragraph is sample text used for testing document formatting. The text has no meaningful content and has been created solely for the purpose of validating formatting requirements. The length of the paragraph has been chosen to correspond to the volume of a typical academic text.</w:t>
-      </w:r>
-    </w:p>
-    <w:p>
-      <w:pPr>
-        <w:rPr>
-          <w:bCs/>
-        </w:rPr>
-      </w:pPr>
-      <w:r>
-        <w:rPr>
-          <w:bCs/>
-        </w:rPr>
-        <w:t>The following paragraph covers additional aspects necessary for conducting the testing. Various formatting elements, including headings, paragraphs and tables, have been placed in the document in such a way that there is sufficient material for checking validation rules. During testing, both formatting and structural compliance with the requirements are verified.</w:t>
-      </w:r>
-    </w:p>
-    <w:p>
-      <w:pPr>
-        <w:rPr>
-          <w:bCs/>
-        </w:rPr>
-      </w:pPr>
-      <w:r>
-        <w:rPr>
-          <w:bCs/>
-        </w:rPr>
-        <w:t>This paragraph is sample text used for testing document formatting. The text has no meaningful content and has been created solely for the purpose of validating formatting requirements. The length of the paragraph has been chosen to correspond to the volume of a typical academic text.</w:t>
-      </w:r>
-    </w:p>
-    <w:p>
-      <w:pPr>
-        <w:rPr>
-          <w:bCs/>
-        </w:rPr>
-      </w:pPr>
-      <w:r>
-        <w:rPr>
-          <w:bCs/>
-        </w:rPr>
-        <w:t xml:space="preserve">The thesis is in </w:t>
+      <w:proofErr w:type="spellStart"/>
+      <w:r>
+        <w:t>Thesis</w:t>
+      </w:r>
+      <w:proofErr w:type="spellEnd"/>
+      <w:r>
+        <w:t xml:space="preserve"> </w:t>
+      </w:r>
+      <w:proofErr w:type="spellStart"/>
+      <w:r>
+        <w:t>Validator</w:t>
+      </w:r>
+      <w:proofErr w:type="spellEnd"/>
+      <w:r>
+        <w:t xml:space="preserve">: </w:t>
+      </w:r>
+      <w:proofErr w:type="spellStart"/>
+      <w:r>
+        <w:t>Correct</w:t>
+      </w:r>
+      <w:proofErr w:type="spellEnd"/>
+      <w:r>
+        <w:t xml:space="preserve"> Test Document</w:t>
+      </w:r>
+    </w:p>
+    <w:p>
+      <w:pPr>
+        <w:rPr>
+          <w:bCs/>
+        </w:rPr>
+      </w:pPr>
+      <w:proofErr w:type="spellStart"/>
+      <w:r>
+        <w:rPr>
+          <w:bCs/>
+        </w:rPr>
+        <w:t>This</w:t>
+      </w:r>
+      <w:proofErr w:type="spellEnd"/>
+      <w:r>
+        <w:rPr>
+          <w:bCs/>
+        </w:rPr>
+        <w:t xml:space="preserve"> </w:t>
+      </w:r>
+      <w:proofErr w:type="spellStart"/>
+      <w:r>
+        <w:rPr>
+          <w:bCs/>
+        </w:rPr>
+        <w:t>paragraph</w:t>
+      </w:r>
+      <w:proofErr w:type="spellEnd"/>
+      <w:r>
+        <w:rPr>
+          <w:bCs/>
+        </w:rPr>
+        <w:t xml:space="preserve"> </w:t>
+      </w:r>
+      <w:proofErr w:type="spellStart"/>
+      <w:r>
+        <w:rPr>
+          <w:bCs/>
+        </w:rPr>
+        <w:t>is</w:t>
+      </w:r>
+      <w:proofErr w:type="spellEnd"/>
+      <w:r>
+        <w:rPr>
+          <w:bCs/>
+        </w:rPr>
+        <w:t xml:space="preserve"> </w:t>
+      </w:r>
+      <w:proofErr w:type="spellStart"/>
+      <w:r>
+        <w:rPr>
+          <w:bCs/>
+        </w:rPr>
+        <w:t>sample</w:t>
+      </w:r>
+      <w:proofErr w:type="spellEnd"/>
+      <w:r>
+        <w:rPr>
+          <w:bCs/>
+        </w:rPr>
+        <w:t xml:space="preserve"> </w:t>
+      </w:r>
+      <w:proofErr w:type="spellStart"/>
+      <w:r>
+        <w:rPr>
+          <w:bCs/>
+        </w:rPr>
+        <w:t>text</w:t>
+      </w:r>
+      <w:proofErr w:type="spellEnd"/>
+      <w:r>
+        <w:rPr>
+          <w:bCs/>
+        </w:rPr>
+        <w:t xml:space="preserve"> </w:t>
+      </w:r>
+      <w:proofErr w:type="spellStart"/>
+      <w:r>
+        <w:rPr>
+          <w:bCs/>
+        </w:rPr>
+        <w:t>used</w:t>
+      </w:r>
+      <w:proofErr w:type="spellEnd"/>
+      <w:r>
+        <w:rPr>
+          <w:bCs/>
+        </w:rPr>
+        <w:t xml:space="preserve"> </w:t>
+      </w:r>
+      <w:proofErr w:type="spellStart"/>
+      <w:r>
+        <w:rPr>
+          <w:bCs/>
+        </w:rPr>
+        <w:t>for</w:t>
+      </w:r>
+      <w:proofErr w:type="spellEnd"/>
+      <w:r>
+        <w:rPr>
+          <w:bCs/>
+        </w:rPr>
+        <w:t xml:space="preserve"> </w:t>
+      </w:r>
+      <w:proofErr w:type="spellStart"/>
+      <w:r>
+        <w:rPr>
+          <w:bCs/>
+        </w:rPr>
+        <w:t>testing</w:t>
+      </w:r>
+      <w:proofErr w:type="spellEnd"/>
+      <w:r>
+        <w:rPr>
+          <w:bCs/>
+        </w:rPr>
+        <w:t xml:space="preserve"> </w:t>
+      </w:r>
+      <w:proofErr w:type="spellStart"/>
+      <w:r>
+        <w:rPr>
+          <w:bCs/>
+        </w:rPr>
+        <w:t>document</w:t>
+      </w:r>
+      <w:proofErr w:type="spellEnd"/>
+      <w:r>
+        <w:rPr>
+          <w:bCs/>
+        </w:rPr>
+        <w:t xml:space="preserve"> </w:t>
+      </w:r>
+      <w:proofErr w:type="spellStart"/>
+      <w:r>
+        <w:rPr>
+          <w:bCs/>
+        </w:rPr>
+        <w:t>formatting</w:t>
+      </w:r>
+      <w:proofErr w:type="spellEnd"/>
+      <w:r>
+        <w:rPr>
+          <w:bCs/>
+        </w:rPr>
+        <w:t xml:space="preserve">. The </w:t>
+      </w:r>
+      <w:proofErr w:type="spellStart"/>
+      <w:r>
+        <w:rPr>
+          <w:bCs/>
+        </w:rPr>
+        <w:t>text</w:t>
+      </w:r>
+      <w:proofErr w:type="spellEnd"/>
+      <w:r>
+        <w:rPr>
+          <w:bCs/>
+        </w:rPr>
+        <w:t xml:space="preserve"> </w:t>
+      </w:r>
+      <w:proofErr w:type="spellStart"/>
+      <w:r>
+        <w:rPr>
+          <w:bCs/>
+        </w:rPr>
+        <w:t>has</w:t>
+      </w:r>
+      <w:proofErr w:type="spellEnd"/>
+      <w:r>
+        <w:rPr>
+          <w:bCs/>
+        </w:rPr>
+        <w:t xml:space="preserve"> no </w:t>
+      </w:r>
+      <w:proofErr w:type="spellStart"/>
+      <w:r>
+        <w:rPr>
+          <w:bCs/>
+        </w:rPr>
+        <w:t>meaningful</w:t>
+      </w:r>
+      <w:proofErr w:type="spellEnd"/>
+      <w:r>
+        <w:rPr>
+          <w:bCs/>
+        </w:rPr>
+        <w:t xml:space="preserve"> </w:t>
+      </w:r>
+      <w:proofErr w:type="spellStart"/>
+      <w:r>
+        <w:rPr>
+          <w:bCs/>
+        </w:rPr>
+        <w:t>content</w:t>
+      </w:r>
+      <w:proofErr w:type="spellEnd"/>
+      <w:r>
+        <w:rPr>
+          <w:bCs/>
+        </w:rPr>
+        <w:t xml:space="preserve"> and </w:t>
+      </w:r>
+      <w:proofErr w:type="spellStart"/>
+      <w:r>
+        <w:rPr>
+          <w:bCs/>
+        </w:rPr>
+        <w:t>has</w:t>
+      </w:r>
+      <w:proofErr w:type="spellEnd"/>
+      <w:r>
+        <w:rPr>
+          <w:bCs/>
+        </w:rPr>
+        <w:t xml:space="preserve"> </w:t>
+      </w:r>
+      <w:proofErr w:type="spellStart"/>
+      <w:r>
+        <w:rPr>
+          <w:bCs/>
+        </w:rPr>
+        <w:t>been</w:t>
+      </w:r>
+      <w:proofErr w:type="spellEnd"/>
+      <w:r>
+        <w:rPr>
+          <w:bCs/>
+        </w:rPr>
+        <w:t xml:space="preserve"> </w:t>
+      </w:r>
+      <w:proofErr w:type="spellStart"/>
+      <w:r>
+        <w:rPr>
+          <w:bCs/>
+        </w:rPr>
+        <w:t>created</w:t>
+      </w:r>
+      <w:proofErr w:type="spellEnd"/>
+      <w:r>
+        <w:rPr>
+          <w:bCs/>
+        </w:rPr>
+        <w:t xml:space="preserve"> </w:t>
+      </w:r>
+      <w:proofErr w:type="spellStart"/>
+      <w:r>
+        <w:rPr>
+          <w:bCs/>
+        </w:rPr>
+        <w:t>solely</w:t>
+      </w:r>
+      <w:proofErr w:type="spellEnd"/>
+      <w:r>
+        <w:rPr>
+          <w:bCs/>
+        </w:rPr>
+        <w:t xml:space="preserve"> </w:t>
+      </w:r>
+      <w:proofErr w:type="spellStart"/>
+      <w:r>
+        <w:rPr>
+          <w:bCs/>
+        </w:rPr>
+        <w:t>for</w:t>
+      </w:r>
+      <w:proofErr w:type="spellEnd"/>
+      <w:r>
+        <w:rPr>
+          <w:bCs/>
+        </w:rPr>
+        <w:t xml:space="preserve"> </w:t>
+      </w:r>
+      <w:proofErr w:type="spellStart"/>
+      <w:r>
+        <w:rPr>
+          <w:bCs/>
+        </w:rPr>
+        <w:t>the</w:t>
+      </w:r>
+      <w:proofErr w:type="spellEnd"/>
+      <w:r>
+        <w:rPr>
+          <w:bCs/>
+        </w:rPr>
+        <w:t xml:space="preserve"> </w:t>
+      </w:r>
+      <w:proofErr w:type="spellStart"/>
+      <w:r>
+        <w:rPr>
+          <w:bCs/>
+        </w:rPr>
+        <w:t>purpose</w:t>
+      </w:r>
+      <w:proofErr w:type="spellEnd"/>
+      <w:r>
+        <w:rPr>
+          <w:bCs/>
+        </w:rPr>
+        <w:t xml:space="preserve"> of </w:t>
+      </w:r>
+      <w:proofErr w:type="spellStart"/>
+      <w:r>
+        <w:rPr>
+          <w:bCs/>
+        </w:rPr>
+        <w:t>validating</w:t>
+      </w:r>
+      <w:proofErr w:type="spellEnd"/>
+      <w:r>
+        <w:rPr>
+          <w:bCs/>
+        </w:rPr>
+        <w:t xml:space="preserve"> </w:t>
+      </w:r>
+      <w:proofErr w:type="spellStart"/>
+      <w:r>
+        <w:rPr>
+          <w:bCs/>
+        </w:rPr>
+        <w:t>formatting</w:t>
+      </w:r>
+      <w:proofErr w:type="spellEnd"/>
+      <w:r>
+        <w:rPr>
+          <w:bCs/>
+        </w:rPr>
+        <w:t xml:space="preserve"> </w:t>
+      </w:r>
+      <w:proofErr w:type="spellStart"/>
+      <w:r>
+        <w:rPr>
+          <w:bCs/>
+        </w:rPr>
+        <w:t>requirements</w:t>
+      </w:r>
+      <w:proofErr w:type="spellEnd"/>
+      <w:r>
+        <w:rPr>
+          <w:bCs/>
+        </w:rPr>
+        <w:t xml:space="preserve">. The </w:t>
+      </w:r>
+      <w:proofErr w:type="spellStart"/>
+      <w:r>
+        <w:rPr>
+          <w:bCs/>
+        </w:rPr>
+        <w:t>length</w:t>
+      </w:r>
+      <w:proofErr w:type="spellEnd"/>
+      <w:r>
+        <w:rPr>
+          <w:bCs/>
+        </w:rPr>
+        <w:t xml:space="preserve"> of </w:t>
+      </w:r>
+      <w:proofErr w:type="spellStart"/>
+      <w:r>
+        <w:rPr>
+          <w:bCs/>
+        </w:rPr>
+        <w:t>the</w:t>
+      </w:r>
+      <w:proofErr w:type="spellEnd"/>
+      <w:r>
+        <w:rPr>
+          <w:bCs/>
+        </w:rPr>
+        <w:t xml:space="preserve"> </w:t>
+      </w:r>
+      <w:proofErr w:type="spellStart"/>
+      <w:r>
+        <w:rPr>
+          <w:bCs/>
+        </w:rPr>
+        <w:t>paragraph</w:t>
+      </w:r>
+      <w:proofErr w:type="spellEnd"/>
+      <w:r>
+        <w:rPr>
+          <w:bCs/>
+        </w:rPr>
+        <w:t xml:space="preserve"> </w:t>
+      </w:r>
+      <w:proofErr w:type="spellStart"/>
+      <w:r>
+        <w:rPr>
+          <w:bCs/>
+        </w:rPr>
+        <w:t>has</w:t>
+      </w:r>
+      <w:proofErr w:type="spellEnd"/>
+      <w:r>
+        <w:rPr>
+          <w:bCs/>
+        </w:rPr>
+        <w:t xml:space="preserve"> </w:t>
+      </w:r>
+      <w:proofErr w:type="spellStart"/>
+      <w:r>
+        <w:rPr>
+          <w:bCs/>
+        </w:rPr>
+        <w:t>been</w:t>
+      </w:r>
+      <w:proofErr w:type="spellEnd"/>
+      <w:r>
+        <w:rPr>
+          <w:bCs/>
+        </w:rPr>
+        <w:t xml:space="preserve"> </w:t>
+      </w:r>
+      <w:proofErr w:type="spellStart"/>
+      <w:r>
+        <w:rPr>
+          <w:bCs/>
+        </w:rPr>
+        <w:t>chosen</w:t>
+      </w:r>
+      <w:proofErr w:type="spellEnd"/>
+      <w:r>
+        <w:rPr>
+          <w:bCs/>
+        </w:rPr>
+        <w:t xml:space="preserve"> </w:t>
+      </w:r>
+      <w:proofErr w:type="spellStart"/>
+      <w:r>
+        <w:rPr>
+          <w:bCs/>
+        </w:rPr>
+        <w:t>to</w:t>
+      </w:r>
+      <w:proofErr w:type="spellEnd"/>
+      <w:r>
+        <w:rPr>
+          <w:bCs/>
+        </w:rPr>
+        <w:t xml:space="preserve"> </w:t>
+      </w:r>
+      <w:proofErr w:type="spellStart"/>
+      <w:r>
+        <w:rPr>
+          <w:bCs/>
+        </w:rPr>
+        <w:t>correspond</w:t>
+      </w:r>
+      <w:proofErr w:type="spellEnd"/>
+      <w:r>
+        <w:rPr>
+          <w:bCs/>
+        </w:rPr>
+        <w:t xml:space="preserve"> </w:t>
+      </w:r>
+      <w:proofErr w:type="spellStart"/>
+      <w:r>
+        <w:rPr>
+          <w:bCs/>
+        </w:rPr>
+        <w:t>to</w:t>
+      </w:r>
+      <w:proofErr w:type="spellEnd"/>
+      <w:r>
+        <w:rPr>
+          <w:bCs/>
+        </w:rPr>
+        <w:t xml:space="preserve"> </w:t>
+      </w:r>
+      <w:proofErr w:type="spellStart"/>
+      <w:r>
+        <w:rPr>
+          <w:bCs/>
+        </w:rPr>
+        <w:t>the</w:t>
+      </w:r>
+      <w:proofErr w:type="spellEnd"/>
+      <w:r>
+        <w:rPr>
+          <w:bCs/>
+        </w:rPr>
+        <w:t xml:space="preserve"> </w:t>
+      </w:r>
+      <w:proofErr w:type="spellStart"/>
+      <w:r>
+        <w:rPr>
+          <w:bCs/>
+        </w:rPr>
+        <w:t>volume</w:t>
+      </w:r>
+      <w:proofErr w:type="spellEnd"/>
+      <w:r>
+        <w:rPr>
+          <w:bCs/>
+        </w:rPr>
+        <w:t xml:space="preserve"> of a </w:t>
+      </w:r>
+      <w:proofErr w:type="spellStart"/>
+      <w:r>
+        <w:rPr>
+          <w:bCs/>
+        </w:rPr>
+        <w:t>typical</w:t>
+      </w:r>
+      <w:proofErr w:type="spellEnd"/>
+      <w:r>
+        <w:rPr>
+          <w:bCs/>
+        </w:rPr>
+        <w:t xml:space="preserve"> </w:t>
+      </w:r>
+      <w:proofErr w:type="spellStart"/>
+      <w:r>
+        <w:rPr>
+          <w:bCs/>
+        </w:rPr>
+        <w:t>academic</w:t>
+      </w:r>
+      <w:proofErr w:type="spellEnd"/>
+      <w:r>
+        <w:rPr>
+          <w:bCs/>
+        </w:rPr>
+        <w:t xml:space="preserve"> </w:t>
+      </w:r>
+      <w:proofErr w:type="spellStart"/>
+      <w:r>
+        <w:rPr>
+          <w:bCs/>
+        </w:rPr>
+        <w:t>text</w:t>
+      </w:r>
+      <w:proofErr w:type="spellEnd"/>
+      <w:r>
+        <w:rPr>
+          <w:bCs/>
+        </w:rPr>
+        <w:t>.</w:t>
+      </w:r>
+    </w:p>
+    <w:p>
+      <w:pPr>
+        <w:rPr>
+          <w:bCs/>
+        </w:rPr>
+      </w:pPr>
+      <w:r>
+        <w:rPr>
+          <w:bCs/>
+        </w:rPr>
+        <w:t xml:space="preserve">The </w:t>
+      </w:r>
+      <w:proofErr w:type="spellStart"/>
+      <w:r>
+        <w:rPr>
+          <w:bCs/>
+        </w:rPr>
+        <w:t>following</w:t>
+      </w:r>
+      <w:proofErr w:type="spellEnd"/>
+      <w:r>
+        <w:rPr>
+          <w:bCs/>
+        </w:rPr>
+        <w:t xml:space="preserve"> </w:t>
+      </w:r>
+      <w:proofErr w:type="spellStart"/>
+      <w:r>
+        <w:rPr>
+          <w:bCs/>
+        </w:rPr>
+        <w:t>paragraph</w:t>
+      </w:r>
+      <w:proofErr w:type="spellEnd"/>
+      <w:r>
+        <w:rPr>
+          <w:bCs/>
+        </w:rPr>
+        <w:t xml:space="preserve"> </w:t>
+      </w:r>
+      <w:proofErr w:type="spellStart"/>
+      <w:r>
+        <w:rPr>
+          <w:bCs/>
+        </w:rPr>
+        <w:t>covers</w:t>
+      </w:r>
+      <w:proofErr w:type="spellEnd"/>
+      <w:r>
+        <w:rPr>
+          <w:bCs/>
+        </w:rPr>
+        <w:t xml:space="preserve"> </w:t>
+      </w:r>
+      <w:proofErr w:type="spellStart"/>
+      <w:r>
+        <w:rPr>
+          <w:bCs/>
+        </w:rPr>
+        <w:t>additional</w:t>
+      </w:r>
+      <w:proofErr w:type="spellEnd"/>
+      <w:r>
+        <w:rPr>
+          <w:bCs/>
+        </w:rPr>
+        <w:t xml:space="preserve"> </w:t>
+      </w:r>
+      <w:proofErr w:type="spellStart"/>
+      <w:r>
+        <w:rPr>
+          <w:bCs/>
+        </w:rPr>
+        <w:t>aspects</w:t>
+      </w:r>
+      <w:proofErr w:type="spellEnd"/>
+      <w:r>
+        <w:rPr>
+          <w:bCs/>
+        </w:rPr>
+        <w:t xml:space="preserve"> </w:t>
+      </w:r>
+      <w:proofErr w:type="spellStart"/>
+      <w:r>
+        <w:rPr>
+          <w:bCs/>
+        </w:rPr>
+        <w:t>necessary</w:t>
+      </w:r>
+      <w:proofErr w:type="spellEnd"/>
+      <w:r>
+        <w:rPr>
+          <w:bCs/>
+        </w:rPr>
+        <w:t xml:space="preserve"> </w:t>
+      </w:r>
+      <w:proofErr w:type="spellStart"/>
+      <w:r>
+        <w:rPr>
+          <w:bCs/>
+        </w:rPr>
+        <w:t>for</w:t>
+      </w:r>
+      <w:proofErr w:type="spellEnd"/>
+      <w:r>
+        <w:rPr>
+          <w:bCs/>
+        </w:rPr>
+        <w:t xml:space="preserve"> </w:t>
+      </w:r>
+      <w:proofErr w:type="spellStart"/>
+      <w:r>
+        <w:rPr>
+          <w:bCs/>
+        </w:rPr>
+        <w:t>conducting</w:t>
+      </w:r>
+      <w:proofErr w:type="spellEnd"/>
+      <w:r>
+        <w:rPr>
+          <w:bCs/>
+        </w:rPr>
+        <w:t xml:space="preserve"> </w:t>
+      </w:r>
+      <w:proofErr w:type="spellStart"/>
+      <w:r>
+        <w:rPr>
+          <w:bCs/>
+        </w:rPr>
+        <w:t>the</w:t>
+      </w:r>
+      <w:proofErr w:type="spellEnd"/>
+      <w:r>
+        <w:rPr>
+          <w:bCs/>
+        </w:rPr>
+        <w:t xml:space="preserve"> </w:t>
+      </w:r>
+      <w:proofErr w:type="spellStart"/>
+      <w:r>
+        <w:rPr>
+          <w:bCs/>
+        </w:rPr>
+        <w:t>testing</w:t>
+      </w:r>
+      <w:proofErr w:type="spellEnd"/>
+      <w:r>
+        <w:rPr>
+          <w:bCs/>
+        </w:rPr>
+        <w:t xml:space="preserve">. </w:t>
+      </w:r>
+      <w:proofErr w:type="spellStart"/>
+      <w:r>
+        <w:rPr>
+          <w:bCs/>
+        </w:rPr>
+        <w:t>Various</w:t>
+      </w:r>
+      <w:proofErr w:type="spellEnd"/>
+      <w:r>
+        <w:rPr>
+          <w:bCs/>
+        </w:rPr>
+        <w:t xml:space="preserve"> </w:t>
+      </w:r>
+      <w:proofErr w:type="spellStart"/>
+      <w:r>
+        <w:rPr>
+          <w:bCs/>
+        </w:rPr>
+        <w:t>formatting</w:t>
+      </w:r>
+      <w:proofErr w:type="spellEnd"/>
+      <w:r>
+        <w:rPr>
+          <w:bCs/>
+        </w:rPr>
+        <w:t xml:space="preserve"> </w:t>
+      </w:r>
+      <w:proofErr w:type="spellStart"/>
+      <w:r>
+        <w:rPr>
+          <w:bCs/>
+        </w:rPr>
+        <w:t>elements</w:t>
+      </w:r>
+      <w:proofErr w:type="spellEnd"/>
+      <w:r>
+        <w:rPr>
+          <w:bCs/>
+        </w:rPr>
+        <w:t xml:space="preserve">, </w:t>
+      </w:r>
+      <w:proofErr w:type="spellStart"/>
+      <w:r>
+        <w:rPr>
+          <w:bCs/>
+        </w:rPr>
+        <w:t>including</w:t>
+      </w:r>
+      <w:proofErr w:type="spellEnd"/>
+      <w:r>
+        <w:rPr>
+          <w:bCs/>
+        </w:rPr>
+        <w:t xml:space="preserve"> </w:t>
+      </w:r>
+      <w:proofErr w:type="spellStart"/>
+      <w:r>
+        <w:rPr>
+          <w:bCs/>
+        </w:rPr>
+        <w:t>headings</w:t>
+      </w:r>
+      <w:proofErr w:type="spellEnd"/>
+      <w:r>
+        <w:rPr>
+          <w:bCs/>
+        </w:rPr>
+        <w:t xml:space="preserve">, </w:t>
+      </w:r>
+      <w:proofErr w:type="spellStart"/>
+      <w:r>
+        <w:rPr>
+          <w:bCs/>
+        </w:rPr>
+        <w:t>paragraphs</w:t>
+      </w:r>
+      <w:proofErr w:type="spellEnd"/>
+      <w:r>
+        <w:rPr>
+          <w:bCs/>
+        </w:rPr>
+        <w:t xml:space="preserve"> and </w:t>
+      </w:r>
+      <w:proofErr w:type="spellStart"/>
+      <w:r>
+        <w:rPr>
+          <w:bCs/>
+        </w:rPr>
+        <w:t>tables</w:t>
+      </w:r>
+      <w:proofErr w:type="spellEnd"/>
+      <w:r>
+        <w:rPr>
+          <w:bCs/>
+        </w:rPr>
+        <w:t xml:space="preserve">, have </w:t>
+      </w:r>
+      <w:proofErr w:type="spellStart"/>
+      <w:r>
+        <w:rPr>
+          <w:bCs/>
+        </w:rPr>
+        <w:t>been</w:t>
+      </w:r>
+      <w:proofErr w:type="spellEnd"/>
+      <w:r>
+        <w:rPr>
+          <w:bCs/>
+        </w:rPr>
+        <w:t xml:space="preserve"> </w:t>
+      </w:r>
+      <w:proofErr w:type="spellStart"/>
+      <w:r>
+        <w:rPr>
+          <w:bCs/>
+        </w:rPr>
+        <w:t>placed</w:t>
+      </w:r>
+      <w:proofErr w:type="spellEnd"/>
+      <w:r>
+        <w:rPr>
+          <w:bCs/>
+        </w:rPr>
+        <w:t xml:space="preserve"> in </w:t>
+      </w:r>
+      <w:proofErr w:type="spellStart"/>
+      <w:r>
+        <w:rPr>
+          <w:bCs/>
+        </w:rPr>
+        <w:t>the</w:t>
+      </w:r>
+      <w:proofErr w:type="spellEnd"/>
+      <w:r>
+        <w:rPr>
+          <w:bCs/>
+        </w:rPr>
+        <w:t xml:space="preserve"> </w:t>
+      </w:r>
+      <w:proofErr w:type="spellStart"/>
+      <w:r>
+        <w:rPr>
+          <w:bCs/>
+        </w:rPr>
+        <w:t>document</w:t>
+      </w:r>
+      <w:proofErr w:type="spellEnd"/>
+      <w:r>
+        <w:rPr>
+          <w:bCs/>
+        </w:rPr>
+        <w:t xml:space="preserve"> in </w:t>
+      </w:r>
+      <w:proofErr w:type="spellStart"/>
+      <w:r>
+        <w:rPr>
+          <w:bCs/>
+        </w:rPr>
+        <w:t>such</w:t>
+      </w:r>
+      <w:proofErr w:type="spellEnd"/>
+      <w:r>
+        <w:rPr>
+          <w:bCs/>
+        </w:rPr>
+        <w:t xml:space="preserve"> a </w:t>
+      </w:r>
+      <w:proofErr w:type="spellStart"/>
+      <w:r>
+        <w:rPr>
+          <w:bCs/>
+        </w:rPr>
+        <w:t>way</w:t>
+      </w:r>
+      <w:proofErr w:type="spellEnd"/>
+      <w:r>
+        <w:rPr>
+          <w:bCs/>
+        </w:rPr>
+        <w:t xml:space="preserve"> </w:t>
+      </w:r>
+      <w:proofErr w:type="spellStart"/>
+      <w:r>
+        <w:rPr>
+          <w:bCs/>
+        </w:rPr>
+        <w:t>that</w:t>
+      </w:r>
+      <w:proofErr w:type="spellEnd"/>
+      <w:r>
+        <w:rPr>
+          <w:bCs/>
+        </w:rPr>
+        <w:t xml:space="preserve"> </w:t>
+      </w:r>
+      <w:proofErr w:type="spellStart"/>
+      <w:r>
+        <w:rPr>
+          <w:bCs/>
+        </w:rPr>
+        <w:t>there</w:t>
+      </w:r>
+      <w:proofErr w:type="spellEnd"/>
+      <w:r>
+        <w:rPr>
+          <w:bCs/>
+        </w:rPr>
+        <w:t xml:space="preserve"> </w:t>
+      </w:r>
+      <w:proofErr w:type="spellStart"/>
+      <w:r>
+        <w:rPr>
+          <w:bCs/>
+        </w:rPr>
+        <w:t>is</w:t>
+      </w:r>
+      <w:proofErr w:type="spellEnd"/>
+      <w:r>
+        <w:rPr>
+          <w:bCs/>
+        </w:rPr>
+        <w:t xml:space="preserve"> </w:t>
+      </w:r>
+      <w:proofErr w:type="spellStart"/>
+      <w:r>
+        <w:rPr>
+          <w:bCs/>
+        </w:rPr>
+        <w:t>sufficient</w:t>
+      </w:r>
+      <w:proofErr w:type="spellEnd"/>
+      <w:r>
+        <w:rPr>
+          <w:bCs/>
+        </w:rPr>
+        <w:t xml:space="preserve"> </w:t>
+      </w:r>
+      <w:proofErr w:type="spellStart"/>
+      <w:r>
+        <w:rPr>
+          <w:bCs/>
+        </w:rPr>
+        <w:t>material</w:t>
+      </w:r>
+      <w:proofErr w:type="spellEnd"/>
+      <w:r>
+        <w:rPr>
+          <w:bCs/>
+        </w:rPr>
+        <w:t xml:space="preserve"> </w:t>
+      </w:r>
+      <w:proofErr w:type="spellStart"/>
+      <w:r>
+        <w:rPr>
+          <w:bCs/>
+        </w:rPr>
+        <w:t>for</w:t>
+      </w:r>
+      <w:proofErr w:type="spellEnd"/>
+      <w:r>
+        <w:rPr>
+          <w:bCs/>
+        </w:rPr>
+        <w:t xml:space="preserve"> </w:t>
+      </w:r>
+      <w:proofErr w:type="spellStart"/>
+      <w:r>
+        <w:rPr>
+          <w:bCs/>
+        </w:rPr>
+        <w:t>checking</w:t>
+      </w:r>
+      <w:proofErr w:type="spellEnd"/>
+      <w:r>
+        <w:rPr>
+          <w:bCs/>
+        </w:rPr>
+        <w:t xml:space="preserve"> </w:t>
+      </w:r>
+      <w:proofErr w:type="spellStart"/>
+      <w:r>
+        <w:rPr>
+          <w:bCs/>
+        </w:rPr>
+        <w:t>validation</w:t>
+      </w:r>
+      <w:proofErr w:type="spellEnd"/>
+      <w:r>
+        <w:rPr>
+          <w:bCs/>
+        </w:rPr>
+        <w:t xml:space="preserve"> </w:t>
+      </w:r>
+      <w:proofErr w:type="spellStart"/>
+      <w:r>
+        <w:rPr>
+          <w:bCs/>
+        </w:rPr>
+        <w:t>rules</w:t>
+      </w:r>
+      <w:proofErr w:type="spellEnd"/>
+      <w:r>
+        <w:rPr>
+          <w:bCs/>
+        </w:rPr>
+        <w:t xml:space="preserve">. </w:t>
+      </w:r>
+      <w:proofErr w:type="spellStart"/>
+      <w:r>
+        <w:rPr>
+          <w:bCs/>
+        </w:rPr>
+        <w:t>During</w:t>
+      </w:r>
+      <w:proofErr w:type="spellEnd"/>
+      <w:r>
+        <w:rPr>
+          <w:bCs/>
+        </w:rPr>
+        <w:t xml:space="preserve"> </w:t>
+      </w:r>
+      <w:proofErr w:type="spellStart"/>
+      <w:r>
+        <w:rPr>
+          <w:bCs/>
+        </w:rPr>
+        <w:t>testing</w:t>
+      </w:r>
+      <w:proofErr w:type="spellEnd"/>
+      <w:r>
+        <w:rPr>
+          <w:bCs/>
+        </w:rPr>
+        <w:t xml:space="preserve">, </w:t>
+      </w:r>
+      <w:proofErr w:type="spellStart"/>
+      <w:r>
+        <w:rPr>
+          <w:bCs/>
+        </w:rPr>
+        <w:t>both</w:t>
+      </w:r>
+      <w:proofErr w:type="spellEnd"/>
+      <w:r>
+        <w:rPr>
+          <w:bCs/>
+        </w:rPr>
+        <w:t xml:space="preserve"> </w:t>
+      </w:r>
+      <w:proofErr w:type="spellStart"/>
+      <w:r>
+        <w:rPr>
+          <w:bCs/>
+        </w:rPr>
+        <w:t>formatting</w:t>
+      </w:r>
+      <w:proofErr w:type="spellEnd"/>
+      <w:r>
+        <w:rPr>
+          <w:bCs/>
+        </w:rPr>
+        <w:t xml:space="preserve"> and </w:t>
+      </w:r>
+      <w:proofErr w:type="spellStart"/>
+      <w:r>
+        <w:rPr>
+          <w:bCs/>
+        </w:rPr>
+        <w:t>structural</w:t>
+      </w:r>
+      <w:proofErr w:type="spellEnd"/>
+      <w:r>
+        <w:rPr>
+          <w:bCs/>
+        </w:rPr>
+        <w:t xml:space="preserve"> </w:t>
+      </w:r>
+      <w:proofErr w:type="spellStart"/>
+      <w:r>
+        <w:rPr>
+          <w:bCs/>
+        </w:rPr>
+        <w:t>compliance</w:t>
+      </w:r>
+      <w:proofErr w:type="spellEnd"/>
+      <w:r>
+        <w:rPr>
+          <w:bCs/>
+        </w:rPr>
+        <w:t xml:space="preserve"> </w:t>
+      </w:r>
+      <w:proofErr w:type="spellStart"/>
+      <w:r>
+        <w:rPr>
+          <w:bCs/>
+        </w:rPr>
+        <w:t>with</w:t>
+      </w:r>
+      <w:proofErr w:type="spellEnd"/>
+      <w:r>
+        <w:rPr>
+          <w:bCs/>
+        </w:rPr>
+        <w:t xml:space="preserve"> </w:t>
+      </w:r>
+      <w:proofErr w:type="spellStart"/>
+      <w:r>
+        <w:rPr>
+          <w:bCs/>
+        </w:rPr>
+        <w:t>the</w:t>
+      </w:r>
+      <w:proofErr w:type="spellEnd"/>
+      <w:r>
+        <w:rPr>
+          <w:bCs/>
+        </w:rPr>
+        <w:t xml:space="preserve"> </w:t>
+      </w:r>
+      <w:proofErr w:type="spellStart"/>
+      <w:r>
+        <w:rPr>
+          <w:bCs/>
+        </w:rPr>
+        <w:t>requirements</w:t>
+      </w:r>
+      <w:proofErr w:type="spellEnd"/>
+      <w:r>
+        <w:rPr>
+          <w:bCs/>
+        </w:rPr>
+        <w:t xml:space="preserve"> are </w:t>
+      </w:r>
+      <w:proofErr w:type="spellStart"/>
+      <w:r>
+        <w:rPr>
+          <w:bCs/>
+        </w:rPr>
+        <w:t>verified</w:t>
+      </w:r>
+      <w:proofErr w:type="spellEnd"/>
+      <w:r>
+        <w:rPr>
+          <w:bCs/>
+        </w:rPr>
+        <w:t>.</w:t>
+      </w:r>
+    </w:p>
+    <w:p>
+      <w:pPr>
+        <w:rPr>
+          <w:bCs/>
+        </w:rPr>
+      </w:pPr>
+      <w:proofErr w:type="spellStart"/>
+      <w:r>
+        <w:rPr>
+          <w:bCs/>
+        </w:rPr>
+        <w:t>This</w:t>
+      </w:r>
+      <w:proofErr w:type="spellEnd"/>
+      <w:r>
+        <w:rPr>
+          <w:bCs/>
+        </w:rPr>
+        <w:t xml:space="preserve"> </w:t>
+      </w:r>
+      <w:proofErr w:type="spellStart"/>
+      <w:r>
+        <w:rPr>
+          <w:bCs/>
+        </w:rPr>
+        <w:t>paragraph</w:t>
+      </w:r>
+      <w:proofErr w:type="spellEnd"/>
+      <w:r>
+        <w:rPr>
+          <w:bCs/>
+        </w:rPr>
+        <w:t xml:space="preserve"> </w:t>
+      </w:r>
+      <w:proofErr w:type="spellStart"/>
+      <w:r>
+        <w:rPr>
+          <w:bCs/>
+        </w:rPr>
+        <w:t>is</w:t>
+      </w:r>
+      <w:proofErr w:type="spellEnd"/>
+      <w:r>
+        <w:rPr>
+          <w:bCs/>
+        </w:rPr>
+        <w:t xml:space="preserve"> </w:t>
+      </w:r>
+      <w:proofErr w:type="spellStart"/>
+      <w:r>
+        <w:rPr>
+          <w:bCs/>
+        </w:rPr>
+        <w:t>sample</w:t>
+      </w:r>
+      <w:proofErr w:type="spellEnd"/>
+      <w:r>
+        <w:rPr>
+          <w:bCs/>
+        </w:rPr>
+        <w:t xml:space="preserve"> </w:t>
+      </w:r>
+      <w:proofErr w:type="spellStart"/>
+      <w:r>
+        <w:rPr>
+          <w:bCs/>
+        </w:rPr>
+        <w:t>text</w:t>
+      </w:r>
+      <w:proofErr w:type="spellEnd"/>
+      <w:r>
+        <w:rPr>
+          <w:bCs/>
+        </w:rPr>
+        <w:t xml:space="preserve"> </w:t>
+      </w:r>
+      <w:proofErr w:type="spellStart"/>
+      <w:r>
+        <w:rPr>
+          <w:bCs/>
+        </w:rPr>
+        <w:t>used</w:t>
+      </w:r>
+      <w:proofErr w:type="spellEnd"/>
+      <w:r>
+        <w:rPr>
+          <w:bCs/>
+        </w:rPr>
+        <w:t xml:space="preserve"> </w:t>
+      </w:r>
+      <w:proofErr w:type="spellStart"/>
+      <w:r>
+        <w:rPr>
+          <w:bCs/>
+        </w:rPr>
+        <w:t>for</w:t>
+      </w:r>
+      <w:proofErr w:type="spellEnd"/>
+      <w:r>
+        <w:rPr>
+          <w:bCs/>
+        </w:rPr>
+        <w:t xml:space="preserve"> </w:t>
+      </w:r>
+      <w:proofErr w:type="spellStart"/>
+      <w:r>
+        <w:rPr>
+          <w:bCs/>
+        </w:rPr>
+        <w:t>testing</w:t>
+      </w:r>
+      <w:proofErr w:type="spellEnd"/>
+      <w:r>
+        <w:rPr>
+          <w:bCs/>
+        </w:rPr>
+        <w:t xml:space="preserve"> </w:t>
+      </w:r>
+      <w:proofErr w:type="spellStart"/>
+      <w:r>
+        <w:rPr>
+          <w:bCs/>
+        </w:rPr>
+        <w:t>document</w:t>
+      </w:r>
+      <w:proofErr w:type="spellEnd"/>
+      <w:r>
+        <w:rPr>
+          <w:bCs/>
+        </w:rPr>
+        <w:t xml:space="preserve"> </w:t>
+      </w:r>
+      <w:proofErr w:type="spellStart"/>
+      <w:r>
+        <w:rPr>
+          <w:bCs/>
+        </w:rPr>
+        <w:t>formatting</w:t>
+      </w:r>
+      <w:proofErr w:type="spellEnd"/>
+      <w:r>
+        <w:rPr>
+          <w:bCs/>
+        </w:rPr>
+        <w:t xml:space="preserve">. The </w:t>
+      </w:r>
+      <w:proofErr w:type="spellStart"/>
+      <w:r>
+        <w:rPr>
+          <w:bCs/>
+        </w:rPr>
+        <w:t>text</w:t>
+      </w:r>
+      <w:proofErr w:type="spellEnd"/>
+      <w:r>
+        <w:rPr>
+          <w:bCs/>
+        </w:rPr>
+        <w:t xml:space="preserve"> </w:t>
+      </w:r>
+      <w:proofErr w:type="spellStart"/>
+      <w:r>
+        <w:rPr>
+          <w:bCs/>
+        </w:rPr>
+        <w:t>has</w:t>
+      </w:r>
+      <w:proofErr w:type="spellEnd"/>
+      <w:r>
+        <w:rPr>
+          <w:bCs/>
+        </w:rPr>
+        <w:t xml:space="preserve"> no </w:t>
+      </w:r>
+      <w:proofErr w:type="spellStart"/>
+      <w:r>
+        <w:rPr>
+          <w:bCs/>
+        </w:rPr>
+        <w:t>meaningful</w:t>
+      </w:r>
+      <w:proofErr w:type="spellEnd"/>
+      <w:r>
+        <w:rPr>
+          <w:bCs/>
+        </w:rPr>
+        <w:t xml:space="preserve"> </w:t>
+      </w:r>
+      <w:proofErr w:type="spellStart"/>
+      <w:r>
+        <w:rPr>
+          <w:bCs/>
+        </w:rPr>
+        <w:t>content</w:t>
+      </w:r>
+      <w:proofErr w:type="spellEnd"/>
+      <w:r>
+        <w:rPr>
+          <w:bCs/>
+        </w:rPr>
+        <w:t xml:space="preserve"> and </w:t>
+      </w:r>
+      <w:proofErr w:type="spellStart"/>
+      <w:r>
+        <w:rPr>
+          <w:bCs/>
+        </w:rPr>
+        <w:t>has</w:t>
+      </w:r>
+      <w:proofErr w:type="spellEnd"/>
+      <w:r>
+        <w:rPr>
+          <w:bCs/>
+        </w:rPr>
+        <w:t xml:space="preserve"> </w:t>
+      </w:r>
+      <w:proofErr w:type="spellStart"/>
+      <w:r>
+        <w:rPr>
+          <w:bCs/>
+        </w:rPr>
+        <w:t>been</w:t>
+      </w:r>
+      <w:proofErr w:type="spellEnd"/>
+      <w:r>
+        <w:rPr>
+          <w:bCs/>
+        </w:rPr>
+        <w:t xml:space="preserve"> </w:t>
+      </w:r>
+      <w:proofErr w:type="spellStart"/>
+      <w:r>
+        <w:rPr>
+          <w:bCs/>
+        </w:rPr>
+        <w:t>created</w:t>
+      </w:r>
+      <w:proofErr w:type="spellEnd"/>
+      <w:r>
+        <w:rPr>
+          <w:bCs/>
+        </w:rPr>
+        <w:t xml:space="preserve"> </w:t>
+      </w:r>
+      <w:proofErr w:type="spellStart"/>
+      <w:r>
+        <w:rPr>
+          <w:bCs/>
+        </w:rPr>
+        <w:t>solely</w:t>
+      </w:r>
+      <w:proofErr w:type="spellEnd"/>
+      <w:r>
+        <w:rPr>
+          <w:bCs/>
+        </w:rPr>
+        <w:t xml:space="preserve"> </w:t>
+      </w:r>
+      <w:proofErr w:type="spellStart"/>
+      <w:r>
+        <w:rPr>
+          <w:bCs/>
+        </w:rPr>
+        <w:t>for</w:t>
+      </w:r>
+      <w:proofErr w:type="spellEnd"/>
+      <w:r>
+        <w:rPr>
+          <w:bCs/>
+        </w:rPr>
+        <w:t xml:space="preserve"> </w:t>
+      </w:r>
+      <w:proofErr w:type="spellStart"/>
+      <w:r>
+        <w:rPr>
+          <w:bCs/>
+        </w:rPr>
+        <w:t>the</w:t>
+      </w:r>
+      <w:proofErr w:type="spellEnd"/>
+      <w:r>
+        <w:rPr>
+          <w:bCs/>
+        </w:rPr>
+        <w:t xml:space="preserve"> </w:t>
+      </w:r>
+      <w:proofErr w:type="spellStart"/>
+      <w:r>
+        <w:rPr>
+          <w:bCs/>
+        </w:rPr>
+        <w:t>purpose</w:t>
+      </w:r>
+      <w:proofErr w:type="spellEnd"/>
+      <w:r>
+        <w:rPr>
+          <w:bCs/>
+        </w:rPr>
+        <w:t xml:space="preserve"> of </w:t>
+      </w:r>
+      <w:proofErr w:type="spellStart"/>
+      <w:r>
+        <w:rPr>
+          <w:bCs/>
+        </w:rPr>
+        <w:t>validating</w:t>
+      </w:r>
+      <w:proofErr w:type="spellEnd"/>
+      <w:r>
+        <w:rPr>
+          <w:bCs/>
+        </w:rPr>
+        <w:t xml:space="preserve"> </w:t>
+      </w:r>
+      <w:proofErr w:type="spellStart"/>
+      <w:r>
+        <w:rPr>
+          <w:bCs/>
+        </w:rPr>
+        <w:t>formatting</w:t>
+      </w:r>
+      <w:proofErr w:type="spellEnd"/>
+      <w:r>
+        <w:rPr>
+          <w:bCs/>
+        </w:rPr>
+        <w:t xml:space="preserve"> </w:t>
+      </w:r>
+      <w:proofErr w:type="spellStart"/>
+      <w:r>
+        <w:rPr>
+          <w:bCs/>
+        </w:rPr>
+        <w:t>requirements</w:t>
+      </w:r>
+      <w:proofErr w:type="spellEnd"/>
+      <w:r>
+        <w:rPr>
+          <w:bCs/>
+        </w:rPr>
+        <w:t xml:space="preserve">. The </w:t>
+      </w:r>
+      <w:proofErr w:type="spellStart"/>
+      <w:r>
+        <w:rPr>
+          <w:bCs/>
+        </w:rPr>
+        <w:t>length</w:t>
+      </w:r>
+      <w:proofErr w:type="spellEnd"/>
+      <w:r>
+        <w:rPr>
+          <w:bCs/>
+        </w:rPr>
+        <w:t xml:space="preserve"> of </w:t>
+      </w:r>
+      <w:proofErr w:type="spellStart"/>
+      <w:r>
+        <w:rPr>
+          <w:bCs/>
+        </w:rPr>
+        <w:t>the</w:t>
+      </w:r>
+      <w:proofErr w:type="spellEnd"/>
+      <w:r>
+        <w:rPr>
+          <w:bCs/>
+        </w:rPr>
+        <w:t xml:space="preserve"> </w:t>
+      </w:r>
+      <w:proofErr w:type="spellStart"/>
+      <w:r>
+        <w:rPr>
+          <w:bCs/>
+        </w:rPr>
+        <w:t>paragraph</w:t>
+      </w:r>
+      <w:proofErr w:type="spellEnd"/>
+      <w:r>
+        <w:rPr>
+          <w:bCs/>
+        </w:rPr>
+        <w:t xml:space="preserve"> </w:t>
+      </w:r>
+      <w:proofErr w:type="spellStart"/>
+      <w:r>
+        <w:rPr>
+          <w:bCs/>
+        </w:rPr>
+        <w:t>has</w:t>
+      </w:r>
+      <w:proofErr w:type="spellEnd"/>
+      <w:r>
+        <w:rPr>
+          <w:bCs/>
+        </w:rPr>
+        <w:t xml:space="preserve"> </w:t>
+      </w:r>
+      <w:proofErr w:type="spellStart"/>
+      <w:r>
+        <w:rPr>
+          <w:bCs/>
+        </w:rPr>
+        <w:t>been</w:t>
+      </w:r>
+      <w:proofErr w:type="spellEnd"/>
+      <w:r>
+        <w:rPr>
+          <w:bCs/>
+        </w:rPr>
+        <w:t xml:space="preserve"> </w:t>
+      </w:r>
+      <w:proofErr w:type="spellStart"/>
+      <w:r>
+        <w:rPr>
+          <w:bCs/>
+        </w:rPr>
+        <w:t>chosen</w:t>
+      </w:r>
+      <w:proofErr w:type="spellEnd"/>
+      <w:r>
+        <w:rPr>
+          <w:bCs/>
+        </w:rPr>
+        <w:t xml:space="preserve"> </w:t>
+      </w:r>
+      <w:proofErr w:type="spellStart"/>
+      <w:r>
+        <w:rPr>
+          <w:bCs/>
+        </w:rPr>
+        <w:t>to</w:t>
+      </w:r>
+      <w:proofErr w:type="spellEnd"/>
+      <w:r>
+        <w:rPr>
+          <w:bCs/>
+        </w:rPr>
+        <w:t xml:space="preserve"> </w:t>
+      </w:r>
+      <w:proofErr w:type="spellStart"/>
+      <w:r>
+        <w:rPr>
+          <w:bCs/>
+        </w:rPr>
+        <w:t>correspond</w:t>
+      </w:r>
+      <w:proofErr w:type="spellEnd"/>
+      <w:r>
+        <w:rPr>
+          <w:bCs/>
+        </w:rPr>
+        <w:t xml:space="preserve"> </w:t>
+      </w:r>
+      <w:proofErr w:type="spellStart"/>
+      <w:r>
+        <w:rPr>
+          <w:bCs/>
+        </w:rPr>
+        <w:t>to</w:t>
+      </w:r>
+      <w:proofErr w:type="spellEnd"/>
+      <w:r>
+        <w:rPr>
+          <w:bCs/>
+        </w:rPr>
+        <w:t xml:space="preserve"> </w:t>
+      </w:r>
+      <w:proofErr w:type="spellStart"/>
+      <w:r>
+        <w:rPr>
+          <w:bCs/>
+        </w:rPr>
+        <w:t>the</w:t>
+      </w:r>
+      <w:proofErr w:type="spellEnd"/>
+      <w:r>
+        <w:rPr>
+          <w:bCs/>
+        </w:rPr>
+        <w:t xml:space="preserve"> </w:t>
+      </w:r>
+      <w:proofErr w:type="spellStart"/>
+      <w:r>
+        <w:rPr>
+          <w:bCs/>
+        </w:rPr>
+        <w:t>volume</w:t>
+      </w:r>
+      <w:proofErr w:type="spellEnd"/>
+      <w:r>
+        <w:rPr>
+          <w:bCs/>
+        </w:rPr>
+        <w:t xml:space="preserve"> of a </w:t>
+      </w:r>
+      <w:proofErr w:type="spellStart"/>
+      <w:r>
+        <w:rPr>
+          <w:bCs/>
+        </w:rPr>
+        <w:t>typical</w:t>
+      </w:r>
+      <w:proofErr w:type="spellEnd"/>
+      <w:r>
+        <w:rPr>
+          <w:bCs/>
+        </w:rPr>
+        <w:t xml:space="preserve"> </w:t>
+      </w:r>
+      <w:proofErr w:type="spellStart"/>
+      <w:r>
+        <w:rPr>
+          <w:bCs/>
+        </w:rPr>
+        <w:t>academic</w:t>
+      </w:r>
+      <w:proofErr w:type="spellEnd"/>
+      <w:r>
+        <w:rPr>
+          <w:bCs/>
+        </w:rPr>
+        <w:t xml:space="preserve"> </w:t>
+      </w:r>
+      <w:proofErr w:type="spellStart"/>
+      <w:r>
+        <w:rPr>
+          <w:bCs/>
+        </w:rPr>
+        <w:t>text</w:t>
+      </w:r>
+      <w:proofErr w:type="spellEnd"/>
+      <w:r>
+        <w:rPr>
+          <w:bCs/>
+        </w:rPr>
+        <w:t>.</w:t>
+      </w:r>
+    </w:p>
+    <w:p>
+      <w:pPr>
+        <w:rPr>
+          <w:bCs/>
+        </w:rPr>
+      </w:pPr>
+      <w:r>
+        <w:rPr>
+          <w:bCs/>
+        </w:rPr>
+        <w:t xml:space="preserve">The </w:t>
+      </w:r>
+      <w:proofErr w:type="spellStart"/>
+      <w:r>
+        <w:rPr>
+          <w:bCs/>
+        </w:rPr>
+        <w:t>following</w:t>
+      </w:r>
+      <w:proofErr w:type="spellEnd"/>
+      <w:r>
+        <w:rPr>
+          <w:bCs/>
+        </w:rPr>
+        <w:t xml:space="preserve"> </w:t>
+      </w:r>
+      <w:proofErr w:type="spellStart"/>
+      <w:r>
+        <w:rPr>
+          <w:bCs/>
+        </w:rPr>
+        <w:t>paragraph</w:t>
+      </w:r>
+      <w:proofErr w:type="spellEnd"/>
+      <w:r>
+        <w:rPr>
+          <w:bCs/>
+        </w:rPr>
+        <w:t xml:space="preserve"> </w:t>
+      </w:r>
+      <w:proofErr w:type="spellStart"/>
+      <w:r>
+        <w:rPr>
+          <w:bCs/>
+        </w:rPr>
+        <w:t>covers</w:t>
+      </w:r>
+      <w:proofErr w:type="spellEnd"/>
+      <w:r>
+        <w:rPr>
+          <w:bCs/>
+        </w:rPr>
+        <w:t xml:space="preserve"> </w:t>
+      </w:r>
+      <w:proofErr w:type="spellStart"/>
+      <w:r>
+        <w:rPr>
+          <w:bCs/>
+        </w:rPr>
+        <w:t>additional</w:t>
+      </w:r>
+      <w:proofErr w:type="spellEnd"/>
+      <w:r>
+        <w:rPr>
+          <w:bCs/>
+        </w:rPr>
+        <w:t xml:space="preserve"> </w:t>
+      </w:r>
+      <w:proofErr w:type="spellStart"/>
+      <w:r>
+        <w:rPr>
+          <w:bCs/>
+        </w:rPr>
+        <w:t>aspects</w:t>
+      </w:r>
+      <w:proofErr w:type="spellEnd"/>
+      <w:r>
+        <w:rPr>
+          <w:bCs/>
+        </w:rPr>
+        <w:t xml:space="preserve"> </w:t>
+      </w:r>
+      <w:proofErr w:type="spellStart"/>
+      <w:r>
+        <w:rPr>
+          <w:bCs/>
+        </w:rPr>
+        <w:t>necessary</w:t>
+      </w:r>
+      <w:proofErr w:type="spellEnd"/>
+      <w:r>
+        <w:rPr>
+          <w:bCs/>
+        </w:rPr>
+        <w:t xml:space="preserve"> </w:t>
+      </w:r>
+      <w:proofErr w:type="spellStart"/>
+      <w:r>
+        <w:rPr>
+          <w:bCs/>
+        </w:rPr>
+        <w:t>for</w:t>
+      </w:r>
+      <w:proofErr w:type="spellEnd"/>
+      <w:r>
+        <w:rPr>
+          <w:bCs/>
+        </w:rPr>
+        <w:t xml:space="preserve"> </w:t>
+      </w:r>
+      <w:proofErr w:type="spellStart"/>
+      <w:r>
+        <w:rPr>
+          <w:bCs/>
+        </w:rPr>
+        <w:t>conducting</w:t>
+      </w:r>
+      <w:proofErr w:type="spellEnd"/>
+      <w:r>
+        <w:rPr>
+          <w:bCs/>
+        </w:rPr>
+        <w:t xml:space="preserve"> </w:t>
+      </w:r>
+      <w:proofErr w:type="spellStart"/>
+      <w:r>
+        <w:rPr>
+          <w:bCs/>
+        </w:rPr>
+        <w:t>the</w:t>
+      </w:r>
+      <w:proofErr w:type="spellEnd"/>
+      <w:r>
+        <w:rPr>
+          <w:bCs/>
+        </w:rPr>
+        <w:t xml:space="preserve"> </w:t>
+      </w:r>
+      <w:proofErr w:type="spellStart"/>
+      <w:r>
+        <w:rPr>
+          <w:bCs/>
+        </w:rPr>
+        <w:t>testing</w:t>
+      </w:r>
+      <w:proofErr w:type="spellEnd"/>
+      <w:r>
+        <w:rPr>
+          <w:bCs/>
+        </w:rPr>
+        <w:t xml:space="preserve">. </w:t>
+      </w:r>
+      <w:proofErr w:type="spellStart"/>
+      <w:r>
+        <w:rPr>
+          <w:bCs/>
+        </w:rPr>
+        <w:t>Various</w:t>
+      </w:r>
+      <w:proofErr w:type="spellEnd"/>
+      <w:r>
+        <w:rPr>
+          <w:bCs/>
+        </w:rPr>
+        <w:t xml:space="preserve"> </w:t>
+      </w:r>
+      <w:proofErr w:type="spellStart"/>
+      <w:r>
+        <w:rPr>
+          <w:bCs/>
+        </w:rPr>
+        <w:t>formatting</w:t>
+      </w:r>
+      <w:proofErr w:type="spellEnd"/>
+      <w:r>
+        <w:rPr>
+          <w:bCs/>
+        </w:rPr>
+        <w:t xml:space="preserve"> </w:t>
+      </w:r>
+      <w:proofErr w:type="spellStart"/>
+      <w:r>
+        <w:rPr>
+          <w:bCs/>
+        </w:rPr>
+        <w:t>elements</w:t>
+      </w:r>
+      <w:proofErr w:type="spellEnd"/>
+      <w:r>
+        <w:rPr>
+          <w:bCs/>
+        </w:rPr>
+        <w:t xml:space="preserve">, </w:t>
+      </w:r>
+      <w:proofErr w:type="spellStart"/>
+      <w:r>
+        <w:rPr>
+          <w:bCs/>
+        </w:rPr>
+        <w:t>including</w:t>
+      </w:r>
+      <w:proofErr w:type="spellEnd"/>
+      <w:r>
+        <w:rPr>
+          <w:bCs/>
+        </w:rPr>
+        <w:t xml:space="preserve"> </w:t>
+      </w:r>
+      <w:proofErr w:type="spellStart"/>
+      <w:r>
+        <w:rPr>
+          <w:bCs/>
+        </w:rPr>
+        <w:t>headings</w:t>
+      </w:r>
+      <w:proofErr w:type="spellEnd"/>
+      <w:r>
+        <w:rPr>
+          <w:bCs/>
+        </w:rPr>
+        <w:t xml:space="preserve">, </w:t>
+      </w:r>
+      <w:proofErr w:type="spellStart"/>
+      <w:r>
+        <w:rPr>
+          <w:bCs/>
+        </w:rPr>
+        <w:t>paragraphs</w:t>
+      </w:r>
+      <w:proofErr w:type="spellEnd"/>
+      <w:r>
+        <w:rPr>
+          <w:bCs/>
+        </w:rPr>
+        <w:t xml:space="preserve"> and </w:t>
+      </w:r>
+      <w:proofErr w:type="spellStart"/>
+      <w:r>
+        <w:rPr>
+          <w:bCs/>
+        </w:rPr>
+        <w:t>tables</w:t>
+      </w:r>
+      <w:proofErr w:type="spellEnd"/>
+      <w:r>
+        <w:rPr>
+          <w:bCs/>
+        </w:rPr>
+        <w:t xml:space="preserve">, have </w:t>
+      </w:r>
+      <w:proofErr w:type="spellStart"/>
+      <w:r>
+        <w:rPr>
+          <w:bCs/>
+        </w:rPr>
+        <w:t>been</w:t>
+      </w:r>
+      <w:proofErr w:type="spellEnd"/>
+      <w:r>
+        <w:rPr>
+          <w:bCs/>
+        </w:rPr>
+        <w:t xml:space="preserve"> </w:t>
+      </w:r>
+      <w:proofErr w:type="spellStart"/>
+      <w:r>
+        <w:rPr>
+          <w:bCs/>
+        </w:rPr>
+        <w:t>placed</w:t>
+      </w:r>
+      <w:proofErr w:type="spellEnd"/>
+      <w:r>
+        <w:rPr>
+          <w:bCs/>
+        </w:rPr>
+        <w:t xml:space="preserve"> in </w:t>
+      </w:r>
+      <w:proofErr w:type="spellStart"/>
+      <w:r>
+        <w:rPr>
+          <w:bCs/>
+        </w:rPr>
+        <w:t>the</w:t>
+      </w:r>
+      <w:proofErr w:type="spellEnd"/>
+      <w:r>
+        <w:rPr>
+          <w:bCs/>
+        </w:rPr>
+        <w:t xml:space="preserve"> </w:t>
+      </w:r>
+      <w:proofErr w:type="spellStart"/>
+      <w:r>
+        <w:rPr>
+          <w:bCs/>
+        </w:rPr>
+        <w:t>document</w:t>
+      </w:r>
+      <w:proofErr w:type="spellEnd"/>
+      <w:r>
+        <w:rPr>
+          <w:bCs/>
+        </w:rPr>
+        <w:t xml:space="preserve"> in </w:t>
+      </w:r>
+      <w:proofErr w:type="spellStart"/>
+      <w:r>
+        <w:rPr>
+          <w:bCs/>
+        </w:rPr>
+        <w:t>such</w:t>
+      </w:r>
+      <w:proofErr w:type="spellEnd"/>
+      <w:r>
+        <w:rPr>
+          <w:bCs/>
+        </w:rPr>
+        <w:t xml:space="preserve"> a </w:t>
+      </w:r>
+      <w:proofErr w:type="spellStart"/>
+      <w:r>
+        <w:rPr>
+          <w:bCs/>
+        </w:rPr>
+        <w:t>way</w:t>
+      </w:r>
+      <w:proofErr w:type="spellEnd"/>
+      <w:r>
+        <w:rPr>
+          <w:bCs/>
+        </w:rPr>
+        <w:t xml:space="preserve"> </w:t>
+      </w:r>
+      <w:proofErr w:type="spellStart"/>
+      <w:r>
+        <w:rPr>
+          <w:bCs/>
+        </w:rPr>
+        <w:t>that</w:t>
+      </w:r>
+      <w:proofErr w:type="spellEnd"/>
+      <w:r>
+        <w:rPr>
+          <w:bCs/>
+        </w:rPr>
+        <w:t xml:space="preserve"> </w:t>
+      </w:r>
+      <w:proofErr w:type="spellStart"/>
+      <w:r>
+        <w:rPr>
+          <w:bCs/>
+        </w:rPr>
+        <w:t>there</w:t>
+      </w:r>
+      <w:proofErr w:type="spellEnd"/>
+      <w:r>
+        <w:rPr>
+          <w:bCs/>
+        </w:rPr>
+        <w:t xml:space="preserve"> </w:t>
+      </w:r>
+      <w:proofErr w:type="spellStart"/>
+      <w:r>
+        <w:rPr>
+          <w:bCs/>
+        </w:rPr>
+        <w:t>is</w:t>
+      </w:r>
+      <w:proofErr w:type="spellEnd"/>
+      <w:r>
+        <w:rPr>
+          <w:bCs/>
+        </w:rPr>
+        <w:t xml:space="preserve"> </w:t>
+      </w:r>
+      <w:proofErr w:type="spellStart"/>
+      <w:r>
+        <w:rPr>
+          <w:bCs/>
+        </w:rPr>
+        <w:t>sufficient</w:t>
+      </w:r>
+      <w:proofErr w:type="spellEnd"/>
+      <w:r>
+        <w:rPr>
+          <w:bCs/>
+        </w:rPr>
+        <w:t xml:space="preserve"> </w:t>
+      </w:r>
+      <w:proofErr w:type="spellStart"/>
+      <w:r>
+        <w:rPr>
+          <w:bCs/>
+        </w:rPr>
+        <w:t>material</w:t>
+      </w:r>
+      <w:proofErr w:type="spellEnd"/>
+      <w:r>
+        <w:rPr>
+          <w:bCs/>
+        </w:rPr>
+        <w:t xml:space="preserve"> </w:t>
+      </w:r>
+      <w:proofErr w:type="spellStart"/>
+      <w:r>
+        <w:rPr>
+          <w:bCs/>
+        </w:rPr>
+        <w:t>for</w:t>
+      </w:r>
+      <w:proofErr w:type="spellEnd"/>
+      <w:r>
+        <w:rPr>
+          <w:bCs/>
+        </w:rPr>
+        <w:t xml:space="preserve"> </w:t>
+      </w:r>
+      <w:proofErr w:type="spellStart"/>
+      <w:r>
+        <w:rPr>
+          <w:bCs/>
+        </w:rPr>
+        <w:t>checking</w:t>
+      </w:r>
+      <w:proofErr w:type="spellEnd"/>
+      <w:r>
+        <w:rPr>
+          <w:bCs/>
+        </w:rPr>
+        <w:t xml:space="preserve"> </w:t>
+      </w:r>
+      <w:proofErr w:type="spellStart"/>
+      <w:r>
+        <w:rPr>
+          <w:bCs/>
+        </w:rPr>
+        <w:t>validation</w:t>
+      </w:r>
+      <w:proofErr w:type="spellEnd"/>
+      <w:r>
+        <w:rPr>
+          <w:bCs/>
+        </w:rPr>
+        <w:t xml:space="preserve"> </w:t>
+      </w:r>
+      <w:proofErr w:type="spellStart"/>
+      <w:r>
+        <w:rPr>
+          <w:bCs/>
+        </w:rPr>
+        <w:t>rules</w:t>
+      </w:r>
+      <w:proofErr w:type="spellEnd"/>
+      <w:r>
+        <w:rPr>
+          <w:bCs/>
+        </w:rPr>
+        <w:t xml:space="preserve">. </w:t>
+      </w:r>
+      <w:proofErr w:type="spellStart"/>
+      <w:r>
+        <w:rPr>
+          <w:bCs/>
+        </w:rPr>
+        <w:t>During</w:t>
+      </w:r>
+      <w:proofErr w:type="spellEnd"/>
+      <w:r>
+        <w:rPr>
+          <w:bCs/>
+        </w:rPr>
+        <w:t xml:space="preserve"> </w:t>
+      </w:r>
+      <w:proofErr w:type="spellStart"/>
+      <w:r>
+        <w:rPr>
+          <w:bCs/>
+        </w:rPr>
+        <w:t>testing</w:t>
+      </w:r>
+      <w:proofErr w:type="spellEnd"/>
+      <w:r>
+        <w:rPr>
+          <w:bCs/>
+        </w:rPr>
+        <w:t xml:space="preserve">, </w:t>
+      </w:r>
+      <w:proofErr w:type="spellStart"/>
+      <w:r>
+        <w:rPr>
+          <w:bCs/>
+        </w:rPr>
+        <w:t>both</w:t>
+      </w:r>
+      <w:proofErr w:type="spellEnd"/>
+      <w:r>
+        <w:rPr>
+          <w:bCs/>
+        </w:rPr>
+        <w:t xml:space="preserve"> </w:t>
+      </w:r>
+      <w:proofErr w:type="spellStart"/>
+      <w:r>
+        <w:rPr>
+          <w:bCs/>
+        </w:rPr>
+        <w:t>formatting</w:t>
+      </w:r>
+      <w:proofErr w:type="spellEnd"/>
+      <w:r>
+        <w:rPr>
+          <w:bCs/>
+        </w:rPr>
+        <w:t xml:space="preserve"> and </w:t>
+      </w:r>
+      <w:proofErr w:type="spellStart"/>
+      <w:r>
+        <w:rPr>
+          <w:bCs/>
+        </w:rPr>
+        <w:t>structural</w:t>
+      </w:r>
+      <w:proofErr w:type="spellEnd"/>
+      <w:r>
+        <w:rPr>
+          <w:bCs/>
+        </w:rPr>
+        <w:t xml:space="preserve"> </w:t>
+      </w:r>
+      <w:proofErr w:type="spellStart"/>
+      <w:r>
+        <w:rPr>
+          <w:bCs/>
+        </w:rPr>
+        <w:t>compliance</w:t>
+      </w:r>
+      <w:proofErr w:type="spellEnd"/>
+      <w:r>
+        <w:rPr>
+          <w:bCs/>
+        </w:rPr>
+        <w:t xml:space="preserve"> </w:t>
+      </w:r>
+      <w:proofErr w:type="spellStart"/>
+      <w:r>
+        <w:rPr>
+          <w:bCs/>
+        </w:rPr>
+        <w:t>with</w:t>
+      </w:r>
+      <w:proofErr w:type="spellEnd"/>
+      <w:r>
+        <w:rPr>
+          <w:bCs/>
+        </w:rPr>
+        <w:t xml:space="preserve"> </w:t>
+      </w:r>
+      <w:proofErr w:type="spellStart"/>
+      <w:r>
+        <w:rPr>
+          <w:bCs/>
+        </w:rPr>
+        <w:t>the</w:t>
+      </w:r>
+      <w:proofErr w:type="spellEnd"/>
+      <w:r>
+        <w:rPr>
+          <w:bCs/>
+        </w:rPr>
+        <w:t xml:space="preserve"> </w:t>
+      </w:r>
+      <w:proofErr w:type="spellStart"/>
+      <w:r>
+        <w:rPr>
+          <w:bCs/>
+        </w:rPr>
+        <w:t>requirements</w:t>
+      </w:r>
+      <w:proofErr w:type="spellEnd"/>
+      <w:r>
+        <w:rPr>
+          <w:bCs/>
+        </w:rPr>
+        <w:t xml:space="preserve"> are </w:t>
+      </w:r>
+      <w:proofErr w:type="spellStart"/>
+      <w:r>
+        <w:rPr>
+          <w:bCs/>
+        </w:rPr>
+        <w:t>verified</w:t>
+      </w:r>
+      <w:proofErr w:type="spellEnd"/>
+      <w:r>
+        <w:rPr>
+          <w:bCs/>
+        </w:rPr>
+        <w:t>.</w:t>
+      </w:r>
+    </w:p>
+    <w:p>
+      <w:pPr>
+        <w:rPr>
+          <w:bCs/>
+        </w:rPr>
+      </w:pPr>
+      <w:proofErr w:type="spellStart"/>
+      <w:r>
+        <w:rPr>
+          <w:bCs/>
+        </w:rPr>
+        <w:t>This</w:t>
+      </w:r>
+      <w:proofErr w:type="spellEnd"/>
+      <w:r>
+        <w:rPr>
+          <w:bCs/>
+        </w:rPr>
+        <w:t xml:space="preserve"> </w:t>
+      </w:r>
+      <w:proofErr w:type="spellStart"/>
+      <w:r>
+        <w:rPr>
+          <w:bCs/>
+        </w:rPr>
+        <w:t>paragraph</w:t>
+      </w:r>
+      <w:proofErr w:type="spellEnd"/>
+      <w:r>
+        <w:rPr>
+          <w:bCs/>
+        </w:rPr>
+        <w:t xml:space="preserve"> </w:t>
+      </w:r>
+      <w:proofErr w:type="spellStart"/>
+      <w:r>
+        <w:rPr>
+          <w:bCs/>
+        </w:rPr>
+        <w:t>is</w:t>
+      </w:r>
+      <w:proofErr w:type="spellEnd"/>
+      <w:r>
+        <w:rPr>
+          <w:bCs/>
+        </w:rPr>
+        <w:t xml:space="preserve"> </w:t>
+      </w:r>
+      <w:proofErr w:type="spellStart"/>
+      <w:r>
+        <w:rPr>
+          <w:bCs/>
+        </w:rPr>
+        <w:t>sample</w:t>
+      </w:r>
+      <w:proofErr w:type="spellEnd"/>
+      <w:r>
+        <w:rPr>
+          <w:bCs/>
+        </w:rPr>
+        <w:t xml:space="preserve"> </w:t>
+      </w:r>
+      <w:proofErr w:type="spellStart"/>
+      <w:r>
+        <w:rPr>
+          <w:bCs/>
+        </w:rPr>
+        <w:t>text</w:t>
+      </w:r>
+      <w:proofErr w:type="spellEnd"/>
+      <w:r>
+        <w:rPr>
+          <w:bCs/>
+        </w:rPr>
+        <w:t xml:space="preserve"> </w:t>
+      </w:r>
+      <w:proofErr w:type="spellStart"/>
+      <w:r>
+        <w:rPr>
+          <w:bCs/>
+        </w:rPr>
+        <w:t>used</w:t>
+      </w:r>
+      <w:proofErr w:type="spellEnd"/>
+      <w:r>
+        <w:rPr>
+          <w:bCs/>
+        </w:rPr>
+        <w:t xml:space="preserve"> </w:t>
+      </w:r>
+      <w:proofErr w:type="spellStart"/>
+      <w:r>
+        <w:rPr>
+          <w:bCs/>
+        </w:rPr>
+        <w:t>for</w:t>
+      </w:r>
+      <w:proofErr w:type="spellEnd"/>
+      <w:r>
+        <w:rPr>
+          <w:bCs/>
+        </w:rPr>
+        <w:t xml:space="preserve"> </w:t>
+      </w:r>
+      <w:proofErr w:type="spellStart"/>
+      <w:r>
+        <w:rPr>
+          <w:bCs/>
+        </w:rPr>
+        <w:t>testing</w:t>
+      </w:r>
+      <w:proofErr w:type="spellEnd"/>
+      <w:r>
+        <w:rPr>
+          <w:bCs/>
+        </w:rPr>
+        <w:t xml:space="preserve"> </w:t>
+      </w:r>
+      <w:proofErr w:type="spellStart"/>
+      <w:r>
+        <w:rPr>
+          <w:bCs/>
+        </w:rPr>
+        <w:t>document</w:t>
+      </w:r>
+      <w:proofErr w:type="spellEnd"/>
+      <w:r>
+        <w:rPr>
+          <w:bCs/>
+        </w:rPr>
+        <w:t xml:space="preserve"> </w:t>
+      </w:r>
+      <w:proofErr w:type="spellStart"/>
+      <w:r>
+        <w:rPr>
+          <w:bCs/>
+        </w:rPr>
+        <w:t>formatting</w:t>
+      </w:r>
+      <w:proofErr w:type="spellEnd"/>
+      <w:r>
+        <w:rPr>
+          <w:bCs/>
+        </w:rPr>
+        <w:t xml:space="preserve">. The </w:t>
+      </w:r>
+      <w:proofErr w:type="spellStart"/>
+      <w:r>
+        <w:rPr>
+          <w:bCs/>
+        </w:rPr>
+        <w:t>text</w:t>
+      </w:r>
+      <w:proofErr w:type="spellEnd"/>
+      <w:r>
+        <w:rPr>
+          <w:bCs/>
+        </w:rPr>
+        <w:t xml:space="preserve"> </w:t>
+      </w:r>
+      <w:proofErr w:type="spellStart"/>
+      <w:r>
+        <w:rPr>
+          <w:bCs/>
+        </w:rPr>
+        <w:t>has</w:t>
+      </w:r>
+      <w:proofErr w:type="spellEnd"/>
+      <w:r>
+        <w:rPr>
+          <w:bCs/>
+        </w:rPr>
+        <w:t xml:space="preserve"> no </w:t>
+      </w:r>
+      <w:proofErr w:type="spellStart"/>
+      <w:r>
+        <w:rPr>
+          <w:bCs/>
+        </w:rPr>
+        <w:t>meaningful</w:t>
+      </w:r>
+      <w:proofErr w:type="spellEnd"/>
+      <w:r>
+        <w:rPr>
+          <w:bCs/>
+        </w:rPr>
+        <w:t xml:space="preserve"> </w:t>
+      </w:r>
+      <w:proofErr w:type="spellStart"/>
+      <w:r>
+        <w:rPr>
+          <w:bCs/>
+        </w:rPr>
+        <w:t>content</w:t>
+      </w:r>
+      <w:proofErr w:type="spellEnd"/>
+      <w:r>
+        <w:rPr>
+          <w:bCs/>
+        </w:rPr>
+        <w:t xml:space="preserve"> and </w:t>
+      </w:r>
+      <w:proofErr w:type="spellStart"/>
+      <w:r>
+        <w:rPr>
+          <w:bCs/>
+        </w:rPr>
+        <w:t>has</w:t>
+      </w:r>
+      <w:proofErr w:type="spellEnd"/>
+      <w:r>
+        <w:rPr>
+          <w:bCs/>
+        </w:rPr>
+        <w:t xml:space="preserve"> </w:t>
+      </w:r>
+      <w:proofErr w:type="spellStart"/>
+      <w:r>
+        <w:rPr>
+          <w:bCs/>
+        </w:rPr>
+        <w:t>been</w:t>
+      </w:r>
+      <w:proofErr w:type="spellEnd"/>
+      <w:r>
+        <w:rPr>
+          <w:bCs/>
+        </w:rPr>
+        <w:t xml:space="preserve"> </w:t>
+      </w:r>
+      <w:proofErr w:type="spellStart"/>
+      <w:r>
+        <w:rPr>
+          <w:bCs/>
+        </w:rPr>
+        <w:t>created</w:t>
+      </w:r>
+      <w:proofErr w:type="spellEnd"/>
+      <w:r>
+        <w:rPr>
+          <w:bCs/>
+        </w:rPr>
+        <w:t xml:space="preserve"> </w:t>
+      </w:r>
+      <w:proofErr w:type="spellStart"/>
+      <w:r>
+        <w:rPr>
+          <w:bCs/>
+        </w:rPr>
+        <w:t>solely</w:t>
+      </w:r>
+      <w:proofErr w:type="spellEnd"/>
+      <w:r>
+        <w:rPr>
+          <w:bCs/>
+        </w:rPr>
+        <w:t xml:space="preserve"> </w:t>
+      </w:r>
+      <w:proofErr w:type="spellStart"/>
+      <w:r>
+        <w:rPr>
+          <w:bCs/>
+        </w:rPr>
+        <w:t>for</w:t>
+      </w:r>
+      <w:proofErr w:type="spellEnd"/>
+      <w:r>
+        <w:rPr>
+          <w:bCs/>
+        </w:rPr>
+        <w:t xml:space="preserve"> </w:t>
+      </w:r>
+      <w:proofErr w:type="spellStart"/>
+      <w:r>
+        <w:rPr>
+          <w:bCs/>
+        </w:rPr>
+        <w:t>the</w:t>
+      </w:r>
+      <w:proofErr w:type="spellEnd"/>
+      <w:r>
+        <w:rPr>
+          <w:bCs/>
+        </w:rPr>
+        <w:t xml:space="preserve"> </w:t>
+      </w:r>
+      <w:proofErr w:type="spellStart"/>
+      <w:r>
+        <w:rPr>
+          <w:bCs/>
+        </w:rPr>
+        <w:t>purpose</w:t>
+      </w:r>
+      <w:proofErr w:type="spellEnd"/>
+      <w:r>
+        <w:rPr>
+          <w:bCs/>
+        </w:rPr>
+        <w:t xml:space="preserve"> of </w:t>
+      </w:r>
+      <w:proofErr w:type="spellStart"/>
+      <w:r>
+        <w:rPr>
+          <w:bCs/>
+        </w:rPr>
+        <w:t>validating</w:t>
+      </w:r>
+      <w:proofErr w:type="spellEnd"/>
+      <w:r>
+        <w:rPr>
+          <w:bCs/>
+        </w:rPr>
+        <w:t xml:space="preserve"> </w:t>
+      </w:r>
+      <w:proofErr w:type="spellStart"/>
+      <w:r>
+        <w:rPr>
+          <w:bCs/>
+        </w:rPr>
+        <w:t>formatting</w:t>
+      </w:r>
+      <w:proofErr w:type="spellEnd"/>
+      <w:r>
+        <w:rPr>
+          <w:bCs/>
+        </w:rPr>
+        <w:t xml:space="preserve"> </w:t>
+      </w:r>
+      <w:proofErr w:type="spellStart"/>
+      <w:r>
+        <w:rPr>
+          <w:bCs/>
+        </w:rPr>
+        <w:t>requirements</w:t>
+      </w:r>
+      <w:proofErr w:type="spellEnd"/>
+      <w:r>
+        <w:rPr>
+          <w:bCs/>
+        </w:rPr>
+        <w:t xml:space="preserve">. The </w:t>
+      </w:r>
+      <w:proofErr w:type="spellStart"/>
+      <w:r>
+        <w:rPr>
+          <w:bCs/>
+        </w:rPr>
+        <w:t>length</w:t>
+      </w:r>
+      <w:proofErr w:type="spellEnd"/>
+      <w:r>
+        <w:rPr>
+          <w:bCs/>
+        </w:rPr>
+        <w:t xml:space="preserve"> of </w:t>
+      </w:r>
+      <w:proofErr w:type="spellStart"/>
+      <w:r>
+        <w:rPr>
+          <w:bCs/>
+        </w:rPr>
+        <w:t>the</w:t>
+      </w:r>
+      <w:proofErr w:type="spellEnd"/>
+      <w:r>
+        <w:rPr>
+          <w:bCs/>
+        </w:rPr>
+        <w:t xml:space="preserve"> </w:t>
+      </w:r>
+      <w:proofErr w:type="spellStart"/>
+      <w:r>
+        <w:rPr>
+          <w:bCs/>
+        </w:rPr>
+        <w:t>paragraph</w:t>
+      </w:r>
+      <w:proofErr w:type="spellEnd"/>
+      <w:r>
+        <w:rPr>
+          <w:bCs/>
+        </w:rPr>
+        <w:t xml:space="preserve"> </w:t>
+      </w:r>
+      <w:proofErr w:type="spellStart"/>
+      <w:r>
+        <w:rPr>
+          <w:bCs/>
+        </w:rPr>
+        <w:t>has</w:t>
+      </w:r>
+      <w:proofErr w:type="spellEnd"/>
+      <w:r>
+        <w:rPr>
+          <w:bCs/>
+        </w:rPr>
+        <w:t xml:space="preserve"> </w:t>
+      </w:r>
+      <w:proofErr w:type="spellStart"/>
+      <w:r>
+        <w:rPr>
+          <w:bCs/>
+        </w:rPr>
+        <w:t>been</w:t>
+      </w:r>
+      <w:proofErr w:type="spellEnd"/>
+      <w:r>
+        <w:rPr>
+          <w:bCs/>
+        </w:rPr>
+        <w:t xml:space="preserve"> </w:t>
+      </w:r>
+      <w:proofErr w:type="spellStart"/>
+      <w:r>
+        <w:rPr>
+          <w:bCs/>
+        </w:rPr>
+        <w:t>chosen</w:t>
+      </w:r>
+      <w:proofErr w:type="spellEnd"/>
+      <w:r>
+        <w:rPr>
+          <w:bCs/>
+        </w:rPr>
+        <w:t xml:space="preserve"> </w:t>
+      </w:r>
+      <w:proofErr w:type="spellStart"/>
+      <w:r>
+        <w:rPr>
+          <w:bCs/>
+        </w:rPr>
+        <w:t>to</w:t>
+      </w:r>
+      <w:proofErr w:type="spellEnd"/>
+      <w:r>
+        <w:rPr>
+          <w:bCs/>
+        </w:rPr>
+        <w:t xml:space="preserve"> </w:t>
+      </w:r>
+      <w:proofErr w:type="spellStart"/>
+      <w:r>
+        <w:rPr>
+          <w:bCs/>
+        </w:rPr>
+        <w:t>correspond</w:t>
+      </w:r>
+      <w:proofErr w:type="spellEnd"/>
+      <w:r>
+        <w:rPr>
+          <w:bCs/>
+        </w:rPr>
+        <w:t xml:space="preserve"> </w:t>
+      </w:r>
+      <w:proofErr w:type="spellStart"/>
+      <w:r>
+        <w:rPr>
+          <w:bCs/>
+        </w:rPr>
+        <w:t>to</w:t>
+      </w:r>
+      <w:proofErr w:type="spellEnd"/>
+      <w:r>
+        <w:rPr>
+          <w:bCs/>
+        </w:rPr>
+        <w:t xml:space="preserve"> </w:t>
+      </w:r>
+      <w:proofErr w:type="spellStart"/>
+      <w:r>
+        <w:rPr>
+          <w:bCs/>
+        </w:rPr>
+        <w:t>the</w:t>
+      </w:r>
+      <w:proofErr w:type="spellEnd"/>
+      <w:r>
+        <w:rPr>
+          <w:bCs/>
+        </w:rPr>
+        <w:t xml:space="preserve"> </w:t>
+      </w:r>
+      <w:proofErr w:type="spellStart"/>
+      <w:r>
+        <w:rPr>
+          <w:bCs/>
+        </w:rPr>
+        <w:t>volume</w:t>
+      </w:r>
+      <w:proofErr w:type="spellEnd"/>
+      <w:r>
+        <w:rPr>
+          <w:bCs/>
+        </w:rPr>
+        <w:t xml:space="preserve"> of a </w:t>
+      </w:r>
+      <w:proofErr w:type="spellStart"/>
+      <w:r>
+        <w:rPr>
+          <w:bCs/>
+        </w:rPr>
+        <w:t>typical</w:t>
+      </w:r>
+      <w:proofErr w:type="spellEnd"/>
+      <w:r>
+        <w:rPr>
+          <w:bCs/>
+        </w:rPr>
+        <w:t xml:space="preserve"> </w:t>
+      </w:r>
+      <w:proofErr w:type="spellStart"/>
+      <w:r>
+        <w:rPr>
+          <w:bCs/>
+        </w:rPr>
+        <w:t>academic</w:t>
+      </w:r>
+      <w:proofErr w:type="spellEnd"/>
+      <w:r>
+        <w:rPr>
+          <w:bCs/>
+        </w:rPr>
+        <w:t xml:space="preserve"> </w:t>
+      </w:r>
+      <w:proofErr w:type="spellStart"/>
+      <w:r>
+        <w:rPr>
+          <w:bCs/>
+        </w:rPr>
+        <w:t>text</w:t>
+      </w:r>
+      <w:proofErr w:type="spellEnd"/>
+      <w:r>
+        <w:rPr>
+          <w:bCs/>
+        </w:rPr>
+        <w:t>.</w:t>
+      </w:r>
+    </w:p>
+    <w:p>
+      <w:pPr>
+        <w:rPr>
+          <w:bCs/>
+        </w:rPr>
+      </w:pPr>
+      <w:r>
+        <w:rPr>
+          <w:bCs/>
+        </w:rPr>
+        <w:t xml:space="preserve">The </w:t>
+      </w:r>
+      <w:proofErr w:type="spellStart"/>
+      <w:r>
+        <w:rPr>
+          <w:bCs/>
+        </w:rPr>
+        <w:t>thesis</w:t>
+      </w:r>
+      <w:proofErr w:type="spellEnd"/>
+      <w:r>
+        <w:rPr>
+          <w:bCs/>
+        </w:rPr>
+        <w:t xml:space="preserve"> </w:t>
+      </w:r>
+      <w:proofErr w:type="spellStart"/>
+      <w:r>
+        <w:rPr>
+          <w:bCs/>
+        </w:rPr>
+        <w:t>is</w:t>
+      </w:r>
+      <w:proofErr w:type="spellEnd"/>
+      <w:r>
+        <w:rPr>
+          <w:bCs/>
+        </w:rPr>
+        <w:t xml:space="preserve"> in </w:t>
       </w:r>
       <w:r>
         <w:rPr>
@@ -713,7 +4648,21 @@
         <w:rPr>
           <w:bCs/>
         </w:rPr>
-        <w:t xml:space="preserve"> and contains </w:t>
+        <w:t xml:space="preserve"> and </w:t>
+      </w:r>
+      <w:proofErr w:type="spellStart"/>
+      <w:r>
+        <w:rPr>
+          <w:bCs/>
+        </w:rPr>
+        <w:t>contains</w:t>
+      </w:r>
+      <w:proofErr w:type="spellEnd"/>
+      <w:r>
+        <w:rPr>
+          <w:bCs/>
+        </w:rPr>
+        <w:t xml:space="preserve"> </w:t>
       </w:r>
       <w:r>
         <w:rPr>
@@ -725,7 +4674,21 @@
         <w:rPr>
           <w:bCs/>
         </w:rPr>
-        <w:t xml:space="preserve"> pages of text, </w:t>
+        <w:t xml:space="preserve"> pages of </w:t>
+      </w:r>
+      <w:proofErr w:type="spellStart"/>
+      <w:r>
+        <w:rPr>
+          <w:bCs/>
+        </w:rPr>
+        <w:t>text</w:t>
+      </w:r>
+      <w:proofErr w:type="spellEnd"/>
+      <w:r>
+        <w:rPr>
+          <w:bCs/>
+        </w:rPr>
+        <w:t xml:space="preserve">, </w:t>
       </w:r>
       <w:r>
         <w:rPr>
@@ -737,7 +4700,21 @@
         <w:rPr>
           <w:bCs/>
         </w:rPr>
-        <w:t xml:space="preserve"> chapters, </w:t>
+        <w:t xml:space="preserve"> </w:t>
+      </w:r>
+      <w:proofErr w:type="spellStart"/>
+      <w:r>
+        <w:rPr>
+          <w:bCs/>
+        </w:rPr>
+        <w:t>chapters</w:t>
+      </w:r>
+      <w:proofErr w:type="spellEnd"/>
+      <w:r>
+        <w:rPr>
+          <w:bCs/>
+        </w:rPr>
+        <w:t xml:space="preserve">, </w:t>
       </w:r>
       <w:r>
         <w:rPr>
@@ -751,11 +4728,19 @@
         </w:rPr>
         <w:t xml:space="preserve"> </w:t>
       </w:r>
-      <w:r>
-        <w:rPr>
-          <w:bCs/>
-        </w:rPr>
-        <w:t xml:space="preserve">figures, </w:t>
+      <w:proofErr w:type="spellStart"/>
+      <w:r>
+        <w:rPr>
+          <w:bCs/>
+        </w:rPr>
+        <w:t>figures</w:t>
+      </w:r>
+      <w:proofErr w:type="spellEnd"/>
+      <w:r>
+        <w:rPr>
+          <w:bCs/>
+        </w:rPr>
+        <w:t xml:space="preserve">, </w:t>
       </w:r>
       <w:r>
         <w:rPr>
@@ -767,7 +4752,21 @@
         <w:rPr>
           <w:bCs/>
         </w:rPr>
-        <w:t xml:space="preserve"> table. </w:t>
+        <w:t xml:space="preserve"> </w:t>
+      </w:r>
+      <w:proofErr w:type="spellStart"/>
+      <w:r>
+        <w:rPr>
+          <w:bCs/>
+        </w:rPr>
+        <w:t>table</w:t>
+      </w:r>
+      <w:proofErr w:type="spellEnd"/>
+      <w:r>
+        <w:rPr>
+          <w:bCs/>
+        </w:rPr>
+        <w:t xml:space="preserve">. </w:t>
       </w:r>
     </w:p>
     <w:p>
@@ -829,14 +4828,34 @@
                 <w:i/>
               </w:rPr>
             </w:pPr>
+            <w:proofErr w:type="spellStart"/>
             <w:r>
               <w:rPr>
                 <w:i/>
                 <w:iCs/>
                 <w:szCs w:val="22"/>
               </w:rPr>
-              <w:t>Artificial  Intelligence</w:t>
+              <w:t>Artificial</w:t>
             </w:r>
+            <w:proofErr w:type="spellEnd"/>
+            <w:r>
+              <w:rPr>
+                <w:i/>
+                <w:iCs/>
+                <w:szCs w:val="22"/>
+              </w:rPr>
+              <w:t xml:space="preserve">  </w:t>
+            </w:r>
+            <w:proofErr w:type="spellStart"/>
+            <w:r>
+              <w:rPr>
+                <w:i/>
+                <w:iCs/>
+                <w:szCs w:val="22"/>
+              </w:rPr>
+              <w:t>Intelligence</w:t>
+            </w:r>
+            <w:proofErr w:type="spellEnd"/>
             <w:r>
               <w:rPr>
                 <w:szCs w:val="22"/>
@@ -875,8 +4894,30 @@
               <w:rPr>
                 <w:i/>
               </w:rPr>
-              <w:t>Dots per inch</w:t>
+              <w:t xml:space="preserve">Dots </w:t>
             </w:r>
+            <w:proofErr w:type="spellStart"/>
+            <w:r>
+              <w:rPr>
+                <w:i/>
+              </w:rPr>
+              <w:t>per</w:t>
+            </w:r>
+            <w:proofErr w:type="spellEnd"/>
+            <w:r>
+              <w:rPr>
+                <w:i/>
+              </w:rPr>
+              <w:t xml:space="preserve"> </w:t>
+            </w:r>
+            <w:proofErr w:type="spellStart"/>
+            <w:r>
+              <w:rPr>
+                <w:i/>
+              </w:rPr>
+              <w:t>inch</w:t>
+            </w:r>
+            <w:proofErr w:type="spellEnd"/>
             <w:r>
               <w:t>, punkti tolli kohta</w:t>
             </w:r>
@@ -2835,13 +6876,31 @@
       <w:r>
         <w:t xml:space="preserve"> Nüüd mainitakse lühendite ja mõistete sõnastiku esimest mõistet AI (</w:t>
       </w:r>
+      <w:proofErr w:type="spellStart"/>
       <w:r>
         <w:rPr>
           <w:i/>
           <w:iCs/>
         </w:rPr>
-        <w:t>Artificial Intelligence</w:t>
-      </w:r>
+        <w:t>Artificial</w:t>
+      </w:r>
+      <w:proofErr w:type="spellEnd"/>
+      <w:r>
+        <w:rPr>
+          <w:i/>
+          <w:iCs/>
+        </w:rPr>
+        <w:t xml:space="preserve"> </w:t>
+      </w:r>
+      <w:proofErr w:type="spellStart"/>
+      <w:r>
+        <w:rPr>
+          <w:i/>
+          <w:iCs/>
+        </w:rPr>
+        <w:t>Intelligence</w:t>
+      </w:r>
+      <w:proofErr w:type="spellEnd"/>
       <w:r>
         <w:t>).</w:t>
       </w:r>
@@ -2894,8 +6953,33 @@
           <w:i/>
           <w:iCs/>
         </w:rPr>
-        <w:t>Dots per inch</w:t>
-      </w:r>
+        <w:t xml:space="preserve">Dots </w:t>
+      </w:r>
+      <w:proofErr w:type="spellStart"/>
+      <w:r>
+        <w:rPr>
+          <w:i/>
+          <w:iCs/>
+        </w:rPr>
+        <w:t>per</w:t>
+      </w:r>
+      <w:proofErr w:type="spellEnd"/>
+      <w:r>
+        <w:rPr>
+          <w:i/>
+          <w:iCs/>
+        </w:rPr>
+        <w:t xml:space="preserve"> </w:t>
+      </w:r>
+      <w:proofErr w:type="spellStart"/>
+      <w:r>
+        <w:rPr>
+          <w:i/>
+          <w:iCs/>
+        </w:rPr>
+        <w:t>inch</w:t>
+      </w:r>
+      <w:proofErr w:type="spellEnd"/>
       <w:r>
         <w:t>).</w:t>
       </w:r>
@@ -3413,101 +7497,97 @@
           <w:szCs w:val="22"/>
         </w:rPr>
       </w:pPr>
+      <w:proofErr w:type="spellStart"/>
       <w:r>
         <w:rPr>
           <w:rFonts w:ascii="Courier New" w:hAnsi="Courier New" w:cs="Courier New"/>
           <w:sz w:val="22"/>
           <w:szCs w:val="22"/>
         </w:rPr>
-        <w:t>def calculate_sum(numbers):</w:t>
-      </w:r>
-    </w:p>
-    <w:p>
-      <w:pPr>
-        <w:spacing w:before="40" w:after="40" w:line="240" w:lineRule="auto"/>
-        <w:jc w:val="left"/>
+        <w:t>def</w:t>
+      </w:r>
+      <w:proofErr w:type="spellEnd"/>
+      <w:r>
         <w:rPr>
           <w:rFonts w:ascii="Courier New" w:hAnsi="Courier New" w:cs="Courier New"/>
           <w:sz w:val="22"/>
           <w:szCs w:val="22"/>
         </w:rPr>
-      </w:pPr>
+        <w:t xml:space="preserve"> </w:t>
+      </w:r>
+      <w:proofErr w:type="spellStart"/>
       <w:r>
         <w:rPr>
           <w:rFonts w:ascii="Courier New" w:hAnsi="Courier New" w:cs="Courier New"/>
           <w:sz w:val="22"/>
           <w:szCs w:val="22"/>
         </w:rPr>
-        <w:t xml:space="preserve">    total = 0</w:t>
-      </w:r>
-    </w:p>
-    <w:p>
-      <w:pPr>
-        <w:spacing w:before="40" w:after="40" w:line="240" w:lineRule="auto"/>
-        <w:jc w:val="left"/>
+        <w:t>calculate_sum</w:t>
+      </w:r>
+      <w:proofErr w:type="spellEnd"/>
+      <w:r>
         <w:rPr>
           <w:rFonts w:ascii="Courier New" w:hAnsi="Courier New" w:cs="Courier New"/>
           <w:sz w:val="22"/>
           <w:szCs w:val="22"/>
         </w:rPr>
-      </w:pPr>
+        <w:t>(</w:t>
+      </w:r>
+      <w:proofErr w:type="spellStart"/>
       <w:r>
         <w:rPr>
           <w:rFonts w:ascii="Courier New" w:hAnsi="Courier New" w:cs="Courier New"/>
           <w:sz w:val="22"/>
           <w:szCs w:val="22"/>
         </w:rPr>
-        <w:t xml:space="preserve">    for number in numbers:</w:t>
-      </w:r>
-    </w:p>
-    <w:p>
-      <w:pPr>
-        <w:spacing w:before="40" w:after="40" w:line="240" w:lineRule="auto"/>
-        <w:jc w:val="left"/>
+        <w:t>numbers</w:t>
+      </w:r>
+      <w:proofErr w:type="spellEnd"/>
+      <w:r>
         <w:rPr>
           <w:rFonts w:ascii="Courier New" w:hAnsi="Courier New" w:cs="Courier New"/>
           <w:sz w:val="22"/>
           <w:szCs w:val="22"/>
         </w:rPr>
-      </w:pPr>
-      <w:r>
+        <w:t>):</w:t>
+      </w:r>
+    </w:p>
+    <w:p>
+      <w:pPr>
+        <w:spacing w:before="40" w:after="40" w:line="240" w:lineRule="auto"/>
+        <w:jc w:val="left"/>
         <w:rPr>
           <w:rFonts w:ascii="Courier New" w:hAnsi="Courier New" w:cs="Courier New"/>
           <w:sz w:val="22"/>
           <w:szCs w:val="22"/>
         </w:rPr>
-        <w:t xml:space="preserve">        total += number</w:t>
-      </w:r>
-    </w:p>
-    <w:p>
-      <w:pPr>
-        <w:spacing w:before="40" w:after="40" w:line="240" w:lineRule="auto"/>
-        <w:jc w:val="left"/>
+      </w:pPr>
+      <w:r>
         <w:rPr>
           <w:rFonts w:ascii="Courier New" w:hAnsi="Courier New" w:cs="Courier New"/>
           <w:sz w:val="22"/>
           <w:szCs w:val="22"/>
         </w:rPr>
-      </w:pPr>
+        <w:t xml:space="preserve">    </w:t>
+      </w:r>
+      <w:proofErr w:type="spellStart"/>
       <w:r>
         <w:rPr>
           <w:rFonts w:ascii="Courier New" w:hAnsi="Courier New" w:cs="Courier New"/>
           <w:sz w:val="22"/>
           <w:szCs w:val="22"/>
         </w:rPr>
-        <w:t xml:space="preserve">    return total</w:t>
-      </w:r>
-    </w:p>
-    <w:p>
-      <w:pPr>
-        <w:spacing w:before="40" w:after="40" w:line="240" w:lineRule="auto"/>
-        <w:jc w:val="left"/>
+        <w:t>total</w:t>
+      </w:r>
+      <w:proofErr w:type="spellEnd"/>
+      <w:r>
         <w:rPr>
           <w:rFonts w:ascii="Courier New" w:hAnsi="Courier New" w:cs="Courier New"/>
           <w:sz w:val="22"/>
           <w:szCs w:val="22"/>
         </w:rPr>
-      </w:pPr>
+        <w:t xml:space="preserve"> = 0</w:t>
+      </w:r>
     </w:p>
     <w:p>
       <w:pPr>
@@ -3525,7 +7605,185 @@
           <w:sz w:val="22"/>
           <w:szCs w:val="22"/>
         </w:rPr>
-        <w:t>result = calculate_sum([1, 2, 3, 4, 5])</w:t>
+        <w:t xml:space="preserve">    </w:t>
+      </w:r>
+      <w:proofErr w:type="spellStart"/>
+      <w:r>
+        <w:rPr>
+          <w:rFonts w:ascii="Courier New" w:hAnsi="Courier New" w:cs="Courier New"/>
+          <w:sz w:val="22"/>
+          <w:szCs w:val="22"/>
+        </w:rPr>
+        <w:t>for</w:t>
+      </w:r>
+      <w:proofErr w:type="spellEnd"/>
+      <w:r>
+        <w:rPr>
+          <w:rFonts w:ascii="Courier New" w:hAnsi="Courier New" w:cs="Courier New"/>
+          <w:sz w:val="22"/>
+          <w:szCs w:val="22"/>
+        </w:rPr>
+        <w:t xml:space="preserve"> number in </w:t>
+      </w:r>
+      <w:proofErr w:type="spellStart"/>
+      <w:r>
+        <w:rPr>
+          <w:rFonts w:ascii="Courier New" w:hAnsi="Courier New" w:cs="Courier New"/>
+          <w:sz w:val="22"/>
+          <w:szCs w:val="22"/>
+        </w:rPr>
+        <w:t>numbers</w:t>
+      </w:r>
+      <w:proofErr w:type="spellEnd"/>
+      <w:r>
+        <w:rPr>
+          <w:rFonts w:ascii="Courier New" w:hAnsi="Courier New" w:cs="Courier New"/>
+          <w:sz w:val="22"/>
+          <w:szCs w:val="22"/>
+        </w:rPr>
+        <w:t>:</w:t>
+      </w:r>
+    </w:p>
+    <w:p>
+      <w:pPr>
+        <w:spacing w:before="40" w:after="40" w:line="240" w:lineRule="auto"/>
+        <w:jc w:val="left"/>
+        <w:rPr>
+          <w:rFonts w:ascii="Courier New" w:hAnsi="Courier New" w:cs="Courier New"/>
+          <w:sz w:val="22"/>
+          <w:szCs w:val="22"/>
+        </w:rPr>
+      </w:pPr>
+      <w:r>
+        <w:rPr>
+          <w:rFonts w:ascii="Courier New" w:hAnsi="Courier New" w:cs="Courier New"/>
+          <w:sz w:val="22"/>
+          <w:szCs w:val="22"/>
+        </w:rPr>
+        <w:t xml:space="preserve">        </w:t>
+      </w:r>
+      <w:proofErr w:type="spellStart"/>
+      <w:r>
+        <w:rPr>
+          <w:rFonts w:ascii="Courier New" w:hAnsi="Courier New" w:cs="Courier New"/>
+          <w:sz w:val="22"/>
+          <w:szCs w:val="22"/>
+        </w:rPr>
+        <w:t>total</w:t>
+      </w:r>
+      <w:proofErr w:type="spellEnd"/>
+      <w:r>
+        <w:rPr>
+          <w:rFonts w:ascii="Courier New" w:hAnsi="Courier New" w:cs="Courier New"/>
+          <w:sz w:val="22"/>
+          <w:szCs w:val="22"/>
+        </w:rPr>
+        <w:t xml:space="preserve"> += number</w:t>
+      </w:r>
+    </w:p>
+    <w:p>
+      <w:pPr>
+        <w:spacing w:before="40" w:after="40" w:line="240" w:lineRule="auto"/>
+        <w:jc w:val="left"/>
+        <w:rPr>
+          <w:rFonts w:ascii="Courier New" w:hAnsi="Courier New" w:cs="Courier New"/>
+          <w:sz w:val="22"/>
+          <w:szCs w:val="22"/>
+        </w:rPr>
+      </w:pPr>
+      <w:r>
+        <w:rPr>
+          <w:rFonts w:ascii="Courier New" w:hAnsi="Courier New" w:cs="Courier New"/>
+          <w:sz w:val="22"/>
+          <w:szCs w:val="22"/>
+        </w:rPr>
+        <w:t xml:space="preserve">    </w:t>
+      </w:r>
+      <w:proofErr w:type="spellStart"/>
+      <w:r>
+        <w:rPr>
+          <w:rFonts w:ascii="Courier New" w:hAnsi="Courier New" w:cs="Courier New"/>
+          <w:sz w:val="22"/>
+          <w:szCs w:val="22"/>
+        </w:rPr>
+        <w:t>return</w:t>
+      </w:r>
+      <w:proofErr w:type="spellEnd"/>
+      <w:r>
+        <w:rPr>
+          <w:rFonts w:ascii="Courier New" w:hAnsi="Courier New" w:cs="Courier New"/>
+          <w:sz w:val="22"/>
+          <w:szCs w:val="22"/>
+        </w:rPr>
+        <w:t xml:space="preserve"> </w:t>
+      </w:r>
+      <w:proofErr w:type="spellStart"/>
+      <w:r>
+        <w:rPr>
+          <w:rFonts w:ascii="Courier New" w:hAnsi="Courier New" w:cs="Courier New"/>
+          <w:sz w:val="22"/>
+          <w:szCs w:val="22"/>
+        </w:rPr>
+        <w:t>total</w:t>
+      </w:r>
+      <w:proofErr w:type="spellEnd"/>
+    </w:p>
+    <w:p>
+      <w:pPr>
+        <w:spacing w:before="40" w:after="40" w:line="240" w:lineRule="auto"/>
+        <w:jc w:val="left"/>
+        <w:rPr>
+          <w:rFonts w:ascii="Courier New" w:hAnsi="Courier New" w:cs="Courier New"/>
+          <w:sz w:val="22"/>
+          <w:szCs w:val="22"/>
+        </w:rPr>
+      </w:pPr>
+    </w:p>
+    <w:p>
+      <w:pPr>
+        <w:spacing w:before="40" w:after="40" w:line="240" w:lineRule="auto"/>
+        <w:jc w:val="left"/>
+        <w:rPr>
+          <w:rFonts w:ascii="Courier New" w:hAnsi="Courier New" w:cs="Courier New"/>
+          <w:sz w:val="22"/>
+          <w:szCs w:val="22"/>
+        </w:rPr>
+      </w:pPr>
+      <w:proofErr w:type="spellStart"/>
+      <w:r>
+        <w:rPr>
+          <w:rFonts w:ascii="Courier New" w:hAnsi="Courier New" w:cs="Courier New"/>
+          <w:sz w:val="22"/>
+          <w:szCs w:val="22"/>
+        </w:rPr>
+        <w:t>result</w:t>
+      </w:r>
+      <w:proofErr w:type="spellEnd"/>
+      <w:r>
+        <w:rPr>
+          <w:rFonts w:ascii="Courier New" w:hAnsi="Courier New" w:cs="Courier New"/>
+          <w:sz w:val="22"/>
+          <w:szCs w:val="22"/>
+        </w:rPr>
+        <w:t xml:space="preserve"> = </w:t>
+      </w:r>
+      <w:proofErr w:type="spellStart"/>
+      <w:r>
+        <w:rPr>
+          <w:rFonts w:ascii="Courier New" w:hAnsi="Courier New" w:cs="Courier New"/>
+          <w:sz w:val="22"/>
+          <w:szCs w:val="22"/>
+        </w:rPr>
+        <w:t>calculate_sum</w:t>
+      </w:r>
+      <w:proofErr w:type="spellEnd"/>
+      <w:r>
+        <w:rPr>
+          <w:rFonts w:ascii="Courier New" w:hAnsi="Courier New" w:cs="Courier New"/>
+          <w:sz w:val="22"/>
+          <w:szCs w:val="22"/>
+        </w:rPr>
+        <w:t>([1, 2, 3, 4, 5])</w:t>
       </w:r>
     </w:p>
     <w:p>
@@ -3545,7 +7803,43 @@
           <w:sz w:val="22"/>
           <w:szCs w:val="22"/>
         </w:rPr>
-        <w:t>print(f"Sum: {result}")</w:t>
+        <w:t>print(</w:t>
+      </w:r>
+      <w:proofErr w:type="spellStart"/>
+      <w:r>
+        <w:rPr>
+          <w:rFonts w:ascii="Courier New" w:hAnsi="Courier New" w:cs="Courier New"/>
+          <w:sz w:val="22"/>
+          <w:szCs w:val="22"/>
+        </w:rPr>
+        <w:t>f"Sum</w:t>
+      </w:r>
+      <w:proofErr w:type="spellEnd"/>
+      <w:r>
+        <w:rPr>
+          <w:rFonts w:ascii="Courier New" w:hAnsi="Courier New" w:cs="Courier New"/>
+          <w:sz w:val="22"/>
+          <w:szCs w:val="22"/>
+        </w:rPr>
+        <w:t>: {</w:t>
+      </w:r>
+      <w:proofErr w:type="spellStart"/>
+      <w:r>
+        <w:rPr>
+          <w:rFonts w:ascii="Courier New" w:hAnsi="Courier New" w:cs="Courier New"/>
+          <w:sz w:val="22"/>
+          <w:szCs w:val="22"/>
+        </w:rPr>
+        <w:t>result</w:t>
+      </w:r>
+      <w:proofErr w:type="spellEnd"/>
+      <w:r>
+        <w:rPr>
+          <w:rFonts w:ascii="Courier New" w:hAnsi="Courier New" w:cs="Courier New"/>
+          <w:sz w:val="22"/>
+          <w:szCs w:val="22"/>
+        </w:rPr>
+        <w:t>}")</w:t>
       </w:r>
     </w:p>
     <w:p>
@@ -3608,101 +7902,97 @@
           <w:szCs w:val="18"/>
         </w:rPr>
       </w:pPr>
+      <w:proofErr w:type="spellStart"/>
       <w:r>
         <w:rPr>
           <w:rFonts w:ascii="Consolas" w:hAnsi="Consolas" w:cs="Consolas"/>
           <w:sz w:val="18"/>
           <w:szCs w:val="18"/>
         </w:rPr>
-        <w:t>def calculate_sum(numbers):</w:t>
-      </w:r>
-    </w:p>
-    <w:p>
-      <w:pPr>
-        <w:spacing w:before="40" w:after="40" w:line="240" w:lineRule="auto"/>
-        <w:jc w:val="left"/>
+        <w:t>def</w:t>
+      </w:r>
+      <w:proofErr w:type="spellEnd"/>
+      <w:r>
         <w:rPr>
           <w:rFonts w:ascii="Consolas" w:hAnsi="Consolas" w:cs="Consolas"/>
           <w:sz w:val="18"/>
           <w:szCs w:val="18"/>
         </w:rPr>
-      </w:pPr>
+        <w:t xml:space="preserve"> </w:t>
+      </w:r>
+      <w:proofErr w:type="spellStart"/>
       <w:r>
         <w:rPr>
           <w:rFonts w:ascii="Consolas" w:hAnsi="Consolas" w:cs="Consolas"/>
           <w:sz w:val="18"/>
           <w:szCs w:val="18"/>
         </w:rPr>
-        <w:t xml:space="preserve">    total = 0</w:t>
-      </w:r>
-    </w:p>
-    <w:p>
-      <w:pPr>
-        <w:spacing w:before="40" w:after="40" w:line="240" w:lineRule="auto"/>
-        <w:jc w:val="left"/>
+        <w:t>calculate_sum</w:t>
+      </w:r>
+      <w:proofErr w:type="spellEnd"/>
+      <w:r>
         <w:rPr>
           <w:rFonts w:ascii="Consolas" w:hAnsi="Consolas" w:cs="Consolas"/>
           <w:sz w:val="18"/>
           <w:szCs w:val="18"/>
         </w:rPr>
-      </w:pPr>
+        <w:t>(</w:t>
+      </w:r>
+      <w:proofErr w:type="spellStart"/>
       <w:r>
         <w:rPr>
           <w:rFonts w:ascii="Consolas" w:hAnsi="Consolas" w:cs="Consolas"/>
           <w:sz w:val="18"/>
           <w:szCs w:val="18"/>
         </w:rPr>
-        <w:t xml:space="preserve">    for number in numbers:</w:t>
-      </w:r>
-    </w:p>
-    <w:p>
-      <w:pPr>
-        <w:spacing w:before="40" w:after="40" w:line="240" w:lineRule="auto"/>
-        <w:jc w:val="left"/>
+        <w:t>numbers</w:t>
+      </w:r>
+      <w:proofErr w:type="spellEnd"/>
+      <w:r>
         <w:rPr>
           <w:rFonts w:ascii="Consolas" w:hAnsi="Consolas" w:cs="Consolas"/>
           <w:sz w:val="18"/>
           <w:szCs w:val="18"/>
         </w:rPr>
-      </w:pPr>
-      <w:r>
+        <w:t>):</w:t>
+      </w:r>
+    </w:p>
+    <w:p>
+      <w:pPr>
+        <w:spacing w:before="40" w:after="40" w:line="240" w:lineRule="auto"/>
+        <w:jc w:val="left"/>
         <w:rPr>
           <w:rFonts w:ascii="Consolas" w:hAnsi="Consolas" w:cs="Consolas"/>
           <w:sz w:val="18"/>
           <w:szCs w:val="18"/>
         </w:rPr>
-        <w:t xml:space="preserve">        total += number</w:t>
-      </w:r>
-    </w:p>
-    <w:p>
-      <w:pPr>
-        <w:spacing w:before="40" w:after="40" w:line="240" w:lineRule="auto"/>
-        <w:jc w:val="left"/>
+      </w:pPr>
+      <w:r>
         <w:rPr>
           <w:rFonts w:ascii="Consolas" w:hAnsi="Consolas" w:cs="Consolas"/>
           <w:sz w:val="18"/>
           <w:szCs w:val="18"/>
         </w:rPr>
-      </w:pPr>
+        <w:t xml:space="preserve">    </w:t>
+      </w:r>
+      <w:proofErr w:type="spellStart"/>
       <w:r>
         <w:rPr>
           <w:rFonts w:ascii="Consolas" w:hAnsi="Consolas" w:cs="Consolas"/>
           <w:sz w:val="18"/>
           <w:szCs w:val="18"/>
         </w:rPr>
-        <w:t xml:space="preserve">    return total</w:t>
-      </w:r>
-    </w:p>
-    <w:p>
-      <w:pPr>
-        <w:spacing w:before="40" w:after="40" w:line="240" w:lineRule="auto"/>
-        <w:jc w:val="left"/>
+        <w:t>total</w:t>
+      </w:r>
+      <w:proofErr w:type="spellEnd"/>
+      <w:r>
         <w:rPr>
           <w:rFonts w:ascii="Consolas" w:hAnsi="Consolas" w:cs="Consolas"/>
           <w:sz w:val="18"/>
           <w:szCs w:val="18"/>
         </w:rPr>
-      </w:pPr>
+        <w:t xml:space="preserve"> = 0</w:t>
+      </w:r>
     </w:p>
     <w:p>
       <w:pPr>
@@ -3720,7 +8010,185 @@
           <w:sz w:val="18"/>
           <w:szCs w:val="18"/>
         </w:rPr>
-        <w:t>result = calculate_sum([1, 2, 3, 4, 5])</w:t>
+        <w:t xml:space="preserve">    </w:t>
+      </w:r>
+      <w:proofErr w:type="spellStart"/>
+      <w:r>
+        <w:rPr>
+          <w:rFonts w:ascii="Consolas" w:hAnsi="Consolas" w:cs="Consolas"/>
+          <w:sz w:val="18"/>
+          <w:szCs w:val="18"/>
+        </w:rPr>
+        <w:t>for</w:t>
+      </w:r>
+      <w:proofErr w:type="spellEnd"/>
+      <w:r>
+        <w:rPr>
+          <w:rFonts w:ascii="Consolas" w:hAnsi="Consolas" w:cs="Consolas"/>
+          <w:sz w:val="18"/>
+          <w:szCs w:val="18"/>
+        </w:rPr>
+        <w:t xml:space="preserve"> number in </w:t>
+      </w:r>
+      <w:proofErr w:type="spellStart"/>
+      <w:r>
+        <w:rPr>
+          <w:rFonts w:ascii="Consolas" w:hAnsi="Consolas" w:cs="Consolas"/>
+          <w:sz w:val="18"/>
+          <w:szCs w:val="18"/>
+        </w:rPr>
+        <w:t>numbers</w:t>
+      </w:r>
+      <w:proofErr w:type="spellEnd"/>
+      <w:r>
+        <w:rPr>
+          <w:rFonts w:ascii="Consolas" w:hAnsi="Consolas" w:cs="Consolas"/>
+          <w:sz w:val="18"/>
+          <w:szCs w:val="18"/>
+        </w:rPr>
+        <w:t>:</w:t>
+      </w:r>
+    </w:p>
+    <w:p>
+      <w:pPr>
+        <w:spacing w:before="40" w:after="40" w:line="240" w:lineRule="auto"/>
+        <w:jc w:val="left"/>
+        <w:rPr>
+          <w:rFonts w:ascii="Consolas" w:hAnsi="Consolas" w:cs="Consolas"/>
+          <w:sz w:val="18"/>
+          <w:szCs w:val="18"/>
+        </w:rPr>
+      </w:pPr>
+      <w:r>
+        <w:rPr>
+          <w:rFonts w:ascii="Consolas" w:hAnsi="Consolas" w:cs="Consolas"/>
+          <w:sz w:val="18"/>
+          <w:szCs w:val="18"/>
+        </w:rPr>
+        <w:t xml:space="preserve">        </w:t>
+      </w:r>
+      <w:proofErr w:type="spellStart"/>
+      <w:r>
+        <w:rPr>
+          <w:rFonts w:ascii="Consolas" w:hAnsi="Consolas" w:cs="Consolas"/>
+          <w:sz w:val="18"/>
+          <w:szCs w:val="18"/>
+        </w:rPr>
+        <w:t>total</w:t>
+      </w:r>
+      <w:proofErr w:type="spellEnd"/>
+      <w:r>
+        <w:rPr>
+          <w:rFonts w:ascii="Consolas" w:hAnsi="Consolas" w:cs="Consolas"/>
+          <w:sz w:val="18"/>
+          <w:szCs w:val="18"/>
+        </w:rPr>
+        <w:t xml:space="preserve"> += number</w:t>
+      </w:r>
+    </w:p>
+    <w:p>
+      <w:pPr>
+        <w:spacing w:before="40" w:after="40" w:line="240" w:lineRule="auto"/>
+        <w:jc w:val="left"/>
+        <w:rPr>
+          <w:rFonts w:ascii="Consolas" w:hAnsi="Consolas" w:cs="Consolas"/>
+          <w:sz w:val="18"/>
+          <w:szCs w:val="18"/>
+        </w:rPr>
+      </w:pPr>
+      <w:r>
+        <w:rPr>
+          <w:rFonts w:ascii="Consolas" w:hAnsi="Consolas" w:cs="Consolas"/>
+          <w:sz w:val="18"/>
+          <w:szCs w:val="18"/>
+        </w:rPr>
+        <w:t xml:space="preserve">    </w:t>
+      </w:r>
+      <w:proofErr w:type="spellStart"/>
+      <w:r>
+        <w:rPr>
+          <w:rFonts w:ascii="Consolas" w:hAnsi="Consolas" w:cs="Consolas"/>
+          <w:sz w:val="18"/>
+          <w:szCs w:val="18"/>
+        </w:rPr>
+        <w:t>return</w:t>
+      </w:r>
+      <w:proofErr w:type="spellEnd"/>
+      <w:r>
+        <w:rPr>
+          <w:rFonts w:ascii="Consolas" w:hAnsi="Consolas" w:cs="Consolas"/>
+          <w:sz w:val="18"/>
+          <w:szCs w:val="18"/>
+        </w:rPr>
+        <w:t xml:space="preserve"> </w:t>
+      </w:r>
+      <w:proofErr w:type="spellStart"/>
+      <w:r>
+        <w:rPr>
+          <w:rFonts w:ascii="Consolas" w:hAnsi="Consolas" w:cs="Consolas"/>
+          <w:sz w:val="18"/>
+          <w:szCs w:val="18"/>
+        </w:rPr>
+        <w:t>total</w:t>
+      </w:r>
+      <w:proofErr w:type="spellEnd"/>
+    </w:p>
+    <w:p>
+      <w:pPr>
+        <w:spacing w:before="40" w:after="40" w:line="240" w:lineRule="auto"/>
+        <w:jc w:val="left"/>
+        <w:rPr>
+          <w:rFonts w:ascii="Consolas" w:hAnsi="Consolas" w:cs="Consolas"/>
+          <w:sz w:val="18"/>
+          <w:szCs w:val="18"/>
+        </w:rPr>
+      </w:pPr>
+    </w:p>
+    <w:p>
+      <w:pPr>
+        <w:spacing w:before="40" w:after="40" w:line="240" w:lineRule="auto"/>
+        <w:jc w:val="left"/>
+        <w:rPr>
+          <w:rFonts w:ascii="Consolas" w:hAnsi="Consolas" w:cs="Consolas"/>
+          <w:sz w:val="18"/>
+          <w:szCs w:val="18"/>
+        </w:rPr>
+      </w:pPr>
+      <w:proofErr w:type="spellStart"/>
+      <w:r>
+        <w:rPr>
+          <w:rFonts w:ascii="Consolas" w:hAnsi="Consolas" w:cs="Consolas"/>
+          <w:sz w:val="18"/>
+          <w:szCs w:val="18"/>
+        </w:rPr>
+        <w:t>result</w:t>
+      </w:r>
+      <w:proofErr w:type="spellEnd"/>
+      <w:r>
+        <w:rPr>
+          <w:rFonts w:ascii="Consolas" w:hAnsi="Consolas" w:cs="Consolas"/>
+          <w:sz w:val="18"/>
+          <w:szCs w:val="18"/>
+        </w:rPr>
+        <w:t xml:space="preserve"> = </w:t>
+      </w:r>
+      <w:proofErr w:type="spellStart"/>
+      <w:r>
+        <w:rPr>
+          <w:rFonts w:ascii="Consolas" w:hAnsi="Consolas" w:cs="Consolas"/>
+          <w:sz w:val="18"/>
+          <w:szCs w:val="18"/>
+        </w:rPr>
+        <w:t>calculate_sum</w:t>
+      </w:r>
+      <w:proofErr w:type="spellEnd"/>
+      <w:r>
+        <w:rPr>
+          <w:rFonts w:ascii="Consolas" w:hAnsi="Consolas" w:cs="Consolas"/>
+          <w:sz w:val="18"/>
+          <w:szCs w:val="18"/>
+        </w:rPr>
+        <w:t>([1, 2, 3, 4, 5])</w:t>
       </w:r>
     </w:p>
     <w:p>
@@ -3740,7 +8208,43 @@
           <w:sz w:val="18"/>
           <w:szCs w:val="18"/>
         </w:rPr>
-        <w:t>print(f"Sum: {result}")</w:t>
+        <w:t>print(</w:t>
+      </w:r>
+      <w:proofErr w:type="spellStart"/>
+      <w:r>
+        <w:rPr>
+          <w:rFonts w:ascii="Consolas" w:hAnsi="Consolas" w:cs="Consolas"/>
+          <w:sz w:val="18"/>
+          <w:szCs w:val="18"/>
+        </w:rPr>
+        <w:t>f"Sum</w:t>
+      </w:r>
+      <w:proofErr w:type="spellEnd"/>
+      <w:r>
+        <w:rPr>
+          <w:rFonts w:ascii="Consolas" w:hAnsi="Consolas" w:cs="Consolas"/>
+          <w:sz w:val="18"/>
+          <w:szCs w:val="18"/>
+        </w:rPr>
+        <w:t>: {</w:t>
+      </w:r>
+      <w:proofErr w:type="spellStart"/>
+      <w:r>
+        <w:rPr>
+          <w:rFonts w:ascii="Consolas" w:hAnsi="Consolas" w:cs="Consolas"/>
+          <w:sz w:val="18"/>
+          <w:szCs w:val="18"/>
+        </w:rPr>
+        <w:t>result</w:t>
+      </w:r>
+      <w:proofErr w:type="spellEnd"/>
+      <w:r>
+        <w:rPr>
+          <w:rFonts w:ascii="Consolas" w:hAnsi="Consolas" w:cs="Consolas"/>
+          <w:sz w:val="18"/>
+          <w:szCs w:val="18"/>
+        </w:rPr>
+        <w:t>}")</w:t>
       </w:r>
     </w:p>
     <w:p>
@@ -4669,7 +9173,7 @@
         <w:t xml:space="preserve">Lisa 1 </w:t>
       </w:r>
       <w:r>
-        <w:t>–</w:t>
+        <w:t>-</w:t>
       </w:r>
       <w:r>
         <w:t xml:space="preserve"> </w:t>
@@ -4719,8 +9223,21 @@
         <w:t xml:space="preserve"> „</w:t>
       </w:r>
       <w:r>
-        <w:t>Lõputöö validaator: korrektne testtdokument</w:t>
-      </w:r>
+        <w:t xml:space="preserve">Lõputöö </w:t>
+      </w:r>
+      <w:proofErr w:type="spellStart"/>
+      <w:r>
+        <w:t>validaator</w:t>
+      </w:r>
+      <w:proofErr w:type="spellEnd"/>
+      <w:r>
+        <w:t xml:space="preserve">: korrektne </w:t>
+      </w:r>
+      <w:proofErr w:type="spellStart"/>
+      <w:r>
+        <w:t>testtdokument</w:t>
+      </w:r>
+      <w:proofErr w:type="spellEnd"/>
       <w:r>
         <w:t>“</w:t>
       </w:r>
@@ -4818,7 +9335,13 @@
       <w:bookmarkStart w:id="19" w:name="_Toc228722851"/>
       <w:r>
         <w:lastRenderedPageBreak/>
-        <w:t>Lisa 2 – Teine lisa</w:t>
+        <w:t>Lisa</w:t>
+      </w:r>
+      <w:r>
+        <w:t xml:space="preserve"> 2: </w:t>
+      </w:r>
+      <w:r>
+        <w:t>Teine lisa</w:t>
       </w:r>
       <w:bookmarkEnd w:id="19"/>
     </w:p>
@@ -4859,7 +9382,7 @@
           <w:szCs w:val="30"/>
         </w:rPr>
         <w:lastRenderedPageBreak/>
-        <w:t>Lisa 3 – Kolmas lisa</w:t>
+        <w:t>Kolmas lisa</w:t>
       </w:r>
       <w:bookmarkEnd w:id="20"/>
     </w:p>

--- a/docs/test-documents/thesis-validator-test-errors.docx
+++ b/docs/test-documents/thesis-validator-test-errors.docx
@@ -8302,8 +8302,116 @@
       <w:bookmarkEnd w:id="11"/>
     </w:p>
     <w:p>
-      <w:r>
-        <w:t>Käesolev lõik on näidistekst, mida kasutatakse dokumendi vormistuse testimiseks. Tekst ei oma sisulist tähendust ning on koostatud üksnes vormistusnõuete kontrollimise eesmärgil. Lõigu pikkus on valitud selliselt, et see vastaks tüüpilise akadeemilise teksti mahule.</w:t>
+      <w:pPr>
+        <w:keepNext/>
+      </w:pPr>
+      <w:r>
+        <w:rPr>
+          <w:noProof/>
+          <w14:ligatures w14:val="standardContextual"/>
+        </w:rPr>
+        <w:drawing>
+          <wp:inline distT="0" distB="0" distL="0" distR="0" wp14:anchorId="3D7867AF" wp14:editId="4F2E7CEA">
+            <wp:extent cx="5400040" cy="3037840"/>
+            <wp:effectExtent l="0" t="0" r="0" b="0"/>
+            <wp:docPr id="428991724" name="Picture 1"/>
+            <wp:cNvGraphicFramePr>
+              <a:graphicFrameLocks xmlns:a="http://schemas.openxmlformats.org/drawingml/2006/main" noChangeAspect="1"/>
+            </wp:cNvGraphicFramePr>
+            <a:graphic xmlns:a="http://schemas.openxmlformats.org/drawingml/2006/main">
+              <a:graphicData uri="http://schemas.openxmlformats.org/drawingml/2006/picture">
+                <pic:pic xmlns:pic="http://schemas.openxmlformats.org/drawingml/2006/picture">
+                  <pic:nvPicPr>
+                    <pic:cNvPr id="610465614" name="Picture 610465614"/>
+                    <pic:cNvPicPr/>
+                  </pic:nvPicPr>
+                  <pic:blipFill>
+                    <a:blip r:embed="rId10" cstate="print">
+                      <a:extLst>
+                        <a:ext uri="{28A0092B-C50C-407E-A947-70E740481C1C}">
+                          <a14:useLocalDpi xmlns:a14="http://schemas.microsoft.com/office/drawing/2010/main" val="0"/>
+                        </a:ext>
+                      </a:extLst>
+                    </a:blip>
+                    <a:stretch>
+                      <a:fillRect/>
+                    </a:stretch>
+                  </pic:blipFill>
+                  <pic:spPr>
+                    <a:xfrm>
+                      <a:off x="0" y="0"/>
+                      <a:ext cx="5400040" cy="3037840"/>
+                    </a:xfrm>
+                    <a:prstGeom prst="rect">
+                      <a:avLst/>
+                    </a:prstGeom>
+                  </pic:spPr>
+                </pic:pic>
+              </a:graphicData>
+            </a:graphic>
+          </wp:inline>
+        </w:drawing>
+      </w:r>
+    </w:p>
+    <w:p>
+      <w:pPr>
+        <w:pStyle w:val="Caption"/>
+        <w:rPr>
+          <w:sz w:val="18"/>
+        </w:rPr>
+      </w:pPr>
+      <w:r>
+        <w:rPr>
+          <w:sz w:val="18"/>
+        </w:rPr>
+        <w:t xml:space="preserve">Joonis </w:t>
+      </w:r>
+      <w:r>
+        <w:rPr>
+          <w:sz w:val="18"/>
+        </w:rPr>
+        <w:fldChar w:fldCharType="begin"/>
+      </w:r>
+      <w:r>
+        <w:rPr>
+          <w:sz w:val="18"/>
+        </w:rPr>
+        <w:instrText xml:space="preserve"> SEQ Joonis \* ARABIC </w:instrText>
+      </w:r>
+      <w:r>
+        <w:rPr>
+          <w:sz w:val="18"/>
+        </w:rPr>
+        <w:fldChar w:fldCharType="separate"/>
+      </w:r>
+      <w:r>
+        <w:rPr>
+          <w:noProof/>
+          <w:sz w:val="18"/>
+        </w:rPr>
+        <w:t>1</w:t>
+      </w:r>
+      <w:r>
+        <w:rPr>
+          <w:noProof/>
+          <w:sz w:val="18"/>
+        </w:rPr>
+        <w:fldChar w:fldCharType="end"/>
+      </w:r>
+      <w:r>
+        <w:rPr>
+          <w:sz w:val="18"/>
+        </w:rPr>
+        <w:t>. Pudelipost - näidispilt valideerimisreeglite kontrollimiseks.</w:t>
+      </w:r>
+    </w:p>
+    <w:p>
+      <w:r>
+        <w:t xml:space="preserve">Käesolev lõik on näidistekst, mida kasutatakse dokumendi vormistuse testimiseks. Tekst ei oma sisulist tähendust ning on koostatud üksnes vormistusnõuete kontrollimise </w:t>
+      </w:r>
+      <w:r>
+        <w:lastRenderedPageBreak/>
+        <w:t>eesmärgil. Lõigu pikkus on valitud selliselt, et see vastaks tüüpilise akadeemilise teksti mahule.</w:t>
       </w:r>
     </w:p>
     <w:p>
@@ -8344,7 +8452,6 @@
           <w:sz w:val="22"/>
           <w:szCs w:val="22"/>
         </w:rPr>
-        <w:lastRenderedPageBreak/>
         <w:t>Alapeatüki alapeatükk</w:t>
       </w:r>
       <w:bookmarkEnd w:id="13"/>
@@ -9052,16 +9159,7 @@
         <w:t>Käesolev lõik on näidistekst, mida kasutatakse dokumendi vormistuse testimiseks.</w:t>
       </w:r>
       <w:r>
-        <w:t xml:space="preserve"> </w:t>
-      </w:r>
-      <w:r>
-        <w:t>Käesolev lõik on näidistekst, mida kasutatakse dokumendi vormistuse testimiseks.</w:t>
-      </w:r>
-      <w:r>
-        <w:t xml:space="preserve"> </w:t>
-      </w:r>
-      <w:r>
-        <w:t>Käesolev lõik on näidistekst, mida kasutatakse dokumendi vormistuse testimiseks.</w:t>
+        <w:t xml:space="preserve"> Käesolev lõik on näidistekst, mida kasutatakse dokumendi vormistuse testimiseks. Käesolev lõik on näidistekst, mida kasutatakse dokumendi vormistuse testimiseks.</w:t>
       </w:r>
       <w:r>
         <w:t xml:space="preserve"> </w:t>

--- a/docs/test-documents/thesis-validator-test-errors.docx
+++ b/docs/test-documents/thesis-validator-test-errors.docx
@@ -508,8 +508,16 @@
     <w:p>
       <w:pPr>
         <w:jc w:val="center"/>
-      </w:pPr>
-      <w:r>
+        <w:rPr>
+          <w:sz w:val="26"/>
+          <w:szCs w:val="26"/>
+        </w:rPr>
+      </w:pPr>
+      <w:r>
+        <w:rPr>
+          <w:sz w:val="26"/>
+          <w:szCs w:val="26"/>
+        </w:rPr>
         <w:t>Kinnitan, et olen koostanud antud lõputöö iseseisvalt ning seda ei ole kellegi teise poolt varem kaitsmisele esitatud. Kõik töö koostamisel kasutatud teiste autorite tööd, olulised seisukohad, kirjandusallikatest ja mujalt pärinevad andmed on töös viidatud.</w:t>
       </w:r>
     </w:p>
@@ -554,12 +562,16 @@
         <w:jc w:val="right"/>
         <w:rPr>
           <w:bCs/>
-        </w:rPr>
-      </w:pPr>
-      <w:proofErr w:type="spellStart"/>
-      <w:r>
-        <w:rPr>
-          <w:bCs/>
+          <w:sz w:val="22"/>
+          <w:szCs w:val="22"/>
+        </w:rPr>
+      </w:pPr>
+      <w:proofErr w:type="spellStart"/>
+      <w:r>
+        <w:rPr>
+          <w:bCs/>
+          <w:sz w:val="22"/>
+          <w:szCs w:val="22"/>
         </w:rPr>
         <w:t>This</w:t>
       </w:r>
@@ -567,13 +579,17 @@
       <w:r>
         <w:rPr>
           <w:bCs/>
-        </w:rPr>
-        <w:t xml:space="preserve"> </w:t>
-      </w:r>
-      <w:proofErr w:type="spellStart"/>
-      <w:r>
-        <w:rPr>
-          <w:bCs/>
+          <w:sz w:val="22"/>
+          <w:szCs w:val="22"/>
+        </w:rPr>
+        <w:t xml:space="preserve"> </w:t>
+      </w:r>
+      <w:proofErr w:type="spellStart"/>
+      <w:r>
+        <w:rPr>
+          <w:bCs/>
+          <w:sz w:val="22"/>
+          <w:szCs w:val="22"/>
         </w:rPr>
         <w:t>paragraph</w:t>
       </w:r>
@@ -581,13 +597,17 @@
       <w:r>
         <w:rPr>
           <w:bCs/>
-        </w:rPr>
-        <w:t xml:space="preserve"> </w:t>
-      </w:r>
-      <w:proofErr w:type="spellStart"/>
-      <w:r>
-        <w:rPr>
-          <w:bCs/>
+          <w:sz w:val="22"/>
+          <w:szCs w:val="22"/>
+        </w:rPr>
+        <w:t xml:space="preserve"> </w:t>
+      </w:r>
+      <w:proofErr w:type="spellStart"/>
+      <w:r>
+        <w:rPr>
+          <w:bCs/>
+          <w:sz w:val="22"/>
+          <w:szCs w:val="22"/>
         </w:rPr>
         <w:t>is</w:t>
       </w:r>
@@ -595,13 +615,17 @@
       <w:r>
         <w:rPr>
           <w:bCs/>
-        </w:rPr>
-        <w:t xml:space="preserve"> </w:t>
-      </w:r>
-      <w:proofErr w:type="spellStart"/>
-      <w:r>
-        <w:rPr>
-          <w:bCs/>
+          <w:sz w:val="22"/>
+          <w:szCs w:val="22"/>
+        </w:rPr>
+        <w:t xml:space="preserve"> </w:t>
+      </w:r>
+      <w:proofErr w:type="spellStart"/>
+      <w:r>
+        <w:rPr>
+          <w:bCs/>
+          <w:sz w:val="22"/>
+          <w:szCs w:val="22"/>
         </w:rPr>
         <w:t>sample</w:t>
       </w:r>
@@ -609,13 +633,17 @@
       <w:r>
         <w:rPr>
           <w:bCs/>
-        </w:rPr>
-        <w:t xml:space="preserve"> </w:t>
-      </w:r>
-      <w:proofErr w:type="spellStart"/>
-      <w:r>
-        <w:rPr>
-          <w:bCs/>
+          <w:sz w:val="22"/>
+          <w:szCs w:val="22"/>
+        </w:rPr>
+        <w:t xml:space="preserve"> </w:t>
+      </w:r>
+      <w:proofErr w:type="spellStart"/>
+      <w:r>
+        <w:rPr>
+          <w:bCs/>
+          <w:sz w:val="22"/>
+          <w:szCs w:val="22"/>
         </w:rPr>
         <w:t>text</w:t>
       </w:r>
@@ -623,13 +651,17 @@
       <w:r>
         <w:rPr>
           <w:bCs/>
-        </w:rPr>
-        <w:t xml:space="preserve"> </w:t>
-      </w:r>
-      <w:proofErr w:type="spellStart"/>
-      <w:r>
-        <w:rPr>
-          <w:bCs/>
+          <w:sz w:val="22"/>
+          <w:szCs w:val="22"/>
+        </w:rPr>
+        <w:t xml:space="preserve"> </w:t>
+      </w:r>
+      <w:proofErr w:type="spellStart"/>
+      <w:r>
+        <w:rPr>
+          <w:bCs/>
+          <w:sz w:val="22"/>
+          <w:szCs w:val="22"/>
         </w:rPr>
         <w:t>used</w:t>
       </w:r>
@@ -637,13 +669,17 @@
       <w:r>
         <w:rPr>
           <w:bCs/>
-        </w:rPr>
-        <w:t xml:space="preserve"> </w:t>
-      </w:r>
-      <w:proofErr w:type="spellStart"/>
-      <w:r>
-        <w:rPr>
-          <w:bCs/>
+          <w:sz w:val="22"/>
+          <w:szCs w:val="22"/>
+        </w:rPr>
+        <w:t xml:space="preserve"> </w:t>
+      </w:r>
+      <w:proofErr w:type="spellStart"/>
+      <w:r>
+        <w:rPr>
+          <w:bCs/>
+          <w:sz w:val="22"/>
+          <w:szCs w:val="22"/>
         </w:rPr>
         <w:t>for</w:t>
       </w:r>
@@ -651,13 +687,17 @@
       <w:r>
         <w:rPr>
           <w:bCs/>
-        </w:rPr>
-        <w:t xml:space="preserve"> </w:t>
-      </w:r>
-      <w:proofErr w:type="spellStart"/>
-      <w:r>
-        <w:rPr>
-          <w:bCs/>
+          <w:sz w:val="22"/>
+          <w:szCs w:val="22"/>
+        </w:rPr>
+        <w:t xml:space="preserve"> </w:t>
+      </w:r>
+      <w:proofErr w:type="spellStart"/>
+      <w:r>
+        <w:rPr>
+          <w:bCs/>
+          <w:sz w:val="22"/>
+          <w:szCs w:val="22"/>
         </w:rPr>
         <w:t>testing</w:t>
       </w:r>
@@ -665,13 +705,17 @@
       <w:r>
         <w:rPr>
           <w:bCs/>
-        </w:rPr>
-        <w:t xml:space="preserve"> </w:t>
-      </w:r>
-      <w:proofErr w:type="spellStart"/>
-      <w:r>
-        <w:rPr>
-          <w:bCs/>
+          <w:sz w:val="22"/>
+          <w:szCs w:val="22"/>
+        </w:rPr>
+        <w:t xml:space="preserve"> </w:t>
+      </w:r>
+      <w:proofErr w:type="spellStart"/>
+      <w:r>
+        <w:rPr>
+          <w:bCs/>
+          <w:sz w:val="22"/>
+          <w:szCs w:val="22"/>
         </w:rPr>
         <w:t>document</w:t>
       </w:r>
@@ -679,13 +723,17 @@
       <w:r>
         <w:rPr>
           <w:bCs/>
-        </w:rPr>
-        <w:t xml:space="preserve"> </w:t>
-      </w:r>
-      <w:proofErr w:type="spellStart"/>
-      <w:r>
-        <w:rPr>
-          <w:bCs/>
+          <w:sz w:val="22"/>
+          <w:szCs w:val="22"/>
+        </w:rPr>
+        <w:t xml:space="preserve"> </w:t>
+      </w:r>
+      <w:proofErr w:type="spellStart"/>
+      <w:r>
+        <w:rPr>
+          <w:bCs/>
+          <w:sz w:val="22"/>
+          <w:szCs w:val="22"/>
         </w:rPr>
         <w:t>formatting</w:t>
       </w:r>
@@ -693,6 +741,8 @@
       <w:r>
         <w:rPr>
           <w:bCs/>
+          <w:sz w:val="22"/>
+          <w:szCs w:val="22"/>
         </w:rPr>
         <w:t xml:space="preserve">. The </w:t>
       </w:r>
@@ -700,6 +750,8 @@
       <w:r>
         <w:rPr>
           <w:bCs/>
+          <w:sz w:val="22"/>
+          <w:szCs w:val="22"/>
         </w:rPr>
         <w:t>text</w:t>
       </w:r>
@@ -707,13 +759,17 @@
       <w:r>
         <w:rPr>
           <w:bCs/>
-        </w:rPr>
-        <w:t xml:space="preserve"> </w:t>
-      </w:r>
-      <w:proofErr w:type="spellStart"/>
-      <w:r>
-        <w:rPr>
-          <w:bCs/>
+          <w:sz w:val="22"/>
+          <w:szCs w:val="22"/>
+        </w:rPr>
+        <w:t xml:space="preserve"> </w:t>
+      </w:r>
+      <w:proofErr w:type="spellStart"/>
+      <w:r>
+        <w:rPr>
+          <w:bCs/>
+          <w:sz w:val="22"/>
+          <w:szCs w:val="22"/>
         </w:rPr>
         <w:t>has</w:t>
       </w:r>
@@ -721,6 +777,8 @@
       <w:r>
         <w:rPr>
           <w:bCs/>
+          <w:sz w:val="22"/>
+          <w:szCs w:val="22"/>
         </w:rPr>
         <w:t xml:space="preserve"> no </w:t>
       </w:r>
@@ -728,6 +786,8 @@
       <w:r>
         <w:rPr>
           <w:bCs/>
+          <w:sz w:val="22"/>
+          <w:szCs w:val="22"/>
         </w:rPr>
         <w:t>meaningful</w:t>
       </w:r>
@@ -735,13 +795,17 @@
       <w:r>
         <w:rPr>
           <w:bCs/>
-        </w:rPr>
-        <w:t xml:space="preserve"> </w:t>
-      </w:r>
-      <w:proofErr w:type="spellStart"/>
-      <w:r>
-        <w:rPr>
-          <w:bCs/>
+          <w:sz w:val="22"/>
+          <w:szCs w:val="22"/>
+        </w:rPr>
+        <w:t xml:space="preserve"> </w:t>
+      </w:r>
+      <w:proofErr w:type="spellStart"/>
+      <w:r>
+        <w:rPr>
+          <w:bCs/>
+          <w:sz w:val="22"/>
+          <w:szCs w:val="22"/>
         </w:rPr>
         <w:t>content</w:t>
       </w:r>
@@ -749,6 +813,8 @@
       <w:r>
         <w:rPr>
           <w:bCs/>
+          <w:sz w:val="22"/>
+          <w:szCs w:val="22"/>
         </w:rPr>
         <w:t xml:space="preserve"> and </w:t>
       </w:r>
@@ -756,6 +822,8 @@
       <w:r>
         <w:rPr>
           <w:bCs/>
+          <w:sz w:val="22"/>
+          <w:szCs w:val="22"/>
         </w:rPr>
         <w:t>has</w:t>
       </w:r>
@@ -763,13 +831,17 @@
       <w:r>
         <w:rPr>
           <w:bCs/>
-        </w:rPr>
-        <w:t xml:space="preserve"> </w:t>
-      </w:r>
-      <w:proofErr w:type="spellStart"/>
-      <w:r>
-        <w:rPr>
-          <w:bCs/>
+          <w:sz w:val="22"/>
+          <w:szCs w:val="22"/>
+        </w:rPr>
+        <w:t xml:space="preserve"> </w:t>
+      </w:r>
+      <w:proofErr w:type="spellStart"/>
+      <w:r>
+        <w:rPr>
+          <w:bCs/>
+          <w:sz w:val="22"/>
+          <w:szCs w:val="22"/>
         </w:rPr>
         <w:t>been</w:t>
       </w:r>
@@ -777,13 +849,17 @@
       <w:r>
         <w:rPr>
           <w:bCs/>
-        </w:rPr>
-        <w:t xml:space="preserve"> </w:t>
-      </w:r>
-      <w:proofErr w:type="spellStart"/>
-      <w:r>
-        <w:rPr>
-          <w:bCs/>
+          <w:sz w:val="22"/>
+          <w:szCs w:val="22"/>
+        </w:rPr>
+        <w:t xml:space="preserve"> </w:t>
+      </w:r>
+      <w:proofErr w:type="spellStart"/>
+      <w:r>
+        <w:rPr>
+          <w:bCs/>
+          <w:sz w:val="22"/>
+          <w:szCs w:val="22"/>
         </w:rPr>
         <w:t>created</w:t>
       </w:r>
@@ -791,13 +867,17 @@
       <w:r>
         <w:rPr>
           <w:bCs/>
-        </w:rPr>
-        <w:t xml:space="preserve"> </w:t>
-      </w:r>
-      <w:proofErr w:type="spellStart"/>
-      <w:r>
-        <w:rPr>
-          <w:bCs/>
+          <w:sz w:val="22"/>
+          <w:szCs w:val="22"/>
+        </w:rPr>
+        <w:t xml:space="preserve"> </w:t>
+      </w:r>
+      <w:proofErr w:type="spellStart"/>
+      <w:r>
+        <w:rPr>
+          <w:bCs/>
+          <w:sz w:val="22"/>
+          <w:szCs w:val="22"/>
         </w:rPr>
         <w:t>solely</w:t>
       </w:r>
@@ -805,13 +885,17 @@
       <w:r>
         <w:rPr>
           <w:bCs/>
-        </w:rPr>
-        <w:t xml:space="preserve"> </w:t>
-      </w:r>
-      <w:proofErr w:type="spellStart"/>
-      <w:r>
-        <w:rPr>
-          <w:bCs/>
+          <w:sz w:val="22"/>
+          <w:szCs w:val="22"/>
+        </w:rPr>
+        <w:t xml:space="preserve"> </w:t>
+      </w:r>
+      <w:proofErr w:type="spellStart"/>
+      <w:r>
+        <w:rPr>
+          <w:bCs/>
+          <w:sz w:val="22"/>
+          <w:szCs w:val="22"/>
         </w:rPr>
         <w:t>for</w:t>
       </w:r>
@@ -819,13 +903,17 @@
       <w:r>
         <w:rPr>
           <w:bCs/>
-        </w:rPr>
-        <w:t xml:space="preserve"> </w:t>
-      </w:r>
-      <w:proofErr w:type="spellStart"/>
-      <w:r>
-        <w:rPr>
-          <w:bCs/>
+          <w:sz w:val="22"/>
+          <w:szCs w:val="22"/>
+        </w:rPr>
+        <w:t xml:space="preserve"> </w:t>
+      </w:r>
+      <w:proofErr w:type="spellStart"/>
+      <w:r>
+        <w:rPr>
+          <w:bCs/>
+          <w:sz w:val="22"/>
+          <w:szCs w:val="22"/>
         </w:rPr>
         <w:t>the</w:t>
       </w:r>
@@ -833,13 +921,17 @@
       <w:r>
         <w:rPr>
           <w:bCs/>
-        </w:rPr>
-        <w:t xml:space="preserve"> </w:t>
-      </w:r>
-      <w:proofErr w:type="spellStart"/>
-      <w:r>
-        <w:rPr>
-          <w:bCs/>
+          <w:sz w:val="22"/>
+          <w:szCs w:val="22"/>
+        </w:rPr>
+        <w:t xml:space="preserve"> </w:t>
+      </w:r>
+      <w:proofErr w:type="spellStart"/>
+      <w:r>
+        <w:rPr>
+          <w:bCs/>
+          <w:sz w:val="22"/>
+          <w:szCs w:val="22"/>
         </w:rPr>
         <w:t>purpose</w:t>
       </w:r>
@@ -847,6 +939,8 @@
       <w:r>
         <w:rPr>
           <w:bCs/>
+          <w:sz w:val="22"/>
+          <w:szCs w:val="22"/>
         </w:rPr>
         <w:t xml:space="preserve"> of </w:t>
       </w:r>
@@ -854,6 +948,8 @@
       <w:r>
         <w:rPr>
           <w:bCs/>
+          <w:sz w:val="22"/>
+          <w:szCs w:val="22"/>
         </w:rPr>
         <w:t>validating</w:t>
       </w:r>
@@ -861,13 +957,17 @@
       <w:r>
         <w:rPr>
           <w:bCs/>
-        </w:rPr>
-        <w:t xml:space="preserve"> </w:t>
-      </w:r>
-      <w:proofErr w:type="spellStart"/>
-      <w:r>
-        <w:rPr>
-          <w:bCs/>
+          <w:sz w:val="22"/>
+          <w:szCs w:val="22"/>
+        </w:rPr>
+        <w:t xml:space="preserve"> </w:t>
+      </w:r>
+      <w:proofErr w:type="spellStart"/>
+      <w:r>
+        <w:rPr>
+          <w:bCs/>
+          <w:sz w:val="22"/>
+          <w:szCs w:val="22"/>
         </w:rPr>
         <w:t>formatting</w:t>
       </w:r>
@@ -875,13 +975,17 @@
       <w:r>
         <w:rPr>
           <w:bCs/>
-        </w:rPr>
-        <w:t xml:space="preserve"> </w:t>
-      </w:r>
-      <w:proofErr w:type="spellStart"/>
-      <w:r>
-        <w:rPr>
-          <w:bCs/>
+          <w:sz w:val="22"/>
+          <w:szCs w:val="22"/>
+        </w:rPr>
+        <w:t xml:space="preserve"> </w:t>
+      </w:r>
+      <w:proofErr w:type="spellStart"/>
+      <w:r>
+        <w:rPr>
+          <w:bCs/>
+          <w:sz w:val="22"/>
+          <w:szCs w:val="22"/>
         </w:rPr>
         <w:t>requirements</w:t>
       </w:r>
@@ -889,6 +993,8 @@
       <w:r>
         <w:rPr>
           <w:bCs/>
+          <w:sz w:val="22"/>
+          <w:szCs w:val="22"/>
         </w:rPr>
         <w:t xml:space="preserve">. The </w:t>
       </w:r>
@@ -896,6 +1002,8 @@
       <w:r>
         <w:rPr>
           <w:bCs/>
+          <w:sz w:val="22"/>
+          <w:szCs w:val="22"/>
         </w:rPr>
         <w:t>length</w:t>
       </w:r>
@@ -903,6 +1011,8 @@
       <w:r>
         <w:rPr>
           <w:bCs/>
+          <w:sz w:val="22"/>
+          <w:szCs w:val="22"/>
         </w:rPr>
         <w:t xml:space="preserve"> of </w:t>
       </w:r>
@@ -910,6 +1020,8 @@
       <w:r>
         <w:rPr>
           <w:bCs/>
+          <w:sz w:val="22"/>
+          <w:szCs w:val="22"/>
         </w:rPr>
         <w:t>the</w:t>
       </w:r>
@@ -917,13 +1029,17 @@
       <w:r>
         <w:rPr>
           <w:bCs/>
-        </w:rPr>
-        <w:t xml:space="preserve"> </w:t>
-      </w:r>
-      <w:proofErr w:type="spellStart"/>
-      <w:r>
-        <w:rPr>
-          <w:bCs/>
+          <w:sz w:val="22"/>
+          <w:szCs w:val="22"/>
+        </w:rPr>
+        <w:t xml:space="preserve"> </w:t>
+      </w:r>
+      <w:proofErr w:type="spellStart"/>
+      <w:r>
+        <w:rPr>
+          <w:bCs/>
+          <w:sz w:val="22"/>
+          <w:szCs w:val="22"/>
         </w:rPr>
         <w:t>paragraph</w:t>
       </w:r>
@@ -931,13 +1047,17 @@
       <w:r>
         <w:rPr>
           <w:bCs/>
-        </w:rPr>
-        <w:t xml:space="preserve"> </w:t>
-      </w:r>
-      <w:proofErr w:type="spellStart"/>
-      <w:r>
-        <w:rPr>
-          <w:bCs/>
+          <w:sz w:val="22"/>
+          <w:szCs w:val="22"/>
+        </w:rPr>
+        <w:t xml:space="preserve"> </w:t>
+      </w:r>
+      <w:proofErr w:type="spellStart"/>
+      <w:r>
+        <w:rPr>
+          <w:bCs/>
+          <w:sz w:val="22"/>
+          <w:szCs w:val="22"/>
         </w:rPr>
         <w:t>has</w:t>
       </w:r>
@@ -945,13 +1065,17 @@
       <w:r>
         <w:rPr>
           <w:bCs/>
-        </w:rPr>
-        <w:t xml:space="preserve"> </w:t>
-      </w:r>
-      <w:proofErr w:type="spellStart"/>
-      <w:r>
-        <w:rPr>
-          <w:bCs/>
+          <w:sz w:val="22"/>
+          <w:szCs w:val="22"/>
+        </w:rPr>
+        <w:t xml:space="preserve"> </w:t>
+      </w:r>
+      <w:proofErr w:type="spellStart"/>
+      <w:r>
+        <w:rPr>
+          <w:bCs/>
+          <w:sz w:val="22"/>
+          <w:szCs w:val="22"/>
         </w:rPr>
         <w:t>been</w:t>
       </w:r>
@@ -959,13 +1083,17 @@
       <w:r>
         <w:rPr>
           <w:bCs/>
-        </w:rPr>
-        <w:t xml:space="preserve"> </w:t>
-      </w:r>
-      <w:proofErr w:type="spellStart"/>
-      <w:r>
-        <w:rPr>
-          <w:bCs/>
+          <w:sz w:val="22"/>
+          <w:szCs w:val="22"/>
+        </w:rPr>
+        <w:t xml:space="preserve"> </w:t>
+      </w:r>
+      <w:proofErr w:type="spellStart"/>
+      <w:r>
+        <w:rPr>
+          <w:bCs/>
+          <w:sz w:val="22"/>
+          <w:szCs w:val="22"/>
         </w:rPr>
         <w:t>chosen</w:t>
       </w:r>
@@ -973,13 +1101,17 @@
       <w:r>
         <w:rPr>
           <w:bCs/>
-        </w:rPr>
-        <w:t xml:space="preserve"> </w:t>
-      </w:r>
-      <w:proofErr w:type="spellStart"/>
-      <w:r>
-        <w:rPr>
-          <w:bCs/>
+          <w:sz w:val="22"/>
+          <w:szCs w:val="22"/>
+        </w:rPr>
+        <w:t xml:space="preserve"> </w:t>
+      </w:r>
+      <w:proofErr w:type="spellStart"/>
+      <w:r>
+        <w:rPr>
+          <w:bCs/>
+          <w:sz w:val="22"/>
+          <w:szCs w:val="22"/>
         </w:rPr>
         <w:t>to</w:t>
       </w:r>
@@ -987,13 +1119,17 @@
       <w:r>
         <w:rPr>
           <w:bCs/>
-        </w:rPr>
-        <w:t xml:space="preserve"> </w:t>
-      </w:r>
-      <w:proofErr w:type="spellStart"/>
-      <w:r>
-        <w:rPr>
-          <w:bCs/>
+          <w:sz w:val="22"/>
+          <w:szCs w:val="22"/>
+        </w:rPr>
+        <w:t xml:space="preserve"> </w:t>
+      </w:r>
+      <w:proofErr w:type="spellStart"/>
+      <w:r>
+        <w:rPr>
+          <w:bCs/>
+          <w:sz w:val="22"/>
+          <w:szCs w:val="22"/>
         </w:rPr>
         <w:t>correspond</w:t>
       </w:r>
@@ -1001,13 +1137,17 @@
       <w:r>
         <w:rPr>
           <w:bCs/>
-        </w:rPr>
-        <w:t xml:space="preserve"> </w:t>
-      </w:r>
-      <w:proofErr w:type="spellStart"/>
-      <w:r>
-        <w:rPr>
-          <w:bCs/>
+          <w:sz w:val="22"/>
+          <w:szCs w:val="22"/>
+        </w:rPr>
+        <w:t xml:space="preserve"> </w:t>
+      </w:r>
+      <w:proofErr w:type="spellStart"/>
+      <w:r>
+        <w:rPr>
+          <w:bCs/>
+          <w:sz w:val="22"/>
+          <w:szCs w:val="22"/>
         </w:rPr>
         <w:t>to</w:t>
       </w:r>
@@ -1015,13 +1155,17 @@
       <w:r>
         <w:rPr>
           <w:bCs/>
-        </w:rPr>
-        <w:t xml:space="preserve"> </w:t>
-      </w:r>
-      <w:proofErr w:type="spellStart"/>
-      <w:r>
-        <w:rPr>
-          <w:bCs/>
+          <w:sz w:val="22"/>
+          <w:szCs w:val="22"/>
+        </w:rPr>
+        <w:t xml:space="preserve"> </w:t>
+      </w:r>
+      <w:proofErr w:type="spellStart"/>
+      <w:r>
+        <w:rPr>
+          <w:bCs/>
+          <w:sz w:val="22"/>
+          <w:szCs w:val="22"/>
         </w:rPr>
         <w:t>the</w:t>
       </w:r>
@@ -1029,13 +1173,17 @@
       <w:r>
         <w:rPr>
           <w:bCs/>
-        </w:rPr>
-        <w:t xml:space="preserve"> </w:t>
-      </w:r>
-      <w:proofErr w:type="spellStart"/>
-      <w:r>
-        <w:rPr>
-          <w:bCs/>
+          <w:sz w:val="22"/>
+          <w:szCs w:val="22"/>
+        </w:rPr>
+        <w:t xml:space="preserve"> </w:t>
+      </w:r>
+      <w:proofErr w:type="spellStart"/>
+      <w:r>
+        <w:rPr>
+          <w:bCs/>
+          <w:sz w:val="22"/>
+          <w:szCs w:val="22"/>
         </w:rPr>
         <w:t>volume</w:t>
       </w:r>
@@ -1043,6 +1191,8 @@
       <w:r>
         <w:rPr>
           <w:bCs/>
+          <w:sz w:val="22"/>
+          <w:szCs w:val="22"/>
         </w:rPr>
         <w:t xml:space="preserve"> of a </w:t>
       </w:r>
@@ -1050,6 +1200,8 @@
       <w:r>
         <w:rPr>
           <w:bCs/>
+          <w:sz w:val="22"/>
+          <w:szCs w:val="22"/>
         </w:rPr>
         <w:t>typical</w:t>
       </w:r>
@@ -1057,13 +1209,17 @@
       <w:r>
         <w:rPr>
           <w:bCs/>
-        </w:rPr>
-        <w:t xml:space="preserve"> </w:t>
-      </w:r>
-      <w:proofErr w:type="spellStart"/>
-      <w:r>
-        <w:rPr>
-          <w:bCs/>
+          <w:sz w:val="22"/>
+          <w:szCs w:val="22"/>
+        </w:rPr>
+        <w:t xml:space="preserve"> </w:t>
+      </w:r>
+      <w:proofErr w:type="spellStart"/>
+      <w:r>
+        <w:rPr>
+          <w:bCs/>
+          <w:sz w:val="22"/>
+          <w:szCs w:val="22"/>
         </w:rPr>
         <w:t>academic</w:t>
       </w:r>
@@ -1071,13 +1227,17 @@
       <w:r>
         <w:rPr>
           <w:bCs/>
-        </w:rPr>
-        <w:t xml:space="preserve"> </w:t>
-      </w:r>
-      <w:proofErr w:type="spellStart"/>
-      <w:r>
-        <w:rPr>
-          <w:bCs/>
+          <w:sz w:val="22"/>
+          <w:szCs w:val="22"/>
+        </w:rPr>
+        <w:t xml:space="preserve"> </w:t>
+      </w:r>
+      <w:proofErr w:type="spellStart"/>
+      <w:r>
+        <w:rPr>
+          <w:bCs/>
+          <w:sz w:val="22"/>
+          <w:szCs w:val="22"/>
         </w:rPr>
         <w:t>text</w:t>
       </w:r>
@@ -1085,6 +1245,8 @@
       <w:r>
         <w:rPr>
           <w:bCs/>
+          <w:sz w:val="22"/>
+          <w:szCs w:val="22"/>
         </w:rPr>
         <w:t>.</w:t>
       </w:r>
